--- a/spec/examples/generated/complete_document.docx
+++ b/spec/examples/generated/complete_document.docx
@@ -1,9 +1,11 @@
 
 <file path=word/document.xml><?xml version="1.0" encoding="UTF-8"?>
-<w:document xmlns:w="http://schemas.openxmlformats.org/wordprocessingml/2006/main">
+<w:document xmlns:w="http://schemas.openxmlformats.org/wordprocessingml/2006/main" xmlns:wpc="http://schemas.microsoft.com/office/word/2010/wordprocessingCanvas" xmlns:cx="http://schemas.microsoft.com/office/drawing/2014/chartex" xmlns:cx1="http://schemas.microsoft.com/office/drawing/2015/9/8/chartex" xmlns:cx2="http://schemas.microsoft.com/office/drawing/2015/10/21/chartex" xmlns:cx3="http://schemas.microsoft.com/office/drawing/2016/5/9/chartex" xmlns:cx4="http://schemas.microsoft.com/office/drawing/2016/5/10/chartex" xmlns:cx5="http://schemas.microsoft.com/office/drawing/2016/5/11/chartex" xmlns:cx6="http://schemas.microsoft.com/office/drawing/2016/5/12/chartex" xmlns:cx7="http://schemas.microsoft.com/office/drawing/2016/5/13/chartex" xmlns:cx8="http://schemas.microsoft.com/office/drawing/2016/5/14/chartex" xmlns:mc="http://schemas.openxmlformats.org/markup-compatibility/2006" xmlns:aink="http://schemas.microsoft.com/office/drawing/2016/ink" xmlns:am3d="http://schemas.microsoft.com/office/drawing/2017/model3d" xmlns:o="urn:schemas-microsoft-com:office:office" xmlns:oel="http://schemas.microsoft.com/office/2019/extlst" xmlns:r="http://schemas.openxmlformats.org/officeDocument/2006/relationships" xmlns:m="http://schemas.openxmlformats.org/officeDocument/2006/math" xmlns:v="urn:schemas-microsoft-com:vml" xmlns:wp14="http://schemas.microsoft.com/office/word/2010/wordprocessingDrawing" xmlns:wp="http://schemas.openxmlformats.org/drawingml/2006/wordprocessingDrawing" xmlns:w10="urn:schemas-microsoft-com:office:word" xmlns:w14="http://schemas.microsoft.com/office/word/2010/wordml" xmlns:w15="http://schemas.microsoft.com/office/word/2012/wordml" xmlns:w16cex="http://schemas.microsoft.com/office/word/2018/wordml/cex" xmlns:w16cid="http://schemas.microsoft.com/office/word/2016/wordml/cid" xmlns:w16="http://schemas.microsoft.com/office/word/2018/wordml" xmlns:w16du="http://schemas.microsoft.com/office/word/2023/wordml/word16du" xmlns:w16sdtdh="http://schemas.microsoft.com/office/word/2020/wordml/sdtdatahash" xmlns:w16sdtfl="http://schemas.microsoft.com/office/word/2024/wordml/sdtformatlock" xmlns:w16se="http://schemas.microsoft.com/office/word/2015/wordml/symex" xmlns:wpg="http://schemas.microsoft.com/office/word/2010/wordprocessingGroup" xmlns:wpi="http://schemas.microsoft.com/office/word/2010/wordprocessingInk" xmlns:wne="http://schemas.microsoft.com/office/word/2006/wordml" xmlns:wps="http://schemas.microsoft.com/office/word/2010/wordprocessingShape" mc:Ignorable="w14 w15 wp14">
   <w:body>
     <w:p>
-      <w:pPr w:val="Title"/>
+      <w:pPr>
+        <w:pStyle w:val="Title"/>
+      </w:pPr>
       <w:r>
         <w:t>Complete Document</w:t>
       </w:r>
@@ -42,7 +44,9 @@
       </w:r>
     </w:p>
     <w:p>
-      <w:pPr w:val="Heading1"/>
+      <w:pPr>
+        <w:pStyle w:val="Heading1"/>
+      </w:pPr>
       <w:r>
         <w:t>1. Introduction</w:t>
       </w:r>
@@ -107,7 +111,7 @@
         </w:numPr>
       </w:pPr>
       <w:r>
-        <w:t>Bibliography and citations</w:t>
+        <w:t>bibliography and citations</w:t>
       </w:r>
     </w:p>
     <w:p>
@@ -138,13 +142,17 @@
       </w:r>
     </w:p>
     <w:p>
-      <w:pPr w:val="Heading1"/>
+      <w:pPr>
+        <w:pStyle w:val="Heading1"/>
+      </w:pPr>
       <w:r>
         <w:t>2. Data Analysis</w:t>
       </w:r>
     </w:p>
     <w:p>
-      <w:pPr w:val="Heading2"/>
+      <w:pPr>
+        <w:pStyle w:val="Heading2"/>
+      </w:pPr>
       <w:r>
         <w:t>2.1 Sales Performance</w:t>
       </w:r>
@@ -155,7 +163,9 @@
       </w:r>
     </w:p>
     <w:p>
-      <w:pPr w:val="Heading2"/>
+      <w:pPr>
+        <w:pStyle w:val="Heading2"/>
+      </w:pPr>
       <w:r>
         <w:t>2.2 Revenue Chart</w:t>
       </w:r>
@@ -163,21 +173,23 @@
     <w:p>
       <w:r>
         <w:drawing>
-          <inline xmlns="http://schemas.openxmlformats.org/drawingml/2006/wordprocessingDrawing">
-            <extent wp:cx="5486400" wp:cy="3200400"/>
-            <effectExtent/>
-            <docPr wp:id="422172684" wp:name="Chart 392083"/>
+          <wp:inline>
+            <wp:extent wp:cx="5486400" wp:cy="3200400"/>
+            <wp:effectExtent/>
+            <wp:docPr wp:id="69587099" wp:name="Chart 547559"/>
             <graphic xmlns="http://schemas.openxmlformats.org/drawingml/2006/main">
               <graphicData uri="http://schemas.openxmlformats.org/drawingml/2006/chart">
                 <chart xmlns="http://schemas.openxmlformats.org/drawingml/2006/chart" c:id="rIdChart1"/>
               </graphicData>
             </graphic>
-          </inline>
+          </wp:inline>
         </w:drawing>
       </w:r>
     </w:p>
     <w:p>
-      <w:pPr w:val="Heading2"/>
+      <w:pPr>
+        <w:pStyle w:val="Heading2"/>
+      </w:pPr>
       <w:r>
         <w:t>2.3 Trend Analysis</w:t>
       </w:r>
@@ -185,16 +197,16 @@
     <w:p>
       <w:r>
         <w:drawing>
-          <inline xmlns="http://schemas.openxmlformats.org/drawingml/2006/wordprocessingDrawing">
-            <extent wp:cx="5486400" wp:cy="3200400"/>
-            <effectExtent/>
-            <docPr wp:id="997124310" wp:name="Chart 66645"/>
+          <wp:inline>
+            <wp:extent wp:cx="5486400" wp:cy="3200400"/>
+            <wp:effectExtent/>
+            <wp:docPr wp:id="21121708" wp:name="Chart 389247"/>
             <graphic xmlns="http://schemas.openxmlformats.org/drawingml/2006/main">
               <graphicData uri="http://schemas.openxmlformats.org/drawingml/2006/chart">
                 <chart xmlns="http://schemas.openxmlformats.org/drawingml/2006/chart" c:id="rIdChart2"/>
               </graphicData>
             </graphic>
-          </inline>
+          </wp:inline>
         </w:drawing>
       </w:r>
     </w:p>
@@ -204,7 +216,9 @@
       </w:r>
     </w:p>
     <w:p>
-      <w:pPr w:val="Heading1"/>
+      <w:pPr>
+        <w:pStyle w:val="Heading1"/>
+      </w:pPr>
       <w:r>
         <w:t>3. References</w:t>
       </w:r>
@@ -353,8 +367,12 @@
       </w:tr>
     </w:tbl>
     <w:sectPr>
-      <w:headerReference w:type="default" w:r:id="rIdHeader1"/>
-      <w:footerReference w:type="default" w:r:id="rIdFooter1"/>
+      <w:pgSz w:w="12240" w:h="15840"/>
+      <w:pgMar w:top="1440" w:bottom="1440" w:left="1440" w:right="1440" w:header="720" w:footer="720" w:gutter="0"/>
+      <w:cols w:space="720"/>
+      <w:headerReference w:type="default" r:id="rIdHeader1"/>
+      <w:footerReference w:type="default" r:id="rIdFooter1"/>
+      <w:docGrid w:linePitch="360"/>
     </w:sectPr>
   </w:body>
 </w:document>
@@ -396,7 +414,6 @@
   <w:p>
     <w:r>
       <w:rPr>
-        <w:rFonts/>
         <w:b/>
         <w:color w:val="808080"/>
       </w:rPr>
@@ -407,7 +424,6 @@
     </w:r>
     <w:r>
       <w:rPr>
-        <w:rFonts/>
         <w:color w:val="FF0000"/>
       </w:rPr>
       <w:t>Confidential</w:t>
@@ -416,72 +432,72 @@
 </w:hdr>
 </file>
 
-<file path=word/numbering.xml><?xml version="1.0" encoding="UTF-8"?>
-<numbering xmlns="http://schemas.openxmlformats.org/wordprocessingml/2006/main" xmlns:mc="http://schemas.openxmlformats.org/markup-compatibility/2006">
-  <abstractNum w:abstractNumId="0">
-    <lvl w:ilvl="0">
-      <start w:val="1"/>
-      <numFmt w:val="decimal"/>
-      <lvlJc w:val="left"/>
-      <ind w:left="720" w:hanging="360"/>
-    </lvl>
-    <lvl w:ilvl="1">
-      <start w:val="1"/>
-      <numFmt w:val="decimal"/>
-      <lvlJc w:val="left"/>
-      <ind w:left="1440" w:hanging="360"/>
-    </lvl>
-    <lvl w:ilvl="2">
-      <start w:val="1"/>
-      <numFmt w:val="decimal"/>
-      <lvlJc w:val="left"/>
-      <ind w:left="2160" w:hanging="360"/>
-    </lvl>
-    <lvl w:ilvl="3">
-      <start w:val="1"/>
-      <numFmt w:val="decimal"/>
-      <lvlJc w:val="left"/>
-      <ind w:left="2880" w:hanging="360"/>
-    </lvl>
-    <lvl w:ilvl="4">
-      <start w:val="1"/>
-      <numFmt w:val="decimal"/>
-      <lvlJc w:val="left"/>
-      <ind w:left="3600" w:hanging="360"/>
-    </lvl>
-    <lvl w:ilvl="5">
-      <start w:val="1"/>
-      <numFmt w:val="decimal"/>
-      <lvlJc w:val="left"/>
-      <ind w:left="4320" w:hanging="360"/>
-    </lvl>
-    <lvl w:ilvl="6">
-      <start w:val="1"/>
-      <numFmt w:val="decimal"/>
-      <lvlJc w:val="left"/>
-      <ind w:left="5040" w:hanging="360"/>
-    </lvl>
-    <lvl w:ilvl="7">
-      <start w:val="1"/>
-      <numFmt w:val="decimal"/>
-      <lvlJc w:val="left"/>
-      <ind w:left="5760" w:hanging="360"/>
-    </lvl>
-    <lvl w:ilvl="8">
-      <start w:val="1"/>
-      <numFmt w:val="decimal"/>
-      <lvlJc w:val="left"/>
-      <ind w:left="6480" w:hanging="360"/>
-    </lvl>
-  </abstractNum>
-  <num w:numId="1">
-    <abstractNumId w:val="0"/>
-  </num>
-</numbering>
+<file path=word/numbering.xml><?xml version="1.0" encoding="utf-8"?>
+<w:numbering xmlns:w="http://schemas.openxmlformats.org/wordprocessingml/2006/main" xmlns:mc="http://schemas.openxmlformats.org/markup-compatibility/2006">
+  <w:abstractNum w:abstractNumId="0">
+    <w:lvl w:ilvl="0">
+      <w:start w:val="1"/>
+      <w:numFmt w:val="decimal"/>
+      <w:lvlJc w:val="left"/>
+      <w:ind w:left="720" w:hanging="360"/>
+    </w:lvl>
+    <w:lvl w:ilvl="1">
+      <w:start w:val="1"/>
+      <w:numFmt w:val="decimal"/>
+      <w:lvlJc w:val="left"/>
+      <w:ind w:left="1440" w:hanging="360"/>
+    </w:lvl>
+    <w:lvl w:ilvl="2">
+      <w:start w:val="1"/>
+      <w:numFmt w:val="decimal"/>
+      <w:lvlJc w:val="left"/>
+      <w:ind w:left="2160" w:hanging="360"/>
+    </w:lvl>
+    <w:lvl w:ilvl="3">
+      <w:start w:val="1"/>
+      <w:numFmt w:val="decimal"/>
+      <w:lvlJc w:val="left"/>
+      <w:ind w:left="2880" w:hanging="360"/>
+    </w:lvl>
+    <w:lvl w:ilvl="4">
+      <w:start w:val="1"/>
+      <w:numFmt w:val="decimal"/>
+      <w:lvlJc w:val="left"/>
+      <w:ind w:left="3600" w:hanging="360"/>
+    </w:lvl>
+    <w:lvl w:ilvl="5">
+      <w:start w:val="1"/>
+      <w:numFmt w:val="decimal"/>
+      <w:lvlJc w:val="left"/>
+      <w:ind w:left="4320" w:hanging="360"/>
+    </w:lvl>
+    <w:lvl w:ilvl="6">
+      <w:start w:val="1"/>
+      <w:numFmt w:val="decimal"/>
+      <w:lvlJc w:val="left"/>
+      <w:ind w:left="5040" w:hanging="360"/>
+    </w:lvl>
+    <w:lvl w:ilvl="7">
+      <w:start w:val="1"/>
+      <w:numFmt w:val="decimal"/>
+      <w:lvlJc w:val="left"/>
+      <w:ind w:left="5760" w:hanging="360"/>
+    </w:lvl>
+    <w:lvl w:ilvl="8">
+      <w:start w:val="1"/>
+      <w:numFmt w:val="decimal"/>
+      <w:lvlJc w:val="left"/>
+      <w:ind w:left="6480" w:hanging="360"/>
+    </w:lvl>
+  </w:abstractNum>
+  <w:num w:numId="1">
+    <w:abstractNumId w:val="0"/>
+  </w:num>
+</w:numbering>
 </file>
 
 <file path=word/sources.xml><?xml version="1.0" encoding="UTF-8"?>
-<sources xmlns="http://schemas.openxmlformats.org/officeDocument/2006/bibliography" b:SelectedStyle="APA">
+<Sources xmlns="http://schemas.openxmlformats.org/officeDocument/2006/bibliography" b:SelectedStyle="APA">
   <Source>
     <SourceType>Book</SourceType>
     <Tag>Smith2024</Tag>
@@ -497,7 +513,7 @@
         </Person>
       </NameList>
     </Author>
-    <Title>Data Analysis Best Practices</Title>
+    <Title>Data Analysis best Practices</Title>
     <Year>2024</Year>
     <Publisher>Academic Press</Publisher>
     <City>New York</City>
@@ -516,7 +532,7 @@
     </Author>
     <Title>Modern Sales Techniques</Title>
     <Year>2023</Year>
-    <Publisher>Harvard Business Review</Publisher>
+    <Publisher>Harvard business Review</Publisher>
     <Pages>45-60</Pages>
     <Volume>101</Volume>
     <Issue>3</Issue>
@@ -551,186 +567,599 @@
     <City>New Orleans</City>
     <RefOrder>4</RefOrder>
   </Source>
-</sources>
+</Sources>
 </file>
 
-<file path=word/styles.xml><?xml version="1.0" encoding="UTF-8"?>
-<styles xmlns="http://schemas.openxmlformats.org/wordprocessingml/2006/main" xmlns:mc="http://schemas.openxmlformats.org/markup-compatibility/2006">
-  <style w:type="paragraph" w:styleId="Normal" w:default="1">
-    <name w:val="Normal"/>
-    <qFormat/>
-  </style>
-  <style w:type="character" w:styleId="DefaultParagraphFont" w:default="1">
-    <name w:val="Default Paragraph Font"/>
-  </style>
-  <style w:type="paragraph" w:styleId="Heading1">
-    <name w:val="Heading 1"/>
-    <basedOn w:val="Normal"/>
-    <next w:val="Normal"/>
-    <uiPriority w:val="9"/>
-    <qFormat/>
-    <pPr>
-      <spacing w:before="320" w:after="0"/>
-      <outlineLvl/>
-    </pPr>
-    <rPr>
-      <rFonts/>
-      <sz/>
-      <b/>
-      <color/>
-    </rPr>
-  </style>
-  <style w:type="paragraph" w:styleId="Heading2">
-    <name w:val="Heading 2"/>
-    <basedOn w:val="Normal"/>
-    <next w:val="Normal"/>
-    <uiPriority w:val="10"/>
-    <qFormat/>
-    <pPr>
-      <spacing w:before="400" w:after="0"/>
-      <outlineLvl/>
-    </pPr>
-    <rPr>
-      <rFonts/>
-      <sz/>
-      <b/>
-      <color/>
-    </rPr>
-  </style>
-  <style w:type="paragraph" w:styleId="Heading3">
-    <name w:val="Heading 3"/>
-    <basedOn w:val="Normal"/>
-    <next w:val="Normal"/>
-    <uiPriority w:val="11"/>
-    <qFormat/>
-    <pPr>
-      <spacing w:before="480" w:after="0"/>
-      <outlineLvl/>
-    </pPr>
-    <rPr>
-      <rFonts/>
-      <sz/>
-      <b/>
-      <color/>
-    </rPr>
-  </style>
-  <style w:type="paragraph" w:styleId="Heading4">
-    <name w:val="Heading 4"/>
-    <basedOn w:val="Normal"/>
-    <next w:val="Normal"/>
-    <uiPriority w:val="12"/>
-    <qFormat/>
-    <pPr>
-      <spacing w:before="560" w:after="0"/>
-      <outlineLvl/>
-    </pPr>
-    <rPr>
-      <rFonts/>
-      <sz/>
-      <b/>
-      <color/>
-    </rPr>
-  </style>
-  <style w:type="paragraph" w:styleId="Heading5">
-    <name w:val="Heading 5"/>
-    <basedOn w:val="Normal"/>
-    <next w:val="Normal"/>
-    <uiPriority w:val="13"/>
-    <qFormat/>
-    <pPr>
-      <spacing w:before="640" w:after="0"/>
-      <outlineLvl/>
-    </pPr>
-    <rPr>
-      <rFonts/>
-      <sz/>
-      <b/>
-      <color/>
-    </rPr>
-  </style>
-  <style w:type="paragraph" w:styleId="Heading6">
-    <name w:val="Heading 6"/>
-    <basedOn w:val="Normal"/>
-    <next w:val="Normal"/>
-    <uiPriority w:val="14"/>
-    <qFormat/>
-    <pPr>
-      <spacing w:before="720" w:after="0"/>
-      <outlineLvl/>
-    </pPr>
-    <rPr>
-      <rFonts/>
-      <sz/>
-      <b/>
-      <color/>
-    </rPr>
-  </style>
-  <style w:type="paragraph" w:styleId="Heading7">
-    <name w:val="Heading 7"/>
-    <basedOn w:val="Normal"/>
-    <next w:val="Normal"/>
-    <uiPriority w:val="15"/>
-    <qFormat/>
-    <pPr>
-      <spacing w:before="800" w:after="0"/>
-      <outlineLvl/>
-    </pPr>
-    <rPr>
-      <rFonts/>
-      <sz/>
-      <b/>
-      <color/>
-    </rPr>
-  </style>
-  <style w:type="paragraph" w:styleId="Heading8">
-    <name w:val="Heading 8"/>
-    <basedOn w:val="Normal"/>
-    <next w:val="Normal"/>
-    <uiPriority w:val="16"/>
-    <qFormat/>
-    <pPr>
-      <spacing w:before="880" w:after="0"/>
-      <outlineLvl/>
-    </pPr>
-    <rPr>
-      <rFonts/>
-      <sz/>
-      <b/>
-      <color/>
-    </rPr>
-  </style>
-  <style w:type="paragraph" w:styleId="Heading9">
-    <name w:val="Heading 9"/>
-    <basedOn w:val="Normal"/>
-    <next w:val="Normal"/>
-    <uiPriority w:val="17"/>
-    <qFormat/>
-    <pPr>
-      <spacing w:before="960" w:after="0"/>
-      <outlineLvl/>
-    </pPr>
-    <rPr>
-      <rFonts/>
-      <sz/>
-      <b/>
-      <color/>
-    </rPr>
-  </style>
-  <style w:type="character" w:styleId="Emphasis" w:customStyle="1">
-    <name w:val="Emphasis"/>
-    <rPr>
-      <rFonts/>
-      <i/>
-    </rPr>
-  </style>
-  <style w:type="character" w:styleId="Strong" w:customStyle="1">
-    <name w:val="Strong"/>
-    <rPr>
-      <rFonts/>
-      <b/>
-    </rPr>
-  </style>
-</styles>
+<file path=word/styles.xml><?xml version="1.0" encoding="utf-8"?>
+<w:styles xmlns:w="http://schemas.openxmlformats.org/wordprocessingml/2006/main" xmlns:mc="http://schemas.openxmlformats.org/markup-compatibility/2006" xmlns:r="http://schemas.openxmlformats.org/officeDocument/2006/relationships" xmlns:w14="http://schemas.microsoft.com/office/word/2010/wordml" xmlns:w15="http://schemas.microsoft.com/office/word/2012/wordml" xmlns:w16cex="http://schemas.microsoft.com/office/word/2018/wordml/cex" xmlns:w16cid="http://schemas.microsoft.com/office/word/2016/wordml/cid" xmlns:w16="http://schemas.microsoft.com/office/word/2018/wordml" xmlns:w16du="http://schemas.microsoft.com/office/word/2023/wordml/word16du" xmlns:w16sdtdh="http://schemas.microsoft.com/office/word/2020/wordml/sdtdatahash" xmlns:w16sdtfl="http://schemas.microsoft.com/office/word/2024/wordml/sdtformatlock" xmlns:w16se="http://schemas.microsoft.com/office/word/2015/wordml/symex" mc:Ignorable="w14 w15 w16se w16cid w16 w16cex w16sdtdh w16sdtfl w16du">
+  <w:docDefaults>
+    <w:rPrDefault>
+      <w:rPr>
+        <w:rFonts w:asciiTheme="minorHAnsi" w:eastAsiaTheme="minorEastAsia" w:hAnsiTheme="minorHAnsi" w:cstheme="minorBidi"/>
+        <w:sz/>
+        <w:szCs/>
+        <w:kern/>
+        <w:lang w:val="en-US" w:eastAsia="zh-CN" w:bidi="ar-SA"/>
+      </w:rPr>
+    </w:rPrDefault>
+    <w:pPrDefault>
+      <w:pPr>
+        <w:spacing w:after="160" w:line="278" w:lineRule="auto"/>
+      </w:pPr>
+    </w:pPrDefault>
+  </w:docDefaults>
+  <w:latentStyles w:defLockedState="0" w:defUIPriority="99" w:defSemiHidden="0" w:defUnhideWhenUsed="0" w:defQFormat="0" w:count="376">
+    <w:lsdException w:name="Normal" w:uiPriority="0" w:qFormat="1"/>
+    <w:lsdException w:name="heading 1" w:uiPriority="9" w:qFormat="1"/>
+    <w:lsdException w:name="heading 2" w:uiPriority="9" w:qFormat="1" w:semiHidden="1" w:unhideWhenUsed="1"/>
+    <w:lsdException w:name="heading 3" w:uiPriority="9" w:qFormat="1" w:semiHidden="1" w:unhideWhenUsed="1"/>
+    <w:lsdException w:name="heading 4" w:uiPriority="9" w:qFormat="1" w:semiHidden="1" w:unhideWhenUsed="1"/>
+    <w:lsdException w:name="heading 5" w:uiPriority="9" w:qFormat="1" w:semiHidden="1" w:unhideWhenUsed="1"/>
+    <w:lsdException w:name="heading 6" w:uiPriority="9" w:qFormat="1" w:semiHidden="1" w:unhideWhenUsed="1"/>
+    <w:lsdException w:name="heading 7" w:uiPriority="9" w:qFormat="1" w:semiHidden="1" w:unhideWhenUsed="1"/>
+    <w:lsdException w:name="heading 8" w:uiPriority="9" w:qFormat="1" w:semiHidden="1" w:unhideWhenUsed="1"/>
+    <w:lsdException w:name="heading 9" w:uiPriority="9" w:qFormat="1" w:semiHidden="1" w:unhideWhenUsed="1"/>
+    <w:lsdException w:name="index 1" w:semiHidden="1" w:unhideWhenUsed="1"/>
+    <w:lsdException w:name="index 2" w:semiHidden="1" w:unhideWhenUsed="1"/>
+    <w:lsdException w:name="index 3" w:semiHidden="1" w:unhideWhenUsed="1"/>
+    <w:lsdException w:name="index 4" w:semiHidden="1" w:unhideWhenUsed="1"/>
+    <w:lsdException w:name="index 5" w:semiHidden="1" w:unhideWhenUsed="1"/>
+    <w:lsdException w:name="index 6" w:semiHidden="1" w:unhideWhenUsed="1"/>
+    <w:lsdException w:name="index 7" w:semiHidden="1" w:unhideWhenUsed="1"/>
+    <w:lsdException w:name="index 8" w:semiHidden="1" w:unhideWhenUsed="1"/>
+    <w:lsdException w:name="index 9" w:semiHidden="1" w:unhideWhenUsed="1"/>
+    <w:lsdException w:name="toc 1" w:uiPriority="39" w:semiHidden="1" w:unhideWhenUsed="1"/>
+    <w:lsdException w:name="toc 2" w:uiPriority="39" w:semiHidden="1" w:unhideWhenUsed="1"/>
+    <w:lsdException w:name="toc 3" w:uiPriority="39" w:semiHidden="1" w:unhideWhenUsed="1"/>
+    <w:lsdException w:name="toc 4" w:uiPriority="39" w:semiHidden="1" w:unhideWhenUsed="1"/>
+    <w:lsdException w:name="toc 5" w:uiPriority="39" w:semiHidden="1" w:unhideWhenUsed="1"/>
+    <w:lsdException w:name="toc 6" w:uiPriority="39" w:semiHidden="1" w:unhideWhenUsed="1"/>
+    <w:lsdException w:name="toc 7" w:uiPriority="39" w:semiHidden="1" w:unhideWhenUsed="1"/>
+    <w:lsdException w:name="toc 8" w:uiPriority="39" w:semiHidden="1" w:unhideWhenUsed="1"/>
+    <w:lsdException w:name="toc 9" w:uiPriority="39" w:semiHidden="1" w:unhideWhenUsed="1"/>
+    <w:lsdException w:name="Normal Indent" w:semiHidden="1" w:unhideWhenUsed="1"/>
+    <w:lsdException w:name="footnote text" w:semiHidden="1" w:unhideWhenUsed="1"/>
+    <w:lsdException w:name="annotation text" w:semiHidden="1" w:unhideWhenUsed="1"/>
+    <w:lsdException w:name="header" w:semiHidden="1" w:unhideWhenUsed="1"/>
+    <w:lsdException w:name="footer" w:semiHidden="1" w:unhideWhenUsed="1"/>
+    <w:lsdException w:name="index heading" w:semiHidden="1" w:unhideWhenUsed="1"/>
+    <w:lsdException w:name="caption" w:uiPriority="35" w:qFormat="1" w:semiHidden="1" w:unhideWhenUsed="1"/>
+    <w:lsdException w:name="table of figures" w:semiHidden="1" w:unhideWhenUsed="1"/>
+    <w:lsdException w:name="envelope address" w:semiHidden="1" w:unhideWhenUsed="1"/>
+    <w:lsdException w:name="envelope return" w:semiHidden="1" w:unhideWhenUsed="1"/>
+    <w:lsdException w:name="footnote reference" w:semiHidden="1" w:unhideWhenUsed="1"/>
+    <w:lsdException w:name="annotation reference" w:semiHidden="1" w:unhideWhenUsed="1"/>
+    <w:lsdException w:name="line number" w:semiHidden="1" w:unhideWhenUsed="1"/>
+    <w:lsdException w:name="page number" w:semiHidden="1" w:unhideWhenUsed="1"/>
+    <w:lsdException w:name="endnote reference" w:semiHidden="1" w:unhideWhenUsed="1"/>
+    <w:lsdException w:name="endnote text" w:semiHidden="1" w:unhideWhenUsed="1"/>
+    <w:lsdException w:name="table of authorities" w:semiHidden="1" w:unhideWhenUsed="1"/>
+    <w:lsdException w:name="macro" w:semiHidden="1" w:unhideWhenUsed="1"/>
+    <w:lsdException w:name="toa heading" w:semiHidden="1" w:unhideWhenUsed="1"/>
+    <w:lsdException w:name="List" w:semiHidden="1" w:unhideWhenUsed="1"/>
+    <w:lsdException w:name="List Bullet" w:semiHidden="1" w:unhideWhenUsed="1"/>
+    <w:lsdException w:name="List Number" w:semiHidden="1" w:unhideWhenUsed="1"/>
+    <w:lsdException w:name="List 2" w:semiHidden="1" w:unhideWhenUsed="1"/>
+    <w:lsdException w:name="List 3" w:semiHidden="1" w:unhideWhenUsed="1"/>
+    <w:lsdException w:name="List 4" w:semiHidden="1" w:unhideWhenUsed="1"/>
+    <w:lsdException w:name="List 5" w:semiHidden="1" w:unhideWhenUsed="1"/>
+    <w:lsdException w:name="List Bullet 2" w:semiHidden="1" w:unhideWhenUsed="1"/>
+    <w:lsdException w:name="List Bullet 3" w:semiHidden="1" w:unhideWhenUsed="1"/>
+    <w:lsdException w:name="List Bullet 4" w:semiHidden="1" w:unhideWhenUsed="1"/>
+    <w:lsdException w:name="List Bullet 5" w:semiHidden="1" w:unhideWhenUsed="1"/>
+    <w:lsdException w:name="List Number 2" w:semiHidden="1" w:unhideWhenUsed="1"/>
+    <w:lsdException w:name="List Number 3" w:semiHidden="1" w:unhideWhenUsed="1"/>
+    <w:lsdException w:name="List Number 4" w:semiHidden="1" w:unhideWhenUsed="1"/>
+    <w:lsdException w:name="List Number 5" w:semiHidden="1" w:unhideWhenUsed="1"/>
+    <w:lsdException w:name="Title" w:uiPriority="10" w:qFormat="1"/>
+    <w:lsdException w:name="Closing" w:semiHidden="1" w:unhideWhenUsed="1"/>
+    <w:lsdException w:name="Signature" w:semiHidden="1" w:unhideWhenUsed="1"/>
+    <w:lsdException w:name="Default Paragraph Font" w:uiPriority="1" w:semiHidden="1" w:unhideWhenUsed="1"/>
+    <w:lsdException w:name="Body Text" w:semiHidden="1" w:unhideWhenUsed="1"/>
+    <w:lsdException w:name="Body Text Indent" w:semiHidden="1" w:unhideWhenUsed="1"/>
+    <w:lsdException w:name="List Continue" w:semiHidden="1" w:unhideWhenUsed="1"/>
+    <w:lsdException w:name="List Continue 2" w:semiHidden="1" w:unhideWhenUsed="1"/>
+    <w:lsdException w:name="List Continue 3" w:semiHidden="1" w:unhideWhenUsed="1"/>
+    <w:lsdException w:name="List Continue 4" w:semiHidden="1" w:unhideWhenUsed="1"/>
+    <w:lsdException w:name="List Continue 5" w:semiHidden="1" w:unhideWhenUsed="1"/>
+    <w:lsdException w:name="Message Header" w:semiHidden="1" w:unhideWhenUsed="1"/>
+    <w:lsdException w:name="Subtitle" w:uiPriority="11" w:qFormat="1"/>
+    <w:lsdException w:name="Salutation" w:semiHidden="1" w:unhideWhenUsed="1"/>
+    <w:lsdException w:name="Date" w:semiHidden="1" w:unhideWhenUsed="1"/>
+    <w:lsdException w:name="Body Text First Indent" w:semiHidden="1" w:unhideWhenUsed="1"/>
+    <w:lsdException w:name="Body Text First Indent 2" w:semiHidden="1" w:unhideWhenUsed="1"/>
+    <w:lsdException w:name="Note Heading" w:semiHidden="1" w:unhideWhenUsed="1"/>
+    <w:lsdException w:name="Body Text 2" w:semiHidden="1" w:unhideWhenUsed="1"/>
+    <w:lsdException w:name="Body Text 3" w:semiHidden="1" w:unhideWhenUsed="1"/>
+    <w:lsdException w:name="Body Text Indent 2" w:semiHidden="1" w:unhideWhenUsed="1"/>
+    <w:lsdException w:name="Body Text Indent 3" w:semiHidden="1" w:unhideWhenUsed="1"/>
+    <w:lsdException w:name="Block Text" w:semiHidden="1" w:unhideWhenUsed="1"/>
+    <w:lsdException w:name="Hyperlink" w:semiHidden="1" w:unhideWhenUsed="1"/>
+    <w:lsdException w:name="FollowedHyperlink" w:semiHidden="1" w:unhideWhenUsed="1"/>
+    <w:lsdException w:name="Strong" w:uiPriority="22" w:qFormat="1"/>
+    <w:lsdException w:name="Emphasis" w:uiPriority="20" w:qFormat="1"/>
+    <w:lsdException w:name="Document Map" w:semiHidden="1" w:unhideWhenUsed="1"/>
+    <w:lsdException w:name="Plain Text" w:semiHidden="1" w:unhideWhenUsed="1"/>
+    <w:lsdException w:name="E-mail Signature" w:semiHidden="1" w:unhideWhenUsed="1"/>
+    <w:lsdException w:name="HTML Top of Form" w:semiHidden="1" w:unhideWhenUsed="1"/>
+    <w:lsdException w:name="HTML Bottom of Form" w:semiHidden="1" w:unhideWhenUsed="1"/>
+    <w:lsdException w:name="Normal (Web)" w:semiHidden="1" w:unhideWhenUsed="1"/>
+    <w:lsdException w:name="HTML Acronym" w:semiHidden="1" w:unhideWhenUsed="1"/>
+    <w:lsdException w:name="HTML Address" w:semiHidden="1" w:unhideWhenUsed="1"/>
+    <w:lsdException w:name="HTML Cite" w:semiHidden="1" w:unhideWhenUsed="1"/>
+    <w:lsdException w:name="HTML Code" w:semiHidden="1" w:unhideWhenUsed="1"/>
+    <w:lsdException w:name="HTML Definition" w:semiHidden="1" w:unhideWhenUsed="1"/>
+    <w:lsdException w:name="HTML Keyboard" w:semiHidden="1" w:unhideWhenUsed="1"/>
+    <w:lsdException w:name="HTML Preformatted" w:semiHidden="1" w:unhideWhenUsed="1"/>
+    <w:lsdException w:name="HTML Sample" w:semiHidden="1" w:unhideWhenUsed="1"/>
+    <w:lsdException w:name="HTML Typewriter" w:semiHidden="1" w:unhideWhenUsed="1"/>
+    <w:lsdException w:name="HTML Variable" w:semiHidden="1" w:unhideWhenUsed="1"/>
+    <w:lsdException w:name="Normal Table" w:semiHidden="1" w:unhideWhenUsed="1"/>
+    <w:lsdException w:name="annotation subject" w:semiHidden="1" w:unhideWhenUsed="1"/>
+    <w:lsdException w:name="No List" w:semiHidden="1" w:unhideWhenUsed="1"/>
+    <w:lsdException w:name="Outline List 1" w:semiHidden="1" w:unhideWhenUsed="1"/>
+    <w:lsdException w:name="Outline List 2" w:semiHidden="1" w:unhideWhenUsed="1"/>
+    <w:lsdException w:name="Outline List 3" w:semiHidden="1" w:unhideWhenUsed="1"/>
+    <w:lsdException w:name="Table Simple 1" w:semiHidden="1" w:unhideWhenUsed="1"/>
+    <w:lsdException w:name="Table Simple 2" w:semiHidden="1" w:unhideWhenUsed="1"/>
+    <w:lsdException w:name="Table Simple 3" w:semiHidden="1" w:unhideWhenUsed="1"/>
+    <w:lsdException w:name="Table Classic 1" w:semiHidden="1" w:unhideWhenUsed="1"/>
+    <w:lsdException w:name="Table Classic 2" w:semiHidden="1" w:unhideWhenUsed="1"/>
+    <w:lsdException w:name="Table Classic 3" w:semiHidden="1" w:unhideWhenUsed="1"/>
+    <w:lsdException w:name="Table Classic 4" w:semiHidden="1" w:unhideWhenUsed="1"/>
+    <w:lsdException w:name="Table Colorful 1" w:semiHidden="1" w:unhideWhenUsed="1"/>
+    <w:lsdException w:name="Table Colorful 2" w:semiHidden="1" w:unhideWhenUsed="1"/>
+    <w:lsdException w:name="Table Colorful 3" w:semiHidden="1" w:unhideWhenUsed="1"/>
+    <w:lsdException w:name="Table Columns 1" w:semiHidden="1" w:unhideWhenUsed="1"/>
+    <w:lsdException w:name="Table Columns 2" w:semiHidden="1" w:unhideWhenUsed="1"/>
+    <w:lsdException w:name="Table Columns 3" w:semiHidden="1" w:unhideWhenUsed="1"/>
+    <w:lsdException w:name="Table Columns 4" w:semiHidden="1" w:unhideWhenUsed="1"/>
+    <w:lsdException w:name="Table Columns 5" w:semiHidden="1" w:unhideWhenUsed="1"/>
+    <w:lsdException w:name="Table Grid 1" w:semiHidden="1" w:unhideWhenUsed="1"/>
+    <w:lsdException w:name="Table Grid 2" w:semiHidden="1" w:unhideWhenUsed="1"/>
+    <w:lsdException w:name="Table Grid 3" w:semiHidden="1" w:unhideWhenUsed="1"/>
+    <w:lsdException w:name="Table Grid 4" w:semiHidden="1" w:unhideWhenUsed="1"/>
+    <w:lsdException w:name="Table Grid 5" w:semiHidden="1" w:unhideWhenUsed="1"/>
+    <w:lsdException w:name="Table Grid 6" w:semiHidden="1" w:unhideWhenUsed="1"/>
+    <w:lsdException w:name="Table Grid 7" w:semiHidden="1" w:unhideWhenUsed="1"/>
+    <w:lsdException w:name="Table Grid 8" w:semiHidden="1" w:unhideWhenUsed="1"/>
+    <w:lsdException w:name="Table List 1" w:semiHidden="1" w:unhideWhenUsed="1"/>
+    <w:lsdException w:name="Table List 2" w:semiHidden="1" w:unhideWhenUsed="1"/>
+    <w:lsdException w:name="Table List 3" w:semiHidden="1" w:unhideWhenUsed="1"/>
+    <w:lsdException w:name="Table List 4" w:semiHidden="1" w:unhideWhenUsed="1"/>
+    <w:lsdException w:name="Table List 5" w:semiHidden="1" w:unhideWhenUsed="1"/>
+    <w:lsdException w:name="Table List 6" w:semiHidden="1" w:unhideWhenUsed="1"/>
+    <w:lsdException w:name="Table List 7" w:semiHidden="1" w:unhideWhenUsed="1"/>
+    <w:lsdException w:name="Table List 8" w:semiHidden="1" w:unhideWhenUsed="1"/>
+    <w:lsdException w:name="Table 3D effects 1" w:semiHidden="1" w:unhideWhenUsed="1"/>
+    <w:lsdException w:name="Table 3D effects 2" w:semiHidden="1" w:unhideWhenUsed="1"/>
+    <w:lsdException w:name="Table 3D effects 3" w:semiHidden="1" w:unhideWhenUsed="1"/>
+    <w:lsdException w:name="Table Contemporary" w:semiHidden="1" w:unhideWhenUsed="1"/>
+    <w:lsdException w:name="Table Elegant" w:semiHidden="1" w:unhideWhenUsed="1"/>
+    <w:lsdException w:name="Table Professional" w:semiHidden="1" w:unhideWhenUsed="1"/>
+    <w:lsdException w:name="Table Subtle 1" w:semiHidden="1" w:unhideWhenUsed="1"/>
+    <w:lsdException w:name="Table Subtle 2" w:semiHidden="1" w:unhideWhenUsed="1"/>
+    <w:lsdException w:name="Table Web 1" w:semiHidden="1" w:unhideWhenUsed="1"/>
+    <w:lsdException w:name="Table Web 2" w:semiHidden="1" w:unhideWhenUsed="1"/>
+    <w:lsdException w:name="Table Web 3" w:semiHidden="1" w:unhideWhenUsed="1"/>
+    <w:lsdException w:name="Balloon Text" w:semiHidden="1" w:unhideWhenUsed="1"/>
+    <w:lsdException w:name="Table Grid" w:uiPriority="39"/>
+    <w:lsdException w:name="Table Theme" w:semiHidden="1" w:unhideWhenUsed="1"/>
+    <w:lsdException w:name="Placeholder Text" w:semiHidden="1"/>
+    <w:lsdException w:name="No Spacing" w:uiPriority="1" w:qFormat="1"/>
+    <w:lsdException w:name="Light Shading" w:uiPriority="60"/>
+    <w:lsdException w:name="Light List" w:uiPriority="61"/>
+    <w:lsdException w:name="Light Grid" w:uiPriority="62"/>
+    <w:lsdException w:name="Medium Shading 1" w:uiPriority="63"/>
+    <w:lsdException w:name="Medium Shading 2" w:uiPriority="64"/>
+    <w:lsdException w:name="Medium List 1" w:uiPriority="65"/>
+    <w:lsdException w:name="Medium List 2" w:uiPriority="66"/>
+    <w:lsdException w:name="Medium Grid 1" w:uiPriority="67"/>
+    <w:lsdException w:name="Medium Grid 2" w:uiPriority="68"/>
+    <w:lsdException w:name="Medium Grid 3" w:uiPriority="69"/>
+    <w:lsdException w:name="Dark List" w:uiPriority="70"/>
+    <w:lsdException w:name="Colorful Shading" w:uiPriority="71"/>
+    <w:lsdException w:name="Colorful List" w:uiPriority="72"/>
+    <w:lsdException w:name="Colorful Grid" w:uiPriority="73"/>
+    <w:lsdException w:name="Light Shading Accent 1" w:uiPriority="60"/>
+    <w:lsdException w:name="Light List Accent 1" w:uiPriority="61"/>
+    <w:lsdException w:name="Light Grid Accent 1" w:uiPriority="62"/>
+    <w:lsdException w:name="Medium Shading 1 Accent 1" w:uiPriority="63"/>
+    <w:lsdException w:name="Medium Shading 2 Accent 1" w:uiPriority="64"/>
+    <w:lsdException w:name="Medium List 1 Accent 1" w:uiPriority="65"/>
+    <w:lsdException w:name="Revision" w:semiHidden="1"/>
+    <w:lsdException w:name="List Paragraph" w:uiPriority="34" w:qFormat="1"/>
+    <w:lsdException w:name="Quote" w:uiPriority="29" w:qFormat="1"/>
+    <w:lsdException w:name="Intense Quote" w:uiPriority="30" w:qFormat="1"/>
+    <w:lsdException w:name="Medium List 2 Accent 1" w:uiPriority="66"/>
+    <w:lsdException w:name="Medium Grid 1 Accent 1" w:uiPriority="67"/>
+    <w:lsdException w:name="Medium Grid 2 Accent 1" w:uiPriority="68"/>
+    <w:lsdException w:name="Medium Grid 3 Accent 1" w:uiPriority="69"/>
+    <w:lsdException w:name="Dark List Accent 1" w:uiPriority="70"/>
+    <w:lsdException w:name="Colorful Shading Accent 1" w:uiPriority="71"/>
+    <w:lsdException w:name="Colorful List Accent 1" w:uiPriority="72"/>
+    <w:lsdException w:name="Colorful Grid Accent 1" w:uiPriority="73"/>
+    <w:lsdException w:name="Light Shading Accent 2" w:uiPriority="60"/>
+    <w:lsdException w:name="Light List Accent 2" w:uiPriority="61"/>
+    <w:lsdException w:name="Light Grid Accent 2" w:uiPriority="62"/>
+    <w:lsdException w:name="Medium Shading 1 Accent 2" w:uiPriority="63"/>
+    <w:lsdException w:name="Medium Shading 2 Accent 2" w:uiPriority="64"/>
+    <w:lsdException w:name="Medium List 1 Accent 2" w:uiPriority="65"/>
+    <w:lsdException w:name="Medium List 2 Accent 2" w:uiPriority="66"/>
+    <w:lsdException w:name="Medium Grid 1 Accent 2" w:uiPriority="67"/>
+    <w:lsdException w:name="Medium Grid 2 Accent 2" w:uiPriority="68"/>
+    <w:lsdException w:name="Medium Grid 3 Accent 2" w:uiPriority="69"/>
+    <w:lsdException w:name="Dark List Accent 2" w:uiPriority="70"/>
+    <w:lsdException w:name="Colorful Shading Accent 2" w:uiPriority="71"/>
+    <w:lsdException w:name="Colorful List Accent 2" w:uiPriority="72"/>
+    <w:lsdException w:name="Colorful Grid Accent 2" w:uiPriority="73"/>
+    <w:lsdException w:name="Light Shading Accent 3" w:uiPriority="60"/>
+    <w:lsdException w:name="Light List Accent 3" w:uiPriority="61"/>
+    <w:lsdException w:name="Light Grid Accent 3" w:uiPriority="62"/>
+    <w:lsdException w:name="Medium Shading 1 Accent 3" w:uiPriority="63"/>
+    <w:lsdException w:name="Medium Shading 2 Accent 3" w:uiPriority="64"/>
+    <w:lsdException w:name="Medium List 1 Accent 3" w:uiPriority="65"/>
+    <w:lsdException w:name="Medium List 2 Accent 3" w:uiPriority="66"/>
+    <w:lsdException w:name="Medium Grid 1 Accent 3" w:uiPriority="67"/>
+    <w:lsdException w:name="Medium Grid 2 Accent 3" w:uiPriority="68"/>
+    <w:lsdException w:name="Medium Grid 3 Accent 3" w:uiPriority="69"/>
+    <w:lsdException w:name="Dark List Accent 3" w:uiPriority="70"/>
+    <w:lsdException w:name="Colorful Shading Accent 3" w:uiPriority="71"/>
+    <w:lsdException w:name="Colorful List Accent 3" w:uiPriority="72"/>
+    <w:lsdException w:name="Colorful Grid Accent 3" w:uiPriority="73"/>
+    <w:lsdException w:name="Light Shading Accent 4" w:uiPriority="60"/>
+    <w:lsdException w:name="Light List Accent 4" w:uiPriority="61"/>
+    <w:lsdException w:name="Light Grid Accent 4" w:uiPriority="62"/>
+    <w:lsdException w:name="Medium Shading 1 Accent 4" w:uiPriority="63"/>
+    <w:lsdException w:name="Medium Shading 2 Accent 4" w:uiPriority="64"/>
+    <w:lsdException w:name="Medium List 1 Accent 4" w:uiPriority="65"/>
+    <w:lsdException w:name="Medium List 2 Accent 4" w:uiPriority="66"/>
+    <w:lsdException w:name="Medium Grid 1 Accent 4" w:uiPriority="67"/>
+    <w:lsdException w:name="Medium Grid 2 Accent 4" w:uiPriority="68"/>
+    <w:lsdException w:name="Medium Grid 3 Accent 4" w:uiPriority="69"/>
+    <w:lsdException w:name="Dark List Accent 4" w:uiPriority="70"/>
+    <w:lsdException w:name="Colorful Shading Accent 4" w:uiPriority="71"/>
+    <w:lsdException w:name="Colorful List Accent 4" w:uiPriority="72"/>
+    <w:lsdException w:name="Colorful Grid Accent 4" w:uiPriority="73"/>
+    <w:lsdException w:name="Light Shading Accent 5" w:uiPriority="60"/>
+    <w:lsdException w:name="Light List Accent 5" w:uiPriority="61"/>
+    <w:lsdException w:name="Light Grid Accent 5" w:uiPriority="62"/>
+    <w:lsdException w:name="Medium Shading 1 Accent 5" w:uiPriority="63"/>
+    <w:lsdException w:name="Medium Shading 2 Accent 5" w:uiPriority="64"/>
+    <w:lsdException w:name="Medium List 1 Accent 5" w:uiPriority="65"/>
+    <w:lsdException w:name="Medium List 2 Accent 5" w:uiPriority="66"/>
+    <w:lsdException w:name="Medium Grid 1 Accent 5" w:uiPriority="67"/>
+    <w:lsdException w:name="Medium Grid 2 Accent 5" w:uiPriority="68"/>
+    <w:lsdException w:name="Medium Grid 3 Accent 5" w:uiPriority="69"/>
+    <w:lsdException w:name="Dark List Accent 5" w:uiPriority="70"/>
+    <w:lsdException w:name="Colorful Shading Accent 5" w:uiPriority="71"/>
+    <w:lsdException w:name="Colorful List Accent 5" w:uiPriority="72"/>
+    <w:lsdException w:name="Colorful Grid Accent 5" w:uiPriority="73"/>
+    <w:lsdException w:name="Light Shading Accent 6" w:uiPriority="60"/>
+    <w:lsdException w:name="Light List Accent 6" w:uiPriority="61"/>
+    <w:lsdException w:name="Light Grid Accent 6" w:uiPriority="62"/>
+    <w:lsdException w:name="Medium Shading 1 Accent 6" w:uiPriority="63"/>
+    <w:lsdException w:name="Medium Shading 2 Accent 6" w:uiPriority="64"/>
+    <w:lsdException w:name="Medium List 1 Accent 6" w:uiPriority="65"/>
+    <w:lsdException w:name="Medium List 2 Accent 6" w:uiPriority="66"/>
+    <w:lsdException w:name="Medium Grid 1 Accent 6" w:uiPriority="67"/>
+    <w:lsdException w:name="Medium Grid 2 Accent 6" w:uiPriority="68"/>
+    <w:lsdException w:name="Medium Grid 3 Accent 6" w:uiPriority="69"/>
+    <w:lsdException w:name="Dark List Accent 6" w:uiPriority="70"/>
+    <w:lsdException w:name="Colorful Shading Accent 6" w:uiPriority="71"/>
+    <w:lsdException w:name="Colorful List Accent 6" w:uiPriority="72"/>
+    <w:lsdException w:name="Colorful Grid Accent 6" w:uiPriority="73"/>
+    <w:lsdException w:name="Subtle Emphasis" w:uiPriority="19" w:qFormat="1"/>
+    <w:lsdException w:name="Intense Emphasis" w:uiPriority="21" w:qFormat="1"/>
+    <w:lsdException w:name="Subtle Reference" w:uiPriority="31" w:qFormat="1"/>
+    <w:lsdException w:name="Intense Reference" w:uiPriority="32" w:qFormat="1"/>
+    <w:lsdException w:name="Book Title" w:uiPriority="33" w:qFormat="1"/>
+    <w:lsdException w:name="Bibliography" w:uiPriority="37" w:semiHidden="1" w:unhideWhenUsed="1"/>
+    <w:lsdException w:name="TOC Heading" w:uiPriority="39" w:qFormat="1" w:semiHidden="1" w:unhideWhenUsed="1"/>
+    <w:lsdException w:name="Plain Table 1" w:uiPriority="41"/>
+    <w:lsdException w:name="Plain Table 2" w:uiPriority="42"/>
+    <w:lsdException w:name="Plain Table 3" w:uiPriority="43"/>
+    <w:lsdException w:name="Plain Table 4" w:uiPriority="44"/>
+    <w:lsdException w:name="Plain Table 5" w:uiPriority="45"/>
+    <w:lsdException w:name="Grid Table Light" w:uiPriority="40"/>
+    <w:lsdException w:name="Grid Table 1 Light" w:uiPriority="46"/>
+    <w:lsdException w:name="Grid Table 2" w:uiPriority="47"/>
+    <w:lsdException w:name="Grid Table 3" w:uiPriority="48"/>
+    <w:lsdException w:name="Grid Table 4" w:uiPriority="49"/>
+    <w:lsdException w:name="Grid Table 5 Dark" w:uiPriority="50"/>
+    <w:lsdException w:name="Grid Table 6 Colorful" w:uiPriority="51"/>
+    <w:lsdException w:name="Grid Table 7 Colorful" w:uiPriority="52"/>
+    <w:lsdException w:name="Grid Table 1 Light Accent 1" w:uiPriority="46"/>
+    <w:lsdException w:name="Grid Table 2 Accent 1" w:uiPriority="47"/>
+    <w:lsdException w:name="Grid Table 3 Accent 1" w:uiPriority="48"/>
+    <w:lsdException w:name="Grid Table 4 Accent 1" w:uiPriority="49"/>
+    <w:lsdException w:name="Grid Table 5 Dark Accent 1" w:uiPriority="50"/>
+    <w:lsdException w:name="Grid Table 6 Colorful Accent 1" w:uiPriority="51"/>
+    <w:lsdException w:name="Grid Table 7 Colorful Accent 1" w:uiPriority="52"/>
+    <w:lsdException w:name="Grid Table 1 Light Accent 2" w:uiPriority="46"/>
+    <w:lsdException w:name="Grid Table 2 Accent 2" w:uiPriority="47"/>
+    <w:lsdException w:name="Grid Table 3 Accent 2" w:uiPriority="48"/>
+    <w:lsdException w:name="Grid Table 4 Accent 2" w:uiPriority="49"/>
+    <w:lsdException w:name="Grid Table 5 Dark Accent 2" w:uiPriority="50"/>
+    <w:lsdException w:name="Grid Table 6 Colorful Accent 2" w:uiPriority="51"/>
+    <w:lsdException w:name="Grid Table 7 Colorful Accent 2" w:uiPriority="52"/>
+    <w:lsdException w:name="Grid Table 1 Light Accent 3" w:uiPriority="46"/>
+    <w:lsdException w:name="Grid Table 2 Accent 3" w:uiPriority="47"/>
+    <w:lsdException w:name="Grid Table 3 Accent 3" w:uiPriority="48"/>
+    <w:lsdException w:name="Grid Table 4 Accent 3" w:uiPriority="49"/>
+    <w:lsdException w:name="Grid Table 5 Dark Accent 3" w:uiPriority="50"/>
+    <w:lsdException w:name="Grid Table 6 Colorful Accent 3" w:uiPriority="51"/>
+    <w:lsdException w:name="Grid Table 7 Colorful Accent 3" w:uiPriority="52"/>
+    <w:lsdException w:name="Grid Table 1 Light Accent 4" w:uiPriority="46"/>
+    <w:lsdException w:name="Grid Table 2 Accent 4" w:uiPriority="47"/>
+    <w:lsdException w:name="Grid Table 3 Accent 4" w:uiPriority="48"/>
+    <w:lsdException w:name="Grid Table 4 Accent 4" w:uiPriority="49"/>
+    <w:lsdException w:name="Grid Table 5 Dark Accent 4" w:uiPriority="50"/>
+    <w:lsdException w:name="Grid Table 6 Colorful Accent 4" w:uiPriority="51"/>
+    <w:lsdException w:name="Grid Table 7 Colorful Accent 4" w:uiPriority="52"/>
+    <w:lsdException w:name="Grid Table 1 Light Accent 5" w:uiPriority="46"/>
+    <w:lsdException w:name="Grid Table 2 Accent 5" w:uiPriority="47"/>
+    <w:lsdException w:name="Grid Table 3 Accent 5" w:uiPriority="48"/>
+    <w:lsdException w:name="Grid Table 4 Accent 5" w:uiPriority="49"/>
+    <w:lsdException w:name="Grid Table 5 Dark Accent 5" w:uiPriority="50"/>
+    <w:lsdException w:name="Grid Table 6 Colorful Accent 5" w:uiPriority="51"/>
+    <w:lsdException w:name="Grid Table 7 Colorful Accent 5" w:uiPriority="52"/>
+    <w:lsdException w:name="Grid Table 1 Light Accent 6" w:uiPriority="46"/>
+    <w:lsdException w:name="Grid Table 2 Accent 6" w:uiPriority="47"/>
+    <w:lsdException w:name="Grid Table 3 Accent 6" w:uiPriority="48"/>
+    <w:lsdException w:name="Grid Table 4 Accent 6" w:uiPriority="49"/>
+    <w:lsdException w:name="Grid Table 5 Dark Accent 6" w:uiPriority="50"/>
+    <w:lsdException w:name="Grid Table 6 Colorful Accent 6" w:uiPriority="51"/>
+    <w:lsdException w:name="Grid Table 7 Colorful Accent 6" w:uiPriority="52"/>
+    <w:lsdException w:name="List Table 1 Light" w:uiPriority="46"/>
+    <w:lsdException w:name="List Table 2" w:uiPriority="47"/>
+    <w:lsdException w:name="List Table 3" w:uiPriority="48"/>
+    <w:lsdException w:name="List Table 4" w:uiPriority="49"/>
+    <w:lsdException w:name="List Table 5 Dark" w:uiPriority="50"/>
+    <w:lsdException w:name="List Table 6 Colorful" w:uiPriority="51"/>
+    <w:lsdException w:name="List Table 7 Colorful" w:uiPriority="52"/>
+    <w:lsdException w:name="List Table 1 Light Accent 1" w:uiPriority="46"/>
+    <w:lsdException w:name="List Table 2 Accent 1" w:uiPriority="47"/>
+    <w:lsdException w:name="List Table 3 Accent 1" w:uiPriority="48"/>
+    <w:lsdException w:name="List Table 4 Accent 1" w:uiPriority="49"/>
+    <w:lsdException w:name="List Table 5 Dark Accent 1" w:uiPriority="50"/>
+    <w:lsdException w:name="List Table 6 Colorful Accent 1" w:uiPriority="51"/>
+    <w:lsdException w:name="List Table 7 Colorful Accent 1" w:uiPriority="52"/>
+    <w:lsdException w:name="List Table 1 Light Accent 2" w:uiPriority="46"/>
+    <w:lsdException w:name="List Table 2 Accent 2" w:uiPriority="47"/>
+    <w:lsdException w:name="List Table 3 Accent 2" w:uiPriority="48"/>
+    <w:lsdException w:name="List Table 4 Accent 2" w:uiPriority="49"/>
+    <w:lsdException w:name="List Table 5 Dark Accent 2" w:uiPriority="50"/>
+    <w:lsdException w:name="List Table 6 Colorful Accent 2" w:uiPriority="51"/>
+    <w:lsdException w:name="List Table 7 Colorful Accent 2" w:uiPriority="52"/>
+    <w:lsdException w:name="List Table 1 Light Accent 3" w:uiPriority="46"/>
+    <w:lsdException w:name="List Table 2 Accent 3" w:uiPriority="47"/>
+    <w:lsdException w:name="List Table 3 Accent 3" w:uiPriority="48"/>
+    <w:lsdException w:name="List Table 4 Accent 3" w:uiPriority="49"/>
+    <w:lsdException w:name="List Table 5 Dark Accent 3" w:uiPriority="50"/>
+    <w:lsdException w:name="List Table 6 Colorful Accent 3" w:uiPriority="51"/>
+    <w:lsdException w:name="List Table 7 Colorful Accent 3" w:uiPriority="52"/>
+    <w:lsdException w:name="List Table 1 Light Accent 4" w:uiPriority="46"/>
+    <w:lsdException w:name="List Table 2 Accent 4" w:uiPriority="47"/>
+    <w:lsdException w:name="List Table 3 Accent 4" w:uiPriority="48"/>
+    <w:lsdException w:name="List Table 4 Accent 4" w:uiPriority="49"/>
+    <w:lsdException w:name="List Table 5 Dark Accent 4" w:uiPriority="50"/>
+    <w:lsdException w:name="List Table 6 Colorful Accent 4" w:uiPriority="51"/>
+    <w:lsdException w:name="List Table 7 Colorful Accent 4" w:uiPriority="52"/>
+    <w:lsdException w:name="List Table 1 Light Accent 5" w:uiPriority="46"/>
+    <w:lsdException w:name="List Table 2 Accent 5" w:uiPriority="47"/>
+    <w:lsdException w:name="List Table 3 Accent 5" w:uiPriority="48"/>
+    <w:lsdException w:name="List Table 4 Accent 5" w:uiPriority="49"/>
+    <w:lsdException w:name="List Table 5 Dark Accent 5" w:uiPriority="50"/>
+    <w:lsdException w:name="List Table 6 Colorful Accent 5" w:uiPriority="51"/>
+    <w:lsdException w:name="List Table 7 Colorful Accent 5" w:uiPriority="52"/>
+    <w:lsdException w:name="List Table 1 Light Accent 6" w:uiPriority="46"/>
+    <w:lsdException w:name="List Table 2 Accent 6" w:uiPriority="47"/>
+    <w:lsdException w:name="List Table 3 Accent 6" w:uiPriority="48"/>
+    <w:lsdException w:name="List Table 4 Accent 6" w:uiPriority="49"/>
+    <w:lsdException w:name="List Table 5 Dark Accent 6" w:uiPriority="50"/>
+    <w:lsdException w:name="List Table 6 Colorful Accent 6" w:uiPriority="51"/>
+    <w:lsdException w:name="List Table 7 Colorful Accent 6" w:uiPriority="52"/>
+    <w:lsdException w:name="Mention" w:semiHidden="1" w:unhideWhenUsed="1"/>
+    <w:lsdException w:name="Smart Hyperlink" w:semiHidden="1" w:unhideWhenUsed="1"/>
+    <w:lsdException w:name="Hashtag" w:semiHidden="1" w:unhideWhenUsed="1"/>
+    <w:lsdException w:name="Unresolved Mention" w:semiHidden="1" w:unhideWhenUsed="1"/>
+    <w:lsdException w:name="Smart Link" w:semiHidden="1" w:unhideWhenUsed="1"/>
+  </w:latentStyles>
+  <w:style w:type="paragraph" w:styleId="Normal" w:default="1">
+    <w:name w:val="Normal"/>
+    <w:qFormat/>
+  </w:style>
+  <w:style w:type="character" w:styleId="DefaultParagraphFont" w:default="1">
+    <w:name w:val="Default Paragraph Font"/>
+  </w:style>
+  <w:style w:type="paragraph" w:styleId="Heading1">
+    <w:name w:val="Heading 1"/>
+    <w:basedOn w:val="Normal"/>
+    <w:next w:val="Normal"/>
+    <w:uiPriority w:val="9"/>
+    <w:qFormat/>
+    <w:pPr>
+      <w:spacing w:before="320" w:after="0"/>
+      <w:outlineLvl/>
+    </w:pPr>
+    <w:rPr>
+      <w:rFonts w:ascii="Calibri Light" w:hAnsi="Calibri Light"/>
+      <w:sz/>
+      <w:b/>
+      <w:color/>
+    </w:rPr>
+  </w:style>
+  <w:style w:type="paragraph" w:styleId="Heading2">
+    <w:name w:val="Heading 2"/>
+    <w:basedOn w:val="Normal"/>
+    <w:next w:val="Normal"/>
+    <w:uiPriority w:val="10"/>
+    <w:qFormat/>
+    <w:pPr>
+      <w:spacing w:before="400" w:after="0"/>
+      <w:outlineLvl/>
+    </w:pPr>
+    <w:rPr>
+      <w:rFonts w:ascii="Calibri Light" w:hAnsi="Calibri Light"/>
+      <w:sz/>
+      <w:b/>
+      <w:color/>
+    </w:rPr>
+  </w:style>
+  <w:style w:type="paragraph" w:styleId="Heading3">
+    <w:name w:val="Heading 3"/>
+    <w:basedOn w:val="Normal"/>
+    <w:next w:val="Normal"/>
+    <w:uiPriority w:val="11"/>
+    <w:qFormat/>
+    <w:pPr>
+      <w:spacing w:before="480" w:after="0"/>
+      <w:outlineLvl/>
+    </w:pPr>
+    <w:rPr>
+      <w:rFonts w:ascii="Calibri" w:hAnsi="Calibri"/>
+      <w:sz/>
+      <w:b/>
+      <w:color/>
+    </w:rPr>
+  </w:style>
+  <w:style w:type="paragraph" w:styleId="Heading4">
+    <w:name w:val="Heading 4"/>
+    <w:basedOn w:val="Normal"/>
+    <w:next w:val="Normal"/>
+    <w:uiPriority w:val="12"/>
+    <w:qFormat/>
+    <w:pPr>
+      <w:spacing w:before="560" w:after="0"/>
+      <w:outlineLvl/>
+    </w:pPr>
+    <w:rPr>
+      <w:rFonts w:ascii="Calibri" w:hAnsi="Calibri"/>
+      <w:sz/>
+      <w:b/>
+      <w:color/>
+    </w:rPr>
+  </w:style>
+  <w:style w:type="paragraph" w:styleId="Heading5">
+    <w:name w:val="Heading 5"/>
+    <w:basedOn w:val="Normal"/>
+    <w:next w:val="Normal"/>
+    <w:uiPriority w:val="13"/>
+    <w:qFormat/>
+    <w:pPr>
+      <w:spacing w:before="640" w:after="0"/>
+      <w:outlineLvl/>
+    </w:pPr>
+    <w:rPr>
+      <w:rFonts w:ascii="Calibri" w:hAnsi="Calibri"/>
+      <w:sz/>
+      <w:b/>
+      <w:color/>
+    </w:rPr>
+  </w:style>
+  <w:style w:type="paragraph" w:styleId="Heading6">
+    <w:name w:val="Heading 6"/>
+    <w:basedOn w:val="Normal"/>
+    <w:next w:val="Normal"/>
+    <w:uiPriority w:val="14"/>
+    <w:qFormat/>
+    <w:pPr>
+      <w:spacing w:before="720" w:after="0"/>
+      <w:outlineLvl/>
+    </w:pPr>
+    <w:rPr>
+      <w:rFonts w:ascii="Calibri" w:hAnsi="Calibri"/>
+      <w:sz/>
+      <w:b/>
+      <w:color/>
+    </w:rPr>
+  </w:style>
+  <w:style w:type="paragraph" w:styleId="Heading7">
+    <w:name w:val="Heading 7"/>
+    <w:basedOn w:val="Normal"/>
+    <w:next w:val="Normal"/>
+    <w:uiPriority w:val="15"/>
+    <w:qFormat/>
+    <w:pPr>
+      <w:spacing w:before="800" w:after="0"/>
+      <w:outlineLvl/>
+    </w:pPr>
+    <w:rPr>
+      <w:rFonts w:ascii="Calibri" w:hAnsi="Calibri"/>
+      <w:sz/>
+      <w:b/>
+      <w:color/>
+    </w:rPr>
+  </w:style>
+  <w:style w:type="paragraph" w:styleId="Heading8">
+    <w:name w:val="Heading 8"/>
+    <w:basedOn w:val="Normal"/>
+    <w:next w:val="Normal"/>
+    <w:uiPriority w:val="16"/>
+    <w:qFormat/>
+    <w:pPr>
+      <w:spacing w:before="880" w:after="0"/>
+      <w:outlineLvl/>
+    </w:pPr>
+    <w:rPr>
+      <w:rFonts w:ascii="Calibri" w:hAnsi="Calibri"/>
+      <w:sz/>
+      <w:b/>
+      <w:color/>
+    </w:rPr>
+  </w:style>
+  <w:style w:type="paragraph" w:styleId="Heading9">
+    <w:name w:val="Heading 9"/>
+    <w:basedOn w:val="Normal"/>
+    <w:next w:val="Normal"/>
+    <w:uiPriority w:val="17"/>
+    <w:qFormat/>
+    <w:pPr>
+      <w:spacing w:before="960" w:after="0"/>
+      <w:outlineLvl/>
+    </w:pPr>
+    <w:rPr>
+      <w:rFonts w:ascii="Calibri" w:hAnsi="Calibri"/>
+      <w:sz/>
+      <w:b/>
+      <w:color/>
+    </w:rPr>
+  </w:style>
+  <w:style w:type="character" w:styleId="Emphasis" w:customStyle="1">
+    <w:name w:val="Emphasis"/>
+    <w:rPr>
+      <w:i/>
+    </w:rPr>
+  </w:style>
+  <w:style w:type="character" w:styleId="Strong" w:customStyle="1">
+    <w:name w:val="Strong"/>
+    <w:rPr>
+      <w:b/>
+    </w:rPr>
+  </w:style>
+  <w:style w:type="table" w:styleId="TableNormal" w:default="1">
+    <w:name w:val="Normal Table"/>
+    <w:uiPriority w:val="99"/>
+    <w:semiHidden/>
+    <w:unhideWhenUsed/>
+    <w:tblPr>
+      <w:tblCellMar>
+        <w:top w:w="0" w:type="dxa"/>
+        <w:left w:w="108" w:type="dxa"/>
+        <w:bottom w:w="0" w:type="dxa"/>
+        <w:right w:w="108" w:type="dxa"/>
+      </w:tblCellMar>
+      <w:tblInd w:w="0" w:type="dxa"/>
+    </w:tblPr>
+  </w:style>
+  <w:style w:type="numbering" w:styleId="NoList" w:default="1">
+    <w:name w:val="No List"/>
+    <w:uiPriority w:val="99"/>
+    <w:semiHidden/>
+    <w:unhideWhenUsed/>
+  </w:style>
+</w:styles>
 </file>
 
 <file path=word/charts/chart1.xml><?xml version="1.0" encoding="utf-8"?>
@@ -962,4 +1391,70 @@
     <c:plotVisOnly val="1"/>
   </c:chart>
 </c:chartSpace>
+</file>
+
+<file path=word/theme/theme1.xml><?xml version="1.0" encoding="utf-8"?>
+<a:theme xmlns:a="http://schemas.openxmlformats.org/drawingml/2006/main" name="Corporate">
+  <a:themeElements>
+    <a:clrScheme name="Corporate">
+      <a:dk1>
+        <a:srgbClr val="000000"/>
+      </a:dk1>
+      <a:lt1>
+        <a:srgbClr val="FFFFFF"/>
+      </a:lt1>
+      <a:dk2>
+        <a:srgbClr val="44546A"/>
+      </a:dk2>
+      <a:lt2>
+        <a:srgbClr val="E7E6E6"/>
+      </a:lt2>
+      <a:accent1>
+        <a:srgbClr val="4472C4"/>
+      </a:accent1>
+      <a:accent2>
+        <a:srgbClr val="ED7D31"/>
+      </a:accent2>
+      <a:accent3>
+        <a:srgbClr val="A5A5A5"/>
+      </a:accent3>
+      <a:accent4>
+        <a:srgbClr val="FFC000"/>
+      </a:accent4>
+      <a:accent5>
+        <a:srgbClr val="5B9BD5"/>
+      </a:accent5>
+      <a:accent6>
+        <a:srgbClr val="70AD47"/>
+      </a:accent6>
+      <a:hlink>
+        <a:srgbClr val="0563C1"/>
+      </a:hlink>
+      <a:folHlink>
+        <a:srgbClr val="954F72"/>
+      </a:folHlink>
+    </a:clrScheme>
+    <a:fontScheme name="Corporate">
+      <a:majorFont>
+        <a:latin typeface="Carlito"/>
+        <a:ea typeface="Noto Sans CJK JP"/>
+        <a:cs typeface="Noto Sans Arabic"/>
+      </a:majorFont>
+      <a:minorFont>
+        <a:latin typeface="Carlito"/>
+        <a:ea typeface="Noto Sans CJK JP"/>
+        <a:cs typeface="Noto Sans Arabic"/>
+      </a:minorFont>
+    </a:fontScheme>
+    <a:fmtScheme>
+      <a:fillStyleLst/>
+      <a:lnStyleLst/>
+      <a:effectStyleLst/>
+      <a:bgFillStyleLst/>
+    </a:fmtScheme>
+  </a:themeElements>
+  <a:objectDefaults/>
+  <a:extraClrSchemeLst/>
+  <a:extLst/>
+</a:theme>
 </file>
--- a/spec/examples/generated/complete_document.docx
+++ b/spec/examples/generated/complete_document.docx
@@ -1,6 +1,6 @@
 
-<file path=word/document.xml><?xml version="1.0" encoding="UTF-8"?>
-<w:document xmlns:w="http://schemas.openxmlformats.org/wordprocessingml/2006/main" xmlns:wpc="http://schemas.microsoft.com/office/word/2010/wordprocessingCanvas" xmlns:cx="http://schemas.microsoft.com/office/drawing/2014/chartex" xmlns:cx1="http://schemas.microsoft.com/office/drawing/2015/9/8/chartex" xmlns:cx2="http://schemas.microsoft.com/office/drawing/2015/10/21/chartex" xmlns:cx3="http://schemas.microsoft.com/office/drawing/2016/5/9/chartex" xmlns:cx4="http://schemas.microsoft.com/office/drawing/2016/5/10/chartex" xmlns:cx5="http://schemas.microsoft.com/office/drawing/2016/5/11/chartex" xmlns:cx6="http://schemas.microsoft.com/office/drawing/2016/5/12/chartex" xmlns:cx7="http://schemas.microsoft.com/office/drawing/2016/5/13/chartex" xmlns:cx8="http://schemas.microsoft.com/office/drawing/2016/5/14/chartex" xmlns:mc="http://schemas.openxmlformats.org/markup-compatibility/2006" xmlns:aink="http://schemas.microsoft.com/office/drawing/2016/ink" xmlns:am3d="http://schemas.microsoft.com/office/drawing/2017/model3d" xmlns:o="urn:schemas-microsoft-com:office:office" xmlns:oel="http://schemas.microsoft.com/office/2019/extlst" xmlns:r="http://schemas.openxmlformats.org/officeDocument/2006/relationships" xmlns:m="http://schemas.openxmlformats.org/officeDocument/2006/math" xmlns:v="urn:schemas-microsoft-com:vml" xmlns:wp14="http://schemas.microsoft.com/office/word/2010/wordprocessingDrawing" xmlns:wp="http://schemas.openxmlformats.org/drawingml/2006/wordprocessingDrawing" xmlns:w10="urn:schemas-microsoft-com:office:word" xmlns:w14="http://schemas.microsoft.com/office/word/2010/wordml" xmlns:w15="http://schemas.microsoft.com/office/word/2012/wordml" xmlns:w16cex="http://schemas.microsoft.com/office/word/2018/wordml/cex" xmlns:w16cid="http://schemas.microsoft.com/office/word/2016/wordml/cid" xmlns:w16="http://schemas.microsoft.com/office/word/2018/wordml" xmlns:w16du="http://schemas.microsoft.com/office/word/2023/wordml/word16du" xmlns:w16sdtdh="http://schemas.microsoft.com/office/word/2020/wordml/sdtdatahash" xmlns:w16sdtfl="http://schemas.microsoft.com/office/word/2024/wordml/sdtformatlock" xmlns:w16se="http://schemas.microsoft.com/office/word/2015/wordml/symex" xmlns:wpg="http://schemas.microsoft.com/office/word/2010/wordprocessingGroup" xmlns:wpi="http://schemas.microsoft.com/office/word/2010/wordprocessingInk" xmlns:wne="http://schemas.microsoft.com/office/word/2006/wordml" xmlns:wps="http://schemas.microsoft.com/office/word/2010/wordprocessingShape" mc:Ignorable="w14 w15 wp14">
+<file path=word/document.xml><?xml version="1.0" encoding="UTF-8" standalone="yes"?>
+<w:document xmlns:w="http://schemas.openxmlformats.org/wordprocessingml/2006/main" xmlns:wpc="http://schemas.microsoft.com/office/word/2010/wordprocessingCanvas" xmlns:cx="http://schemas.microsoft.com/office/drawing/2014/chartex" xmlns:cx1="http://schemas.microsoft.com/office/drawing/2015/9/8/chartex" xmlns:cx2="http://schemas.microsoft.com/office/drawing/2015/10/21/chartex" xmlns:cx3="http://schemas.microsoft.com/office/drawing/2016/5/9/chartex" xmlns:cx4="http://schemas.microsoft.com/office/drawing/2016/5/10/chartex" xmlns:cx5="http://schemas.microsoft.com/office/drawing/2016/5/11/chartex" xmlns:cx6="http://schemas.microsoft.com/office/drawing/2016/5/12/chartex" xmlns:cx7="http://schemas.microsoft.com/office/drawing/2016/5/13/chartex" xmlns:cx8="http://schemas.microsoft.com/office/drawing/2016/5/14/chartex" xmlns:mc="http://schemas.openxmlformats.org/markup-compatibility/2006" xmlns:aink="http://schemas.microsoft.com/office/drawing/2016/ink" xmlns:am3d="http://schemas.microsoft.com/office/drawing/2017/model3d" xmlns:o="urn:schemas-microsoft-com:office:office" xmlns:oel="http://schemas.microsoft.com/office/2019/extlst" xmlns:r="http://schemas.openxmlformats.org/officeDocument/2006/relationships" xmlns:m="http://schemas.openxmlformats.org/officeDocument/2006/math" xmlns:v="urn:schemas-microsoft-com:vml" xmlns:wp14="http://schemas.microsoft.com/office/word/2010/wordprocessingDrawing" xmlns:wp="http://schemas.openxmlformats.org/drawingml/2006/wordprocessingDrawing" xmlns:w10="urn:schemas-microsoft-com:office:word" xmlns:w14="http://schemas.microsoft.com/office/word/2010/wordml" xmlns:w15="http://schemas.microsoft.com/office/word/2012/wordml" xmlns:w16cex="http://schemas.microsoft.com/office/word/2018/wordml/cex" xmlns:w16cid="http://schemas.microsoft.com/office/word/2016/wordml/cid" xmlns:w16="http://schemas.microsoft.com/office/word/2018/wordml" xmlns:w16du="http://schemas.microsoft.com/office/word/2023/wordml/word16du" xmlns:w16sdtdh="http://schemas.microsoft.com/office/word/2020/wordml/sdtdatahash" xmlns:w16sdtfl="http://schemas.microsoft.com/office/word/2024/wordml/sdtformatlock" xmlns:w16se="http://schemas.microsoft.com/office/word/2015/wordml/symex" xmlns:wpg="http://schemas.microsoft.com/office/word/2010/wordprocessingGroup" xmlns:wpi="http://schemas.microsoft.com/office/word/2010/wordprocessingInk" xmlns:wne="http://schemas.microsoft.com/office/word/2006/wordml" xmlns:wps="http://schemas.microsoft.com/office/word/2010/wordprocessingShape" mc:Ignorable="w14 w15 w16se w16cid w16 w16cex w16sdtdh w16sdtfl w16du wp14">
   <w:body>
     <w:p>
       <w:pPr>
@@ -176,7 +176,7 @@
           <wp:inline>
             <wp:extent wp:cx="5486400" wp:cy="3200400"/>
             <wp:effectExtent/>
-            <wp:docPr wp:id="69587099" wp:name="Chart 547559"/>
+            <wp:docPr wp:id="849161826" wp:name="Chart 25849"/>
             <graphic xmlns="http://schemas.openxmlformats.org/drawingml/2006/main">
               <graphicData uri="http://schemas.openxmlformats.org/drawingml/2006/chart">
                 <chart xmlns="http://schemas.openxmlformats.org/drawingml/2006/chart" c:id="rIdChart1"/>
@@ -200,7 +200,7 @@
           <wp:inline>
             <wp:extent wp:cx="5486400" wp:cy="3200400"/>
             <wp:effectExtent/>
-            <wp:docPr wp:id="21121708" wp:name="Chart 389247"/>
+            <wp:docPr wp:id="811961377" wp:name="Chart 277098"/>
             <graphic xmlns="http://schemas.openxmlformats.org/drawingml/2006/main">
               <graphicData uri="http://schemas.openxmlformats.org/drawingml/2006/chart">
                 <chart xmlns="http://schemas.openxmlformats.org/drawingml/2006/chart" c:id="rIdChart2"/>
@@ -496,7 +496,7 @@
 </w:numbering>
 </file>
 
-<file path=word/sources.xml><?xml version="1.0" encoding="UTF-8"?>
+<file path=word/sources.xml><?xml version="1.0" encoding="UTF-8" standalone="yes"?>
 <Sources xmlns="http://schemas.openxmlformats.org/officeDocument/2006/bibliography" b:SelectedStyle="APA">
   <Source>
     <SourceType>Book</SourceType>
@@ -1394,7 +1394,7 @@
 </file>
 
 <file path=word/theme/theme1.xml><?xml version="1.0" encoding="utf-8"?>
-<a:theme xmlns:a="http://schemas.openxmlformats.org/drawingml/2006/main" name="Corporate">
+<a:theme xmlns:a="http://schemas.openxmlformats.org/drawingml/2006/main" name="Office Theme">
   <a:themeElements>
     <a:clrScheme name="Corporate">
       <a:dk1>

--- a/spec/examples/generated/complete_document.docx
+++ b/spec/examples/generated/complete_document.docx
@@ -176,7 +176,7 @@
           <wp:inline>
             <wp:extent wp:cx="5486400" wp:cy="3200400"/>
             <wp:effectExtent/>
-            <wp:docPr wp:id="849161826" wp:name="Chart 25849"/>
+            <wp:docPr wp:id="86614092" wp:name="Chart 405960"/>
             <graphic xmlns="http://schemas.openxmlformats.org/drawingml/2006/main">
               <graphicData uri="http://schemas.openxmlformats.org/drawingml/2006/chart">
                 <chart xmlns="http://schemas.openxmlformats.org/drawingml/2006/chart" c:id="rIdChart1"/>
@@ -200,7 +200,7 @@
           <wp:inline>
             <wp:extent wp:cx="5486400" wp:cy="3200400"/>
             <wp:effectExtent/>
-            <wp:docPr wp:id="811961377" wp:name="Chart 277098"/>
+            <wp:docPr wp:id="45335180" wp:name="Chart 449489"/>
             <graphic xmlns="http://schemas.openxmlformats.org/drawingml/2006/main">
               <graphicData uri="http://schemas.openxmlformats.org/drawingml/2006/chart">
                 <chart xmlns="http://schemas.openxmlformats.org/drawingml/2006/chart" c:id="rIdChart2"/>
@@ -580,6 +580,7 @@
         <w:szCs/>
         <w:kern/>
         <w:lang w:val="en-US" w:eastAsia="zh-CN" w:bidi="ar-SA"/>
+        <w14:ligatures w14:val="standardContextual"/>
       </w:rPr>
     </w:rPrDefault>
     <w:pPrDefault>

--- a/spec/examples/generated/complete_document.docx
+++ b/spec/examples/generated/complete_document.docx
@@ -176,7 +176,7 @@
           <wp:inline>
             <wp:extent wp:cx="5486400" wp:cy="3200400"/>
             <wp:effectExtent/>
-            <wp:docPr wp:id="86614092" wp:name="Chart 405960"/>
+            <wp:docPr wp:id="158119010" wp:name="Chart 910160"/>
             <graphic xmlns="http://schemas.openxmlformats.org/drawingml/2006/main">
               <graphicData uri="http://schemas.openxmlformats.org/drawingml/2006/chart">
                 <chart xmlns="http://schemas.openxmlformats.org/drawingml/2006/chart" c:id="rIdChart1"/>
@@ -200,7 +200,7 @@
           <wp:inline>
             <wp:extent wp:cx="5486400" wp:cy="3200400"/>
             <wp:effectExtent/>
-            <wp:docPr wp:id="45335180" wp:name="Chart 449489"/>
+            <wp:docPr wp:id="347574215" wp:name="Chart 972373"/>
             <graphic xmlns="http://schemas.openxmlformats.org/drawingml/2006/main">
               <graphicData uri="http://schemas.openxmlformats.org/drawingml/2006/chart">
                 <chart xmlns="http://schemas.openxmlformats.org/drawingml/2006/chart" c:id="rIdChart2"/>
@@ -576,9 +576,9 @@
     <w:rPrDefault>
       <w:rPr>
         <w:rFonts w:asciiTheme="minorHAnsi" w:eastAsiaTheme="minorEastAsia" w:hAnsiTheme="minorHAnsi" w:cstheme="minorBidi"/>
-        <w:sz/>
-        <w:szCs/>
-        <w:kern/>
+        <w:sz w:val="24"/>
+        <w:szCs w:val="24"/>
+        <w:kern w:val="2"/>
         <w:lang w:val="en-US" w:eastAsia="zh-CN" w:bidi="ar-SA"/>
         <w14:ligatures w14:val="standardContextual"/>
       </w:rPr>
@@ -982,13 +982,13 @@
     <w:qFormat/>
     <w:pPr>
       <w:spacing w:before="320" w:after="0"/>
-      <w:outlineLvl/>
+      <w:outlineLvl w:val="0"/>
     </w:pPr>
     <w:rPr>
       <w:rFonts w:ascii="Calibri Light" w:hAnsi="Calibri Light"/>
-      <w:sz/>
+      <w:sz w:val="32"/>
       <w:b/>
-      <w:color/>
+      <w:color w:val="2E74B5"/>
     </w:rPr>
   </w:style>
   <w:style w:type="paragraph" w:styleId="Heading2">
@@ -999,13 +999,13 @@
     <w:qFormat/>
     <w:pPr>
       <w:spacing w:before="400" w:after="0"/>
-      <w:outlineLvl/>
+      <w:outlineLvl w:val="1"/>
     </w:pPr>
     <w:rPr>
       <w:rFonts w:ascii="Calibri Light" w:hAnsi="Calibri Light"/>
-      <w:sz/>
+      <w:sz w:val="26"/>
       <w:b/>
-      <w:color/>
+      <w:color w:val="2E74B5"/>
     </w:rPr>
   </w:style>
   <w:style w:type="paragraph" w:styleId="Heading3">
@@ -1016,13 +1016,13 @@
     <w:qFormat/>
     <w:pPr>
       <w:spacing w:before="480" w:after="0"/>
-      <w:outlineLvl/>
+      <w:outlineLvl w:val="2"/>
     </w:pPr>
     <w:rPr>
       <w:rFonts w:ascii="Calibri" w:hAnsi="Calibri"/>
-      <w:sz/>
+      <w:sz w:val="24"/>
       <w:b/>
-      <w:color/>
+      <w:color w:val="1F4E79"/>
     </w:rPr>
   </w:style>
   <w:style w:type="paragraph" w:styleId="Heading4">
@@ -1033,13 +1033,13 @@
     <w:qFormat/>
     <w:pPr>
       <w:spacing w:before="560" w:after="0"/>
-      <w:outlineLvl/>
+      <w:outlineLvl w:val="3"/>
     </w:pPr>
     <w:rPr>
       <w:rFonts w:ascii="Calibri" w:hAnsi="Calibri"/>
-      <w:sz/>
+      <w:sz w:val="22"/>
       <w:b/>
-      <w:color/>
+      <w:color w:val="2E74B5"/>
     </w:rPr>
   </w:style>
   <w:style w:type="paragraph" w:styleId="Heading5">
@@ -1050,13 +1050,13 @@
     <w:qFormat/>
     <w:pPr>
       <w:spacing w:before="640" w:after="0"/>
-      <w:outlineLvl/>
+      <w:outlineLvl w:val="4"/>
     </w:pPr>
     <w:rPr>
       <w:rFonts w:ascii="Calibri" w:hAnsi="Calibri"/>
-      <w:sz/>
+      <w:sz w:val="20"/>
       <w:b/>
-      <w:color/>
+      <w:color w:val="2E74B5"/>
     </w:rPr>
   </w:style>
   <w:style w:type="paragraph" w:styleId="Heading6">
@@ -1067,13 +1067,13 @@
     <w:qFormat/>
     <w:pPr>
       <w:spacing w:before="720" w:after="0"/>
-      <w:outlineLvl/>
+      <w:outlineLvl w:val="5"/>
     </w:pPr>
     <w:rPr>
       <w:rFonts w:ascii="Calibri" w:hAnsi="Calibri"/>
-      <w:sz/>
+      <w:sz w:val="20"/>
       <w:b/>
-      <w:color/>
+      <w:color w:val="1F3763"/>
     </w:rPr>
   </w:style>
   <w:style w:type="paragraph" w:styleId="Heading7">
@@ -1084,13 +1084,13 @@
     <w:qFormat/>
     <w:pPr>
       <w:spacing w:before="800" w:after="0"/>
-      <w:outlineLvl/>
+      <w:outlineLvl w:val="6"/>
     </w:pPr>
     <w:rPr>
       <w:rFonts w:ascii="Calibri" w:hAnsi="Calibri"/>
-      <w:sz/>
+      <w:sz w:val="20"/>
       <w:b/>
-      <w:color/>
+      <w:color w:val="2E74B5"/>
     </w:rPr>
   </w:style>
   <w:style w:type="paragraph" w:styleId="Heading8">
@@ -1101,13 +1101,13 @@
     <w:qFormat/>
     <w:pPr>
       <w:spacing w:before="880" w:after="0"/>
-      <w:outlineLvl/>
+      <w:outlineLvl w:val="7"/>
     </w:pPr>
     <w:rPr>
       <w:rFonts w:ascii="Calibri" w:hAnsi="Calibri"/>
-      <w:sz/>
+      <w:sz w:val="20"/>
       <w:b/>
-      <w:color/>
+      <w:color w:val="2E74B5"/>
     </w:rPr>
   </w:style>
   <w:style w:type="paragraph" w:styleId="Heading9">
@@ -1118,13 +1118,13 @@
     <w:qFormat/>
     <w:pPr>
       <w:spacing w:before="960" w:after="0"/>
-      <w:outlineLvl/>
+      <w:outlineLvl w:val="8"/>
     </w:pPr>
     <w:rPr>
       <w:rFonts w:ascii="Calibri" w:hAnsi="Calibri"/>
-      <w:sz/>
+      <w:sz w:val="20"/>
       <w:b/>
-      <w:color/>
+      <w:color w:val="2E74B5"/>
     </w:rPr>
   </w:style>
   <w:style w:type="character" w:styleId="Emphasis" w:customStyle="1">

--- a/spec/examples/generated/complete_document.docx
+++ b/spec/examples/generated/complete_document.docx
@@ -176,7 +176,7 @@
           <wp:inline>
             <wp:extent wp:cx="5486400" wp:cy="3200400"/>
             <wp:effectExtent/>
-            <wp:docPr wp:id="158119010" wp:name="Chart 910160"/>
+            <wp:docPr wp:id="245047355" wp:name="Chart 891902"/>
             <graphic xmlns="http://schemas.openxmlformats.org/drawingml/2006/main">
               <graphicData uri="http://schemas.openxmlformats.org/drawingml/2006/chart">
                 <chart xmlns="http://schemas.openxmlformats.org/drawingml/2006/chart" c:id="rIdChart1"/>
@@ -200,7 +200,7 @@
           <wp:inline>
             <wp:extent wp:cx="5486400" wp:cy="3200400"/>
             <wp:effectExtent/>
-            <wp:docPr wp:id="347574215" wp:name="Chart 972373"/>
+            <wp:docPr wp:id="319748949" wp:name="Chart 530895"/>
             <graphic xmlns="http://schemas.openxmlformats.org/drawingml/2006/main">
               <graphicData uri="http://schemas.openxmlformats.org/drawingml/2006/chart">
                 <chart xmlns="http://schemas.openxmlformats.org/drawingml/2006/chart" c:id="rIdChart2"/>

--- a/spec/examples/generated/complete_document.docx
+++ b/spec/examples/generated/complete_document.docx
@@ -176,7 +176,7 @@
           <wp:inline>
             <wp:extent wp:cx="5486400" wp:cy="3200400"/>
             <wp:effectExtent/>
-            <wp:docPr wp:id="245047355" wp:name="Chart 891902"/>
+            <wp:docPr wp:id="248713698" wp:name="Chart 322068"/>
             <graphic xmlns="http://schemas.openxmlformats.org/drawingml/2006/main">
               <graphicData uri="http://schemas.openxmlformats.org/drawingml/2006/chart">
                 <chart xmlns="http://schemas.openxmlformats.org/drawingml/2006/chart" c:id="rIdChart1"/>
@@ -200,7 +200,7 @@
           <wp:inline>
             <wp:extent wp:cx="5486400" wp:cy="3200400"/>
             <wp:effectExtent/>
-            <wp:docPr wp:id="319748949" wp:name="Chart 530895"/>
+            <wp:docPr wp:id="704689602" wp:name="Chart 196764"/>
             <graphic xmlns="http://schemas.openxmlformats.org/drawingml/2006/main">
               <graphicData uri="http://schemas.openxmlformats.org/drawingml/2006/chart">
                 <chart xmlns="http://schemas.openxmlformats.org/drawingml/2006/chart" c:id="rIdChart2"/>

--- a/spec/examples/generated/complete_document.docx
+++ b/spec/examples/generated/complete_document.docx
@@ -176,7 +176,7 @@
           <wp:inline>
             <wp:extent wp:cx="5486400" wp:cy="3200400"/>
             <wp:effectExtent/>
-            <wp:docPr wp:id="248713698" wp:name="Chart 322068"/>
+            <wp:docPr wp:id="931925324" wp:name="Chart 121280"/>
             <graphic xmlns="http://schemas.openxmlformats.org/drawingml/2006/main">
               <graphicData uri="http://schemas.openxmlformats.org/drawingml/2006/chart">
                 <chart xmlns="http://schemas.openxmlformats.org/drawingml/2006/chart" c:id="rIdChart1"/>
@@ -200,7 +200,7 @@
           <wp:inline>
             <wp:extent wp:cx="5486400" wp:cy="3200400"/>
             <wp:effectExtent/>
-            <wp:docPr wp:id="704689602" wp:name="Chart 196764"/>
+            <wp:docPr wp:id="78360119" wp:name="Chart 5059"/>
             <graphic xmlns="http://schemas.openxmlformats.org/drawingml/2006/main">
               <graphicData uri="http://schemas.openxmlformats.org/drawingml/2006/chart">
                 <chart xmlns="http://schemas.openxmlformats.org/drawingml/2006/chart" c:id="rIdChart2"/>

--- a/spec/examples/generated/complete_document.docx
+++ b/spec/examples/generated/complete_document.docx
@@ -176,7 +176,7 @@
           <wp:inline>
             <wp:extent wp:cx="5486400" wp:cy="3200400"/>
             <wp:effectExtent/>
-            <wp:docPr wp:id="931925324" wp:name="Chart 121280"/>
+            <wp:docPr wp:id="619651017" wp:name="Chart 754190"/>
             <graphic xmlns="http://schemas.openxmlformats.org/drawingml/2006/main">
               <graphicData uri="http://schemas.openxmlformats.org/drawingml/2006/chart">
                 <chart xmlns="http://schemas.openxmlformats.org/drawingml/2006/chart" c:id="rIdChart1"/>
@@ -200,7 +200,7 @@
           <wp:inline>
             <wp:extent wp:cx="5486400" wp:cy="3200400"/>
             <wp:effectExtent/>
-            <wp:docPr wp:id="78360119" wp:name="Chart 5059"/>
+            <wp:docPr wp:id="413676344" wp:name="Chart 998453"/>
             <graphic xmlns="http://schemas.openxmlformats.org/drawingml/2006/main">
               <graphicData uri="http://schemas.openxmlformats.org/drawingml/2006/chart">
                 <chart xmlns="http://schemas.openxmlformats.org/drawingml/2006/chart" c:id="rIdChart2"/>

--- a/spec/examples/generated/complete_document.docx
+++ b/spec/examples/generated/complete_document.docx
@@ -176,7 +176,7 @@
           <wp:inline>
             <wp:extent wp:cx="5486400" wp:cy="3200400"/>
             <wp:effectExtent/>
-            <wp:docPr wp:id="619651017" wp:name="Chart 754190"/>
+            <wp:docPr wp:id="250815865" wp:name="Chart 927370"/>
             <graphic xmlns="http://schemas.openxmlformats.org/drawingml/2006/main">
               <graphicData uri="http://schemas.openxmlformats.org/drawingml/2006/chart">
                 <chart xmlns="http://schemas.openxmlformats.org/drawingml/2006/chart" c:id="rIdChart1"/>
@@ -200,7 +200,7 @@
           <wp:inline>
             <wp:extent wp:cx="5486400" wp:cy="3200400"/>
             <wp:effectExtent/>
-            <wp:docPr wp:id="413676344" wp:name="Chart 998453"/>
+            <wp:docPr wp:id="506905089" wp:name="Chart 403033"/>
             <graphic xmlns="http://schemas.openxmlformats.org/drawingml/2006/main">
               <graphicData uri="http://schemas.openxmlformats.org/drawingml/2006/chart">
                 <chart xmlns="http://schemas.openxmlformats.org/drawingml/2006/chart" c:id="rIdChart2"/>

--- a/spec/examples/generated/complete_document.docx
+++ b/spec/examples/generated/complete_document.docx
@@ -1,381 +1,6 @@
 
 <file path=word/document.xml><?xml version="1.0" encoding="UTF-8" standalone="yes"?>
-<w:document xmlns:w="http://schemas.openxmlformats.org/wordprocessingml/2006/main" xmlns:wpc="http://schemas.microsoft.com/office/word/2010/wordprocessingCanvas" xmlns:cx="http://schemas.microsoft.com/office/drawing/2014/chartex" xmlns:cx1="http://schemas.microsoft.com/office/drawing/2015/9/8/chartex" xmlns:cx2="http://schemas.microsoft.com/office/drawing/2015/10/21/chartex" xmlns:cx3="http://schemas.microsoft.com/office/drawing/2016/5/9/chartex" xmlns:cx4="http://schemas.microsoft.com/office/drawing/2016/5/10/chartex" xmlns:cx5="http://schemas.microsoft.com/office/drawing/2016/5/11/chartex" xmlns:cx6="http://schemas.microsoft.com/office/drawing/2016/5/12/chartex" xmlns:cx7="http://schemas.microsoft.com/office/drawing/2016/5/13/chartex" xmlns:cx8="http://schemas.microsoft.com/office/drawing/2016/5/14/chartex" xmlns:mc="http://schemas.openxmlformats.org/markup-compatibility/2006" xmlns:aink="http://schemas.microsoft.com/office/drawing/2016/ink" xmlns:am3d="http://schemas.microsoft.com/office/drawing/2017/model3d" xmlns:o="urn:schemas-microsoft-com:office:office" xmlns:oel="http://schemas.microsoft.com/office/2019/extlst" xmlns:r="http://schemas.openxmlformats.org/officeDocument/2006/relationships" xmlns:m="http://schemas.openxmlformats.org/officeDocument/2006/math" xmlns:v="urn:schemas-microsoft-com:vml" xmlns:wp14="http://schemas.microsoft.com/office/word/2010/wordprocessingDrawing" xmlns:wp="http://schemas.openxmlformats.org/drawingml/2006/wordprocessingDrawing" xmlns:w10="urn:schemas-microsoft-com:office:word" xmlns:w14="http://schemas.microsoft.com/office/word/2010/wordml" xmlns:w15="http://schemas.microsoft.com/office/word/2012/wordml" xmlns:w16cex="http://schemas.microsoft.com/office/word/2018/wordml/cex" xmlns:w16cid="http://schemas.microsoft.com/office/word/2016/wordml/cid" xmlns:w16="http://schemas.microsoft.com/office/word/2018/wordml" xmlns:w16du="http://schemas.microsoft.com/office/word/2023/wordml/word16du" xmlns:w16sdtdh="http://schemas.microsoft.com/office/word/2020/wordml/sdtdatahash" xmlns:w16sdtfl="http://schemas.microsoft.com/office/word/2024/wordml/sdtformatlock" xmlns:w16se="http://schemas.microsoft.com/office/word/2015/wordml/symex" xmlns:wpg="http://schemas.microsoft.com/office/word/2010/wordprocessingGroup" xmlns:wpi="http://schemas.microsoft.com/office/word/2010/wordprocessingInk" xmlns:wne="http://schemas.microsoft.com/office/word/2006/wordml" xmlns:wps="http://schemas.microsoft.com/office/word/2010/wordprocessingShape" mc:Ignorable="w14 w15 w16se w16cid w16 w16cex w16sdtdh w16sdtfl w16du wp14">
-  <w:body>
-    <w:p>
-      <w:pPr>
-        <w:pStyle w:val="Title"/>
-      </w:pPr>
-      <w:r>
-        <w:t>Complete Document</w:t>
-      </w:r>
-    </w:p>
-    <w:p>
-      <w:r>
-        <w:t>Generated with Uniword Builder API</w:t>
-      </w:r>
-    </w:p>
-    <w:p>
-      <w:r>
-        <w:t>March 2026</w:t>
-      </w:r>
-    </w:p>
-    <w:p>
-      <w:r>
-        <w:br w:type="page"/>
-      </w:r>
-    </w:p>
-    <w:p>
-      <w:r>
-        <w:t>Table of Contents</w:t>
-      </w:r>
-    </w:p>
-    <w:p>
-      <w:fldChar w:fldCharType="begin"/>
-      <w:fldChar w:fldCharType="separate"/>
-      <w:fldChar w:fldCharType="end"/>
-      <w:instrText>
-        <w:text> TOC \o "1-3" \h \z \u </w:text>
-      </w:instrText>
-    </w:p>
-    <w:p>
-      <w:r>
-        <w:br w:type="page"/>
-      </w:r>
-    </w:p>
-    <w:p>
-      <w:pPr>
-        <w:pStyle w:val="Heading1"/>
-      </w:pPr>
-      <w:r>
-        <w:t>1. Introduction</w:t>
-      </w:r>
-    </w:p>
-    <w:p>
-      <w:r>
-        <w:t xml:space="preserve">This document demonstrates the complete Uniword Builder API, </w:t>
-      </w:r>
-      <w:r>
-        <w:t xml:space="preserve">including headers, footers, tables, charts, bibliography, </w:t>
-      </w:r>
-      <w:r>
-        <w:t>hyperlinks, and multiple sections.</w:t>
-      </w:r>
-    </w:p>
-    <w:p>
-      <w:r>
-        <w:t xml:space="preserve">The Uniword library provides a comprehensive Ruby API for </w:t>
-      </w:r>
-      <w:r>
-        <w:t>creating and manipulating OOXML (Office Open XML) documents.</w:t>
-      </w:r>
-    </w:p>
-    <w:p>
-      <w:pPr>
-        <w:numPr>
-          <w:numId w:val="1"/>
-          <w:ilvl w:val="0"/>
-        </w:numPr>
-      </w:pPr>
-      <w:r>
-        <w:t>Paragraph and text formatting</w:t>
-      </w:r>
-    </w:p>
-    <w:p>
-      <w:pPr>
-        <w:numPr>
-          <w:numId w:val="1"/>
-          <w:ilvl w:val="0"/>
-        </w:numPr>
-      </w:pPr>
-      <w:r>
-        <w:t>Tables with styled cells</w:t>
-      </w:r>
-    </w:p>
-    <w:p>
-      <w:pPr>
-        <w:numPr>
-          <w:numId w:val="1"/>
-          <w:ilvl w:val="0"/>
-        </w:numPr>
-      </w:pPr>
-      <w:r>
-        <w:t>Charts (bar, line, pie)</w:t>
-      </w:r>
-    </w:p>
-    <w:p>
-      <w:pPr>
-        <w:numPr>
-          <w:numId w:val="1"/>
-          <w:ilvl w:val="0"/>
-        </w:numPr>
-      </w:pPr>
-      <w:r>
-        <w:t>bibliography and citations</w:t>
-      </w:r>
-    </w:p>
-    <w:p>
-      <w:pPr>
-        <w:numPr>
-          <w:numId w:val="1"/>
-          <w:ilvl w:val="0"/>
-        </w:numPr>
-      </w:pPr>
-      <w:r>
-        <w:t>Headers and footers</w:t>
-      </w:r>
-    </w:p>
-    <w:p>
-      <w:pPr>
-        <w:numPr>
-          <w:numId w:val="1"/>
-          <w:ilvl w:val="0"/>
-        </w:numPr>
-      </w:pPr>
-      <w:r>
-        <w:t>Table of contents</w:t>
-      </w:r>
-    </w:p>
-    <w:p>
-      <w:r>
-        <w:br w:type="page"/>
-      </w:r>
-    </w:p>
-    <w:p>
-      <w:pPr>
-        <w:pStyle w:val="Heading1"/>
-      </w:pPr>
-      <w:r>
-        <w:t>2. Data Analysis</w:t>
-      </w:r>
-    </w:p>
-    <w:p>
-      <w:pPr>
-        <w:pStyle w:val="Heading2"/>
-      </w:pPr>
-      <w:r>
-        <w:t>2.1 Sales Performance</w:t>
-      </w:r>
-    </w:p>
-    <w:p>
-      <w:r>
-        <w:t>The following table shows quarterly sales data:</w:t>
-      </w:r>
-    </w:p>
-    <w:p>
-      <w:pPr>
-        <w:pStyle w:val="Heading2"/>
-      </w:pPr>
-      <w:r>
-        <w:t>2.2 Revenue Chart</w:t>
-      </w:r>
-    </w:p>
-    <w:p>
-      <w:r>
-        <w:drawing>
-          <wp:inline>
-            <wp:extent wp:cx="5486400" wp:cy="3200400"/>
-            <wp:effectExtent/>
-            <wp:docPr wp:id="250815865" wp:name="Chart 927370"/>
-            <graphic xmlns="http://schemas.openxmlformats.org/drawingml/2006/main">
-              <graphicData uri="http://schemas.openxmlformats.org/drawingml/2006/chart">
-                <chart xmlns="http://schemas.openxmlformats.org/drawingml/2006/chart" c:id="rIdChart1"/>
-              </graphicData>
-            </graphic>
-          </wp:inline>
-        </w:drawing>
-      </w:r>
-    </w:p>
-    <w:p>
-      <w:pPr>
-        <w:pStyle w:val="Heading2"/>
-      </w:pPr>
-      <w:r>
-        <w:t>2.3 Trend Analysis</w:t>
-      </w:r>
-    </w:p>
-    <w:p>
-      <w:r>
-        <w:drawing>
-          <wp:inline>
-            <wp:extent wp:cx="5486400" wp:cy="3200400"/>
-            <wp:effectExtent/>
-            <wp:docPr wp:id="506905089" wp:name="Chart 403033"/>
-            <graphic xmlns="http://schemas.openxmlformats.org/drawingml/2006/main">
-              <graphicData uri="http://schemas.openxmlformats.org/drawingml/2006/chart">
-                <chart xmlns="http://schemas.openxmlformats.org/drawingml/2006/chart" c:id="rIdChart2"/>
-              </graphicData>
-            </graphic>
-          </wp:inline>
-        </w:drawing>
-      </w:r>
-    </w:p>
-    <w:p>
-      <w:r>
-        <w:br w:type="page"/>
-      </w:r>
-    </w:p>
-    <w:p>
-      <w:pPr>
-        <w:pStyle w:val="Heading1"/>
-      </w:pPr>
-      <w:r>
-        <w:t>3. References</w:t>
-      </w:r>
-    </w:p>
-    <w:p>
-      <w:r>
-        <w:t>This document references the following sources:</w:t>
-      </w:r>
-    </w:p>
-    <w:p>
-      <w:sdt>
-        <w:sdtPr>
-          <w:id w:val="1"/>
-          <w:bibliography/>
-          <w:docPartObj>
-            <w:docPartGallery w:val="Bibliographies"/>
-            <w:docPartUnique/>
-          </w:docPartObj>
-        </w:sdtPr>
-      </w:sdt>
-    </w:p>
-    <w:tbl>
-      <w:tr>
-        <w:tc>
-          <w:tcPr>
-            <w:shd w:val="clear" w:color="FFFFFF" w:fill="4472C4"/>
-          </w:tcPr>
-          <w:p>
-            <w:r>
-              <w:t>Quarter</w:t>
-            </w:r>
-          </w:p>
-        </w:tc>
-        <w:tc>
-          <w:tcPr>
-            <w:shd w:val="clear" w:color="FFFFFF" w:fill="4472C4"/>
-          </w:tcPr>
-          <w:p>
-            <w:r>
-              <w:t>Revenue</w:t>
-            </w:r>
-          </w:p>
-        </w:tc>
-        <w:tc>
-          <w:tcPr>
-            <w:shd w:val="clear" w:color="FFFFFF" w:fill="4472C4"/>
-          </w:tcPr>
-          <w:p>
-            <w:r>
-              <w:t>Growth</w:t>
-            </w:r>
-          </w:p>
-        </w:tc>
-      </w:tr>
-      <w:tr>
-        <w:tc>
-          <w:p>
-            <w:r>
-              <w:t>Q1</w:t>
-            </w:r>
-          </w:p>
-        </w:tc>
-        <w:tc>
-          <w:p>
-            <w:r>
-              <w:t>$1,200,000</w:t>
-            </w:r>
-          </w:p>
-        </w:tc>
-        <w:tc>
-          <w:p>
-            <w:r>
-              <w:t>+12%</w:t>
-            </w:r>
-          </w:p>
-        </w:tc>
-      </w:tr>
-      <w:tr>
-        <w:tc>
-          <w:p>
-            <w:r>
-              <w:t>Q2</w:t>
-            </w:r>
-          </w:p>
-        </w:tc>
-        <w:tc>
-          <w:p>
-            <w:r>
-              <w:t>$1,450,000</w:t>
-            </w:r>
-          </w:p>
-        </w:tc>
-        <w:tc>
-          <w:p>
-            <w:r>
-              <w:t>+20.8%</w:t>
-            </w:r>
-          </w:p>
-        </w:tc>
-      </w:tr>
-      <w:tr>
-        <w:tc>
-          <w:p>
-            <w:r>
-              <w:t>Q3</w:t>
-            </w:r>
-          </w:p>
-        </w:tc>
-        <w:tc>
-          <w:p>
-            <w:r>
-              <w:t>$1,380,000</w:t>
-            </w:r>
-          </w:p>
-        </w:tc>
-        <w:tc>
-          <w:p>
-            <w:r>
-              <w:t>-4.8%</w:t>
-            </w:r>
-          </w:p>
-        </w:tc>
-      </w:tr>
-      <w:tr>
-        <w:tc>
-          <w:p>
-            <w:r>
-              <w:t>Q4</w:t>
-            </w:r>
-          </w:p>
-        </w:tc>
-        <w:tc>
-          <w:p>
-            <w:r>
-              <w:t>$1,620,000</w:t>
-            </w:r>
-          </w:p>
-        </w:tc>
-        <w:tc>
-          <w:p>
-            <w:r>
-              <w:t>+17.4%</w:t>
-            </w:r>
-          </w:p>
-        </w:tc>
-      </w:tr>
-    </w:tbl>
-    <w:sectPr>
-      <w:pgSz w:w="12240" w:h="15840"/>
-      <w:pgMar w:top="1440" w:bottom="1440" w:left="1440" w:right="1440" w:header="720" w:footer="720" w:gutter="0"/>
-      <w:cols w:space="720"/>
-      <w:headerReference w:type="default" r:id="rIdHeader1"/>
-      <w:footerReference w:type="default" r:id="rIdFooter1"/>
-      <w:docGrid w:linePitch="360"/>
-    </w:sectPr>
-  </w:body>
-</w:document>
+<w:document xmlns:w="http://schemas.openxmlformats.org/wordprocessingml/2006/main" xmlns:wpc="http://schemas.microsoft.com/office/word/2010/wordprocessingCanvas" xmlns:cx="http://schemas.microsoft.com/office/drawing/2014/chartex" xmlns:cx1="http://schemas.microsoft.com/office/drawing/2015/9/8/chartex" xmlns:cx2="http://schemas.microsoft.com/office/drawing/2015/10/21/chartex" xmlns:cx3="http://schemas.microsoft.com/office/drawing/2016/5/9/chartex" xmlns:cx4="http://schemas.microsoft.com/office/drawing/2016/5/10/chartex" xmlns:cx5="http://schemas.microsoft.com/office/drawing/2016/5/11/chartex" xmlns:cx6="http://schemas.microsoft.com/office/drawing/2016/5/12/chartex" xmlns:cx7="http://schemas.microsoft.com/office/drawing/2016/5/13/chartex" xmlns:cx8="http://schemas.microsoft.com/office/drawing/2016/5/14/chartex" xmlns:mc="http://schemas.openxmlformats.org/markup-compatibility/2006" xmlns:aink="http://schemas.microsoft.com/office/drawing/2016/ink" xmlns:am3d="http://schemas.microsoft.com/office/drawing/2017/model3d" xmlns:o="urn:schemas-microsoft-com:office:office" xmlns:oel="http://schemas.microsoft.com/office/2019/extlst" xmlns:r="http://schemas.openxmlformats.org/officeDocument/2006/relationships" xmlns:m="http://schemas.openxmlformats.org/officeDocument/2006/math" xmlns:v="urn:schemas-microsoft-com:vml" xmlns:wp14="http://schemas.microsoft.com/office/word/2010/wordprocessingDrawing" xmlns:wp="http://schemas.openxmlformats.org/drawingml/2006/wordprocessingDrawing" xmlns:w10="urn:schemas-microsoft-com:office:word" xmlns:w14="http://schemas.microsoft.com/office/word/2010/wordml" xmlns:w15="http://schemas.microsoft.com/office/word/2012/wordml" xmlns:w16cex="http://schemas.microsoft.com/office/word/2018/wordml/cex" xmlns:w16cid="http://schemas.microsoft.com/office/word/2016/wordml/cid" xmlns:w16="http://schemas.microsoft.com/office/word/2018/wordml" xmlns:w16du="http://schemas.microsoft.com/office/word/2023/wordml/word16du" xmlns:w16sdtdh="http://schemas.microsoft.com/office/word/2020/wordml/sdtdatahash" xmlns:w16sdtfl="http://schemas.microsoft.com/office/word/2024/wordml/sdtformatlock" xmlns:w16se="http://schemas.microsoft.com/office/word/2015/wordml/symex" xmlns:wpg="http://schemas.microsoft.com/office/word/2010/wordprocessingGroup" xmlns:wpi="http://schemas.microsoft.com/office/word/2010/wordprocessingInk" xmlns:wne="http://schemas.microsoft.com/office/word/2006/wordml" xmlns:wps="http://schemas.microsoft.com/office/word/2010/wordprocessingShape" mc:Ignorable="w14 w15 w16se w16cid w16 w16cex w16sdtdh w16sdtfl w16du wp14"><w:body><w:p><w:pPr><w:pStyle w:val="Title"></w:pStyle></w:pPr><w:r><w:t>Complete Document</w:t></w:r></w:p><w:p><w:r><w:t>Generated with Uniword Builder API</w:t></w:r></w:p><w:p><w:r><w:t>March 2026</w:t></w:r></w:p><w:p><w:r><w:br w:type="page"></w:br></w:r></w:p><w:p><w:r><w:t>Table of Contents</w:t></w:r></w:p><w:p><w:fldChar w:fldCharType="begin"></w:fldChar><w:fldChar w:fldCharType="separate"></w:fldChar><w:fldChar w:fldCharType="end"></w:fldChar><w:instrText><w:text> TOC \o "1-3" \h \z \u </w:text></w:instrText></w:p><w:p><w:r><w:br w:type="page"></w:br></w:r></w:p><w:p><w:pPr><w:pStyle w:val="Heading1"></w:pStyle></w:pPr><w:r><w:t>1. Introduction</w:t></w:r></w:p><w:p><w:r><w:t xml:space="preserve">This document demonstrates the complete Uniword Builder API, </w:t></w:r><w:r><w:t xml:space="preserve">including headers, footers, tables, charts, bibliography, </w:t></w:r><w:r><w:t>hyperlinks, and multiple sections.</w:t></w:r></w:p><w:p><w:r><w:t xml:space="preserve">The Uniword library provides a comprehensive Ruby API for </w:t></w:r><w:r><w:t>creating and manipulating OOXML (Office Open XML) documents.</w:t></w:r></w:p><w:p><w:pPr><w:numPr><w:numId w:val="1"></w:numId><w:ilvl w:val="0"></w:ilvl></w:numPr></w:pPr><w:r><w:t>Paragraph and text formatting</w:t></w:r></w:p><w:p><w:pPr><w:numPr><w:numId w:val="1"></w:numId><w:ilvl w:val="0"></w:ilvl></w:numPr></w:pPr><w:r><w:t>Tables with styled cells</w:t></w:r></w:p><w:p><w:pPr><w:numPr><w:numId w:val="1"></w:numId><w:ilvl w:val="0"></w:ilvl></w:numPr></w:pPr><w:r><w:t>Charts (bar, line, pie)</w:t></w:r></w:p><w:p><w:pPr><w:numPr><w:numId w:val="1"></w:numId><w:ilvl w:val="0"></w:ilvl></w:numPr></w:pPr><w:r><w:t>bibliography and citations</w:t></w:r></w:p><w:p><w:pPr><w:numPr><w:numId w:val="1"></w:numId><w:ilvl w:val="0"></w:ilvl></w:numPr></w:pPr><w:r><w:t>Headers and footers</w:t></w:r></w:p><w:p><w:pPr><w:numPr><w:numId w:val="1"></w:numId><w:ilvl w:val="0"></w:ilvl></w:numPr></w:pPr><w:r><w:t>Table of contents</w:t></w:r></w:p><w:p><w:r><w:br w:type="page"></w:br></w:r></w:p><w:p><w:pPr><w:pStyle w:val="Heading1"></w:pStyle></w:pPr><w:r><w:t>2. Data Analysis</w:t></w:r></w:p><w:p><w:pPr><w:pStyle w:val="Heading2"></w:pStyle></w:pPr><w:r><w:t>2.1 Sales Performance</w:t></w:r></w:p><w:p><w:r><w:t>The following table shows quarterly sales data:</w:t></w:r></w:p><w:p><w:pPr><w:pStyle w:val="Heading2"></w:pStyle></w:pPr><w:r><w:t>2.2 Revenue Chart</w:t></w:r></w:p><w:p><w:r><w:drawing><wp:inline><wp:extent wp:cx="5486400" wp:cy="3200400"></wp:extent><wp:effectExtent></wp:effectExtent><wp:docPr wp:id="510485296" wp:name="Chart 74253"></wp:docPr><graphic xmlns="http://schemas.openxmlformats.org/drawingml/2006/main"><graphicData uri="http://schemas.openxmlformats.org/drawingml/2006/chart"><chart xmlns="http://schemas.openxmlformats.org/drawingml/2006/chart" c:id="rIdChart1"></chart></graphicData></graphic></wp:inline></w:drawing></w:r></w:p><w:p><w:pPr><w:pStyle w:val="Heading2"></w:pStyle></w:pPr><w:r><w:t>2.3 Trend Analysis</w:t></w:r></w:p><w:p><w:r><w:drawing><wp:inline><wp:extent wp:cx="5486400" wp:cy="3200400"></wp:extent><wp:effectExtent></wp:effectExtent><wp:docPr wp:id="723629198" wp:name="Chart 355061"></wp:docPr><graphic xmlns="http://schemas.openxmlformats.org/drawingml/2006/main"><graphicData uri="http://schemas.openxmlformats.org/drawingml/2006/chart"><chart xmlns="http://schemas.openxmlformats.org/drawingml/2006/chart" c:id="rIdChart2"></chart></graphicData></graphic></wp:inline></w:drawing></w:r></w:p><w:p><w:r><w:br w:type="page"></w:br></w:r></w:p><w:p><w:pPr><w:pStyle w:val="Heading1"></w:pStyle></w:pPr><w:r><w:t>3. References</w:t></w:r></w:p><w:p><w:r><w:t>This document references the following sources:</w:t></w:r></w:p><w:p><w:sdt><w:sdtPr><w:id w:val="1"></w:id><w:bibliography></w:bibliography><w:docPartObj><w:docPartGallery w:val="Bibliographies"></w:docPartGallery><w:docPartUnique></w:docPartUnique></w:docPartObj></w:sdtPr></w:sdt></w:p><w:tbl><w:tr><w:tc><w:tcPr><w:shd w:val="clear" w:color="FFFFFF" w:fill="4472C4"></w:shd></w:tcPr><w:p><w:r><w:t>Quarter</w:t></w:r></w:p></w:tc><w:tc><w:tcPr><w:shd w:val="clear" w:color="FFFFFF" w:fill="4472C4"></w:shd></w:tcPr><w:p><w:r><w:t>Revenue</w:t></w:r></w:p></w:tc><w:tc><w:tcPr><w:shd w:val="clear" w:color="FFFFFF" w:fill="4472C4"></w:shd></w:tcPr><w:p><w:r><w:t>Growth</w:t></w:r></w:p></w:tc></w:tr><w:tr><w:tc><w:p><w:r><w:t>Q1</w:t></w:r></w:p></w:tc><w:tc><w:p><w:r><w:t>$1,200,000</w:t></w:r></w:p></w:tc><w:tc><w:p><w:r><w:t>+12%</w:t></w:r></w:p></w:tc></w:tr><w:tr><w:tc><w:p><w:r><w:t>Q2</w:t></w:r></w:p></w:tc><w:tc><w:p><w:r><w:t>$1,450,000</w:t></w:r></w:p></w:tc><w:tc><w:p><w:r><w:t>+20.8%</w:t></w:r></w:p></w:tc></w:tr><w:tr><w:tc><w:p><w:r><w:t>Q3</w:t></w:r></w:p></w:tc><w:tc><w:p><w:r><w:t>$1,380,000</w:t></w:r></w:p></w:tc><w:tc><w:p><w:r><w:t>-4.8%</w:t></w:r></w:p></w:tc></w:tr><w:tr><w:tc><w:p><w:r><w:t>Q4</w:t></w:r></w:p></w:tc><w:tc><w:p><w:r><w:t>$1,620,000</w:t></w:r></w:p></w:tc><w:tc><w:p><w:r><w:t>+17.4%</w:t></w:r></w:p></w:tc></w:tr></w:tbl><w:sectPr><w:pgSz w:w="12240" w:h="15840"></w:pgSz><w:pgMar w:top="1440" w:bottom="1440" w:left="1440" w:right="1440" w:header="720" w:footer="720" w:gutter="0"></w:pgMar><w:cols w:space="720"></w:cols><w:headerReference w:type="default" r:id="rIdHeader1"></w:headerReference><w:footerReference w:type="default" r:id="rIdFooter1"></w:footerReference><w:docGrid w:linePitch="360"></w:docGrid></w:sectPr></w:body></w:document>
 </file>
 
 <file path=word/footer1.xml><?xml version="1.0" encoding="utf-8"?>
@@ -433,7 +58,7 @@
 </file>
 
 <file path=word/numbering.xml><?xml version="1.0" encoding="utf-8"?>
-<w:numbering xmlns:w="http://schemas.openxmlformats.org/wordprocessingml/2006/main" xmlns:mc="http://schemas.openxmlformats.org/markup-compatibility/2006">
+<w:numbering xmlns:w="http://schemas.openxmlformats.org/wordprocessingml/2006/main" xmlns:mc="http://schemas.openxmlformats.org/markup-compatibility/2006" xmlns:w14="http://schemas.microsoft.com/office/word/2010/wordml" xmlns:w15="http://schemas.microsoft.com/office/word/2012/wordml" xmlns:w16se="http://schemas.microsoft.com/office/word/2015/wordml/symex" xmlns:w16cid="http://schemas.microsoft.com/office/word/2016/wordml/cid" xmlns:w16="http://schemas.microsoft.com/office/word/2018/wordml" xmlns:w16cex="http://schemas.microsoft.com/office/word/2018/wordml/cex" xmlns:w16sdtdh="http://schemas.microsoft.com/office/word/2020/wordml/sdtdatahash" xmlns:w16sdtfl="http://schemas.microsoft.com/office/word/2024/wordml/sdtformatlock" xmlns:w16du="http://schemas.microsoft.com/office/word/2023/wordml/word16du" xmlns:wp14="http://schemas.microsoft.com/office/word/2010/wordprocessingDrawing" mc:Ignorable="w14 w15 w16se w16cid w16 w16cex w16sdtdh w16sdtfl w16du wp14">
   <w:abstractNum w:abstractNumId="0">
     <w:lvl w:ilvl="0">
       <w:start w:val="1"/>
@@ -497,81 +122,11 @@
 </file>
 
 <file path=word/sources.xml><?xml version="1.0" encoding="UTF-8" standalone="yes"?>
-<Sources xmlns="http://schemas.openxmlformats.org/officeDocument/2006/bibliography" b:SelectedStyle="APA">
-  <Source>
-    <SourceType>Book</SourceType>
-    <Tag>Smith2024</Tag>
-    <Author>
-      <NameList>
-        <Person>
-          <First>John</First>
-          <Last>Smith</Last>
-        </Person>
-        <Person>
-          <First>Jane</First>
-          <Last>Doe</Last>
-        </Person>
-      </NameList>
-    </Author>
-    <Title>Data Analysis best Practices</Title>
-    <Year>2024</Year>
-    <Publisher>Academic Press</Publisher>
-    <City>New York</City>
-    <RefOrder>1</RefOrder>
-  </Source>
-  <Source>
-    <SourceType>JournalArticle</SourceType>
-    <Tag>Johnson2023</Tag>
-    <Author>
-      <NameList>
-        <Person>
-          <First>Robert</First>
-          <Last>Johnson</Last>
-        </Person>
-      </NameList>
-    </Author>
-    <Title>Modern Sales Techniques</Title>
-    <Year>2023</Year>
-    <Publisher>Harvard business Review</Publisher>
-    <Pages>45-60</Pages>
-    <Volume>101</Volume>
-    <Issue>3</Issue>
-    <RefOrder>2</RefOrder>
-  </Source>
-  <Source>
-    <SourceType>InternetSite</SourceType>
-    <Tag>OOXML2024</Tag>
-    <Title>Office Open XML Specification</Title>
-    <Year>2024</Year>
-    <URL>https://www.ecma-international.org/publications-and-standards/standards/ecma-376/</URL>
-    <RefOrder>3</RefOrder>
-  </Source>
-  <Source>
-    <SourceType>ConferenceProceedings</SourceType>
-    <Tag>Lee2023</Tag>
-    <Author>
-      <NameList>
-        <Person>
-          <First>Sarah</First>
-          <Last>Lee</Last>
-        </Person>
-        <Person>
-          <First>Michael</First>
-          <Last>Chen</Last>
-        </Person>
-      </NameList>
-    </Author>
-    <Title>Machine Learning for Sales Forecasting</Title>
-    <Year>2023</Year>
-    <Publisher>NeurIPS Conference</Publisher>
-    <City>New Orleans</City>
-    <RefOrder>4</RefOrder>
-  </Source>
-</Sources>
+<Sources xmlns="http://schemas.openxmlformats.org/officeDocument/2006/bibliography" b:SelectedStyle="APA"><Source><SourceType>Book</SourceType><Tag>Smith2024</Tag><Author><NameList><Person><First>John</First><Last>Smith</Last></Person><Person><First>Jane</First><Last>Doe</Last></Person></NameList></Author><Title>Data Analysis best Practices</Title><Year>2024</Year><Publisher>Academic Press</Publisher><City>New York</City><RefOrder>1</RefOrder></Source><Source><SourceType>JournalArticle</SourceType><Tag>Johnson2023</Tag><Author><NameList><Person><First>Robert</First><Last>Johnson</Last></Person></NameList></Author><Title>Modern Sales Techniques</Title><Year>2023</Year><Publisher>Harvard business Review</Publisher><Pages>45-60</Pages><Volume>101</Volume><Issue>3</Issue><RefOrder>2</RefOrder></Source><Source><SourceType>InternetSite</SourceType><Tag>OOXML2024</Tag><Title>Office Open XML Specification</Title><Year>2024</Year><URL>https://www.ecma-international.org/publications-and-standards/standards/ecma-376/</URL><RefOrder>3</RefOrder></Source><Source><SourceType>ConferenceProceedings</SourceType><Tag>Lee2023</Tag><Author><NameList><Person><First>Sarah</First><Last>Lee</Last></Person><Person><First>Michael</First><Last>Chen</Last></Person></NameList></Author><Title>Machine Learning for Sales Forecasting</Title><Year>2023</Year><Publisher>NeurIPS Conference</Publisher><City>New Orleans</City><RefOrder>4</RefOrder></Source></Sources>
 </file>
 
 <file path=word/styles.xml><?xml version="1.0" encoding="utf-8"?>
-<w:styles xmlns:w="http://schemas.openxmlformats.org/wordprocessingml/2006/main" xmlns:mc="http://schemas.openxmlformats.org/markup-compatibility/2006" xmlns:r="http://schemas.openxmlformats.org/officeDocument/2006/relationships" xmlns:w14="http://schemas.microsoft.com/office/word/2010/wordml" xmlns:w15="http://schemas.microsoft.com/office/word/2012/wordml" xmlns:w16cex="http://schemas.microsoft.com/office/word/2018/wordml/cex" xmlns:w16cid="http://schemas.microsoft.com/office/word/2016/wordml/cid" xmlns:w16="http://schemas.microsoft.com/office/word/2018/wordml" xmlns:w16du="http://schemas.microsoft.com/office/word/2023/wordml/word16du" xmlns:w16sdtdh="http://schemas.microsoft.com/office/word/2020/wordml/sdtdatahash" xmlns:w16sdtfl="http://schemas.microsoft.com/office/word/2024/wordml/sdtformatlock" xmlns:w16se="http://schemas.microsoft.com/office/word/2015/wordml/symex" mc:Ignorable="w14 w15 w16se w16cid w16 w16cex w16sdtdh w16sdtfl w16du">
+<w:styles xmlns:w="http://schemas.openxmlformats.org/wordprocessingml/2006/main" xmlns:mc="http://schemas.openxmlformats.org/markup-compatibility/2006" xmlns:r="http://schemas.openxmlformats.org/officeDocument/2006/relationships" xmlns:w14="http://schemas.microsoft.com/office/word/2010/wordml" xmlns:w15="http://schemas.microsoft.com/office/word/2012/wordml" xmlns:wp14="http://schemas.microsoft.com/office/word/2010/wordprocessingDrawing" xmlns:w16cex="http://schemas.microsoft.com/office/word/2018/wordml/cex" xmlns:w16cid="http://schemas.microsoft.com/office/word/2016/wordml/cid" xmlns:w16="http://schemas.microsoft.com/office/word/2018/wordml" xmlns:w16du="http://schemas.microsoft.com/office/word/2023/wordml/word16du" xmlns:w16sdtdh="http://schemas.microsoft.com/office/word/2020/wordml/sdtdatahash" xmlns:w16sdtfl="http://schemas.microsoft.com/office/word/2024/wordml/sdtformatlock" xmlns:w16se="http://schemas.microsoft.com/office/word/2015/wordml/symex" mc:Ignorable="w14 w15 w16se w16cid w16 w16cex w16sdtdh w16sdtfl w16du">
   <w:docDefaults>
     <w:rPrDefault>
       <w:rPr>
@@ -1447,11 +1002,142 @@
         <a:cs typeface="Noto Sans Arabic"/>
       </a:minorFont>
     </a:fontScheme>
-    <a:fmtScheme>
-      <a:fillStyleLst/>
-      <a:lnStyleLst/>
-      <a:effectStyleLst/>
-      <a:bgFillStyleLst/>
+    <a:fmtScheme name="Office">
+      <a:fillStyleLst>
+        <a:solidFill>
+          <a:schemeClr val="phClr"/>
+        </a:solidFill>
+        <a:gradFill rotWithShape="1">
+          <a:gsLst>
+            <a:gs pos="0">
+              <a:schemeClr val="phClr">
+                <a:lumMod val="110000"/>
+                <a:satMod val="105000"/>
+                <a:tint val="67000"/>
+              </a:schemeClr>
+            </a:gs>
+            <a:gs pos="50000">
+              <a:schemeClr val="phClr">
+                <a:lumMod val="105000"/>
+                <a:satMod val="103000"/>
+                <a:tint val="73000"/>
+              </a:schemeClr>
+            </a:gs>
+            <a:gs pos="100000">
+              <a:schemeClr val="phClr">
+                <a:lumMod val="105000"/>
+                <a:satMod val="109000"/>
+                <a:tint val="81000"/>
+              </a:schemeClr>
+            </a:gs>
+          </a:gsLst>
+          <a:lin ang="5400000" scaled="0"/>
+        </a:gradFill>
+        <a:gradFill rotWithShape="1">
+          <a:gsLst>
+            <a:gs pos="0">
+              <a:schemeClr val="phClr">
+                <a:satMod val="103000"/>
+                <a:lumMod val="102000"/>
+                <a:tint val="94000"/>
+              </a:schemeClr>
+            </a:gs>
+            <a:gs pos="50000">
+              <a:schemeClr val="phClr">
+                <a:satMod val="110000"/>
+                <a:lumMod val="100000"/>
+                <a:shade val="100000"/>
+              </a:schemeClr>
+            </a:gs>
+            <a:gs pos="100000">
+              <a:schemeClr val="phClr">
+                <a:lumMod val="99000"/>
+                <a:satMod val="120000"/>
+                <a:shade val="78000"/>
+              </a:schemeClr>
+            </a:gs>
+          </a:gsLst>
+          <a:lin ang="5400000" scaled="0"/>
+        </a:gradFill>
+      </a:fillStyleLst>
+      <a:lnStyleLst>
+        <a:ln w="12700" cap="flat" cmpd="sng" algn="ctr">
+          <a:solidFill>
+            <a:schemeClr val="phClr"/>
+          </a:solidFill>
+          <a:prstDash val="solid"/>
+          <a:miter lim="800000"/>
+        </a:ln>
+        <a:ln w="19050" cap="flat" cmpd="sng" algn="ctr">
+          <a:solidFill>
+            <a:schemeClr val="phClr"/>
+          </a:solidFill>
+          <a:prstDash val="solid"/>
+          <a:miter lim="800000"/>
+        </a:ln>
+        <a:ln w="25400" cap="flat" cmpd="sng" algn="ctr">
+          <a:solidFill>
+            <a:schemeClr val="phClr"/>
+          </a:solidFill>
+          <a:prstDash val="solid"/>
+          <a:miter lim="800000"/>
+        </a:ln>
+      </a:lnStyleLst>
+      <a:effectStyleLst>
+        <a:effectStyle>
+          <a:effectLst/>
+        </a:effectStyle>
+        <a:effectStyle>
+          <a:effectLst/>
+        </a:effectStyle>
+        <a:effectStyle>
+          <a:effectLst>
+            <a:outerShdw blurRad="57150" dist="19050" dir="5400000" algn="ctr" rotWithShape="0">
+              <a:srgbClr val="000000">
+                <a:alpha val="63000"/>
+              </a:srgbClr>
+            </a:outerShdw>
+          </a:effectLst>
+        </a:effectStyle>
+      </a:effectStyleLst>
+      <a:bgFillStyleLst>
+        <a:solidFill>
+          <a:schemeClr val="phClr"/>
+        </a:solidFill>
+        <a:solidFill>
+          <a:schemeClr val="phClr">
+            <a:tint val="95000"/>
+            <a:satMod val="170000"/>
+          </a:schemeClr>
+        </a:solidFill>
+        <a:gradFill rotWithShape="1">
+          <a:gsLst>
+            <a:gs pos="0">
+              <a:schemeClr val="phClr">
+                <a:tint val="93000"/>
+                <a:satMod val="150000"/>
+                <a:shade val="98000"/>
+                <a:lumMod val="102000"/>
+              </a:schemeClr>
+            </a:gs>
+            <a:gs pos="50000">
+              <a:schemeClr val="phClr">
+                <a:tint val="98000"/>
+                <a:satMod val="130000"/>
+                <a:shade val="90000"/>
+                <a:lumMod val="103000"/>
+              </a:schemeClr>
+            </a:gs>
+            <a:gs pos="100000">
+              <a:schemeClr val="phClr">
+                <a:shade val="63000"/>
+                <a:satMod val="120000"/>
+              </a:schemeClr>
+            </a:gs>
+          </a:gsLst>
+          <a:lin ang="5400000" scaled="0"/>
+        </a:gradFill>
+      </a:bgFillStyleLst>
     </a:fmtScheme>
   </a:themeElements>
   <a:objectDefaults/>

--- a/spec/examples/generated/complete_document.docx
+++ b/spec/examples/generated/complete_document.docx
@@ -1,6 +1,381 @@
 
 <file path=word/document.xml><?xml version="1.0" encoding="UTF-8" standalone="yes"?>
-<w:document xmlns:w="http://schemas.openxmlformats.org/wordprocessingml/2006/main" xmlns:wpc="http://schemas.microsoft.com/office/word/2010/wordprocessingCanvas" xmlns:cx="http://schemas.microsoft.com/office/drawing/2014/chartex" xmlns:cx1="http://schemas.microsoft.com/office/drawing/2015/9/8/chartex" xmlns:cx2="http://schemas.microsoft.com/office/drawing/2015/10/21/chartex" xmlns:cx3="http://schemas.microsoft.com/office/drawing/2016/5/9/chartex" xmlns:cx4="http://schemas.microsoft.com/office/drawing/2016/5/10/chartex" xmlns:cx5="http://schemas.microsoft.com/office/drawing/2016/5/11/chartex" xmlns:cx6="http://schemas.microsoft.com/office/drawing/2016/5/12/chartex" xmlns:cx7="http://schemas.microsoft.com/office/drawing/2016/5/13/chartex" xmlns:cx8="http://schemas.microsoft.com/office/drawing/2016/5/14/chartex" xmlns:mc="http://schemas.openxmlformats.org/markup-compatibility/2006" xmlns:aink="http://schemas.microsoft.com/office/drawing/2016/ink" xmlns:am3d="http://schemas.microsoft.com/office/drawing/2017/model3d" xmlns:o="urn:schemas-microsoft-com:office:office" xmlns:oel="http://schemas.microsoft.com/office/2019/extlst" xmlns:r="http://schemas.openxmlformats.org/officeDocument/2006/relationships" xmlns:m="http://schemas.openxmlformats.org/officeDocument/2006/math" xmlns:v="urn:schemas-microsoft-com:vml" xmlns:wp14="http://schemas.microsoft.com/office/word/2010/wordprocessingDrawing" xmlns:wp="http://schemas.openxmlformats.org/drawingml/2006/wordprocessingDrawing" xmlns:w10="urn:schemas-microsoft-com:office:word" xmlns:w14="http://schemas.microsoft.com/office/word/2010/wordml" xmlns:w15="http://schemas.microsoft.com/office/word/2012/wordml" xmlns:w16cex="http://schemas.microsoft.com/office/word/2018/wordml/cex" xmlns:w16cid="http://schemas.microsoft.com/office/word/2016/wordml/cid" xmlns:w16="http://schemas.microsoft.com/office/word/2018/wordml" xmlns:w16du="http://schemas.microsoft.com/office/word/2023/wordml/word16du" xmlns:w16sdtdh="http://schemas.microsoft.com/office/word/2020/wordml/sdtdatahash" xmlns:w16sdtfl="http://schemas.microsoft.com/office/word/2024/wordml/sdtformatlock" xmlns:w16se="http://schemas.microsoft.com/office/word/2015/wordml/symex" xmlns:wpg="http://schemas.microsoft.com/office/word/2010/wordprocessingGroup" xmlns:wpi="http://schemas.microsoft.com/office/word/2010/wordprocessingInk" xmlns:wne="http://schemas.microsoft.com/office/word/2006/wordml" xmlns:wps="http://schemas.microsoft.com/office/word/2010/wordprocessingShape" mc:Ignorable="w14 w15 w16se w16cid w16 w16cex w16sdtdh w16sdtfl w16du wp14"><w:body><w:p><w:pPr><w:pStyle w:val="Title"></w:pStyle></w:pPr><w:r><w:t>Complete Document</w:t></w:r></w:p><w:p><w:r><w:t>Generated with Uniword Builder API</w:t></w:r></w:p><w:p><w:r><w:t>March 2026</w:t></w:r></w:p><w:p><w:r><w:br w:type="page"></w:br></w:r></w:p><w:p><w:r><w:t>Table of Contents</w:t></w:r></w:p><w:p><w:fldChar w:fldCharType="begin"></w:fldChar><w:fldChar w:fldCharType="separate"></w:fldChar><w:fldChar w:fldCharType="end"></w:fldChar><w:instrText><w:text> TOC \o "1-3" \h \z \u </w:text></w:instrText></w:p><w:p><w:r><w:br w:type="page"></w:br></w:r></w:p><w:p><w:pPr><w:pStyle w:val="Heading1"></w:pStyle></w:pPr><w:r><w:t>1. Introduction</w:t></w:r></w:p><w:p><w:r><w:t xml:space="preserve">This document demonstrates the complete Uniword Builder API, </w:t></w:r><w:r><w:t xml:space="preserve">including headers, footers, tables, charts, bibliography, </w:t></w:r><w:r><w:t>hyperlinks, and multiple sections.</w:t></w:r></w:p><w:p><w:r><w:t xml:space="preserve">The Uniword library provides a comprehensive Ruby API for </w:t></w:r><w:r><w:t>creating and manipulating OOXML (Office Open XML) documents.</w:t></w:r></w:p><w:p><w:pPr><w:numPr><w:numId w:val="1"></w:numId><w:ilvl w:val="0"></w:ilvl></w:numPr></w:pPr><w:r><w:t>Paragraph and text formatting</w:t></w:r></w:p><w:p><w:pPr><w:numPr><w:numId w:val="1"></w:numId><w:ilvl w:val="0"></w:ilvl></w:numPr></w:pPr><w:r><w:t>Tables with styled cells</w:t></w:r></w:p><w:p><w:pPr><w:numPr><w:numId w:val="1"></w:numId><w:ilvl w:val="0"></w:ilvl></w:numPr></w:pPr><w:r><w:t>Charts (bar, line, pie)</w:t></w:r></w:p><w:p><w:pPr><w:numPr><w:numId w:val="1"></w:numId><w:ilvl w:val="0"></w:ilvl></w:numPr></w:pPr><w:r><w:t>bibliography and citations</w:t></w:r></w:p><w:p><w:pPr><w:numPr><w:numId w:val="1"></w:numId><w:ilvl w:val="0"></w:ilvl></w:numPr></w:pPr><w:r><w:t>Headers and footers</w:t></w:r></w:p><w:p><w:pPr><w:numPr><w:numId w:val="1"></w:numId><w:ilvl w:val="0"></w:ilvl></w:numPr></w:pPr><w:r><w:t>Table of contents</w:t></w:r></w:p><w:p><w:r><w:br w:type="page"></w:br></w:r></w:p><w:p><w:pPr><w:pStyle w:val="Heading1"></w:pStyle></w:pPr><w:r><w:t>2. Data Analysis</w:t></w:r></w:p><w:p><w:pPr><w:pStyle w:val="Heading2"></w:pStyle></w:pPr><w:r><w:t>2.1 Sales Performance</w:t></w:r></w:p><w:p><w:r><w:t>The following table shows quarterly sales data:</w:t></w:r></w:p><w:p><w:pPr><w:pStyle w:val="Heading2"></w:pStyle></w:pPr><w:r><w:t>2.2 Revenue Chart</w:t></w:r></w:p><w:p><w:r><w:drawing><wp:inline><wp:extent wp:cx="5486400" wp:cy="3200400"></wp:extent><wp:effectExtent></wp:effectExtent><wp:docPr wp:id="510485296" wp:name="Chart 74253"></wp:docPr><graphic xmlns="http://schemas.openxmlformats.org/drawingml/2006/main"><graphicData uri="http://schemas.openxmlformats.org/drawingml/2006/chart"><chart xmlns="http://schemas.openxmlformats.org/drawingml/2006/chart" c:id="rIdChart1"></chart></graphicData></graphic></wp:inline></w:drawing></w:r></w:p><w:p><w:pPr><w:pStyle w:val="Heading2"></w:pStyle></w:pPr><w:r><w:t>2.3 Trend Analysis</w:t></w:r></w:p><w:p><w:r><w:drawing><wp:inline><wp:extent wp:cx="5486400" wp:cy="3200400"></wp:extent><wp:effectExtent></wp:effectExtent><wp:docPr wp:id="723629198" wp:name="Chart 355061"></wp:docPr><graphic xmlns="http://schemas.openxmlformats.org/drawingml/2006/main"><graphicData uri="http://schemas.openxmlformats.org/drawingml/2006/chart"><chart xmlns="http://schemas.openxmlformats.org/drawingml/2006/chart" c:id="rIdChart2"></chart></graphicData></graphic></wp:inline></w:drawing></w:r></w:p><w:p><w:r><w:br w:type="page"></w:br></w:r></w:p><w:p><w:pPr><w:pStyle w:val="Heading1"></w:pStyle></w:pPr><w:r><w:t>3. References</w:t></w:r></w:p><w:p><w:r><w:t>This document references the following sources:</w:t></w:r></w:p><w:p><w:sdt><w:sdtPr><w:id w:val="1"></w:id><w:bibliography></w:bibliography><w:docPartObj><w:docPartGallery w:val="Bibliographies"></w:docPartGallery><w:docPartUnique></w:docPartUnique></w:docPartObj></w:sdtPr></w:sdt></w:p><w:tbl><w:tr><w:tc><w:tcPr><w:shd w:val="clear" w:color="FFFFFF" w:fill="4472C4"></w:shd></w:tcPr><w:p><w:r><w:t>Quarter</w:t></w:r></w:p></w:tc><w:tc><w:tcPr><w:shd w:val="clear" w:color="FFFFFF" w:fill="4472C4"></w:shd></w:tcPr><w:p><w:r><w:t>Revenue</w:t></w:r></w:p></w:tc><w:tc><w:tcPr><w:shd w:val="clear" w:color="FFFFFF" w:fill="4472C4"></w:shd></w:tcPr><w:p><w:r><w:t>Growth</w:t></w:r></w:p></w:tc></w:tr><w:tr><w:tc><w:p><w:r><w:t>Q1</w:t></w:r></w:p></w:tc><w:tc><w:p><w:r><w:t>$1,200,000</w:t></w:r></w:p></w:tc><w:tc><w:p><w:r><w:t>+12%</w:t></w:r></w:p></w:tc></w:tr><w:tr><w:tc><w:p><w:r><w:t>Q2</w:t></w:r></w:p></w:tc><w:tc><w:p><w:r><w:t>$1,450,000</w:t></w:r></w:p></w:tc><w:tc><w:p><w:r><w:t>+20.8%</w:t></w:r></w:p></w:tc></w:tr><w:tr><w:tc><w:p><w:r><w:t>Q3</w:t></w:r></w:p></w:tc><w:tc><w:p><w:r><w:t>$1,380,000</w:t></w:r></w:p></w:tc><w:tc><w:p><w:r><w:t>-4.8%</w:t></w:r></w:p></w:tc></w:tr><w:tr><w:tc><w:p><w:r><w:t>Q4</w:t></w:r></w:p></w:tc><w:tc><w:p><w:r><w:t>$1,620,000</w:t></w:r></w:p></w:tc><w:tc><w:p><w:r><w:t>+17.4%</w:t></w:r></w:p></w:tc></w:tr></w:tbl><w:sectPr><w:pgSz w:w="12240" w:h="15840"></w:pgSz><w:pgMar w:top="1440" w:bottom="1440" w:left="1440" w:right="1440" w:header="720" w:footer="720" w:gutter="0"></w:pgMar><w:cols w:space="720"></w:cols><w:headerReference w:type="default" r:id="rIdHeader1"></w:headerReference><w:footerReference w:type="default" r:id="rIdFooter1"></w:footerReference><w:docGrid w:linePitch="360"></w:docGrid></w:sectPr></w:body></w:document>
+<w:document xmlns:w="http://schemas.openxmlformats.org/wordprocessingml/2006/main" xmlns:wpc="http://schemas.microsoft.com/office/word/2010/wordprocessingCanvas" xmlns:cx="http://schemas.microsoft.com/office/drawing/2014/chartex" xmlns:cx1="http://schemas.microsoft.com/office/drawing/2015/9/8/chartex" xmlns:cx2="http://schemas.microsoft.com/office/drawing/2015/10/21/chartex" xmlns:cx3="http://schemas.microsoft.com/office/drawing/2016/5/9/chartex" xmlns:cx4="http://schemas.microsoft.com/office/drawing/2016/5/10/chartex" xmlns:cx5="http://schemas.microsoft.com/office/drawing/2016/5/11/chartex" xmlns:cx6="http://schemas.microsoft.com/office/drawing/2016/5/12/chartex" xmlns:cx7="http://schemas.microsoft.com/office/drawing/2016/5/13/chartex" xmlns:cx8="http://schemas.microsoft.com/office/drawing/2016/5/14/chartex" xmlns:mc="http://schemas.openxmlformats.org/markup-compatibility/2006" xmlns:aink="http://schemas.microsoft.com/office/drawing/2016/ink" xmlns:am3d="http://schemas.microsoft.com/office/drawing/2017/model3d" xmlns:o="urn:schemas-microsoft-com:office:office" xmlns:oel="http://schemas.microsoft.com/office/2019/extlst" xmlns:r="http://schemas.openxmlformats.org/officeDocument/2006/relationships" xmlns:m="http://schemas.openxmlformats.org/officeDocument/2006/math" xmlns:v="urn:schemas-microsoft-com:vml" xmlns:wp14="http://schemas.microsoft.com/office/word/2010/wordprocessingDrawing" xmlns:wp="http://schemas.openxmlformats.org/drawingml/2006/wordprocessingDrawing" xmlns:w10="urn:schemas-microsoft-com:office:word" xmlns:w14="http://schemas.microsoft.com/office/word/2010/wordml" xmlns:w15="http://schemas.microsoft.com/office/word/2012/wordml" xmlns:w16cex="http://schemas.microsoft.com/office/word/2018/wordml/cex" xmlns:w16cid="http://schemas.microsoft.com/office/word/2016/wordml/cid" xmlns:w16="http://schemas.microsoft.com/office/word/2018/wordml" xmlns:w16du="http://schemas.microsoft.com/office/word/2023/wordml/word16du" xmlns:w16sdtdh="http://schemas.microsoft.com/office/word/2020/wordml/sdtdatahash" xmlns:w16sdtfl="http://schemas.microsoft.com/office/word/2024/wordml/sdtformatlock" xmlns:w16se="http://schemas.microsoft.com/office/word/2015/wordml/symex" xmlns:wpg="http://schemas.microsoft.com/office/word/2010/wordprocessingGroup" xmlns:wpi="http://schemas.microsoft.com/office/word/2010/wordprocessingInk" xmlns:wne="http://schemas.microsoft.com/office/word/2006/wordml" xmlns:wps="http://schemas.microsoft.com/office/word/2010/wordprocessingShape" mc:Ignorable="w14 w15 w16se w16cid w16 w16cex w16sdtdh w16sdtfl w16du wp14">
+  <w:body>
+    <w:p>
+      <w:pPr>
+        <w:pStyle w:val="Title"/>
+      </w:pPr>
+      <w:r>
+        <w:t>Complete Document</w:t>
+      </w:r>
+    </w:p>
+    <w:p>
+      <w:r>
+        <w:t>Generated with Uniword Builder API</w:t>
+      </w:r>
+    </w:p>
+    <w:p>
+      <w:r>
+        <w:t>March 2026</w:t>
+      </w:r>
+    </w:p>
+    <w:p>
+      <w:r>
+        <w:br w:type="page"/>
+      </w:r>
+    </w:p>
+    <w:p>
+      <w:r>
+        <w:t>Table of Contents</w:t>
+      </w:r>
+    </w:p>
+    <w:p>
+      <w:fldChar w:fldCharType="begin"/>
+      <w:fldChar w:fldCharType="separate"/>
+      <w:fldChar w:fldCharType="end"/>
+      <w:instrText>
+        <w:text> TOC \o "1-3" \h \z \u </w:text>
+      </w:instrText>
+    </w:p>
+    <w:p>
+      <w:r>
+        <w:br w:type="page"/>
+      </w:r>
+    </w:p>
+    <w:p>
+      <w:pPr>
+        <w:pStyle w:val="Heading1"/>
+      </w:pPr>
+      <w:r>
+        <w:t>1. Introduction</w:t>
+      </w:r>
+    </w:p>
+    <w:p>
+      <w:r>
+        <w:t xml:space="preserve">This document demonstrates the complete Uniword Builder API, </w:t>
+      </w:r>
+      <w:r>
+        <w:t xml:space="preserve">including headers, footers, tables, charts, bibliography, </w:t>
+      </w:r>
+      <w:r>
+        <w:t>hyperlinks, and multiple sections.</w:t>
+      </w:r>
+    </w:p>
+    <w:p>
+      <w:r>
+        <w:t xml:space="preserve">The Uniword library provides a comprehensive Ruby API for </w:t>
+      </w:r>
+      <w:r>
+        <w:t>creating and manipulating OOXML (Office Open XML) documents.</w:t>
+      </w:r>
+    </w:p>
+    <w:p>
+      <w:pPr>
+        <w:numPr>
+          <w:numId w:val="1"/>
+          <w:ilvl w:val="0"/>
+        </w:numPr>
+      </w:pPr>
+      <w:r>
+        <w:t>Paragraph and text formatting</w:t>
+      </w:r>
+    </w:p>
+    <w:p>
+      <w:pPr>
+        <w:numPr>
+          <w:numId w:val="1"/>
+          <w:ilvl w:val="0"/>
+        </w:numPr>
+      </w:pPr>
+      <w:r>
+        <w:t>Tables with styled cells</w:t>
+      </w:r>
+    </w:p>
+    <w:p>
+      <w:pPr>
+        <w:numPr>
+          <w:numId w:val="1"/>
+          <w:ilvl w:val="0"/>
+        </w:numPr>
+      </w:pPr>
+      <w:r>
+        <w:t>Charts (bar, line, pie)</w:t>
+      </w:r>
+    </w:p>
+    <w:p>
+      <w:pPr>
+        <w:numPr>
+          <w:numId w:val="1"/>
+          <w:ilvl w:val="0"/>
+        </w:numPr>
+      </w:pPr>
+      <w:r>
+        <w:t>bibliography and citations</w:t>
+      </w:r>
+    </w:p>
+    <w:p>
+      <w:pPr>
+        <w:numPr>
+          <w:numId w:val="1"/>
+          <w:ilvl w:val="0"/>
+        </w:numPr>
+      </w:pPr>
+      <w:r>
+        <w:t>Headers and footers</w:t>
+      </w:r>
+    </w:p>
+    <w:p>
+      <w:pPr>
+        <w:numPr>
+          <w:numId w:val="1"/>
+          <w:ilvl w:val="0"/>
+        </w:numPr>
+      </w:pPr>
+      <w:r>
+        <w:t>Table of contents</w:t>
+      </w:r>
+    </w:p>
+    <w:p>
+      <w:r>
+        <w:br w:type="page"/>
+      </w:r>
+    </w:p>
+    <w:p>
+      <w:pPr>
+        <w:pStyle w:val="Heading1"/>
+      </w:pPr>
+      <w:r>
+        <w:t>2. Data Analysis</w:t>
+      </w:r>
+    </w:p>
+    <w:p>
+      <w:pPr>
+        <w:pStyle w:val="Heading2"/>
+      </w:pPr>
+      <w:r>
+        <w:t>2.1 Sales Performance</w:t>
+      </w:r>
+    </w:p>
+    <w:p>
+      <w:r>
+        <w:t>The following table shows quarterly sales data:</w:t>
+      </w:r>
+    </w:p>
+    <w:p>
+      <w:pPr>
+        <w:pStyle w:val="Heading2"/>
+      </w:pPr>
+      <w:r>
+        <w:t>2.2 Revenue Chart</w:t>
+      </w:r>
+    </w:p>
+    <w:p>
+      <w:r>
+        <w:drawing>
+          <wp:inline>
+            <wp:extent wp:cx="5486400" wp:cy="3200400"/>
+            <wp:effectExtent/>
+            <wp:docPr wp:id="654005292" wp:name="Chart 414519"/>
+            <graphic xmlns="http://schemas.openxmlformats.org/drawingml/2006/main">
+              <graphicData uri="http://schemas.openxmlformats.org/drawingml/2006/chart">
+                <chart xmlns="http://schemas.openxmlformats.org/drawingml/2006/chart" c:id="rIdChart1"/>
+              </graphicData>
+            </graphic>
+          </wp:inline>
+        </w:drawing>
+      </w:r>
+    </w:p>
+    <w:p>
+      <w:pPr>
+        <w:pStyle w:val="Heading2"/>
+      </w:pPr>
+      <w:r>
+        <w:t>2.3 Trend Analysis</w:t>
+      </w:r>
+    </w:p>
+    <w:p>
+      <w:r>
+        <w:drawing>
+          <wp:inline>
+            <wp:extent wp:cx="5486400" wp:cy="3200400"/>
+            <wp:effectExtent/>
+            <wp:docPr wp:id="125414175" wp:name="Chart 683722"/>
+            <graphic xmlns="http://schemas.openxmlformats.org/drawingml/2006/main">
+              <graphicData uri="http://schemas.openxmlformats.org/drawingml/2006/chart">
+                <chart xmlns="http://schemas.openxmlformats.org/drawingml/2006/chart" c:id="rIdChart2"/>
+              </graphicData>
+            </graphic>
+          </wp:inline>
+        </w:drawing>
+      </w:r>
+    </w:p>
+    <w:p>
+      <w:r>
+        <w:br w:type="page"/>
+      </w:r>
+    </w:p>
+    <w:p>
+      <w:pPr>
+        <w:pStyle w:val="Heading1"/>
+      </w:pPr>
+      <w:r>
+        <w:t>3. References</w:t>
+      </w:r>
+    </w:p>
+    <w:p>
+      <w:r>
+        <w:t>This document references the following sources:</w:t>
+      </w:r>
+    </w:p>
+    <w:p>
+      <w:sdt>
+        <w:sdtPr>
+          <w:id w:val="1"/>
+          <w:bibliography/>
+          <w:docPartObj>
+            <w:docPartGallery w:val="Bibliographies"/>
+            <w:docPartUnique/>
+          </w:docPartObj>
+        </w:sdtPr>
+      </w:sdt>
+    </w:p>
+    <w:tbl>
+      <w:tr>
+        <w:tc>
+          <w:tcPr>
+            <w:shd w:val="clear" w:color="FFFFFF" w:fill="4472C4"/>
+          </w:tcPr>
+          <w:p>
+            <w:r>
+              <w:t>Quarter</w:t>
+            </w:r>
+          </w:p>
+        </w:tc>
+        <w:tc>
+          <w:tcPr>
+            <w:shd w:val="clear" w:color="FFFFFF" w:fill="4472C4"/>
+          </w:tcPr>
+          <w:p>
+            <w:r>
+              <w:t>Revenue</w:t>
+            </w:r>
+          </w:p>
+        </w:tc>
+        <w:tc>
+          <w:tcPr>
+            <w:shd w:val="clear" w:color="FFFFFF" w:fill="4472C4"/>
+          </w:tcPr>
+          <w:p>
+            <w:r>
+              <w:t>Growth</w:t>
+            </w:r>
+          </w:p>
+        </w:tc>
+      </w:tr>
+      <w:tr>
+        <w:tc>
+          <w:p>
+            <w:r>
+              <w:t>Q1</w:t>
+            </w:r>
+          </w:p>
+        </w:tc>
+        <w:tc>
+          <w:p>
+            <w:r>
+              <w:t>$1,200,000</w:t>
+            </w:r>
+          </w:p>
+        </w:tc>
+        <w:tc>
+          <w:p>
+            <w:r>
+              <w:t>+12%</w:t>
+            </w:r>
+          </w:p>
+        </w:tc>
+      </w:tr>
+      <w:tr>
+        <w:tc>
+          <w:p>
+            <w:r>
+              <w:t>Q2</w:t>
+            </w:r>
+          </w:p>
+        </w:tc>
+        <w:tc>
+          <w:p>
+            <w:r>
+              <w:t>$1,450,000</w:t>
+            </w:r>
+          </w:p>
+        </w:tc>
+        <w:tc>
+          <w:p>
+            <w:r>
+              <w:t>+20.8%</w:t>
+            </w:r>
+          </w:p>
+        </w:tc>
+      </w:tr>
+      <w:tr>
+        <w:tc>
+          <w:p>
+            <w:r>
+              <w:t>Q3</w:t>
+            </w:r>
+          </w:p>
+        </w:tc>
+        <w:tc>
+          <w:p>
+            <w:r>
+              <w:t>$1,380,000</w:t>
+            </w:r>
+          </w:p>
+        </w:tc>
+        <w:tc>
+          <w:p>
+            <w:r>
+              <w:t>-4.8%</w:t>
+            </w:r>
+          </w:p>
+        </w:tc>
+      </w:tr>
+      <w:tr>
+        <w:tc>
+          <w:p>
+            <w:r>
+              <w:t>Q4</w:t>
+            </w:r>
+          </w:p>
+        </w:tc>
+        <w:tc>
+          <w:p>
+            <w:r>
+              <w:t>$1,620,000</w:t>
+            </w:r>
+          </w:p>
+        </w:tc>
+        <w:tc>
+          <w:p>
+            <w:r>
+              <w:t>+17.4%</w:t>
+            </w:r>
+          </w:p>
+        </w:tc>
+      </w:tr>
+    </w:tbl>
+    <w:sectPr>
+      <w:pgSz w:w="12240" w:h="15840"/>
+      <w:pgMar w:top="1440" w:bottom="1440" w:left="1440" w:right="1440" w:header="720" w:footer="720" w:gutter="0"/>
+      <w:cols w:space="720"/>
+      <w:headerReference w:type="default" r:id="rIdHeader1"/>
+      <w:footerReference w:type="default" r:id="rIdFooter1"/>
+      <w:docGrid w:linePitch="360"/>
+    </w:sectPr>
+  </w:body>
+</w:document>
 </file>
 
 <file path=word/footer1.xml><?xml version="1.0" encoding="utf-8"?>
@@ -122,7 +497,77 @@
 </file>
 
 <file path=word/sources.xml><?xml version="1.0" encoding="UTF-8" standalone="yes"?>
-<Sources xmlns="http://schemas.openxmlformats.org/officeDocument/2006/bibliography" b:SelectedStyle="APA"><Source><SourceType>Book</SourceType><Tag>Smith2024</Tag><Author><NameList><Person><First>John</First><Last>Smith</Last></Person><Person><First>Jane</First><Last>Doe</Last></Person></NameList></Author><Title>Data Analysis best Practices</Title><Year>2024</Year><Publisher>Academic Press</Publisher><City>New York</City><RefOrder>1</RefOrder></Source><Source><SourceType>JournalArticle</SourceType><Tag>Johnson2023</Tag><Author><NameList><Person><First>Robert</First><Last>Johnson</Last></Person></NameList></Author><Title>Modern Sales Techniques</Title><Year>2023</Year><Publisher>Harvard business Review</Publisher><Pages>45-60</Pages><Volume>101</Volume><Issue>3</Issue><RefOrder>2</RefOrder></Source><Source><SourceType>InternetSite</SourceType><Tag>OOXML2024</Tag><Title>Office Open XML Specification</Title><Year>2024</Year><URL>https://www.ecma-international.org/publications-and-standards/standards/ecma-376/</URL><RefOrder>3</RefOrder></Source><Source><SourceType>ConferenceProceedings</SourceType><Tag>Lee2023</Tag><Author><NameList><Person><First>Sarah</First><Last>Lee</Last></Person><Person><First>Michael</First><Last>Chen</Last></Person></NameList></Author><Title>Machine Learning for Sales Forecasting</Title><Year>2023</Year><Publisher>NeurIPS Conference</Publisher><City>New Orleans</City><RefOrder>4</RefOrder></Source></Sources>
+<Sources xmlns="http://schemas.openxmlformats.org/officeDocument/2006/bibliography" b:SelectedStyle="APA">
+  <Source>
+    <SourceType>Book</SourceType>
+    <Tag>Smith2024</Tag>
+    <Author>
+      <NameList>
+        <Person>
+          <First>John</First>
+          <Last>Smith</Last>
+        </Person>
+        <Person>
+          <First>Jane</First>
+          <Last>Doe</Last>
+        </Person>
+      </NameList>
+    </Author>
+    <Title>Data Analysis best Practices</Title>
+    <Year>2024</Year>
+    <Publisher>Academic Press</Publisher>
+    <City>New York</City>
+    <RefOrder>1</RefOrder>
+  </Source>
+  <Source>
+    <SourceType>JournalArticle</SourceType>
+    <Tag>Johnson2023</Tag>
+    <Author>
+      <NameList>
+        <Person>
+          <First>Robert</First>
+          <Last>Johnson</Last>
+        </Person>
+      </NameList>
+    </Author>
+    <Title>Modern Sales Techniques</Title>
+    <Year>2023</Year>
+    <Publisher>Harvard business Review</Publisher>
+    <Pages>45-60</Pages>
+    <Volume>101</Volume>
+    <Issue>3</Issue>
+    <RefOrder>2</RefOrder>
+  </Source>
+  <Source>
+    <SourceType>InternetSite</SourceType>
+    <Tag>OOXML2024</Tag>
+    <Title>Office Open XML Specification</Title>
+    <Year>2024</Year>
+    <URL>https://www.ecma-international.org/publications-and-standards/standards/ecma-376/</URL>
+    <RefOrder>3</RefOrder>
+  </Source>
+  <Source>
+    <SourceType>ConferenceProceedings</SourceType>
+    <Tag>Lee2023</Tag>
+    <Author>
+      <NameList>
+        <Person>
+          <First>Sarah</First>
+          <Last>Lee</Last>
+        </Person>
+        <Person>
+          <First>Michael</First>
+          <Last>Chen</Last>
+        </Person>
+      </NameList>
+    </Author>
+    <Title>Machine Learning for Sales Forecasting</Title>
+    <Year>2023</Year>
+    <Publisher>NeurIPS Conference</Publisher>
+    <City>New Orleans</City>
+    <RefOrder>4</RefOrder>
+  </Source>
+</Sources>
 </file>
 
 <file path=word/styles.xml><?xml version="1.0" encoding="utf-8"?>

--- a/spec/examples/generated/complete_document.docx
+++ b/spec/examples/generated/complete_document.docx
@@ -1,381 +1,6 @@
 
 <file path=word/document.xml><?xml version="1.0" encoding="UTF-8" standalone="yes"?>
-<w:document xmlns:w="http://schemas.openxmlformats.org/wordprocessingml/2006/main" xmlns:wpc="http://schemas.microsoft.com/office/word/2010/wordprocessingCanvas" xmlns:cx="http://schemas.microsoft.com/office/drawing/2014/chartex" xmlns:cx1="http://schemas.microsoft.com/office/drawing/2015/9/8/chartex" xmlns:cx2="http://schemas.microsoft.com/office/drawing/2015/10/21/chartex" xmlns:cx3="http://schemas.microsoft.com/office/drawing/2016/5/9/chartex" xmlns:cx4="http://schemas.microsoft.com/office/drawing/2016/5/10/chartex" xmlns:cx5="http://schemas.microsoft.com/office/drawing/2016/5/11/chartex" xmlns:cx6="http://schemas.microsoft.com/office/drawing/2016/5/12/chartex" xmlns:cx7="http://schemas.microsoft.com/office/drawing/2016/5/13/chartex" xmlns:cx8="http://schemas.microsoft.com/office/drawing/2016/5/14/chartex" xmlns:mc="http://schemas.openxmlformats.org/markup-compatibility/2006" xmlns:aink="http://schemas.microsoft.com/office/drawing/2016/ink" xmlns:am3d="http://schemas.microsoft.com/office/drawing/2017/model3d" xmlns:o="urn:schemas-microsoft-com:office:office" xmlns:oel="http://schemas.microsoft.com/office/2019/extlst" xmlns:r="http://schemas.openxmlformats.org/officeDocument/2006/relationships" xmlns:m="http://schemas.openxmlformats.org/officeDocument/2006/math" xmlns:v="urn:schemas-microsoft-com:vml" xmlns:wp14="http://schemas.microsoft.com/office/word/2010/wordprocessingDrawing" xmlns:wp="http://schemas.openxmlformats.org/drawingml/2006/wordprocessingDrawing" xmlns:w10="urn:schemas-microsoft-com:office:word" xmlns:w14="http://schemas.microsoft.com/office/word/2010/wordml" xmlns:w15="http://schemas.microsoft.com/office/word/2012/wordml" xmlns:w16cex="http://schemas.microsoft.com/office/word/2018/wordml/cex" xmlns:w16cid="http://schemas.microsoft.com/office/word/2016/wordml/cid" xmlns:w16="http://schemas.microsoft.com/office/word/2018/wordml" xmlns:w16du="http://schemas.microsoft.com/office/word/2023/wordml/word16du" xmlns:w16sdtdh="http://schemas.microsoft.com/office/word/2020/wordml/sdtdatahash" xmlns:w16sdtfl="http://schemas.microsoft.com/office/word/2024/wordml/sdtformatlock" xmlns:w16se="http://schemas.microsoft.com/office/word/2015/wordml/symex" xmlns:wpg="http://schemas.microsoft.com/office/word/2010/wordprocessingGroup" xmlns:wpi="http://schemas.microsoft.com/office/word/2010/wordprocessingInk" xmlns:wne="http://schemas.microsoft.com/office/word/2006/wordml" xmlns:wps="http://schemas.microsoft.com/office/word/2010/wordprocessingShape" mc:Ignorable="w14 w15 w16se w16cid w16 w16cex w16sdtdh w16sdtfl w16du wp14">
-  <w:body>
-    <w:p>
-      <w:pPr>
-        <w:pStyle w:val="Title"/>
-      </w:pPr>
-      <w:r>
-        <w:t>Complete Document</w:t>
-      </w:r>
-    </w:p>
-    <w:p>
-      <w:r>
-        <w:t>Generated with Uniword Builder API</w:t>
-      </w:r>
-    </w:p>
-    <w:p>
-      <w:r>
-        <w:t>March 2026</w:t>
-      </w:r>
-    </w:p>
-    <w:p>
-      <w:r>
-        <w:br w:type="page"/>
-      </w:r>
-    </w:p>
-    <w:p>
-      <w:r>
-        <w:t>Table of Contents</w:t>
-      </w:r>
-    </w:p>
-    <w:p>
-      <w:fldChar w:fldCharType="begin"/>
-      <w:fldChar w:fldCharType="separate"/>
-      <w:fldChar w:fldCharType="end"/>
-      <w:instrText>
-        <w:text> TOC \o "1-3" \h \z \u </w:text>
-      </w:instrText>
-    </w:p>
-    <w:p>
-      <w:r>
-        <w:br w:type="page"/>
-      </w:r>
-    </w:p>
-    <w:p>
-      <w:pPr>
-        <w:pStyle w:val="Heading1"/>
-      </w:pPr>
-      <w:r>
-        <w:t>1. Introduction</w:t>
-      </w:r>
-    </w:p>
-    <w:p>
-      <w:r>
-        <w:t xml:space="preserve">This document demonstrates the complete Uniword Builder API, </w:t>
-      </w:r>
-      <w:r>
-        <w:t xml:space="preserve">including headers, footers, tables, charts, bibliography, </w:t>
-      </w:r>
-      <w:r>
-        <w:t>hyperlinks, and multiple sections.</w:t>
-      </w:r>
-    </w:p>
-    <w:p>
-      <w:r>
-        <w:t xml:space="preserve">The Uniword library provides a comprehensive Ruby API for </w:t>
-      </w:r>
-      <w:r>
-        <w:t>creating and manipulating OOXML (Office Open XML) documents.</w:t>
-      </w:r>
-    </w:p>
-    <w:p>
-      <w:pPr>
-        <w:numPr>
-          <w:numId w:val="1"/>
-          <w:ilvl w:val="0"/>
-        </w:numPr>
-      </w:pPr>
-      <w:r>
-        <w:t>Paragraph and text formatting</w:t>
-      </w:r>
-    </w:p>
-    <w:p>
-      <w:pPr>
-        <w:numPr>
-          <w:numId w:val="1"/>
-          <w:ilvl w:val="0"/>
-        </w:numPr>
-      </w:pPr>
-      <w:r>
-        <w:t>Tables with styled cells</w:t>
-      </w:r>
-    </w:p>
-    <w:p>
-      <w:pPr>
-        <w:numPr>
-          <w:numId w:val="1"/>
-          <w:ilvl w:val="0"/>
-        </w:numPr>
-      </w:pPr>
-      <w:r>
-        <w:t>Charts (bar, line, pie)</w:t>
-      </w:r>
-    </w:p>
-    <w:p>
-      <w:pPr>
-        <w:numPr>
-          <w:numId w:val="1"/>
-          <w:ilvl w:val="0"/>
-        </w:numPr>
-      </w:pPr>
-      <w:r>
-        <w:t>bibliography and citations</w:t>
-      </w:r>
-    </w:p>
-    <w:p>
-      <w:pPr>
-        <w:numPr>
-          <w:numId w:val="1"/>
-          <w:ilvl w:val="0"/>
-        </w:numPr>
-      </w:pPr>
-      <w:r>
-        <w:t>Headers and footers</w:t>
-      </w:r>
-    </w:p>
-    <w:p>
-      <w:pPr>
-        <w:numPr>
-          <w:numId w:val="1"/>
-          <w:ilvl w:val="0"/>
-        </w:numPr>
-      </w:pPr>
-      <w:r>
-        <w:t>Table of contents</w:t>
-      </w:r>
-    </w:p>
-    <w:p>
-      <w:r>
-        <w:br w:type="page"/>
-      </w:r>
-    </w:p>
-    <w:p>
-      <w:pPr>
-        <w:pStyle w:val="Heading1"/>
-      </w:pPr>
-      <w:r>
-        <w:t>2. Data Analysis</w:t>
-      </w:r>
-    </w:p>
-    <w:p>
-      <w:pPr>
-        <w:pStyle w:val="Heading2"/>
-      </w:pPr>
-      <w:r>
-        <w:t>2.1 Sales Performance</w:t>
-      </w:r>
-    </w:p>
-    <w:p>
-      <w:r>
-        <w:t>The following table shows quarterly sales data:</w:t>
-      </w:r>
-    </w:p>
-    <w:p>
-      <w:pPr>
-        <w:pStyle w:val="Heading2"/>
-      </w:pPr>
-      <w:r>
-        <w:t>2.2 Revenue Chart</w:t>
-      </w:r>
-    </w:p>
-    <w:p>
-      <w:r>
-        <w:drawing>
-          <wp:inline>
-            <wp:extent wp:cx="5486400" wp:cy="3200400"/>
-            <wp:effectExtent/>
-            <wp:docPr wp:id="654005292" wp:name="Chart 414519"/>
-            <graphic xmlns="http://schemas.openxmlformats.org/drawingml/2006/main">
-              <graphicData uri="http://schemas.openxmlformats.org/drawingml/2006/chart">
-                <chart xmlns="http://schemas.openxmlformats.org/drawingml/2006/chart" c:id="rIdChart1"/>
-              </graphicData>
-            </graphic>
-          </wp:inline>
-        </w:drawing>
-      </w:r>
-    </w:p>
-    <w:p>
-      <w:pPr>
-        <w:pStyle w:val="Heading2"/>
-      </w:pPr>
-      <w:r>
-        <w:t>2.3 Trend Analysis</w:t>
-      </w:r>
-    </w:p>
-    <w:p>
-      <w:r>
-        <w:drawing>
-          <wp:inline>
-            <wp:extent wp:cx="5486400" wp:cy="3200400"/>
-            <wp:effectExtent/>
-            <wp:docPr wp:id="125414175" wp:name="Chart 683722"/>
-            <graphic xmlns="http://schemas.openxmlformats.org/drawingml/2006/main">
-              <graphicData uri="http://schemas.openxmlformats.org/drawingml/2006/chart">
-                <chart xmlns="http://schemas.openxmlformats.org/drawingml/2006/chart" c:id="rIdChart2"/>
-              </graphicData>
-            </graphic>
-          </wp:inline>
-        </w:drawing>
-      </w:r>
-    </w:p>
-    <w:p>
-      <w:r>
-        <w:br w:type="page"/>
-      </w:r>
-    </w:p>
-    <w:p>
-      <w:pPr>
-        <w:pStyle w:val="Heading1"/>
-      </w:pPr>
-      <w:r>
-        <w:t>3. References</w:t>
-      </w:r>
-    </w:p>
-    <w:p>
-      <w:r>
-        <w:t>This document references the following sources:</w:t>
-      </w:r>
-    </w:p>
-    <w:p>
-      <w:sdt>
-        <w:sdtPr>
-          <w:id w:val="1"/>
-          <w:bibliography/>
-          <w:docPartObj>
-            <w:docPartGallery w:val="Bibliographies"/>
-            <w:docPartUnique/>
-          </w:docPartObj>
-        </w:sdtPr>
-      </w:sdt>
-    </w:p>
-    <w:tbl>
-      <w:tr>
-        <w:tc>
-          <w:tcPr>
-            <w:shd w:val="clear" w:color="FFFFFF" w:fill="4472C4"/>
-          </w:tcPr>
-          <w:p>
-            <w:r>
-              <w:t>Quarter</w:t>
-            </w:r>
-          </w:p>
-        </w:tc>
-        <w:tc>
-          <w:tcPr>
-            <w:shd w:val="clear" w:color="FFFFFF" w:fill="4472C4"/>
-          </w:tcPr>
-          <w:p>
-            <w:r>
-              <w:t>Revenue</w:t>
-            </w:r>
-          </w:p>
-        </w:tc>
-        <w:tc>
-          <w:tcPr>
-            <w:shd w:val="clear" w:color="FFFFFF" w:fill="4472C4"/>
-          </w:tcPr>
-          <w:p>
-            <w:r>
-              <w:t>Growth</w:t>
-            </w:r>
-          </w:p>
-        </w:tc>
-      </w:tr>
-      <w:tr>
-        <w:tc>
-          <w:p>
-            <w:r>
-              <w:t>Q1</w:t>
-            </w:r>
-          </w:p>
-        </w:tc>
-        <w:tc>
-          <w:p>
-            <w:r>
-              <w:t>$1,200,000</w:t>
-            </w:r>
-          </w:p>
-        </w:tc>
-        <w:tc>
-          <w:p>
-            <w:r>
-              <w:t>+12%</w:t>
-            </w:r>
-          </w:p>
-        </w:tc>
-      </w:tr>
-      <w:tr>
-        <w:tc>
-          <w:p>
-            <w:r>
-              <w:t>Q2</w:t>
-            </w:r>
-          </w:p>
-        </w:tc>
-        <w:tc>
-          <w:p>
-            <w:r>
-              <w:t>$1,450,000</w:t>
-            </w:r>
-          </w:p>
-        </w:tc>
-        <w:tc>
-          <w:p>
-            <w:r>
-              <w:t>+20.8%</w:t>
-            </w:r>
-          </w:p>
-        </w:tc>
-      </w:tr>
-      <w:tr>
-        <w:tc>
-          <w:p>
-            <w:r>
-              <w:t>Q3</w:t>
-            </w:r>
-          </w:p>
-        </w:tc>
-        <w:tc>
-          <w:p>
-            <w:r>
-              <w:t>$1,380,000</w:t>
-            </w:r>
-          </w:p>
-        </w:tc>
-        <w:tc>
-          <w:p>
-            <w:r>
-              <w:t>-4.8%</w:t>
-            </w:r>
-          </w:p>
-        </w:tc>
-      </w:tr>
-      <w:tr>
-        <w:tc>
-          <w:p>
-            <w:r>
-              <w:t>Q4</w:t>
-            </w:r>
-          </w:p>
-        </w:tc>
-        <w:tc>
-          <w:p>
-            <w:r>
-              <w:t>$1,620,000</w:t>
-            </w:r>
-          </w:p>
-        </w:tc>
-        <w:tc>
-          <w:p>
-            <w:r>
-              <w:t>+17.4%</w:t>
-            </w:r>
-          </w:p>
-        </w:tc>
-      </w:tr>
-    </w:tbl>
-    <w:sectPr>
-      <w:pgSz w:w="12240" w:h="15840"/>
-      <w:pgMar w:top="1440" w:bottom="1440" w:left="1440" w:right="1440" w:header="720" w:footer="720" w:gutter="0"/>
-      <w:cols w:space="720"/>
-      <w:headerReference w:type="default" r:id="rIdHeader1"/>
-      <w:footerReference w:type="default" r:id="rIdFooter1"/>
-      <w:docGrid w:linePitch="360"/>
-    </w:sectPr>
-  </w:body>
-</w:document>
+<w:document xmlns:w="http://schemas.openxmlformats.org/wordprocessingml/2006/main" xmlns:wpc="http://schemas.microsoft.com/office/word/2010/wordprocessingCanvas" xmlns:cx="http://schemas.microsoft.com/office/drawing/2014/chartex" xmlns:cx1="http://schemas.microsoft.com/office/drawing/2015/9/8/chartex" xmlns:cx2="http://schemas.microsoft.com/office/drawing/2015/10/21/chartex" xmlns:cx3="http://schemas.microsoft.com/office/drawing/2016/5/9/chartex" xmlns:cx4="http://schemas.microsoft.com/office/drawing/2016/5/10/chartex" xmlns:cx5="http://schemas.microsoft.com/office/drawing/2016/5/11/chartex" xmlns:cx6="http://schemas.microsoft.com/office/drawing/2016/5/12/chartex" xmlns:cx7="http://schemas.microsoft.com/office/drawing/2016/5/13/chartex" xmlns:cx8="http://schemas.microsoft.com/office/drawing/2016/5/14/chartex" xmlns:mc="http://schemas.openxmlformats.org/markup-compatibility/2006" xmlns:aink="http://schemas.microsoft.com/office/drawing/2016/ink" xmlns:am3d="http://schemas.microsoft.com/office/drawing/2017/model3d" xmlns:o="urn:schemas-microsoft-com:office:office" xmlns:oel="http://schemas.microsoft.com/office/2019/extlst" xmlns:r="http://schemas.openxmlformats.org/officeDocument/2006/relationships" xmlns:m="http://schemas.openxmlformats.org/officeDocument/2006/math" xmlns:v="urn:schemas-microsoft-com:vml" xmlns:wp14="http://schemas.microsoft.com/office/word/2010/wordprocessingDrawing" xmlns:wp="http://schemas.openxmlformats.org/drawingml/2006/wordprocessingDrawing" xmlns:w10="urn:schemas-microsoft-com:office:word" xmlns:w14="http://schemas.microsoft.com/office/word/2010/wordml" xmlns:w15="http://schemas.microsoft.com/office/word/2012/wordml" xmlns:w16cex="http://schemas.microsoft.com/office/word/2018/wordml/cex" xmlns:w16cid="http://schemas.microsoft.com/office/word/2016/wordml/cid" xmlns:w16="http://schemas.microsoft.com/office/word/2018/wordml" xmlns:w16du="http://schemas.microsoft.com/office/word/2023/wordml/word16du" xmlns:w16sdtdh="http://schemas.microsoft.com/office/word/2020/wordml/sdtdatahash" xmlns:w16sdtfl="http://schemas.microsoft.com/office/word/2024/wordml/sdtformatlock" xmlns:w16se="http://schemas.microsoft.com/office/word/2015/wordml/symex" xmlns:wpg="http://schemas.microsoft.com/office/word/2010/wordprocessingGroup" xmlns:wpi="http://schemas.microsoft.com/office/word/2010/wordprocessingInk" xmlns:wne="http://schemas.microsoft.com/office/word/2006/wordml" xmlns:wps="http://schemas.microsoft.com/office/word/2010/wordprocessingShape" mc:Ignorable="w14"><w:body><w:p><w:pPr><w:pStyle w:val="Title"/></w:pPr><w:r><w:t>Complete Document</w:t></w:r></w:p><w:p><w:r><w:t>Generated with Uniword Builder API</w:t></w:r></w:p><w:p><w:r><w:t>March 2026</w:t></w:r></w:p><w:p><w:r><w:br w:type="page"/></w:r></w:p><w:p><w:r><w:t>Table of Contents</w:t></w:r></w:p><w:p><w:fldChar w:fldCharType="begin"/><w:fldChar w:fldCharType="separate"/><w:fldChar w:fldCharType="end"/><w:instrText><w:text> TOC \o "1-3" \h \z \u </w:text></w:instrText></w:p><w:p><w:r><w:br w:type="page"/></w:r></w:p><w:p><w:pPr><w:pStyle w:val="Heading1"/></w:pPr><w:r><w:t>1. Introduction</w:t></w:r></w:p><w:p><w:r><w:t xml:space="preserve">This document demonstrates the complete Uniword Builder API, </w:t></w:r><w:r><w:t xml:space="preserve">including headers, footers, tables, charts, bibliography, </w:t></w:r><w:r><w:t>hyperlinks, and multiple sections.</w:t></w:r></w:p><w:p><w:r><w:t xml:space="preserve">The Uniword library provides a comprehensive Ruby API for </w:t></w:r><w:r><w:t>creating and manipulating OOXML (Office Open XML) documents.</w:t></w:r></w:p><w:p><w:pPr><w:numPr><w:numId w:val="1"/><w:ilvl w:val="0"/></w:numPr></w:pPr><w:r><w:t>Paragraph and text formatting</w:t></w:r></w:p><w:p><w:pPr><w:numPr><w:numId w:val="1"/><w:ilvl w:val="0"/></w:numPr></w:pPr><w:r><w:t>Tables with styled cells</w:t></w:r></w:p><w:p><w:pPr><w:numPr><w:numId w:val="1"/><w:ilvl w:val="0"/></w:numPr></w:pPr><w:r><w:t>Charts (bar, line, pie)</w:t></w:r></w:p><w:p><w:pPr><w:numPr><w:numId w:val="1"/><w:ilvl w:val="0"/></w:numPr></w:pPr><w:r><w:t>bibliography and citations</w:t></w:r></w:p><w:p><w:pPr><w:numPr><w:numId w:val="1"/><w:ilvl w:val="0"/></w:numPr></w:pPr><w:r><w:t>Headers and footers</w:t></w:r></w:p><w:p><w:pPr><w:numPr><w:numId w:val="1"/><w:ilvl w:val="0"/></w:numPr></w:pPr><w:r><w:t>Table of contents</w:t></w:r></w:p><w:p><w:r><w:br w:type="page"/></w:r></w:p><w:p><w:pPr><w:pStyle w:val="Heading1"/></w:pPr><w:r><w:t>2. Data Analysis</w:t></w:r></w:p><w:p><w:pPr><w:pStyle w:val="Heading2"/></w:pPr><w:r><w:t>2.1 Sales Performance</w:t></w:r></w:p><w:p><w:r><w:t>The following table shows quarterly sales data:</w:t></w:r></w:p><w:p><w:pPr><w:pStyle w:val="Heading2"/></w:pPr><w:r><w:t>2.2 Revenue Chart</w:t></w:r></w:p><w:p><w:r><w:drawing><wp:inline><wp:extent wp:cx="5486400" wp:cy="3200400"/><wp:effectExtent/><wp:docPr wp:id="701728186" wp:name="Chart 10290"/><graphic xmlns="http://schemas.openxmlformats.org/drawingml/2006/main"><graphicData uri="http://schemas.openxmlformats.org/drawingml/2006/chart"><chart xmlns="http://schemas.openxmlformats.org/drawingml/2006/chart" c:id="rIdChart1"/></graphicData></graphic></wp:inline></w:drawing></w:r></w:p><w:p><w:pPr><w:pStyle w:val="Heading2"/></w:pPr><w:r><w:t>2.3 Trend Analysis</w:t></w:r></w:p><w:p><w:r><w:drawing><wp:inline><wp:extent wp:cx="5486400" wp:cy="3200400"/><wp:effectExtent/><wp:docPr wp:id="96865969" wp:name="Chart 351816"/><graphic xmlns="http://schemas.openxmlformats.org/drawingml/2006/main"><graphicData uri="http://schemas.openxmlformats.org/drawingml/2006/chart"><chart xmlns="http://schemas.openxmlformats.org/drawingml/2006/chart" c:id="rIdChart2"/></graphicData></graphic></wp:inline></w:drawing></w:r></w:p><w:p><w:r><w:br w:type="page"/></w:r></w:p><w:p><w:pPr><w:pStyle w:val="Heading1"/></w:pPr><w:r><w:t>3. References</w:t></w:r></w:p><w:p><w:r><w:t>This document references the following sources:</w:t></w:r></w:p><w:p><w:sdt><w:sdtPr><w:id w:val="1"/><w:bibliography/><w:docPartObj><w:docPartGallery w:val="Bibliographies"/><w:docPartUnique/></w:docPartObj></w:sdtPr></w:sdt></w:p><w:tbl><w:tr><w:tc><w:tcPr><w:shd w:val="clear" w:color="FFFFFF" w:fill="4472C4"/></w:tcPr><w:p><w:r><w:t>Quarter</w:t></w:r></w:p></w:tc><w:tc><w:tcPr><w:shd w:val="clear" w:color="FFFFFF" w:fill="4472C4"/></w:tcPr><w:p><w:r><w:t>Revenue</w:t></w:r></w:p></w:tc><w:tc><w:tcPr><w:shd w:val="clear" w:color="FFFFFF" w:fill="4472C4"/></w:tcPr><w:p><w:r><w:t>Growth</w:t></w:r></w:p></w:tc></w:tr><w:tr><w:tc><w:p><w:r><w:t>Q1</w:t></w:r></w:p></w:tc><w:tc><w:p><w:r><w:t>$1,200,000</w:t></w:r></w:p></w:tc><w:tc><w:p><w:r><w:t>+12%</w:t></w:r></w:p></w:tc></w:tr><w:tr><w:tc><w:p><w:r><w:t>Q2</w:t></w:r></w:p></w:tc><w:tc><w:p><w:r><w:t>$1,450,000</w:t></w:r></w:p></w:tc><w:tc><w:p><w:r><w:t>+20.8%</w:t></w:r></w:p></w:tc></w:tr><w:tr><w:tc><w:p><w:r><w:t>Q3</w:t></w:r></w:p></w:tc><w:tc><w:p><w:r><w:t>$1,380,000</w:t></w:r></w:p></w:tc><w:tc><w:p><w:r><w:t>-4.8%</w:t></w:r></w:p></w:tc></w:tr><w:tr><w:tc><w:p><w:r><w:t>Q4</w:t></w:r></w:p></w:tc><w:tc><w:p><w:r><w:t>$1,620,000</w:t></w:r></w:p></w:tc><w:tc><w:p><w:r><w:t>+17.4%</w:t></w:r></w:p></w:tc></w:tr></w:tbl><w:sectPr><w:pgSz w:w="12240" w:h="15840"/><w:pgMar w:top="1440" w:bottom="1440" w:left="1440" w:right="1440" w:header="720" w:footer="720" w:gutter="0"/><w:cols w:space="720"/><w:headerReference w:type="default" r:id="rIdHeader1"/><w:footerReference w:type="default" r:id="rIdFooter1"/><w:docGrid w:linePitch="360"/></w:sectPr></w:body></w:document>
 </file>
 
 <file path=word/footer1.xml><?xml version="1.0" encoding="utf-8"?>
@@ -433,7 +58,7 @@
 </file>
 
 <file path=word/numbering.xml><?xml version="1.0" encoding="utf-8"?>
-<w:numbering xmlns:w="http://schemas.openxmlformats.org/wordprocessingml/2006/main" xmlns:mc="http://schemas.openxmlformats.org/markup-compatibility/2006" xmlns:w14="http://schemas.microsoft.com/office/word/2010/wordml" xmlns:w15="http://schemas.microsoft.com/office/word/2012/wordml" xmlns:w16se="http://schemas.microsoft.com/office/word/2015/wordml/symex" xmlns:w16cid="http://schemas.microsoft.com/office/word/2016/wordml/cid" xmlns:w16="http://schemas.microsoft.com/office/word/2018/wordml" xmlns:w16cex="http://schemas.microsoft.com/office/word/2018/wordml/cex" xmlns:w16sdtdh="http://schemas.microsoft.com/office/word/2020/wordml/sdtdatahash" xmlns:w16sdtfl="http://schemas.microsoft.com/office/word/2024/wordml/sdtformatlock" xmlns:w16du="http://schemas.microsoft.com/office/word/2023/wordml/word16du" xmlns:wp14="http://schemas.microsoft.com/office/word/2010/wordprocessingDrawing" mc:Ignorable="w14 w15 w16se w16cid w16 w16cex w16sdtdh w16sdtfl w16du wp14">
+<w:numbering xmlns:w="http://schemas.openxmlformats.org/wordprocessingml/2006/main" xmlns:mc="http://schemas.openxmlformats.org/markup-compatibility/2006" xmlns:w14="http://schemas.microsoft.com/office/word/2010/wordml" xmlns:w15="http://schemas.microsoft.com/office/word/2012/wordml" xmlns:w16se="http://schemas.microsoft.com/office/word/2015/wordml/symex" xmlns:w16cid="http://schemas.microsoft.com/office/word/2016/wordml/cid" xmlns:w16="http://schemas.microsoft.com/office/word/2018/wordml" xmlns:w16cex="http://schemas.microsoft.com/office/word/2018/wordml/cex" xmlns:w16sdtdh="http://schemas.microsoft.com/office/word/2020/wordml/sdtdatahash" xmlns:w16sdtfl="http://schemas.microsoft.com/office/word/2024/wordml/sdtformatlock" xmlns:w16du="http://schemas.microsoft.com/office/word/2023/wordml/word16du" xmlns:wp14="http://schemas.microsoft.com/office/word/2010/wordprocessingDrawing">
   <w:abstractNum w:abstractNumId="0">
     <w:lvl w:ilvl="0">
       <w:start w:val="1"/>
@@ -497,81 +122,11 @@
 </file>
 
 <file path=word/sources.xml><?xml version="1.0" encoding="UTF-8" standalone="yes"?>
-<Sources xmlns="http://schemas.openxmlformats.org/officeDocument/2006/bibliography" b:SelectedStyle="APA">
-  <Source>
-    <SourceType>Book</SourceType>
-    <Tag>Smith2024</Tag>
-    <Author>
-      <NameList>
-        <Person>
-          <First>John</First>
-          <Last>Smith</Last>
-        </Person>
-        <Person>
-          <First>Jane</First>
-          <Last>Doe</Last>
-        </Person>
-      </NameList>
-    </Author>
-    <Title>Data Analysis best Practices</Title>
-    <Year>2024</Year>
-    <Publisher>Academic Press</Publisher>
-    <City>New York</City>
-    <RefOrder>1</RefOrder>
-  </Source>
-  <Source>
-    <SourceType>JournalArticle</SourceType>
-    <Tag>Johnson2023</Tag>
-    <Author>
-      <NameList>
-        <Person>
-          <First>Robert</First>
-          <Last>Johnson</Last>
-        </Person>
-      </NameList>
-    </Author>
-    <Title>Modern Sales Techniques</Title>
-    <Year>2023</Year>
-    <Publisher>Harvard business Review</Publisher>
-    <Pages>45-60</Pages>
-    <Volume>101</Volume>
-    <Issue>3</Issue>
-    <RefOrder>2</RefOrder>
-  </Source>
-  <Source>
-    <SourceType>InternetSite</SourceType>
-    <Tag>OOXML2024</Tag>
-    <Title>Office Open XML Specification</Title>
-    <Year>2024</Year>
-    <URL>https://www.ecma-international.org/publications-and-standards/standards/ecma-376/</URL>
-    <RefOrder>3</RefOrder>
-  </Source>
-  <Source>
-    <SourceType>ConferenceProceedings</SourceType>
-    <Tag>Lee2023</Tag>
-    <Author>
-      <NameList>
-        <Person>
-          <First>Sarah</First>
-          <Last>Lee</Last>
-        </Person>
-        <Person>
-          <First>Michael</First>
-          <Last>Chen</Last>
-        </Person>
-      </NameList>
-    </Author>
-    <Title>Machine Learning for Sales Forecasting</Title>
-    <Year>2023</Year>
-    <Publisher>NeurIPS Conference</Publisher>
-    <City>New Orleans</City>
-    <RefOrder>4</RefOrder>
-  </Source>
-</Sources>
+<Sources xmlns="http://schemas.openxmlformats.org/officeDocument/2006/bibliography" b:SelectedStyle="APA"><Source><SourceType>Book</SourceType><Tag>Smith2024</Tag><Author><NameList><Person><First>John</First><Last>Smith</Last></Person><Person><First>Jane</First><Last>Doe</Last></Person></NameList></Author><Title>Data Analysis best Practices</Title><Year>2024</Year><Publisher>Academic Press</Publisher><City>New York</City><RefOrder>1</RefOrder></Source><Source><SourceType>JournalArticle</SourceType><Tag>Johnson2023</Tag><Author><NameList><Person><First>Robert</First><Last>Johnson</Last></Person></NameList></Author><Title>Modern Sales Techniques</Title><Year>2023</Year><Publisher>Harvard business Review</Publisher><Pages>45-60</Pages><Volume>101</Volume><Issue>3</Issue><RefOrder>2</RefOrder></Source><Source><SourceType>InternetSite</SourceType><Tag>OOXML2024</Tag><Title>Office Open XML Specification</Title><Year>2024</Year><URL>https://www.ecma-international.org/publications-and-standards/standards/ecma-376/</URL><RefOrder>3</RefOrder></Source><Source><SourceType>ConferenceProceedings</SourceType><Tag>Lee2023</Tag><Author><NameList><Person><First>Sarah</First><Last>Lee</Last></Person><Person><First>Michael</First><Last>Chen</Last></Person></NameList></Author><Title>Machine Learning for Sales Forecasting</Title><Year>2023</Year><Publisher>NeurIPS Conference</Publisher><City>New Orleans</City><RefOrder>4</RefOrder></Source></Sources>
 </file>
 
 <file path=word/styles.xml><?xml version="1.0" encoding="utf-8"?>
-<w:styles xmlns:w="http://schemas.openxmlformats.org/wordprocessingml/2006/main" xmlns:mc="http://schemas.openxmlformats.org/markup-compatibility/2006" xmlns:r="http://schemas.openxmlformats.org/officeDocument/2006/relationships" xmlns:w14="http://schemas.microsoft.com/office/word/2010/wordml" xmlns:w15="http://schemas.microsoft.com/office/word/2012/wordml" xmlns:wp14="http://schemas.microsoft.com/office/word/2010/wordprocessingDrawing" xmlns:w16cex="http://schemas.microsoft.com/office/word/2018/wordml/cex" xmlns:w16cid="http://schemas.microsoft.com/office/word/2016/wordml/cid" xmlns:w16="http://schemas.microsoft.com/office/word/2018/wordml" xmlns:w16du="http://schemas.microsoft.com/office/word/2023/wordml/word16du" xmlns:w16sdtdh="http://schemas.microsoft.com/office/word/2020/wordml/sdtdatahash" xmlns:w16sdtfl="http://schemas.microsoft.com/office/word/2024/wordml/sdtformatlock" xmlns:w16se="http://schemas.microsoft.com/office/word/2015/wordml/symex" mc:Ignorable="w14 w15 w16se w16cid w16 w16cex w16sdtdh w16sdtfl w16du">
+<w:styles xmlns:w="http://schemas.openxmlformats.org/wordprocessingml/2006/main" xmlns:mc="http://schemas.openxmlformats.org/markup-compatibility/2006" xmlns:r="http://schemas.openxmlformats.org/officeDocument/2006/relationships" xmlns:w14="http://schemas.microsoft.com/office/word/2010/wordml" xmlns:w15="http://schemas.microsoft.com/office/word/2012/wordml" xmlns:wp14="http://schemas.microsoft.com/office/word/2010/wordprocessingDrawing" xmlns:w16cex="http://schemas.microsoft.com/office/word/2018/wordml/cex" xmlns:w16cid="http://schemas.microsoft.com/office/word/2016/wordml/cid" xmlns:w16="http://schemas.microsoft.com/office/word/2018/wordml" xmlns:w16du="http://schemas.microsoft.com/office/word/2023/wordml/word16du" xmlns:w16sdtdh="http://schemas.microsoft.com/office/word/2020/wordml/sdtdatahash" xmlns:w16sdtfl="http://schemas.microsoft.com/office/word/2024/wordml/sdtformatlock" xmlns:w16se="http://schemas.microsoft.com/office/word/2015/wordml/symex">
   <w:docDefaults>
     <w:rPrDefault>
       <w:rPr>

--- a/spec/examples/generated/complete_document.docx
+++ b/spec/examples/generated/complete_document.docx
@@ -1,6 +1,381 @@
 
 <file path=word/document.xml><?xml version="1.0" encoding="UTF-8" standalone="yes"?>
-<w:document xmlns:w="http://schemas.openxmlformats.org/wordprocessingml/2006/main" xmlns:wpc="http://schemas.microsoft.com/office/word/2010/wordprocessingCanvas" xmlns:cx="http://schemas.microsoft.com/office/drawing/2014/chartex" xmlns:cx1="http://schemas.microsoft.com/office/drawing/2015/9/8/chartex" xmlns:cx2="http://schemas.microsoft.com/office/drawing/2015/10/21/chartex" xmlns:cx3="http://schemas.microsoft.com/office/drawing/2016/5/9/chartex" xmlns:cx4="http://schemas.microsoft.com/office/drawing/2016/5/10/chartex" xmlns:cx5="http://schemas.microsoft.com/office/drawing/2016/5/11/chartex" xmlns:cx6="http://schemas.microsoft.com/office/drawing/2016/5/12/chartex" xmlns:cx7="http://schemas.microsoft.com/office/drawing/2016/5/13/chartex" xmlns:cx8="http://schemas.microsoft.com/office/drawing/2016/5/14/chartex" xmlns:mc="http://schemas.openxmlformats.org/markup-compatibility/2006" xmlns:aink="http://schemas.microsoft.com/office/drawing/2016/ink" xmlns:am3d="http://schemas.microsoft.com/office/drawing/2017/model3d" xmlns:o="urn:schemas-microsoft-com:office:office" xmlns:oel="http://schemas.microsoft.com/office/2019/extlst" xmlns:r="http://schemas.openxmlformats.org/officeDocument/2006/relationships" xmlns:m="http://schemas.openxmlformats.org/officeDocument/2006/math" xmlns:v="urn:schemas-microsoft-com:vml" xmlns:wp14="http://schemas.microsoft.com/office/word/2010/wordprocessingDrawing" xmlns:wp="http://schemas.openxmlformats.org/drawingml/2006/wordprocessingDrawing" xmlns:w10="urn:schemas-microsoft-com:office:word" xmlns:w14="http://schemas.microsoft.com/office/word/2010/wordml" xmlns:w15="http://schemas.microsoft.com/office/word/2012/wordml" xmlns:w16cex="http://schemas.microsoft.com/office/word/2018/wordml/cex" xmlns:w16cid="http://schemas.microsoft.com/office/word/2016/wordml/cid" xmlns:w16="http://schemas.microsoft.com/office/word/2018/wordml" xmlns:w16du="http://schemas.microsoft.com/office/word/2023/wordml/word16du" xmlns:w16sdtdh="http://schemas.microsoft.com/office/word/2020/wordml/sdtdatahash" xmlns:w16sdtfl="http://schemas.microsoft.com/office/word/2024/wordml/sdtformatlock" xmlns:w16se="http://schemas.microsoft.com/office/word/2015/wordml/symex" xmlns:wpg="http://schemas.microsoft.com/office/word/2010/wordprocessingGroup" xmlns:wpi="http://schemas.microsoft.com/office/word/2010/wordprocessingInk" xmlns:wne="http://schemas.microsoft.com/office/word/2006/wordml" xmlns:wps="http://schemas.microsoft.com/office/word/2010/wordprocessingShape" mc:Ignorable="w14"><w:body><w:p><w:pPr><w:pStyle w:val="Title"/></w:pPr><w:r><w:t>Complete Document</w:t></w:r></w:p><w:p><w:r><w:t>Generated with Uniword Builder API</w:t></w:r></w:p><w:p><w:r><w:t>March 2026</w:t></w:r></w:p><w:p><w:r><w:br w:type="page"/></w:r></w:p><w:p><w:r><w:t>Table of Contents</w:t></w:r></w:p><w:p><w:fldChar w:fldCharType="begin"/><w:fldChar w:fldCharType="separate"/><w:fldChar w:fldCharType="end"/><w:instrText><w:text> TOC \o "1-3" \h \z \u </w:text></w:instrText></w:p><w:p><w:r><w:br w:type="page"/></w:r></w:p><w:p><w:pPr><w:pStyle w:val="Heading1"/></w:pPr><w:r><w:t>1. Introduction</w:t></w:r></w:p><w:p><w:r><w:t xml:space="preserve">This document demonstrates the complete Uniword Builder API, </w:t></w:r><w:r><w:t xml:space="preserve">including headers, footers, tables, charts, bibliography, </w:t></w:r><w:r><w:t>hyperlinks, and multiple sections.</w:t></w:r></w:p><w:p><w:r><w:t xml:space="preserve">The Uniword library provides a comprehensive Ruby API for </w:t></w:r><w:r><w:t>creating and manipulating OOXML (Office Open XML) documents.</w:t></w:r></w:p><w:p><w:pPr><w:numPr><w:numId w:val="1"/><w:ilvl w:val="0"/></w:numPr></w:pPr><w:r><w:t>Paragraph and text formatting</w:t></w:r></w:p><w:p><w:pPr><w:numPr><w:numId w:val="1"/><w:ilvl w:val="0"/></w:numPr></w:pPr><w:r><w:t>Tables with styled cells</w:t></w:r></w:p><w:p><w:pPr><w:numPr><w:numId w:val="1"/><w:ilvl w:val="0"/></w:numPr></w:pPr><w:r><w:t>Charts (bar, line, pie)</w:t></w:r></w:p><w:p><w:pPr><w:numPr><w:numId w:val="1"/><w:ilvl w:val="0"/></w:numPr></w:pPr><w:r><w:t>bibliography and citations</w:t></w:r></w:p><w:p><w:pPr><w:numPr><w:numId w:val="1"/><w:ilvl w:val="0"/></w:numPr></w:pPr><w:r><w:t>Headers and footers</w:t></w:r></w:p><w:p><w:pPr><w:numPr><w:numId w:val="1"/><w:ilvl w:val="0"/></w:numPr></w:pPr><w:r><w:t>Table of contents</w:t></w:r></w:p><w:p><w:r><w:br w:type="page"/></w:r></w:p><w:p><w:pPr><w:pStyle w:val="Heading1"/></w:pPr><w:r><w:t>2. Data Analysis</w:t></w:r></w:p><w:p><w:pPr><w:pStyle w:val="Heading2"/></w:pPr><w:r><w:t>2.1 Sales Performance</w:t></w:r></w:p><w:p><w:r><w:t>The following table shows quarterly sales data:</w:t></w:r></w:p><w:p><w:pPr><w:pStyle w:val="Heading2"/></w:pPr><w:r><w:t>2.2 Revenue Chart</w:t></w:r></w:p><w:p><w:r><w:drawing><wp:inline><wp:extent wp:cx="5486400" wp:cy="3200400"/><wp:effectExtent/><wp:docPr wp:id="701728186" wp:name="Chart 10290"/><graphic xmlns="http://schemas.openxmlformats.org/drawingml/2006/main"><graphicData uri="http://schemas.openxmlformats.org/drawingml/2006/chart"><chart xmlns="http://schemas.openxmlformats.org/drawingml/2006/chart" c:id="rIdChart1"/></graphicData></graphic></wp:inline></w:drawing></w:r></w:p><w:p><w:pPr><w:pStyle w:val="Heading2"/></w:pPr><w:r><w:t>2.3 Trend Analysis</w:t></w:r></w:p><w:p><w:r><w:drawing><wp:inline><wp:extent wp:cx="5486400" wp:cy="3200400"/><wp:effectExtent/><wp:docPr wp:id="96865969" wp:name="Chart 351816"/><graphic xmlns="http://schemas.openxmlformats.org/drawingml/2006/main"><graphicData uri="http://schemas.openxmlformats.org/drawingml/2006/chart"><chart xmlns="http://schemas.openxmlformats.org/drawingml/2006/chart" c:id="rIdChart2"/></graphicData></graphic></wp:inline></w:drawing></w:r></w:p><w:p><w:r><w:br w:type="page"/></w:r></w:p><w:p><w:pPr><w:pStyle w:val="Heading1"/></w:pPr><w:r><w:t>3. References</w:t></w:r></w:p><w:p><w:r><w:t>This document references the following sources:</w:t></w:r></w:p><w:p><w:sdt><w:sdtPr><w:id w:val="1"/><w:bibliography/><w:docPartObj><w:docPartGallery w:val="Bibliographies"/><w:docPartUnique/></w:docPartObj></w:sdtPr></w:sdt></w:p><w:tbl><w:tr><w:tc><w:tcPr><w:shd w:val="clear" w:color="FFFFFF" w:fill="4472C4"/></w:tcPr><w:p><w:r><w:t>Quarter</w:t></w:r></w:p></w:tc><w:tc><w:tcPr><w:shd w:val="clear" w:color="FFFFFF" w:fill="4472C4"/></w:tcPr><w:p><w:r><w:t>Revenue</w:t></w:r></w:p></w:tc><w:tc><w:tcPr><w:shd w:val="clear" w:color="FFFFFF" w:fill="4472C4"/></w:tcPr><w:p><w:r><w:t>Growth</w:t></w:r></w:p></w:tc></w:tr><w:tr><w:tc><w:p><w:r><w:t>Q1</w:t></w:r></w:p></w:tc><w:tc><w:p><w:r><w:t>$1,200,000</w:t></w:r></w:p></w:tc><w:tc><w:p><w:r><w:t>+12%</w:t></w:r></w:p></w:tc></w:tr><w:tr><w:tc><w:p><w:r><w:t>Q2</w:t></w:r></w:p></w:tc><w:tc><w:p><w:r><w:t>$1,450,000</w:t></w:r></w:p></w:tc><w:tc><w:p><w:r><w:t>+20.8%</w:t></w:r></w:p></w:tc></w:tr><w:tr><w:tc><w:p><w:r><w:t>Q3</w:t></w:r></w:p></w:tc><w:tc><w:p><w:r><w:t>$1,380,000</w:t></w:r></w:p></w:tc><w:tc><w:p><w:r><w:t>-4.8%</w:t></w:r></w:p></w:tc></w:tr><w:tr><w:tc><w:p><w:r><w:t>Q4</w:t></w:r></w:p></w:tc><w:tc><w:p><w:r><w:t>$1,620,000</w:t></w:r></w:p></w:tc><w:tc><w:p><w:r><w:t>+17.4%</w:t></w:r></w:p></w:tc></w:tr></w:tbl><w:sectPr><w:pgSz w:w="12240" w:h="15840"/><w:pgMar w:top="1440" w:bottom="1440" w:left="1440" w:right="1440" w:header="720" w:footer="720" w:gutter="0"/><w:cols w:space="720"/><w:headerReference w:type="default" r:id="rIdHeader1"/><w:footerReference w:type="default" r:id="rIdFooter1"/><w:docGrid w:linePitch="360"/></w:sectPr></w:body></w:document>
+<w:document xmlns:w="http://schemas.openxmlformats.org/wordprocessingml/2006/main" xmlns:wpc="http://schemas.microsoft.com/office/word/2010/wordprocessingCanvas" xmlns:cx="http://schemas.microsoft.com/office/drawing/2014/chartex" xmlns:cx1="http://schemas.microsoft.com/office/drawing/2015/9/8/chartex" xmlns:cx2="http://schemas.microsoft.com/office/drawing/2015/10/21/chartex" xmlns:cx3="http://schemas.microsoft.com/office/drawing/2016/5/9/chartex" xmlns:cx4="http://schemas.microsoft.com/office/drawing/2016/5/10/chartex" xmlns:cx5="http://schemas.microsoft.com/office/drawing/2016/5/11/chartex" xmlns:cx6="http://schemas.microsoft.com/office/drawing/2016/5/12/chartex" xmlns:cx7="http://schemas.microsoft.com/office/drawing/2016/5/13/chartex" xmlns:cx8="http://schemas.microsoft.com/office/drawing/2016/5/14/chartex" xmlns:mc="http://schemas.openxmlformats.org/markup-compatibility/2006" xmlns:aink="http://schemas.microsoft.com/office/drawing/2016/ink" xmlns:am3d="http://schemas.microsoft.com/office/drawing/2017/model3d" xmlns:o="urn:schemas-microsoft-com:office:office" xmlns:oel="http://schemas.microsoft.com/office/2019/extlst" xmlns:r="http://schemas.openxmlformats.org/officeDocument/2006/relationships" xmlns:m="http://schemas.openxmlformats.org/officeDocument/2006/math" xmlns:v="urn:schemas-microsoft-com:vml" xmlns:wp14="http://schemas.microsoft.com/office/word/2010/wordprocessingDrawing" xmlns:wp="http://schemas.openxmlformats.org/drawingml/2006/wordprocessingDrawing" xmlns:w10="urn:schemas-microsoft-com:office:word" xmlns:w14="http://schemas.microsoft.com/office/word/2010/wordml" xmlns:w15="http://schemas.microsoft.com/office/word/2012/wordml" xmlns:w16cex="http://schemas.microsoft.com/office/word/2018/wordml/cex" xmlns:w16cid="http://schemas.microsoft.com/office/word/2016/wordml/cid" xmlns:w16="http://schemas.microsoft.com/office/word/2018/wordml" xmlns:w16du="http://schemas.microsoft.com/office/word/2023/wordml/word16du" xmlns:w16sdtdh="http://schemas.microsoft.com/office/word/2020/wordml/sdtdatahash" xmlns:w16sdtfl="http://schemas.microsoft.com/office/word/2024/wordml/sdtformatlock" xmlns:w16se="http://schemas.microsoft.com/office/word/2015/wordml/symex" xmlns:wpg="http://schemas.microsoft.com/office/word/2010/wordprocessingGroup" xmlns:wpi="http://schemas.microsoft.com/office/word/2010/wordprocessingInk" xmlns:wne="http://schemas.microsoft.com/office/word/2006/wordml" xmlns:wps="http://schemas.microsoft.com/office/word/2010/wordprocessingShape" mc:Ignorable="w14 w15 w16se w16cid w16 w16cex w16sdtdh w16sdtfl w16du wp14">
+  <w:body>
+    <w:p>
+      <w:pPr>
+        <w:pStyle w:val="Title"/>
+      </w:pPr>
+      <w:r>
+        <w:t>Complete Document</w:t>
+      </w:r>
+    </w:p>
+    <w:p>
+      <w:r>
+        <w:t>Generated with Uniword Builder API</w:t>
+      </w:r>
+    </w:p>
+    <w:p>
+      <w:r>
+        <w:t>March 2026</w:t>
+      </w:r>
+    </w:p>
+    <w:p>
+      <w:r>
+        <w:br w:type="page"/>
+      </w:r>
+    </w:p>
+    <w:p>
+      <w:r>
+        <w:t>Table of Contents</w:t>
+      </w:r>
+    </w:p>
+    <w:p>
+      <w:fldChar w:fldCharType="begin"/>
+      <w:fldChar w:fldCharType="separate"/>
+      <w:fldChar w:fldCharType="end"/>
+      <w:instrText>
+        <w:text> TOC \o "1-3" \h \z \u </w:text>
+      </w:instrText>
+    </w:p>
+    <w:p>
+      <w:r>
+        <w:br w:type="page"/>
+      </w:r>
+    </w:p>
+    <w:p>
+      <w:pPr>
+        <w:pStyle w:val="Heading1"/>
+      </w:pPr>
+      <w:r>
+        <w:t>1. Introduction</w:t>
+      </w:r>
+    </w:p>
+    <w:p>
+      <w:r>
+        <w:t xml:space="preserve">This document demonstrates the complete Uniword Builder API, </w:t>
+      </w:r>
+      <w:r>
+        <w:t xml:space="preserve">including headers, footers, tables, charts, bibliography, </w:t>
+      </w:r>
+      <w:r>
+        <w:t>hyperlinks, and multiple sections.</w:t>
+      </w:r>
+    </w:p>
+    <w:p>
+      <w:r>
+        <w:t xml:space="preserve">The Uniword library provides a comprehensive Ruby API for </w:t>
+      </w:r>
+      <w:r>
+        <w:t>creating and manipulating OOXML (Office Open XML) documents.</w:t>
+      </w:r>
+    </w:p>
+    <w:p>
+      <w:pPr>
+        <w:numPr>
+          <w:numId w:val="1"/>
+          <w:ilvl w:val="0"/>
+        </w:numPr>
+      </w:pPr>
+      <w:r>
+        <w:t>Paragraph and text formatting</w:t>
+      </w:r>
+    </w:p>
+    <w:p>
+      <w:pPr>
+        <w:numPr>
+          <w:numId w:val="1"/>
+          <w:ilvl w:val="0"/>
+        </w:numPr>
+      </w:pPr>
+      <w:r>
+        <w:t>Tables with styled cells</w:t>
+      </w:r>
+    </w:p>
+    <w:p>
+      <w:pPr>
+        <w:numPr>
+          <w:numId w:val="1"/>
+          <w:ilvl w:val="0"/>
+        </w:numPr>
+      </w:pPr>
+      <w:r>
+        <w:t>Charts (bar, line, pie)</w:t>
+      </w:r>
+    </w:p>
+    <w:p>
+      <w:pPr>
+        <w:numPr>
+          <w:numId w:val="1"/>
+          <w:ilvl w:val="0"/>
+        </w:numPr>
+      </w:pPr>
+      <w:r>
+        <w:t>bibliography and citations</w:t>
+      </w:r>
+    </w:p>
+    <w:p>
+      <w:pPr>
+        <w:numPr>
+          <w:numId w:val="1"/>
+          <w:ilvl w:val="0"/>
+        </w:numPr>
+      </w:pPr>
+      <w:r>
+        <w:t>Headers and footers</w:t>
+      </w:r>
+    </w:p>
+    <w:p>
+      <w:pPr>
+        <w:numPr>
+          <w:numId w:val="1"/>
+          <w:ilvl w:val="0"/>
+        </w:numPr>
+      </w:pPr>
+      <w:r>
+        <w:t>Table of contents</w:t>
+      </w:r>
+    </w:p>
+    <w:p>
+      <w:r>
+        <w:br w:type="page"/>
+      </w:r>
+    </w:p>
+    <w:p>
+      <w:pPr>
+        <w:pStyle w:val="Heading1"/>
+      </w:pPr>
+      <w:r>
+        <w:t>2. Data Analysis</w:t>
+      </w:r>
+    </w:p>
+    <w:p>
+      <w:pPr>
+        <w:pStyle w:val="Heading2"/>
+      </w:pPr>
+      <w:r>
+        <w:t>2.1 Sales Performance</w:t>
+      </w:r>
+    </w:p>
+    <w:p>
+      <w:r>
+        <w:t>The following table shows quarterly sales data:</w:t>
+      </w:r>
+    </w:p>
+    <w:p>
+      <w:pPr>
+        <w:pStyle w:val="Heading2"/>
+      </w:pPr>
+      <w:r>
+        <w:t>2.2 Revenue Chart</w:t>
+      </w:r>
+    </w:p>
+    <w:p>
+      <w:r>
+        <w:drawing>
+          <wp:inline>
+            <wp:extent wp:cx="5486400" wp:cy="3200400"/>
+            <wp:effectExtent/>
+            <wp:docPr wp:id="594012015" wp:name="Chart 200537"/>
+            <graphic xmlns="http://schemas.openxmlformats.org/drawingml/2006/main">
+              <graphicData uri="http://schemas.openxmlformats.org/drawingml/2006/chart">
+                <chart xmlns="http://schemas.openxmlformats.org/drawingml/2006/chart" c:id="rIdChart1"/>
+              </graphicData>
+            </graphic>
+          </wp:inline>
+        </w:drawing>
+      </w:r>
+    </w:p>
+    <w:p>
+      <w:pPr>
+        <w:pStyle w:val="Heading2"/>
+      </w:pPr>
+      <w:r>
+        <w:t>2.3 Trend Analysis</w:t>
+      </w:r>
+    </w:p>
+    <w:p>
+      <w:r>
+        <w:drawing>
+          <wp:inline>
+            <wp:extent wp:cx="5486400" wp:cy="3200400"/>
+            <wp:effectExtent/>
+            <wp:docPr wp:id="634384838" wp:name="Chart 233012"/>
+            <graphic xmlns="http://schemas.openxmlformats.org/drawingml/2006/main">
+              <graphicData uri="http://schemas.openxmlformats.org/drawingml/2006/chart">
+                <chart xmlns="http://schemas.openxmlformats.org/drawingml/2006/chart" c:id="rIdChart2"/>
+              </graphicData>
+            </graphic>
+          </wp:inline>
+        </w:drawing>
+      </w:r>
+    </w:p>
+    <w:p>
+      <w:r>
+        <w:br w:type="page"/>
+      </w:r>
+    </w:p>
+    <w:p>
+      <w:pPr>
+        <w:pStyle w:val="Heading1"/>
+      </w:pPr>
+      <w:r>
+        <w:t>3. References</w:t>
+      </w:r>
+    </w:p>
+    <w:p>
+      <w:r>
+        <w:t>This document references the following sources:</w:t>
+      </w:r>
+    </w:p>
+    <w:p>
+      <w:sdt>
+        <w:sdtPr>
+          <w:id w:val="1"/>
+          <w:bibliography/>
+          <w:docPartObj>
+            <w:docPartGallery w:val="Bibliographies"/>
+            <w:docPartUnique/>
+          </w:docPartObj>
+        </w:sdtPr>
+      </w:sdt>
+    </w:p>
+    <w:tbl>
+      <w:tr>
+        <w:tc>
+          <w:tcPr>
+            <w:shd w:val="clear" w:color="FFFFFF" w:fill="4472C4"/>
+          </w:tcPr>
+          <w:p>
+            <w:r>
+              <w:t>Quarter</w:t>
+            </w:r>
+          </w:p>
+        </w:tc>
+        <w:tc>
+          <w:tcPr>
+            <w:shd w:val="clear" w:color="FFFFFF" w:fill="4472C4"/>
+          </w:tcPr>
+          <w:p>
+            <w:r>
+              <w:t>Revenue</w:t>
+            </w:r>
+          </w:p>
+        </w:tc>
+        <w:tc>
+          <w:tcPr>
+            <w:shd w:val="clear" w:color="FFFFFF" w:fill="4472C4"/>
+          </w:tcPr>
+          <w:p>
+            <w:r>
+              <w:t>Growth</w:t>
+            </w:r>
+          </w:p>
+        </w:tc>
+      </w:tr>
+      <w:tr>
+        <w:tc>
+          <w:p>
+            <w:r>
+              <w:t>Q1</w:t>
+            </w:r>
+          </w:p>
+        </w:tc>
+        <w:tc>
+          <w:p>
+            <w:r>
+              <w:t>$1,200,000</w:t>
+            </w:r>
+          </w:p>
+        </w:tc>
+        <w:tc>
+          <w:p>
+            <w:r>
+              <w:t>+12%</w:t>
+            </w:r>
+          </w:p>
+        </w:tc>
+      </w:tr>
+      <w:tr>
+        <w:tc>
+          <w:p>
+            <w:r>
+              <w:t>Q2</w:t>
+            </w:r>
+          </w:p>
+        </w:tc>
+        <w:tc>
+          <w:p>
+            <w:r>
+              <w:t>$1,450,000</w:t>
+            </w:r>
+          </w:p>
+        </w:tc>
+        <w:tc>
+          <w:p>
+            <w:r>
+              <w:t>+20.8%</w:t>
+            </w:r>
+          </w:p>
+        </w:tc>
+      </w:tr>
+      <w:tr>
+        <w:tc>
+          <w:p>
+            <w:r>
+              <w:t>Q3</w:t>
+            </w:r>
+          </w:p>
+        </w:tc>
+        <w:tc>
+          <w:p>
+            <w:r>
+              <w:t>$1,380,000</w:t>
+            </w:r>
+          </w:p>
+        </w:tc>
+        <w:tc>
+          <w:p>
+            <w:r>
+              <w:t>-4.8%</w:t>
+            </w:r>
+          </w:p>
+        </w:tc>
+      </w:tr>
+      <w:tr>
+        <w:tc>
+          <w:p>
+            <w:r>
+              <w:t>Q4</w:t>
+            </w:r>
+          </w:p>
+        </w:tc>
+        <w:tc>
+          <w:p>
+            <w:r>
+              <w:t>$1,620,000</w:t>
+            </w:r>
+          </w:p>
+        </w:tc>
+        <w:tc>
+          <w:p>
+            <w:r>
+              <w:t>+17.4%</w:t>
+            </w:r>
+          </w:p>
+        </w:tc>
+      </w:tr>
+    </w:tbl>
+    <w:sectPr>
+      <w:pgSz w:w="12240" w:h="15840"/>
+      <w:pgMar w:top="1440" w:bottom="1440" w:left="1440" w:right="1440" w:header="720" w:footer="720" w:gutter="0"/>
+      <w:cols w:space="720"/>
+      <w:headerReference w:type="default" r:id="rIdHeader1"/>
+      <w:footerReference w:type="default" r:id="rIdFooter1"/>
+      <w:docGrid w:linePitch="360"/>
+    </w:sectPr>
+  </w:body>
+</w:document>
 </file>
 
 <file path=word/footer1.xml><?xml version="1.0" encoding="utf-8"?>
@@ -58,7 +433,7 @@
 </file>
 
 <file path=word/numbering.xml><?xml version="1.0" encoding="utf-8"?>
-<w:numbering xmlns:w="http://schemas.openxmlformats.org/wordprocessingml/2006/main" xmlns:mc="http://schemas.openxmlformats.org/markup-compatibility/2006" xmlns:w14="http://schemas.microsoft.com/office/word/2010/wordml" xmlns:w15="http://schemas.microsoft.com/office/word/2012/wordml" xmlns:w16se="http://schemas.microsoft.com/office/word/2015/wordml/symex" xmlns:w16cid="http://schemas.microsoft.com/office/word/2016/wordml/cid" xmlns:w16="http://schemas.microsoft.com/office/word/2018/wordml" xmlns:w16cex="http://schemas.microsoft.com/office/word/2018/wordml/cex" xmlns:w16sdtdh="http://schemas.microsoft.com/office/word/2020/wordml/sdtdatahash" xmlns:w16sdtfl="http://schemas.microsoft.com/office/word/2024/wordml/sdtformatlock" xmlns:w16du="http://schemas.microsoft.com/office/word/2023/wordml/word16du" xmlns:wp14="http://schemas.microsoft.com/office/word/2010/wordprocessingDrawing">
+<w:numbering xmlns:w="http://schemas.openxmlformats.org/wordprocessingml/2006/main" xmlns:mc="http://schemas.openxmlformats.org/markup-compatibility/2006" xmlns:w14="http://schemas.microsoft.com/office/word/2010/wordml" xmlns:w15="http://schemas.microsoft.com/office/word/2012/wordml" xmlns:w16se="http://schemas.microsoft.com/office/word/2015/wordml/symex" xmlns:w16cid="http://schemas.microsoft.com/office/word/2016/wordml/cid" xmlns:w16="http://schemas.microsoft.com/office/word/2018/wordml" xmlns:w16cex="http://schemas.microsoft.com/office/word/2018/wordml/cex" xmlns:w16sdtdh="http://schemas.microsoft.com/office/word/2020/wordml/sdtdatahash" xmlns:w16sdtfl="http://schemas.microsoft.com/office/word/2024/wordml/sdtformatlock" xmlns:w16du="http://schemas.microsoft.com/office/word/2023/wordml/word16du" xmlns:wp14="http://schemas.microsoft.com/office/word/2010/wordprocessingDrawing" mc:Ignorable="w14 w15 w16se w16cid w16 w16cex w16sdtdh w16sdtfl w16du wp14">
   <w:abstractNum w:abstractNumId="0">
     <w:lvl w:ilvl="0">
       <w:start w:val="1"/>
@@ -122,11 +497,81 @@
 </file>
 
 <file path=word/sources.xml><?xml version="1.0" encoding="UTF-8" standalone="yes"?>
-<Sources xmlns="http://schemas.openxmlformats.org/officeDocument/2006/bibliography" b:SelectedStyle="APA"><Source><SourceType>Book</SourceType><Tag>Smith2024</Tag><Author><NameList><Person><First>John</First><Last>Smith</Last></Person><Person><First>Jane</First><Last>Doe</Last></Person></NameList></Author><Title>Data Analysis best Practices</Title><Year>2024</Year><Publisher>Academic Press</Publisher><City>New York</City><RefOrder>1</RefOrder></Source><Source><SourceType>JournalArticle</SourceType><Tag>Johnson2023</Tag><Author><NameList><Person><First>Robert</First><Last>Johnson</Last></Person></NameList></Author><Title>Modern Sales Techniques</Title><Year>2023</Year><Publisher>Harvard business Review</Publisher><Pages>45-60</Pages><Volume>101</Volume><Issue>3</Issue><RefOrder>2</RefOrder></Source><Source><SourceType>InternetSite</SourceType><Tag>OOXML2024</Tag><Title>Office Open XML Specification</Title><Year>2024</Year><URL>https://www.ecma-international.org/publications-and-standards/standards/ecma-376/</URL><RefOrder>3</RefOrder></Source><Source><SourceType>ConferenceProceedings</SourceType><Tag>Lee2023</Tag><Author><NameList><Person><First>Sarah</First><Last>Lee</Last></Person><Person><First>Michael</First><Last>Chen</Last></Person></NameList></Author><Title>Machine Learning for Sales Forecasting</Title><Year>2023</Year><Publisher>NeurIPS Conference</Publisher><City>New Orleans</City><RefOrder>4</RefOrder></Source></Sources>
+<Sources xmlns="http://schemas.openxmlformats.org/officeDocument/2006/bibliography" b:SelectedStyle="APA">
+  <Source>
+    <SourceType>Book</SourceType>
+    <Tag>Smith2024</Tag>
+    <Author>
+      <NameList>
+        <Person>
+          <First>John</First>
+          <Last>Smith</Last>
+        </Person>
+        <Person>
+          <First>Jane</First>
+          <Last>Doe</Last>
+        </Person>
+      </NameList>
+    </Author>
+    <Title>Data Analysis best Practices</Title>
+    <Year>2024</Year>
+    <Publisher>Academic Press</Publisher>
+    <City>New York</City>
+    <RefOrder>1</RefOrder>
+  </Source>
+  <Source>
+    <SourceType>JournalArticle</SourceType>
+    <Tag>Johnson2023</Tag>
+    <Author>
+      <NameList>
+        <Person>
+          <First>Robert</First>
+          <Last>Johnson</Last>
+        </Person>
+      </NameList>
+    </Author>
+    <Title>Modern Sales Techniques</Title>
+    <Year>2023</Year>
+    <Publisher>Harvard business Review</Publisher>
+    <Pages>45-60</Pages>
+    <Volume>101</Volume>
+    <Issue>3</Issue>
+    <RefOrder>2</RefOrder>
+  </Source>
+  <Source>
+    <SourceType>InternetSite</SourceType>
+    <Tag>OOXML2024</Tag>
+    <Title>Office Open XML Specification</Title>
+    <Year>2024</Year>
+    <URL>https://www.ecma-international.org/publications-and-standards/standards/ecma-376/</URL>
+    <RefOrder>3</RefOrder>
+  </Source>
+  <Source>
+    <SourceType>ConferenceProceedings</SourceType>
+    <Tag>Lee2023</Tag>
+    <Author>
+      <NameList>
+        <Person>
+          <First>Sarah</First>
+          <Last>Lee</Last>
+        </Person>
+        <Person>
+          <First>Michael</First>
+          <Last>Chen</Last>
+        </Person>
+      </NameList>
+    </Author>
+    <Title>Machine Learning for Sales Forecasting</Title>
+    <Year>2023</Year>
+    <Publisher>NeurIPS Conference</Publisher>
+    <City>New Orleans</City>
+    <RefOrder>4</RefOrder>
+  </Source>
+</Sources>
 </file>
 
 <file path=word/styles.xml><?xml version="1.0" encoding="utf-8"?>
-<w:styles xmlns:w="http://schemas.openxmlformats.org/wordprocessingml/2006/main" xmlns:mc="http://schemas.openxmlformats.org/markup-compatibility/2006" xmlns:r="http://schemas.openxmlformats.org/officeDocument/2006/relationships" xmlns:w14="http://schemas.microsoft.com/office/word/2010/wordml" xmlns:w15="http://schemas.microsoft.com/office/word/2012/wordml" xmlns:wp14="http://schemas.microsoft.com/office/word/2010/wordprocessingDrawing" xmlns:w16cex="http://schemas.microsoft.com/office/word/2018/wordml/cex" xmlns:w16cid="http://schemas.microsoft.com/office/word/2016/wordml/cid" xmlns:w16="http://schemas.microsoft.com/office/word/2018/wordml" xmlns:w16du="http://schemas.microsoft.com/office/word/2023/wordml/word16du" xmlns:w16sdtdh="http://schemas.microsoft.com/office/word/2020/wordml/sdtdatahash" xmlns:w16sdtfl="http://schemas.microsoft.com/office/word/2024/wordml/sdtformatlock" xmlns:w16se="http://schemas.microsoft.com/office/word/2015/wordml/symex">
+<w:styles xmlns:w="http://schemas.openxmlformats.org/wordprocessingml/2006/main" xmlns:mc="http://schemas.openxmlformats.org/markup-compatibility/2006" xmlns:r="http://schemas.openxmlformats.org/officeDocument/2006/relationships" xmlns:w14="http://schemas.microsoft.com/office/word/2010/wordml" xmlns:w15="http://schemas.microsoft.com/office/word/2012/wordml" xmlns:wp14="http://schemas.microsoft.com/office/word/2010/wordprocessingDrawing" xmlns:w16cex="http://schemas.microsoft.com/office/word/2018/wordml/cex" xmlns:w16cid="http://schemas.microsoft.com/office/word/2016/wordml/cid" xmlns:w16="http://schemas.microsoft.com/office/word/2018/wordml" xmlns:w16du="http://schemas.microsoft.com/office/word/2023/wordml/word16du" xmlns:w16sdtdh="http://schemas.microsoft.com/office/word/2020/wordml/sdtdatahash" xmlns:w16sdtfl="http://schemas.microsoft.com/office/word/2024/wordml/sdtformatlock" xmlns:w16se="http://schemas.microsoft.com/office/word/2015/wordml/symex" mc:Ignorable="w14 w15 w16se w16cid w16 w16cex w16sdtdh w16sdtfl w16du">
   <w:docDefaults>
     <w:rPrDefault>
       <w:rPr>

--- a/spec/examples/generated/complete_document.docx
+++ b/spec/examples/generated/complete_document.docx
@@ -1,6 +1,6 @@
 
 <file path=word/document.xml><?xml version="1.0" encoding="UTF-8" standalone="yes"?>
-<w:document xmlns:w="http://schemas.openxmlformats.org/wordprocessingml/2006/main" xmlns:wpc="http://schemas.microsoft.com/office/word/2010/wordprocessingCanvas" xmlns:cx="http://schemas.microsoft.com/office/drawing/2014/chartex" xmlns:cx1="http://schemas.microsoft.com/office/drawing/2015/9/8/chartex" xmlns:cx2="http://schemas.microsoft.com/office/drawing/2015/10/21/chartex" xmlns:cx3="http://schemas.microsoft.com/office/drawing/2016/5/9/chartex" xmlns:cx4="http://schemas.microsoft.com/office/drawing/2016/5/10/chartex" xmlns:cx5="http://schemas.microsoft.com/office/drawing/2016/5/11/chartex" xmlns:cx6="http://schemas.microsoft.com/office/drawing/2016/5/12/chartex" xmlns:cx7="http://schemas.microsoft.com/office/drawing/2016/5/13/chartex" xmlns:cx8="http://schemas.microsoft.com/office/drawing/2016/5/14/chartex" xmlns:mc="http://schemas.openxmlformats.org/markup-compatibility/2006" xmlns:aink="http://schemas.microsoft.com/office/drawing/2016/ink" xmlns:am3d="http://schemas.microsoft.com/office/drawing/2017/model3d" xmlns:o="urn:schemas-microsoft-com:office:office" xmlns:oel="http://schemas.microsoft.com/office/2019/extlst" xmlns:r="http://schemas.openxmlformats.org/officeDocument/2006/relationships" xmlns:m="http://schemas.openxmlformats.org/officeDocument/2006/math" xmlns:v="urn:schemas-microsoft-com:vml" xmlns:wp14="http://schemas.microsoft.com/office/word/2010/wordprocessingDrawing" xmlns:wp="http://schemas.openxmlformats.org/drawingml/2006/wordprocessingDrawing" xmlns:w10="urn:schemas-microsoft-com:office:word" xmlns:w14="http://schemas.microsoft.com/office/word/2010/wordml" xmlns:w15="http://schemas.microsoft.com/office/word/2012/wordml" xmlns:w16cex="http://schemas.microsoft.com/office/word/2018/wordml/cex" xmlns:w16cid="http://schemas.microsoft.com/office/word/2016/wordml/cid" xmlns:w16="http://schemas.microsoft.com/office/word/2018/wordml" xmlns:w16du="http://schemas.microsoft.com/office/word/2023/wordml/word16du" xmlns:w16sdtdh="http://schemas.microsoft.com/office/word/2020/wordml/sdtdatahash" xmlns:w16sdtfl="http://schemas.microsoft.com/office/word/2024/wordml/sdtformatlock" xmlns:w16se="http://schemas.microsoft.com/office/word/2015/wordml/symex" xmlns:wpg="http://schemas.microsoft.com/office/word/2010/wordprocessingGroup" xmlns:wpi="http://schemas.microsoft.com/office/word/2010/wordprocessingInk" xmlns:wne="http://schemas.microsoft.com/office/word/2006/wordml" xmlns:wps="http://schemas.microsoft.com/office/word/2010/wordprocessingShape" mc:Ignorable="w14 w15 w16se w16cid w16 w16cex w16sdtdh w16sdtfl w16du wp14">
+<w:document xmlns:w="http://schemas.openxmlformats.org/wordprocessingml/2006/main" xmlns:wpc="http://schemas.microsoft.com/office/word/2010/wordprocessingCanvas" xmlns:cx="http://schemas.microsoft.com/office/drawing/2014/chartex" xmlns:cx1="http://schemas.microsoft.com/office/drawing/2015/9/8/chartex" xmlns:cx2="http://schemas.microsoft.com/office/drawing/2015/10/21/chartex" xmlns:cx3="http://schemas.microsoft.com/office/drawing/2016/5/9/chartex" xmlns:cx4="http://schemas.microsoft.com/office/drawing/2016/5/10/chartex" xmlns:cx5="http://schemas.microsoft.com/office/drawing/2016/5/11/chartex" xmlns:cx6="http://schemas.microsoft.com/office/drawing/2016/5/12/chartex" xmlns:cx7="http://schemas.microsoft.com/office/drawing/2016/5/13/chartex" xmlns:cx8="http://schemas.microsoft.com/office/drawing/2016/5/14/chartex" xmlns:mc="http://schemas.openxmlformats.org/markup-compatibility/2006" xmlns:aink="http://schemas.microsoft.com/office/drawing/2016/ink" xmlns:am3d="http://schemas.microsoft.com/office/drawing/2017/model3d" xmlns:o="urn:schemas-microsoft-com:office:office" xmlns:oel="http://schemas.microsoft.com/office/2019/extlst" xmlns:r="http://schemas.openxmlformats.org/officeDocument/2006/relationships" xmlns:m="http://schemas.openxmlformats.org/officeDocument/2006/math" xmlns:v="urn:schemas-microsoft-com:vml" xmlns:wp14="http://schemas.microsoft.com/office/word/2010/wordprocessingDrawing" xmlns:wp="http://schemas.openxmlformats.org/drawingml/2006/wordprocessingDrawing" xmlns:w10="urn:schemas-microsoft-com:office:word" xmlns:w14="http://schemas.microsoft.com/office/word/2010/wordml" xmlns:w15="http://schemas.microsoft.com/office/word/2012/wordml" xmlns:w16cex="http://schemas.microsoft.com/office/word/2018/wordml/cex" xmlns:w16cid="http://schemas.microsoft.com/office/word/2016/wordml/cid" xmlns:w16="http://schemas.microsoft.com/office/word/2018/wordml" xmlns:w16du="http://schemas.microsoft.com/office/word/2023/wordml/word16du" xmlns:w16sdtdh="http://schemas.microsoft.com/office/word/2020/wordml/sdtdatahash" xmlns:w16sdtfl="http://schemas.microsoft.com/office/word/2024/wordml/sdtformatlock" xmlns:w16se="http://schemas.microsoft.com/office/word/2015/wordml/symex" xmlns:wpg="http://schemas.microsoft.com/office/word/2010/wordprocessingGroup" xmlns:wpi="http://schemas.microsoft.com/office/word/2010/wordprocessingInk" xmlns:wne="http://schemas.microsoft.com/office/word/2006/wordml" xmlns:wps="http://schemas.microsoft.com/office/word/2010/wordprocessingShape" mc:Ignorable="w14">
   <w:body>
     <w:p>
       <w:pPr>
@@ -176,7 +176,7 @@
           <wp:inline>
             <wp:extent wp:cx="5486400" wp:cy="3200400"/>
             <wp:effectExtent/>
-            <wp:docPr wp:id="594012015" wp:name="Chart 200537"/>
+            <wp:docPr wp:id="499548255" wp:name="Chart 98545"/>
             <graphic xmlns="http://schemas.openxmlformats.org/drawingml/2006/main">
               <graphicData uri="http://schemas.openxmlformats.org/drawingml/2006/chart">
                 <chart xmlns="http://schemas.openxmlformats.org/drawingml/2006/chart" c:id="rIdChart1"/>
@@ -200,7 +200,7 @@
           <wp:inline>
             <wp:extent wp:cx="5486400" wp:cy="3200400"/>
             <wp:effectExtent/>
-            <wp:docPr wp:id="634384838" wp:name="Chart 233012"/>
+            <wp:docPr wp:id="77032387" wp:name="Chart 405147"/>
             <graphic xmlns="http://schemas.openxmlformats.org/drawingml/2006/main">
               <graphicData uri="http://schemas.openxmlformats.org/drawingml/2006/chart">
                 <chart xmlns="http://schemas.openxmlformats.org/drawingml/2006/chart" c:id="rIdChart2"/>
@@ -433,7 +433,7 @@
 </file>
 
 <file path=word/numbering.xml><?xml version="1.0" encoding="utf-8"?>
-<w:numbering xmlns:w="http://schemas.openxmlformats.org/wordprocessingml/2006/main" xmlns:mc="http://schemas.openxmlformats.org/markup-compatibility/2006" xmlns:w14="http://schemas.microsoft.com/office/word/2010/wordml" xmlns:w15="http://schemas.microsoft.com/office/word/2012/wordml" xmlns:w16se="http://schemas.microsoft.com/office/word/2015/wordml/symex" xmlns:w16cid="http://schemas.microsoft.com/office/word/2016/wordml/cid" xmlns:w16="http://schemas.microsoft.com/office/word/2018/wordml" xmlns:w16cex="http://schemas.microsoft.com/office/word/2018/wordml/cex" xmlns:w16sdtdh="http://schemas.microsoft.com/office/word/2020/wordml/sdtdatahash" xmlns:w16sdtfl="http://schemas.microsoft.com/office/word/2024/wordml/sdtformatlock" xmlns:w16du="http://schemas.microsoft.com/office/word/2023/wordml/word16du" xmlns:wp14="http://schemas.microsoft.com/office/word/2010/wordprocessingDrawing" mc:Ignorable="w14 w15 w16se w16cid w16 w16cex w16sdtdh w16sdtfl w16du wp14">
+<w:numbering xmlns:w="http://schemas.openxmlformats.org/wordprocessingml/2006/main" xmlns:mc="http://schemas.openxmlformats.org/markup-compatibility/2006" xmlns:w14="http://schemas.microsoft.com/office/word/2010/wordml" xmlns:w15="http://schemas.microsoft.com/office/word/2012/wordml" xmlns:w16se="http://schemas.microsoft.com/office/word/2015/wordml/symex" xmlns:w16cid="http://schemas.microsoft.com/office/word/2016/wordml/cid" xmlns:w16="http://schemas.microsoft.com/office/word/2018/wordml" xmlns:w16cex="http://schemas.microsoft.com/office/word/2018/wordml/cex" xmlns:w16sdtdh="http://schemas.microsoft.com/office/word/2020/wordml/sdtdatahash" xmlns:w16sdtfl="http://schemas.microsoft.com/office/word/2024/wordml/sdtformatlock" xmlns:w16du="http://schemas.microsoft.com/office/word/2023/wordml/word16du" xmlns:wp14="http://schemas.microsoft.com/office/word/2010/wordprocessingDrawing">
   <w:abstractNum w:abstractNumId="0">
     <w:lvl w:ilvl="0">
       <w:start w:val="1"/>
@@ -571,7 +571,7 @@
 </file>
 
 <file path=word/styles.xml><?xml version="1.0" encoding="utf-8"?>
-<w:styles xmlns:w="http://schemas.openxmlformats.org/wordprocessingml/2006/main" xmlns:mc="http://schemas.openxmlformats.org/markup-compatibility/2006" xmlns:r="http://schemas.openxmlformats.org/officeDocument/2006/relationships" xmlns:w14="http://schemas.microsoft.com/office/word/2010/wordml" xmlns:w15="http://schemas.microsoft.com/office/word/2012/wordml" xmlns:wp14="http://schemas.microsoft.com/office/word/2010/wordprocessingDrawing" xmlns:w16cex="http://schemas.microsoft.com/office/word/2018/wordml/cex" xmlns:w16cid="http://schemas.microsoft.com/office/word/2016/wordml/cid" xmlns:w16="http://schemas.microsoft.com/office/word/2018/wordml" xmlns:w16du="http://schemas.microsoft.com/office/word/2023/wordml/word16du" xmlns:w16sdtdh="http://schemas.microsoft.com/office/word/2020/wordml/sdtdatahash" xmlns:w16sdtfl="http://schemas.microsoft.com/office/word/2024/wordml/sdtformatlock" xmlns:w16se="http://schemas.microsoft.com/office/word/2015/wordml/symex" mc:Ignorable="w14 w15 w16se w16cid w16 w16cex w16sdtdh w16sdtfl w16du">
+<w:styles xmlns:w="http://schemas.openxmlformats.org/wordprocessingml/2006/main" xmlns:mc="http://schemas.openxmlformats.org/markup-compatibility/2006" xmlns:r="http://schemas.openxmlformats.org/officeDocument/2006/relationships" xmlns:w14="http://schemas.microsoft.com/office/word/2010/wordml" xmlns:w15="http://schemas.microsoft.com/office/word/2012/wordml" xmlns:wp14="http://schemas.microsoft.com/office/word/2010/wordprocessingDrawing" xmlns:w16cex="http://schemas.microsoft.com/office/word/2018/wordml/cex" xmlns:w16cid="http://schemas.microsoft.com/office/word/2016/wordml/cid" xmlns:w16="http://schemas.microsoft.com/office/word/2018/wordml" xmlns:w16du="http://schemas.microsoft.com/office/word/2023/wordml/word16du" xmlns:w16sdtdh="http://schemas.microsoft.com/office/word/2020/wordml/sdtdatahash" xmlns:w16sdtfl="http://schemas.microsoft.com/office/word/2024/wordml/sdtformatlock" xmlns:w16se="http://schemas.microsoft.com/office/word/2015/wordml/symex">
   <w:docDefaults>
     <w:rPrDefault>
       <w:rPr>

--- a/spec/examples/generated/complete_document.docx
+++ b/spec/examples/generated/complete_document.docx
@@ -176,7 +176,7 @@
           <wp:inline>
             <wp:extent wp:cx="5486400" wp:cy="3200400"/>
             <wp:effectExtent/>
-            <wp:docPr wp:id="499548255" wp:name="Chart 98545"/>
+            <wp:docPr wp:id="446990217" wp:name="Chart 453037"/>
             <graphic xmlns="http://schemas.openxmlformats.org/drawingml/2006/main">
               <graphicData uri="http://schemas.openxmlformats.org/drawingml/2006/chart">
                 <chart xmlns="http://schemas.openxmlformats.org/drawingml/2006/chart" c:id="rIdChart1"/>
@@ -200,7 +200,7 @@
           <wp:inline>
             <wp:extent wp:cx="5486400" wp:cy="3200400"/>
             <wp:effectExtent/>
-            <wp:docPr wp:id="77032387" wp:name="Chart 405147"/>
+            <wp:docPr wp:id="210837046" wp:name="Chart 986977"/>
             <graphic xmlns="http://schemas.openxmlformats.org/drawingml/2006/main">
               <graphicData uri="http://schemas.openxmlformats.org/drawingml/2006/chart">
                 <chart xmlns="http://schemas.openxmlformats.org/drawingml/2006/chart" c:id="rIdChart2"/>

--- a/spec/examples/generated/complete_document.docx
+++ b/spec/examples/generated/complete_document.docx
@@ -1,381 +1,6 @@
 
 <file path=word/document.xml><?xml version="1.0" encoding="UTF-8" standalone="yes"?>
-<w:document xmlns:w="http://schemas.openxmlformats.org/wordprocessingml/2006/main" xmlns:wpc="http://schemas.microsoft.com/office/word/2010/wordprocessingCanvas" xmlns:cx="http://schemas.microsoft.com/office/drawing/2014/chartex" xmlns:cx1="http://schemas.microsoft.com/office/drawing/2015/9/8/chartex" xmlns:cx2="http://schemas.microsoft.com/office/drawing/2015/10/21/chartex" xmlns:cx3="http://schemas.microsoft.com/office/drawing/2016/5/9/chartex" xmlns:cx4="http://schemas.microsoft.com/office/drawing/2016/5/10/chartex" xmlns:cx5="http://schemas.microsoft.com/office/drawing/2016/5/11/chartex" xmlns:cx6="http://schemas.microsoft.com/office/drawing/2016/5/12/chartex" xmlns:cx7="http://schemas.microsoft.com/office/drawing/2016/5/13/chartex" xmlns:cx8="http://schemas.microsoft.com/office/drawing/2016/5/14/chartex" xmlns:mc="http://schemas.openxmlformats.org/markup-compatibility/2006" xmlns:aink="http://schemas.microsoft.com/office/drawing/2016/ink" xmlns:am3d="http://schemas.microsoft.com/office/drawing/2017/model3d" xmlns:o="urn:schemas-microsoft-com:office:office" xmlns:oel="http://schemas.microsoft.com/office/2019/extlst" xmlns:r="http://schemas.openxmlformats.org/officeDocument/2006/relationships" xmlns:m="http://schemas.openxmlformats.org/officeDocument/2006/math" xmlns:v="urn:schemas-microsoft-com:vml" xmlns:wp14="http://schemas.microsoft.com/office/word/2010/wordprocessingDrawing" xmlns:wp="http://schemas.openxmlformats.org/drawingml/2006/wordprocessingDrawing" xmlns:w10="urn:schemas-microsoft-com:office:word" xmlns:w14="http://schemas.microsoft.com/office/word/2010/wordml" xmlns:w15="http://schemas.microsoft.com/office/word/2012/wordml" xmlns:w16cex="http://schemas.microsoft.com/office/word/2018/wordml/cex" xmlns:w16cid="http://schemas.microsoft.com/office/word/2016/wordml/cid" xmlns:w16="http://schemas.microsoft.com/office/word/2018/wordml" xmlns:w16du="http://schemas.microsoft.com/office/word/2023/wordml/word16du" xmlns:w16sdtdh="http://schemas.microsoft.com/office/word/2020/wordml/sdtdatahash" xmlns:w16sdtfl="http://schemas.microsoft.com/office/word/2024/wordml/sdtformatlock" xmlns:w16se="http://schemas.microsoft.com/office/word/2015/wordml/symex" xmlns:wpg="http://schemas.microsoft.com/office/word/2010/wordprocessingGroup" xmlns:wpi="http://schemas.microsoft.com/office/word/2010/wordprocessingInk" xmlns:wne="http://schemas.microsoft.com/office/word/2006/wordml" xmlns:wps="http://schemas.microsoft.com/office/word/2010/wordprocessingShape" mc:Ignorable="w14">
-  <w:body>
-    <w:p>
-      <w:pPr>
-        <w:pStyle w:val="Title"/>
-      </w:pPr>
-      <w:r>
-        <w:t>Complete Document</w:t>
-      </w:r>
-    </w:p>
-    <w:p>
-      <w:r>
-        <w:t>Generated with Uniword Builder API</w:t>
-      </w:r>
-    </w:p>
-    <w:p>
-      <w:r>
-        <w:t>March 2026</w:t>
-      </w:r>
-    </w:p>
-    <w:p>
-      <w:r>
-        <w:br w:type="page"/>
-      </w:r>
-    </w:p>
-    <w:p>
-      <w:r>
-        <w:t>Table of Contents</w:t>
-      </w:r>
-    </w:p>
-    <w:p>
-      <w:fldChar w:fldCharType="begin"/>
-      <w:fldChar w:fldCharType="separate"/>
-      <w:fldChar w:fldCharType="end"/>
-      <w:instrText>
-        <w:text> TOC \o "1-3" \h \z \u </w:text>
-      </w:instrText>
-    </w:p>
-    <w:p>
-      <w:r>
-        <w:br w:type="page"/>
-      </w:r>
-    </w:p>
-    <w:p>
-      <w:pPr>
-        <w:pStyle w:val="Heading1"/>
-      </w:pPr>
-      <w:r>
-        <w:t>1. Introduction</w:t>
-      </w:r>
-    </w:p>
-    <w:p>
-      <w:r>
-        <w:t xml:space="preserve">This document demonstrates the complete Uniword Builder API, </w:t>
-      </w:r>
-      <w:r>
-        <w:t xml:space="preserve">including headers, footers, tables, charts, bibliography, </w:t>
-      </w:r>
-      <w:r>
-        <w:t>hyperlinks, and multiple sections.</w:t>
-      </w:r>
-    </w:p>
-    <w:p>
-      <w:r>
-        <w:t xml:space="preserve">The Uniword library provides a comprehensive Ruby API for </w:t>
-      </w:r>
-      <w:r>
-        <w:t>creating and manipulating OOXML (Office Open XML) documents.</w:t>
-      </w:r>
-    </w:p>
-    <w:p>
-      <w:pPr>
-        <w:numPr>
-          <w:numId w:val="1"/>
-          <w:ilvl w:val="0"/>
-        </w:numPr>
-      </w:pPr>
-      <w:r>
-        <w:t>Paragraph and text formatting</w:t>
-      </w:r>
-    </w:p>
-    <w:p>
-      <w:pPr>
-        <w:numPr>
-          <w:numId w:val="1"/>
-          <w:ilvl w:val="0"/>
-        </w:numPr>
-      </w:pPr>
-      <w:r>
-        <w:t>Tables with styled cells</w:t>
-      </w:r>
-    </w:p>
-    <w:p>
-      <w:pPr>
-        <w:numPr>
-          <w:numId w:val="1"/>
-          <w:ilvl w:val="0"/>
-        </w:numPr>
-      </w:pPr>
-      <w:r>
-        <w:t>Charts (bar, line, pie)</w:t>
-      </w:r>
-    </w:p>
-    <w:p>
-      <w:pPr>
-        <w:numPr>
-          <w:numId w:val="1"/>
-          <w:ilvl w:val="0"/>
-        </w:numPr>
-      </w:pPr>
-      <w:r>
-        <w:t>bibliography and citations</w:t>
-      </w:r>
-    </w:p>
-    <w:p>
-      <w:pPr>
-        <w:numPr>
-          <w:numId w:val="1"/>
-          <w:ilvl w:val="0"/>
-        </w:numPr>
-      </w:pPr>
-      <w:r>
-        <w:t>Headers and footers</w:t>
-      </w:r>
-    </w:p>
-    <w:p>
-      <w:pPr>
-        <w:numPr>
-          <w:numId w:val="1"/>
-          <w:ilvl w:val="0"/>
-        </w:numPr>
-      </w:pPr>
-      <w:r>
-        <w:t>Table of contents</w:t>
-      </w:r>
-    </w:p>
-    <w:p>
-      <w:r>
-        <w:br w:type="page"/>
-      </w:r>
-    </w:p>
-    <w:p>
-      <w:pPr>
-        <w:pStyle w:val="Heading1"/>
-      </w:pPr>
-      <w:r>
-        <w:t>2. Data Analysis</w:t>
-      </w:r>
-    </w:p>
-    <w:p>
-      <w:pPr>
-        <w:pStyle w:val="Heading2"/>
-      </w:pPr>
-      <w:r>
-        <w:t>2.1 Sales Performance</w:t>
-      </w:r>
-    </w:p>
-    <w:p>
-      <w:r>
-        <w:t>The following table shows quarterly sales data:</w:t>
-      </w:r>
-    </w:p>
-    <w:p>
-      <w:pPr>
-        <w:pStyle w:val="Heading2"/>
-      </w:pPr>
-      <w:r>
-        <w:t>2.2 Revenue Chart</w:t>
-      </w:r>
-    </w:p>
-    <w:p>
-      <w:r>
-        <w:drawing>
-          <wp:inline>
-            <wp:extent wp:cx="5486400" wp:cy="3200400"/>
-            <wp:effectExtent/>
-            <wp:docPr wp:id="446990217" wp:name="Chart 453037"/>
-            <graphic xmlns="http://schemas.openxmlformats.org/drawingml/2006/main">
-              <graphicData uri="http://schemas.openxmlformats.org/drawingml/2006/chart">
-                <chart xmlns="http://schemas.openxmlformats.org/drawingml/2006/chart" c:id="rIdChart1"/>
-              </graphicData>
-            </graphic>
-          </wp:inline>
-        </w:drawing>
-      </w:r>
-    </w:p>
-    <w:p>
-      <w:pPr>
-        <w:pStyle w:val="Heading2"/>
-      </w:pPr>
-      <w:r>
-        <w:t>2.3 Trend Analysis</w:t>
-      </w:r>
-    </w:p>
-    <w:p>
-      <w:r>
-        <w:drawing>
-          <wp:inline>
-            <wp:extent wp:cx="5486400" wp:cy="3200400"/>
-            <wp:effectExtent/>
-            <wp:docPr wp:id="210837046" wp:name="Chart 986977"/>
-            <graphic xmlns="http://schemas.openxmlformats.org/drawingml/2006/main">
-              <graphicData uri="http://schemas.openxmlformats.org/drawingml/2006/chart">
-                <chart xmlns="http://schemas.openxmlformats.org/drawingml/2006/chart" c:id="rIdChart2"/>
-              </graphicData>
-            </graphic>
-          </wp:inline>
-        </w:drawing>
-      </w:r>
-    </w:p>
-    <w:p>
-      <w:r>
-        <w:br w:type="page"/>
-      </w:r>
-    </w:p>
-    <w:p>
-      <w:pPr>
-        <w:pStyle w:val="Heading1"/>
-      </w:pPr>
-      <w:r>
-        <w:t>3. References</w:t>
-      </w:r>
-    </w:p>
-    <w:p>
-      <w:r>
-        <w:t>This document references the following sources:</w:t>
-      </w:r>
-    </w:p>
-    <w:p>
-      <w:sdt>
-        <w:sdtPr>
-          <w:id w:val="1"/>
-          <w:bibliography/>
-          <w:docPartObj>
-            <w:docPartGallery w:val="Bibliographies"/>
-            <w:docPartUnique/>
-          </w:docPartObj>
-        </w:sdtPr>
-      </w:sdt>
-    </w:p>
-    <w:tbl>
-      <w:tr>
-        <w:tc>
-          <w:tcPr>
-            <w:shd w:val="clear" w:color="FFFFFF" w:fill="4472C4"/>
-          </w:tcPr>
-          <w:p>
-            <w:r>
-              <w:t>Quarter</w:t>
-            </w:r>
-          </w:p>
-        </w:tc>
-        <w:tc>
-          <w:tcPr>
-            <w:shd w:val="clear" w:color="FFFFFF" w:fill="4472C4"/>
-          </w:tcPr>
-          <w:p>
-            <w:r>
-              <w:t>Revenue</w:t>
-            </w:r>
-          </w:p>
-        </w:tc>
-        <w:tc>
-          <w:tcPr>
-            <w:shd w:val="clear" w:color="FFFFFF" w:fill="4472C4"/>
-          </w:tcPr>
-          <w:p>
-            <w:r>
-              <w:t>Growth</w:t>
-            </w:r>
-          </w:p>
-        </w:tc>
-      </w:tr>
-      <w:tr>
-        <w:tc>
-          <w:p>
-            <w:r>
-              <w:t>Q1</w:t>
-            </w:r>
-          </w:p>
-        </w:tc>
-        <w:tc>
-          <w:p>
-            <w:r>
-              <w:t>$1,200,000</w:t>
-            </w:r>
-          </w:p>
-        </w:tc>
-        <w:tc>
-          <w:p>
-            <w:r>
-              <w:t>+12%</w:t>
-            </w:r>
-          </w:p>
-        </w:tc>
-      </w:tr>
-      <w:tr>
-        <w:tc>
-          <w:p>
-            <w:r>
-              <w:t>Q2</w:t>
-            </w:r>
-          </w:p>
-        </w:tc>
-        <w:tc>
-          <w:p>
-            <w:r>
-              <w:t>$1,450,000</w:t>
-            </w:r>
-          </w:p>
-        </w:tc>
-        <w:tc>
-          <w:p>
-            <w:r>
-              <w:t>+20.8%</w:t>
-            </w:r>
-          </w:p>
-        </w:tc>
-      </w:tr>
-      <w:tr>
-        <w:tc>
-          <w:p>
-            <w:r>
-              <w:t>Q3</w:t>
-            </w:r>
-          </w:p>
-        </w:tc>
-        <w:tc>
-          <w:p>
-            <w:r>
-              <w:t>$1,380,000</w:t>
-            </w:r>
-          </w:p>
-        </w:tc>
-        <w:tc>
-          <w:p>
-            <w:r>
-              <w:t>-4.8%</w:t>
-            </w:r>
-          </w:p>
-        </w:tc>
-      </w:tr>
-      <w:tr>
-        <w:tc>
-          <w:p>
-            <w:r>
-              <w:t>Q4</w:t>
-            </w:r>
-          </w:p>
-        </w:tc>
-        <w:tc>
-          <w:p>
-            <w:r>
-              <w:t>$1,620,000</w:t>
-            </w:r>
-          </w:p>
-        </w:tc>
-        <w:tc>
-          <w:p>
-            <w:r>
-              <w:t>+17.4%</w:t>
-            </w:r>
-          </w:p>
-        </w:tc>
-      </w:tr>
-    </w:tbl>
-    <w:sectPr>
-      <w:pgSz w:w="12240" w:h="15840"/>
-      <w:pgMar w:top="1440" w:bottom="1440" w:left="1440" w:right="1440" w:header="720" w:footer="720" w:gutter="0"/>
-      <w:cols w:space="720"/>
-      <w:headerReference w:type="default" r:id="rIdHeader1"/>
-      <w:footerReference w:type="default" r:id="rIdFooter1"/>
-      <w:docGrid w:linePitch="360"/>
-    </w:sectPr>
-  </w:body>
-</w:document>
+<w:document xmlns:w="http://schemas.openxmlformats.org/wordprocessingml/2006/main" xmlns:wpc="http://schemas.microsoft.com/office/word/2010/wordprocessingCanvas" xmlns:cx="http://schemas.microsoft.com/office/drawing/2014/chartex" xmlns:cx1="http://schemas.microsoft.com/office/drawing/2015/9/8/chartex" xmlns:cx2="http://schemas.microsoft.com/office/drawing/2015/10/21/chartex" xmlns:cx3="http://schemas.microsoft.com/office/drawing/2016/5/9/chartex" xmlns:cx4="http://schemas.microsoft.com/office/drawing/2016/5/10/chartex" xmlns:cx5="http://schemas.microsoft.com/office/drawing/2016/5/11/chartex" xmlns:cx6="http://schemas.microsoft.com/office/drawing/2016/5/12/chartex" xmlns:cx7="http://schemas.microsoft.com/office/drawing/2016/5/13/chartex" xmlns:cx8="http://schemas.microsoft.com/office/drawing/2016/5/14/chartex" xmlns:mc="http://schemas.openxmlformats.org/markup-compatibility/2006" xmlns:aink="http://schemas.microsoft.com/office/drawing/2016/ink" xmlns:am3d="http://schemas.microsoft.com/office/drawing/2017/model3d" xmlns:o="urn:schemas-microsoft-com:office:office" xmlns:oel="http://schemas.microsoft.com/office/2019/extlst" xmlns:r="http://schemas.openxmlformats.org/officeDocument/2006/relationships" xmlns:m="http://schemas.openxmlformats.org/officeDocument/2006/math" xmlns:v="urn:schemas-microsoft-com:vml" xmlns:wp14="http://schemas.microsoft.com/office/word/2010/wordprocessingDrawing" xmlns:wp="http://schemas.openxmlformats.org/drawingml/2006/wordprocessingDrawing" xmlns:w10="urn:schemas-microsoft-com:office:word" xmlns:w14="http://schemas.microsoft.com/office/word/2010/wordml" xmlns:w15="http://schemas.microsoft.com/office/word/2012/wordml" xmlns:w16cex="http://schemas.microsoft.com/office/word/2018/wordml/cex" xmlns:w16cid="http://schemas.microsoft.com/office/word/2016/wordml/cid" xmlns:w16="http://schemas.microsoft.com/office/word/2018/wordml" xmlns:w16du="http://schemas.microsoft.com/office/word/2023/wordml/word16du" xmlns:w16sdtdh="http://schemas.microsoft.com/office/word/2020/wordml/sdtdatahash" xmlns:w16sdtfl="http://schemas.microsoft.com/office/word/2024/wordml/sdtformatlock" xmlns:w16se="http://schemas.microsoft.com/office/word/2015/wordml/symex" xmlns:wpg="http://schemas.microsoft.com/office/word/2010/wordprocessingGroup" xmlns:wpi="http://schemas.microsoft.com/office/word/2010/wordprocessingInk" xmlns:wne="http://schemas.microsoft.com/office/word/2006/wordml" xmlns:wps="http://schemas.microsoft.com/office/word/2010/wordprocessingShape" mc:Ignorable="w14"><w:body><w:p><w:pPr><w:pStyle w:val="Title"/></w:pPr><w:r><w:t>Complete Document</w:t></w:r></w:p><w:p><w:r><w:t>Generated with Uniword Builder API</w:t></w:r></w:p><w:p><w:r><w:t>March 2026</w:t></w:r></w:p><w:p><w:r><w:br w:type="page"/></w:r></w:p><w:p><w:r><w:t>Table of Contents</w:t></w:r></w:p><w:p><w:fldChar w:fldCharType="begin"/><w:fldChar w:fldCharType="separate"/><w:fldChar w:fldCharType="end"/><w:instrText><w:text> TOC \o "1-3" \h \z \u </w:text></w:instrText></w:p><w:p><w:r><w:br w:type="page"/></w:r></w:p><w:p><w:pPr><w:pStyle w:val="Heading1"/></w:pPr><w:r><w:t>1. Introduction</w:t></w:r></w:p><w:p><w:r><w:t xml:space="preserve">This document demonstrates the complete Uniword Builder API, </w:t></w:r><w:r><w:t xml:space="preserve">including headers, footers, tables, charts, bibliography, </w:t></w:r><w:r><w:t>hyperlinks, and multiple sections.</w:t></w:r></w:p><w:p><w:r><w:t xml:space="preserve">The Uniword library provides a comprehensive Ruby API for </w:t></w:r><w:r><w:t>creating and manipulating OOXML (Office Open XML) documents.</w:t></w:r></w:p><w:p><w:pPr><w:numPr><w:numId w:val="1"/><w:ilvl w:val="0"/></w:numPr></w:pPr><w:r><w:t>Paragraph and text formatting</w:t></w:r></w:p><w:p><w:pPr><w:numPr><w:numId w:val="1"/><w:ilvl w:val="0"/></w:numPr></w:pPr><w:r><w:t>Tables with styled cells</w:t></w:r></w:p><w:p><w:pPr><w:numPr><w:numId w:val="1"/><w:ilvl w:val="0"/></w:numPr></w:pPr><w:r><w:t>Charts (bar, line, pie)</w:t></w:r></w:p><w:p><w:pPr><w:numPr><w:numId w:val="1"/><w:ilvl w:val="0"/></w:numPr></w:pPr><w:r><w:t>bibliography and citations</w:t></w:r></w:p><w:p><w:pPr><w:numPr><w:numId w:val="1"/><w:ilvl w:val="0"/></w:numPr></w:pPr><w:r><w:t>Headers and footers</w:t></w:r></w:p><w:p><w:pPr><w:numPr><w:numId w:val="1"/><w:ilvl w:val="0"/></w:numPr></w:pPr><w:r><w:t>Table of contents</w:t></w:r></w:p><w:p><w:r><w:br w:type="page"/></w:r></w:p><w:p><w:pPr><w:pStyle w:val="Heading1"/></w:pPr><w:r><w:t>2. Data Analysis</w:t></w:r></w:p><w:p><w:pPr><w:pStyle w:val="Heading2"/></w:pPr><w:r><w:t>2.1 Sales Performance</w:t></w:r></w:p><w:p><w:r><w:t>The following table shows quarterly sales data:</w:t></w:r></w:p><w:p><w:pPr><w:pStyle w:val="Heading2"/></w:pPr><w:r><w:t>2.2 Revenue Chart</w:t></w:r></w:p><w:p><w:r><w:drawing><wp:inline><wp:extent wp:cx="5486400" wp:cy="3200400"/><wp:effectExtent/><wp:docPr wp:id="74277231" wp:name="Chart 132746"/><graphic xmlns="http://schemas.openxmlformats.org/drawingml/2006/main"><graphicData uri="http://schemas.openxmlformats.org/drawingml/2006/chart"><chart xmlns="http://schemas.openxmlformats.org/drawingml/2006/chart" c:id="rIdChart1"/></graphicData></graphic></wp:inline></w:drawing></w:r></w:p><w:p><w:pPr><w:pStyle w:val="Heading2"/></w:pPr><w:r><w:t>2.3 Trend Analysis</w:t></w:r></w:p><w:p><w:r><w:drawing><wp:inline><wp:extent wp:cx="5486400" wp:cy="3200400"/><wp:effectExtent/><wp:docPr wp:id="572746496" wp:name="Chart 350935"/><graphic xmlns="http://schemas.openxmlformats.org/drawingml/2006/main"><graphicData uri="http://schemas.openxmlformats.org/drawingml/2006/chart"><chart xmlns="http://schemas.openxmlformats.org/drawingml/2006/chart" c:id="rIdChart2"/></graphicData></graphic></wp:inline></w:drawing></w:r></w:p><w:p><w:r><w:br w:type="page"/></w:r></w:p><w:p><w:pPr><w:pStyle w:val="Heading1"/></w:pPr><w:r><w:t>3. References</w:t></w:r></w:p><w:p><w:r><w:t>This document references the following sources:</w:t></w:r></w:p><w:p><w:sdt><w:sdtPr><w:id w:val="1"/><w:bibliography/><w:docPartObj><w:docPartGallery w:val="Bibliographies"/><w:docPartUnique/></w:docPartObj></w:sdtPr></w:sdt></w:p><w:tbl><w:tr><w:tc><w:tcPr><w:shd w:val="clear" w:color="FFFFFF" w:fill="4472C4"/></w:tcPr><w:p><w:r><w:t>Quarter</w:t></w:r></w:p></w:tc><w:tc><w:tcPr><w:shd w:val="clear" w:color="FFFFFF" w:fill="4472C4"/></w:tcPr><w:p><w:r><w:t>Revenue</w:t></w:r></w:p></w:tc><w:tc><w:tcPr><w:shd w:val="clear" w:color="FFFFFF" w:fill="4472C4"/></w:tcPr><w:p><w:r><w:t>Growth</w:t></w:r></w:p></w:tc></w:tr><w:tr><w:tc><w:p><w:r><w:t>Q1</w:t></w:r></w:p></w:tc><w:tc><w:p><w:r><w:t>$1,200,000</w:t></w:r></w:p></w:tc><w:tc><w:p><w:r><w:t>+12%</w:t></w:r></w:p></w:tc></w:tr><w:tr><w:tc><w:p><w:r><w:t>Q2</w:t></w:r></w:p></w:tc><w:tc><w:p><w:r><w:t>$1,450,000</w:t></w:r></w:p></w:tc><w:tc><w:p><w:r><w:t>+20.8%</w:t></w:r></w:p></w:tc></w:tr><w:tr><w:tc><w:p><w:r><w:t>Q3</w:t></w:r></w:p></w:tc><w:tc><w:p><w:r><w:t>$1,380,000</w:t></w:r></w:p></w:tc><w:tc><w:p><w:r><w:t>-4.8%</w:t></w:r></w:p></w:tc></w:tr><w:tr><w:tc><w:p><w:r><w:t>Q4</w:t></w:r></w:p></w:tc><w:tc><w:p><w:r><w:t>$1,620,000</w:t></w:r></w:p></w:tc><w:tc><w:p><w:r><w:t>+17.4%</w:t></w:r></w:p></w:tc></w:tr></w:tbl><w:sectPr><w:pgSz w:w="12240" w:h="15840"/><w:pgMar w:top="1440" w:bottom="1440" w:left="1440" w:right="1440" w:header="720" w:footer="720" w:gutter="0"/><w:cols w:space="720"/><w:headerReference w:type="default" r:id="rIdHeader1"/><w:footerReference w:type="default" r:id="rIdFooter1"/><w:docGrid w:linePitch="360"/></w:sectPr></w:body></w:document>
 </file>
 
 <file path=word/footer1.xml><?xml version="1.0" encoding="utf-8"?>
@@ -497,77 +122,7 @@
 </file>
 
 <file path=word/sources.xml><?xml version="1.0" encoding="UTF-8" standalone="yes"?>
-<Sources xmlns="http://schemas.openxmlformats.org/officeDocument/2006/bibliography" b:SelectedStyle="APA">
-  <Source>
-    <SourceType>Book</SourceType>
-    <Tag>Smith2024</Tag>
-    <Author>
-      <NameList>
-        <Person>
-          <First>John</First>
-          <Last>Smith</Last>
-        </Person>
-        <Person>
-          <First>Jane</First>
-          <Last>Doe</Last>
-        </Person>
-      </NameList>
-    </Author>
-    <Title>Data Analysis best Practices</Title>
-    <Year>2024</Year>
-    <Publisher>Academic Press</Publisher>
-    <City>New York</City>
-    <RefOrder>1</RefOrder>
-  </Source>
-  <Source>
-    <SourceType>JournalArticle</SourceType>
-    <Tag>Johnson2023</Tag>
-    <Author>
-      <NameList>
-        <Person>
-          <First>Robert</First>
-          <Last>Johnson</Last>
-        </Person>
-      </NameList>
-    </Author>
-    <Title>Modern Sales Techniques</Title>
-    <Year>2023</Year>
-    <Publisher>Harvard business Review</Publisher>
-    <Pages>45-60</Pages>
-    <Volume>101</Volume>
-    <Issue>3</Issue>
-    <RefOrder>2</RefOrder>
-  </Source>
-  <Source>
-    <SourceType>InternetSite</SourceType>
-    <Tag>OOXML2024</Tag>
-    <Title>Office Open XML Specification</Title>
-    <Year>2024</Year>
-    <URL>https://www.ecma-international.org/publications-and-standards/standards/ecma-376/</URL>
-    <RefOrder>3</RefOrder>
-  </Source>
-  <Source>
-    <SourceType>ConferenceProceedings</SourceType>
-    <Tag>Lee2023</Tag>
-    <Author>
-      <NameList>
-        <Person>
-          <First>Sarah</First>
-          <Last>Lee</Last>
-        </Person>
-        <Person>
-          <First>Michael</First>
-          <Last>Chen</Last>
-        </Person>
-      </NameList>
-    </Author>
-    <Title>Machine Learning for Sales Forecasting</Title>
-    <Year>2023</Year>
-    <Publisher>NeurIPS Conference</Publisher>
-    <City>New Orleans</City>
-    <RefOrder>4</RefOrder>
-  </Source>
-</Sources>
+<Sources xmlns="http://schemas.openxmlformats.org/officeDocument/2006/bibliography" b:SelectedStyle="APA"><Source><SourceType>Book</SourceType><Tag>Smith2024</Tag><Author><NameList><Person><First>John</First><Last>Smith</Last></Person><Person><First>Jane</First><Last>Doe</Last></Person></NameList></Author><Title>Data Analysis best Practices</Title><Year>2024</Year><Publisher>Academic Press</Publisher><City>New York</City><RefOrder>1</RefOrder></Source><Source><SourceType>JournalArticle</SourceType><Tag>Johnson2023</Tag><Author><NameList><Person><First>Robert</First><Last>Johnson</Last></Person></NameList></Author><Title>Modern Sales Techniques</Title><Year>2023</Year><Publisher>Harvard business Review</Publisher><Pages>45-60</Pages><Volume>101</Volume><Issue>3</Issue><RefOrder>2</RefOrder></Source><Source><SourceType>InternetSite</SourceType><Tag>OOXML2024</Tag><Title>Office Open XML Specification</Title><Year>2024</Year><URL>https://www.ecma-international.org/publications-and-standards/standards/ecma-376/</URL><RefOrder>3</RefOrder></Source><Source><SourceType>ConferenceProceedings</SourceType><Tag>Lee2023</Tag><Author><NameList><Person><First>Sarah</First><Last>Lee</Last></Person><Person><First>Michael</First><Last>Chen</Last></Person></NameList></Author><Title>Machine Learning for Sales Forecasting</Title><Year>2023</Year><Publisher>NeurIPS Conference</Publisher><City>New Orleans</City><RefOrder>4</RefOrder></Source></Sources>
 </file>
 
 <file path=word/styles.xml><?xml version="1.0" encoding="utf-8"?>

--- a/spec/examples/generated/complete_document.docx
+++ b/spec/examples/generated/complete_document.docx
@@ -1,6 +1,6 @@
 
 <file path=word/document.xml><?xml version="1.0" encoding="UTF-8" standalone="yes"?>
-<w:document xmlns:w="http://schemas.openxmlformats.org/wordprocessingml/2006/main" xmlns:wpc="http://schemas.microsoft.com/office/word/2010/wordprocessingCanvas" xmlns:cx="http://schemas.microsoft.com/office/drawing/2014/chartex" xmlns:cx1="http://schemas.microsoft.com/office/drawing/2015/9/8/chartex" xmlns:cx2="http://schemas.microsoft.com/office/drawing/2015/10/21/chartex" xmlns:cx3="http://schemas.microsoft.com/office/drawing/2016/5/9/chartex" xmlns:cx4="http://schemas.microsoft.com/office/drawing/2016/5/10/chartex" xmlns:cx5="http://schemas.microsoft.com/office/drawing/2016/5/11/chartex" xmlns:cx6="http://schemas.microsoft.com/office/drawing/2016/5/12/chartex" xmlns:cx7="http://schemas.microsoft.com/office/drawing/2016/5/13/chartex" xmlns:cx8="http://schemas.microsoft.com/office/drawing/2016/5/14/chartex" xmlns:mc="http://schemas.openxmlformats.org/markup-compatibility/2006" xmlns:aink="http://schemas.microsoft.com/office/drawing/2016/ink" xmlns:am3d="http://schemas.microsoft.com/office/drawing/2017/model3d" xmlns:o="urn:schemas-microsoft-com:office:office" xmlns:oel="http://schemas.microsoft.com/office/2019/extlst" xmlns:r="http://schemas.openxmlformats.org/officeDocument/2006/relationships" xmlns:m="http://schemas.openxmlformats.org/officeDocument/2006/math" xmlns:v="urn:schemas-microsoft-com:vml" xmlns:wp14="http://schemas.microsoft.com/office/word/2010/wordprocessingDrawing" xmlns:wp="http://schemas.openxmlformats.org/drawingml/2006/wordprocessingDrawing" xmlns:w10="urn:schemas-microsoft-com:office:word" xmlns:w14="http://schemas.microsoft.com/office/word/2010/wordml" xmlns:w15="http://schemas.microsoft.com/office/word/2012/wordml" xmlns:w16cex="http://schemas.microsoft.com/office/word/2018/wordml/cex" xmlns:w16cid="http://schemas.microsoft.com/office/word/2016/wordml/cid" xmlns:w16="http://schemas.microsoft.com/office/word/2018/wordml" xmlns:w16du="http://schemas.microsoft.com/office/word/2023/wordml/word16du" xmlns:w16sdtdh="http://schemas.microsoft.com/office/word/2020/wordml/sdtdatahash" xmlns:w16sdtfl="http://schemas.microsoft.com/office/word/2024/wordml/sdtformatlock" xmlns:w16se="http://schemas.microsoft.com/office/word/2015/wordml/symex" xmlns:wpg="http://schemas.microsoft.com/office/word/2010/wordprocessingGroup" xmlns:wpi="http://schemas.microsoft.com/office/word/2010/wordprocessingInk" xmlns:wne="http://schemas.microsoft.com/office/word/2006/wordml" xmlns:wps="http://schemas.microsoft.com/office/word/2010/wordprocessingShape" mc:Ignorable="w14"><w:body><w:p><w:pPr><w:pStyle w:val="Title"/></w:pPr><w:r><w:t>Complete Document</w:t></w:r></w:p><w:p><w:r><w:t>Generated with Uniword Builder API</w:t></w:r></w:p><w:p><w:r><w:t>March 2026</w:t></w:r></w:p><w:p><w:r><w:br w:type="page"/></w:r></w:p><w:p><w:r><w:t>Table of Contents</w:t></w:r></w:p><w:p><w:fldChar w:fldCharType="begin"/><w:fldChar w:fldCharType="separate"/><w:fldChar w:fldCharType="end"/><w:instrText><w:text> TOC \o "1-3" \h \z \u </w:text></w:instrText></w:p><w:p><w:r><w:br w:type="page"/></w:r></w:p><w:p><w:pPr><w:pStyle w:val="Heading1"/></w:pPr><w:r><w:t>1. Introduction</w:t></w:r></w:p><w:p><w:r><w:t xml:space="preserve">This document demonstrates the complete Uniword Builder API, </w:t></w:r><w:r><w:t xml:space="preserve">including headers, footers, tables, charts, bibliography, </w:t></w:r><w:r><w:t>hyperlinks, and multiple sections.</w:t></w:r></w:p><w:p><w:r><w:t xml:space="preserve">The Uniword library provides a comprehensive Ruby API for </w:t></w:r><w:r><w:t>creating and manipulating OOXML (Office Open XML) documents.</w:t></w:r></w:p><w:p><w:pPr><w:numPr><w:numId w:val="1"/><w:ilvl w:val="0"/></w:numPr></w:pPr><w:r><w:t>Paragraph and text formatting</w:t></w:r></w:p><w:p><w:pPr><w:numPr><w:numId w:val="1"/><w:ilvl w:val="0"/></w:numPr></w:pPr><w:r><w:t>Tables with styled cells</w:t></w:r></w:p><w:p><w:pPr><w:numPr><w:numId w:val="1"/><w:ilvl w:val="0"/></w:numPr></w:pPr><w:r><w:t>Charts (bar, line, pie)</w:t></w:r></w:p><w:p><w:pPr><w:numPr><w:numId w:val="1"/><w:ilvl w:val="0"/></w:numPr></w:pPr><w:r><w:t>bibliography and citations</w:t></w:r></w:p><w:p><w:pPr><w:numPr><w:numId w:val="1"/><w:ilvl w:val="0"/></w:numPr></w:pPr><w:r><w:t>Headers and footers</w:t></w:r></w:p><w:p><w:pPr><w:numPr><w:numId w:val="1"/><w:ilvl w:val="0"/></w:numPr></w:pPr><w:r><w:t>Table of contents</w:t></w:r></w:p><w:p><w:r><w:br w:type="page"/></w:r></w:p><w:p><w:pPr><w:pStyle w:val="Heading1"/></w:pPr><w:r><w:t>2. Data Analysis</w:t></w:r></w:p><w:p><w:pPr><w:pStyle w:val="Heading2"/></w:pPr><w:r><w:t>2.1 Sales Performance</w:t></w:r></w:p><w:p><w:r><w:t>The following table shows quarterly sales data:</w:t></w:r></w:p><w:p><w:pPr><w:pStyle w:val="Heading2"/></w:pPr><w:r><w:t>2.2 Revenue Chart</w:t></w:r></w:p><w:p><w:r><w:drawing><wp:inline><wp:extent wp:cx="5486400" wp:cy="3200400"/><wp:effectExtent/><wp:docPr wp:id="74277231" wp:name="Chart 132746"/><graphic xmlns="http://schemas.openxmlformats.org/drawingml/2006/main"><graphicData uri="http://schemas.openxmlformats.org/drawingml/2006/chart"><chart xmlns="http://schemas.openxmlformats.org/drawingml/2006/chart" c:id="rIdChart1"/></graphicData></graphic></wp:inline></w:drawing></w:r></w:p><w:p><w:pPr><w:pStyle w:val="Heading2"/></w:pPr><w:r><w:t>2.3 Trend Analysis</w:t></w:r></w:p><w:p><w:r><w:drawing><wp:inline><wp:extent wp:cx="5486400" wp:cy="3200400"/><wp:effectExtent/><wp:docPr wp:id="572746496" wp:name="Chart 350935"/><graphic xmlns="http://schemas.openxmlformats.org/drawingml/2006/main"><graphicData uri="http://schemas.openxmlformats.org/drawingml/2006/chart"><chart xmlns="http://schemas.openxmlformats.org/drawingml/2006/chart" c:id="rIdChart2"/></graphicData></graphic></wp:inline></w:drawing></w:r></w:p><w:p><w:r><w:br w:type="page"/></w:r></w:p><w:p><w:pPr><w:pStyle w:val="Heading1"/></w:pPr><w:r><w:t>3. References</w:t></w:r></w:p><w:p><w:r><w:t>This document references the following sources:</w:t></w:r></w:p><w:p><w:sdt><w:sdtPr><w:id w:val="1"/><w:bibliography/><w:docPartObj><w:docPartGallery w:val="Bibliographies"/><w:docPartUnique/></w:docPartObj></w:sdtPr></w:sdt></w:p><w:tbl><w:tr><w:tc><w:tcPr><w:shd w:val="clear" w:color="FFFFFF" w:fill="4472C4"/></w:tcPr><w:p><w:r><w:t>Quarter</w:t></w:r></w:p></w:tc><w:tc><w:tcPr><w:shd w:val="clear" w:color="FFFFFF" w:fill="4472C4"/></w:tcPr><w:p><w:r><w:t>Revenue</w:t></w:r></w:p></w:tc><w:tc><w:tcPr><w:shd w:val="clear" w:color="FFFFFF" w:fill="4472C4"/></w:tcPr><w:p><w:r><w:t>Growth</w:t></w:r></w:p></w:tc></w:tr><w:tr><w:tc><w:p><w:r><w:t>Q1</w:t></w:r></w:p></w:tc><w:tc><w:p><w:r><w:t>$1,200,000</w:t></w:r></w:p></w:tc><w:tc><w:p><w:r><w:t>+12%</w:t></w:r></w:p></w:tc></w:tr><w:tr><w:tc><w:p><w:r><w:t>Q2</w:t></w:r></w:p></w:tc><w:tc><w:p><w:r><w:t>$1,450,000</w:t></w:r></w:p></w:tc><w:tc><w:p><w:r><w:t>+20.8%</w:t></w:r></w:p></w:tc></w:tr><w:tr><w:tc><w:p><w:r><w:t>Q3</w:t></w:r></w:p></w:tc><w:tc><w:p><w:r><w:t>$1,380,000</w:t></w:r></w:p></w:tc><w:tc><w:p><w:r><w:t>-4.8%</w:t></w:r></w:p></w:tc></w:tr><w:tr><w:tc><w:p><w:r><w:t>Q4</w:t></w:r></w:p></w:tc><w:tc><w:p><w:r><w:t>$1,620,000</w:t></w:r></w:p></w:tc><w:tc><w:p><w:r><w:t>+17.4%</w:t></w:r></w:p></w:tc></w:tr></w:tbl><w:sectPr><w:pgSz w:w="12240" w:h="15840"/><w:pgMar w:top="1440" w:bottom="1440" w:left="1440" w:right="1440" w:header="720" w:footer="720" w:gutter="0"/><w:cols w:space="720"/><w:headerReference w:type="default" r:id="rIdHeader1"/><w:footerReference w:type="default" r:id="rIdFooter1"/><w:docGrid w:linePitch="360"/></w:sectPr></w:body></w:document>
+<w:document xmlns:w="http://schemas.openxmlformats.org/wordprocessingml/2006/main" xmlns:wpc="http://schemas.microsoft.com/office/word/2010/wordprocessingCanvas" xmlns:cx="http://schemas.microsoft.com/office/drawing/2014/chartex" xmlns:cx1="http://schemas.microsoft.com/office/drawing/2015/9/8/chartex" xmlns:cx2="http://schemas.microsoft.com/office/drawing/2015/10/21/chartex" xmlns:cx3="http://schemas.microsoft.com/office/drawing/2016/5/9/chartex" xmlns:cx4="http://schemas.microsoft.com/office/drawing/2016/5/10/chartex" xmlns:cx5="http://schemas.microsoft.com/office/drawing/2016/5/11/chartex" xmlns:cx6="http://schemas.microsoft.com/office/drawing/2016/5/12/chartex" xmlns:cx7="http://schemas.microsoft.com/office/drawing/2016/5/13/chartex" xmlns:cx8="http://schemas.microsoft.com/office/drawing/2016/5/14/chartex" xmlns:mc="http://schemas.openxmlformats.org/markup-compatibility/2006" xmlns:aink="http://schemas.microsoft.com/office/drawing/2016/ink" xmlns:am3d="http://schemas.microsoft.com/office/drawing/2017/model3d" xmlns:o="urn:schemas-microsoft-com:office:office" xmlns:oel="http://schemas.microsoft.com/office/2019/extlst" xmlns:r="http://schemas.openxmlformats.org/officeDocument/2006/relationships" xmlns:m="http://schemas.openxmlformats.org/officeDocument/2006/math" xmlns:v="urn:schemas-microsoft-com:vml" xmlns:wp14="http://schemas.microsoft.com/office/word/2010/wordprocessingDrawing" xmlns:wp="http://schemas.openxmlformats.org/drawingml/2006/wordprocessingDrawing" xmlns:w10="urn:schemas-microsoft-com:office:word" xmlns:w14="http://schemas.microsoft.com/office/word/2010/wordml" xmlns:w15="http://schemas.microsoft.com/office/word/2012/wordml" xmlns:w16cex="http://schemas.microsoft.com/office/word/2018/wordml/cex" xmlns:w16cid="http://schemas.microsoft.com/office/word/2016/wordml/cid" xmlns:w16="http://schemas.microsoft.com/office/word/2018/wordml" xmlns:w16du="http://schemas.microsoft.com/office/word/2023/wordml/word16du" xmlns:w16sdtdh="http://schemas.microsoft.com/office/word/2020/wordml/sdtdatahash" xmlns:w16sdtfl="http://schemas.microsoft.com/office/word/2024/wordml/sdtformatlock" xmlns:w16se="http://schemas.microsoft.com/office/word/2015/wordml/symex" xmlns:wpg="http://schemas.microsoft.com/office/word/2010/wordprocessingGroup" xmlns:wpi="http://schemas.microsoft.com/office/word/2010/wordprocessingInk" xmlns:wne="http://schemas.microsoft.com/office/word/2006/wordml" xmlns:wps="http://schemas.microsoft.com/office/word/2010/wordprocessingShape" mc:Ignorable="w14"><w:body><w:p><w:pPr><w:pStyle w:val="Title"/></w:pPr><w:r><w:t>Complete Document</w:t></w:r></w:p><w:p><w:r><w:t>Generated with Uniword Builder API</w:t></w:r></w:p><w:p><w:r><w:t>March 2026</w:t></w:r></w:p><w:p><w:r><w:br w:type="page"/></w:r></w:p><w:p><w:r><w:t>Table of Contents</w:t></w:r></w:p><w:p><w:fldChar w:fldCharType="begin"/><w:fldChar w:fldCharType="separate"/><w:fldChar w:fldCharType="end"/><w:instrText><w:text> TOC \o "1-3" \h \z \u </w:text></w:instrText></w:p><w:p><w:r><w:br w:type="page"/></w:r></w:p><w:p><w:pPr><w:pStyle w:val="Heading1"/></w:pPr><w:r><w:t>1. Introduction</w:t></w:r></w:p><w:p><w:r><w:t xml:space="preserve">This document demonstrates the complete Uniword Builder API, </w:t></w:r><w:r><w:t xml:space="preserve">including headers, footers, tables, charts, bibliography, </w:t></w:r><w:r><w:t>hyperlinks, and multiple sections.</w:t></w:r></w:p><w:p><w:r><w:t xml:space="preserve">The Uniword library provides a comprehensive Ruby API for </w:t></w:r><w:r><w:t>creating and manipulating OOXML (Office Open XML) documents.</w:t></w:r></w:p><w:p><w:pPr><w:numPr><w:numId w:val="1"/><w:ilvl w:val="0"/></w:numPr></w:pPr><w:r><w:t>Paragraph and text formatting</w:t></w:r></w:p><w:p><w:pPr><w:numPr><w:numId w:val="1"/><w:ilvl w:val="0"/></w:numPr></w:pPr><w:r><w:t>Tables with styled cells</w:t></w:r></w:p><w:p><w:pPr><w:numPr><w:numId w:val="1"/><w:ilvl w:val="0"/></w:numPr></w:pPr><w:r><w:t>Charts (bar, line, pie)</w:t></w:r></w:p><w:p><w:pPr><w:numPr><w:numId w:val="1"/><w:ilvl w:val="0"/></w:numPr></w:pPr><w:r><w:t>bibliography and citations</w:t></w:r></w:p><w:p><w:pPr><w:numPr><w:numId w:val="1"/><w:ilvl w:val="0"/></w:numPr></w:pPr><w:r><w:t>Headers and footers</w:t></w:r></w:p><w:p><w:pPr><w:numPr><w:numId w:val="1"/><w:ilvl w:val="0"/></w:numPr></w:pPr><w:r><w:t>Table of contents</w:t></w:r></w:p><w:p><w:r><w:br w:type="page"/></w:r></w:p><w:p><w:pPr><w:pStyle w:val="Heading1"/></w:pPr><w:r><w:t>2. Data Analysis</w:t></w:r></w:p><w:p><w:pPr><w:pStyle w:val="Heading2"/></w:pPr><w:r><w:t>2.1 Sales Performance</w:t></w:r></w:p><w:p><w:r><w:t>The following table shows quarterly sales data:</w:t></w:r></w:p><w:p><w:pPr><w:pStyle w:val="Heading2"/></w:pPr><w:r><w:t>2.2 Revenue Chart</w:t></w:r></w:p><w:p><w:r><w:drawing><wp:inline><wp:extent wp:cx="5486400" wp:cy="3200400"/><wp:effectExtent/><wp:docPr wp:id="812040972" wp:name="Chart 485130"/><graphic xmlns="http://schemas.openxmlformats.org/drawingml/2006/main"><graphicData uri="http://schemas.openxmlformats.org/drawingml/2006/chart"><chart xmlns="http://schemas.openxmlformats.org/drawingml/2006/chart" c:id="rIdChart1"/></graphicData></graphic></wp:inline></w:drawing></w:r></w:p><w:p><w:pPr><w:pStyle w:val="Heading2"/></w:pPr><w:r><w:t>2.3 Trend Analysis</w:t></w:r></w:p><w:p><w:r><w:drawing><wp:inline><wp:extent wp:cx="5486400" wp:cy="3200400"/><wp:effectExtent/><wp:docPr wp:id="728528575" wp:name="Chart 84944"/><graphic xmlns="http://schemas.openxmlformats.org/drawingml/2006/main"><graphicData uri="http://schemas.openxmlformats.org/drawingml/2006/chart"><chart xmlns="http://schemas.openxmlformats.org/drawingml/2006/chart" c:id="rIdChart2"/></graphicData></graphic></wp:inline></w:drawing></w:r></w:p><w:p><w:r><w:br w:type="page"/></w:r></w:p><w:p><w:pPr><w:pStyle w:val="Heading1"/></w:pPr><w:r><w:t>3. References</w:t></w:r></w:p><w:p><w:r><w:t>This document references the following sources:</w:t></w:r></w:p><w:p><w:sdt><w:sdtPr><w:id w:val="1"/><w:bibliography/><w:docPartObj><w:docPartGallery w:val="Bibliographies"/><w:docPartUnique/></w:docPartObj></w:sdtPr></w:sdt></w:p><w:tbl><w:tr><w:tc><w:tcPr><w:shd w:val="clear" w:color="FFFFFF" w:fill="4472C4"/></w:tcPr><w:p><w:r><w:t>Quarter</w:t></w:r></w:p></w:tc><w:tc><w:tcPr><w:shd w:val="clear" w:color="FFFFFF" w:fill="4472C4"/></w:tcPr><w:p><w:r><w:t>Revenue</w:t></w:r></w:p></w:tc><w:tc><w:tcPr><w:shd w:val="clear" w:color="FFFFFF" w:fill="4472C4"/></w:tcPr><w:p><w:r><w:t>Growth</w:t></w:r></w:p></w:tc></w:tr><w:tr><w:tc><w:p><w:r><w:t>Q1</w:t></w:r></w:p></w:tc><w:tc><w:p><w:r><w:t>$1,200,000</w:t></w:r></w:p></w:tc><w:tc><w:p><w:r><w:t>+12%</w:t></w:r></w:p></w:tc></w:tr><w:tr><w:tc><w:p><w:r><w:t>Q2</w:t></w:r></w:p></w:tc><w:tc><w:p><w:r><w:t>$1,450,000</w:t></w:r></w:p></w:tc><w:tc><w:p><w:r><w:t>+20.8%</w:t></w:r></w:p></w:tc></w:tr><w:tr><w:tc><w:p><w:r><w:t>Q3</w:t></w:r></w:p></w:tc><w:tc><w:p><w:r><w:t>$1,380,000</w:t></w:r></w:p></w:tc><w:tc><w:p><w:r><w:t>-4.8%</w:t></w:r></w:p></w:tc></w:tr><w:tr><w:tc><w:p><w:r><w:t>Q4</w:t></w:r></w:p></w:tc><w:tc><w:p><w:r><w:t>$1,620,000</w:t></w:r></w:p></w:tc><w:tc><w:p><w:r><w:t>+17.4%</w:t></w:r></w:p></w:tc></w:tr></w:tbl><w:sectPr><w:pgSz w:w="12240" w:h="15840"/><w:pgMar w:top="1440" w:bottom="1440" w:left="1440" w:right="1440" w:header="720" w:footer="720" w:gutter="0"/><w:cols w:space="720"/><w:headerReference w:type="default" r:id="rIdHeader1"/><w:footerReference w:type="default" r:id="rIdFooter1"/><w:docGrid w:linePitch="360"/></w:sectPr></w:body></w:document>
 </file>
 
 <file path=word/footer1.xml><?xml version="1.0" encoding="utf-8"?>

--- a/spec/examples/generated/complete_document.docx
+++ b/spec/examples/generated/complete_document.docx
@@ -1,6 +1,381 @@
 
 <file path=word/document.xml><?xml version="1.0" encoding="UTF-8" standalone="yes"?>
-<w:document xmlns:w="http://schemas.openxmlformats.org/wordprocessingml/2006/main" xmlns:wpc="http://schemas.microsoft.com/office/word/2010/wordprocessingCanvas" xmlns:cx="http://schemas.microsoft.com/office/drawing/2014/chartex" xmlns:cx1="http://schemas.microsoft.com/office/drawing/2015/9/8/chartex" xmlns:cx2="http://schemas.microsoft.com/office/drawing/2015/10/21/chartex" xmlns:cx3="http://schemas.microsoft.com/office/drawing/2016/5/9/chartex" xmlns:cx4="http://schemas.microsoft.com/office/drawing/2016/5/10/chartex" xmlns:cx5="http://schemas.microsoft.com/office/drawing/2016/5/11/chartex" xmlns:cx6="http://schemas.microsoft.com/office/drawing/2016/5/12/chartex" xmlns:cx7="http://schemas.microsoft.com/office/drawing/2016/5/13/chartex" xmlns:cx8="http://schemas.microsoft.com/office/drawing/2016/5/14/chartex" xmlns:mc="http://schemas.openxmlformats.org/markup-compatibility/2006" xmlns:aink="http://schemas.microsoft.com/office/drawing/2016/ink" xmlns:am3d="http://schemas.microsoft.com/office/drawing/2017/model3d" xmlns:o="urn:schemas-microsoft-com:office:office" xmlns:oel="http://schemas.microsoft.com/office/2019/extlst" xmlns:r="http://schemas.openxmlformats.org/officeDocument/2006/relationships" xmlns:m="http://schemas.openxmlformats.org/officeDocument/2006/math" xmlns:v="urn:schemas-microsoft-com:vml" xmlns:wp14="http://schemas.microsoft.com/office/word/2010/wordprocessingDrawing" xmlns:wp="http://schemas.openxmlformats.org/drawingml/2006/wordprocessingDrawing" xmlns:w10="urn:schemas-microsoft-com:office:word" xmlns:w14="http://schemas.microsoft.com/office/word/2010/wordml" xmlns:w15="http://schemas.microsoft.com/office/word/2012/wordml" xmlns:w16cex="http://schemas.microsoft.com/office/word/2018/wordml/cex" xmlns:w16cid="http://schemas.microsoft.com/office/word/2016/wordml/cid" xmlns:w16="http://schemas.microsoft.com/office/word/2018/wordml" xmlns:w16du="http://schemas.microsoft.com/office/word/2023/wordml/word16du" xmlns:w16sdtdh="http://schemas.microsoft.com/office/word/2020/wordml/sdtdatahash" xmlns:w16sdtfl="http://schemas.microsoft.com/office/word/2024/wordml/sdtformatlock" xmlns:w16se="http://schemas.microsoft.com/office/word/2015/wordml/symex" xmlns:wpg="http://schemas.microsoft.com/office/word/2010/wordprocessingGroup" xmlns:wpi="http://schemas.microsoft.com/office/word/2010/wordprocessingInk" xmlns:wne="http://schemas.microsoft.com/office/word/2006/wordml" xmlns:wps="http://schemas.microsoft.com/office/word/2010/wordprocessingShape" mc:Ignorable="w14"><w:body><w:p><w:pPr><w:pStyle w:val="Title"/></w:pPr><w:r><w:t>Complete Document</w:t></w:r></w:p><w:p><w:r><w:t>Generated with Uniword Builder API</w:t></w:r></w:p><w:p><w:r><w:t>March 2026</w:t></w:r></w:p><w:p><w:r><w:br w:type="page"/></w:r></w:p><w:p><w:r><w:t>Table of Contents</w:t></w:r></w:p><w:p><w:fldChar w:fldCharType="begin"/><w:fldChar w:fldCharType="separate"/><w:fldChar w:fldCharType="end"/><w:instrText><w:text> TOC \o "1-3" \h \z \u </w:text></w:instrText></w:p><w:p><w:r><w:br w:type="page"/></w:r></w:p><w:p><w:pPr><w:pStyle w:val="Heading1"/></w:pPr><w:r><w:t>1. Introduction</w:t></w:r></w:p><w:p><w:r><w:t xml:space="preserve">This document demonstrates the complete Uniword Builder API, </w:t></w:r><w:r><w:t xml:space="preserve">including headers, footers, tables, charts, bibliography, </w:t></w:r><w:r><w:t>hyperlinks, and multiple sections.</w:t></w:r></w:p><w:p><w:r><w:t xml:space="preserve">The Uniword library provides a comprehensive Ruby API for </w:t></w:r><w:r><w:t>creating and manipulating OOXML (Office Open XML) documents.</w:t></w:r></w:p><w:p><w:pPr><w:numPr><w:numId w:val="1"/><w:ilvl w:val="0"/></w:numPr></w:pPr><w:r><w:t>Paragraph and text formatting</w:t></w:r></w:p><w:p><w:pPr><w:numPr><w:numId w:val="1"/><w:ilvl w:val="0"/></w:numPr></w:pPr><w:r><w:t>Tables with styled cells</w:t></w:r></w:p><w:p><w:pPr><w:numPr><w:numId w:val="1"/><w:ilvl w:val="0"/></w:numPr></w:pPr><w:r><w:t>Charts (bar, line, pie)</w:t></w:r></w:p><w:p><w:pPr><w:numPr><w:numId w:val="1"/><w:ilvl w:val="0"/></w:numPr></w:pPr><w:r><w:t>bibliography and citations</w:t></w:r></w:p><w:p><w:pPr><w:numPr><w:numId w:val="1"/><w:ilvl w:val="0"/></w:numPr></w:pPr><w:r><w:t>Headers and footers</w:t></w:r></w:p><w:p><w:pPr><w:numPr><w:numId w:val="1"/><w:ilvl w:val="0"/></w:numPr></w:pPr><w:r><w:t>Table of contents</w:t></w:r></w:p><w:p><w:r><w:br w:type="page"/></w:r></w:p><w:p><w:pPr><w:pStyle w:val="Heading1"/></w:pPr><w:r><w:t>2. Data Analysis</w:t></w:r></w:p><w:p><w:pPr><w:pStyle w:val="Heading2"/></w:pPr><w:r><w:t>2.1 Sales Performance</w:t></w:r></w:p><w:p><w:r><w:t>The following table shows quarterly sales data:</w:t></w:r></w:p><w:p><w:pPr><w:pStyle w:val="Heading2"/></w:pPr><w:r><w:t>2.2 Revenue Chart</w:t></w:r></w:p><w:p><w:r><w:drawing><wp:inline><wp:extent wp:cx="5486400" wp:cy="3200400"/><wp:effectExtent/><wp:docPr wp:id="812040972" wp:name="Chart 485130"/><graphic xmlns="http://schemas.openxmlformats.org/drawingml/2006/main"><graphicData uri="http://schemas.openxmlformats.org/drawingml/2006/chart"><chart xmlns="http://schemas.openxmlformats.org/drawingml/2006/chart" c:id="rIdChart1"/></graphicData></graphic></wp:inline></w:drawing></w:r></w:p><w:p><w:pPr><w:pStyle w:val="Heading2"/></w:pPr><w:r><w:t>2.3 Trend Analysis</w:t></w:r></w:p><w:p><w:r><w:drawing><wp:inline><wp:extent wp:cx="5486400" wp:cy="3200400"/><wp:effectExtent/><wp:docPr wp:id="728528575" wp:name="Chart 84944"/><graphic xmlns="http://schemas.openxmlformats.org/drawingml/2006/main"><graphicData uri="http://schemas.openxmlformats.org/drawingml/2006/chart"><chart xmlns="http://schemas.openxmlformats.org/drawingml/2006/chart" c:id="rIdChart2"/></graphicData></graphic></wp:inline></w:drawing></w:r></w:p><w:p><w:r><w:br w:type="page"/></w:r></w:p><w:p><w:pPr><w:pStyle w:val="Heading1"/></w:pPr><w:r><w:t>3. References</w:t></w:r></w:p><w:p><w:r><w:t>This document references the following sources:</w:t></w:r></w:p><w:p><w:sdt><w:sdtPr><w:id w:val="1"/><w:bibliography/><w:docPartObj><w:docPartGallery w:val="Bibliographies"/><w:docPartUnique/></w:docPartObj></w:sdtPr></w:sdt></w:p><w:tbl><w:tr><w:tc><w:tcPr><w:shd w:val="clear" w:color="FFFFFF" w:fill="4472C4"/></w:tcPr><w:p><w:r><w:t>Quarter</w:t></w:r></w:p></w:tc><w:tc><w:tcPr><w:shd w:val="clear" w:color="FFFFFF" w:fill="4472C4"/></w:tcPr><w:p><w:r><w:t>Revenue</w:t></w:r></w:p></w:tc><w:tc><w:tcPr><w:shd w:val="clear" w:color="FFFFFF" w:fill="4472C4"/></w:tcPr><w:p><w:r><w:t>Growth</w:t></w:r></w:p></w:tc></w:tr><w:tr><w:tc><w:p><w:r><w:t>Q1</w:t></w:r></w:p></w:tc><w:tc><w:p><w:r><w:t>$1,200,000</w:t></w:r></w:p></w:tc><w:tc><w:p><w:r><w:t>+12%</w:t></w:r></w:p></w:tc></w:tr><w:tr><w:tc><w:p><w:r><w:t>Q2</w:t></w:r></w:p></w:tc><w:tc><w:p><w:r><w:t>$1,450,000</w:t></w:r></w:p></w:tc><w:tc><w:p><w:r><w:t>+20.8%</w:t></w:r></w:p></w:tc></w:tr><w:tr><w:tc><w:p><w:r><w:t>Q3</w:t></w:r></w:p></w:tc><w:tc><w:p><w:r><w:t>$1,380,000</w:t></w:r></w:p></w:tc><w:tc><w:p><w:r><w:t>-4.8%</w:t></w:r></w:p></w:tc></w:tr><w:tr><w:tc><w:p><w:r><w:t>Q4</w:t></w:r></w:p></w:tc><w:tc><w:p><w:r><w:t>$1,620,000</w:t></w:r></w:p></w:tc><w:tc><w:p><w:r><w:t>+17.4%</w:t></w:r></w:p></w:tc></w:tr></w:tbl><w:sectPr><w:pgSz w:w="12240" w:h="15840"/><w:pgMar w:top="1440" w:bottom="1440" w:left="1440" w:right="1440" w:header="720" w:footer="720" w:gutter="0"/><w:cols w:space="720"/><w:headerReference w:type="default" r:id="rIdHeader1"/><w:footerReference w:type="default" r:id="rIdFooter1"/><w:docGrid w:linePitch="360"/></w:sectPr></w:body></w:document>
+<w:document xmlns:w="http://schemas.openxmlformats.org/wordprocessingml/2006/main" xmlns:wpc="http://schemas.microsoft.com/office/word/2010/wordprocessingCanvas" xmlns:cx="http://schemas.microsoft.com/office/drawing/2014/chartex" xmlns:cx1="http://schemas.microsoft.com/office/drawing/2015/9/8/chartex" xmlns:cx2="http://schemas.microsoft.com/office/drawing/2015/10/21/chartex" xmlns:cx3="http://schemas.microsoft.com/office/drawing/2016/5/9/chartex" xmlns:cx4="http://schemas.microsoft.com/office/drawing/2016/5/10/chartex" xmlns:cx5="http://schemas.microsoft.com/office/drawing/2016/5/11/chartex" xmlns:cx6="http://schemas.microsoft.com/office/drawing/2016/5/12/chartex" xmlns:cx7="http://schemas.microsoft.com/office/drawing/2016/5/13/chartex" xmlns:cx8="http://schemas.microsoft.com/office/drawing/2016/5/14/chartex" xmlns:mc="http://schemas.openxmlformats.org/markup-compatibility/2006" xmlns:aink="http://schemas.microsoft.com/office/drawing/2016/ink" xmlns:am3d="http://schemas.microsoft.com/office/drawing/2017/model3d" xmlns:o="urn:schemas-microsoft-com:office:office" xmlns:oel="http://schemas.microsoft.com/office/2019/extlst" xmlns:r="http://schemas.openxmlformats.org/officeDocument/2006/relationships" xmlns:m="http://schemas.openxmlformats.org/officeDocument/2006/math" xmlns:v="urn:schemas-microsoft-com:vml" xmlns:wp14="http://schemas.microsoft.com/office/word/2010/wordprocessingDrawing" xmlns:wp="http://schemas.openxmlformats.org/drawingml/2006/wordprocessingDrawing" xmlns:w10="urn:schemas-microsoft-com:office:word" xmlns:w14="http://schemas.microsoft.com/office/word/2010/wordml" xmlns:w15="http://schemas.microsoft.com/office/word/2012/wordml" xmlns:w16cex="http://schemas.microsoft.com/office/word/2018/wordml/cex" xmlns:w16cid="http://schemas.microsoft.com/office/word/2016/wordml/cid" xmlns:w16="http://schemas.microsoft.com/office/word/2018/wordml" xmlns:w16du="http://schemas.microsoft.com/office/word/2023/wordml/word16du" xmlns:w16sdtdh="http://schemas.microsoft.com/office/word/2020/wordml/sdtdatahash" xmlns:w16sdtfl="http://schemas.microsoft.com/office/word/2024/wordml/sdtformatlock" xmlns:w16se="http://schemas.microsoft.com/office/word/2015/wordml/symex" xmlns:wpg="http://schemas.microsoft.com/office/word/2010/wordprocessingGroup" xmlns:wpi="http://schemas.microsoft.com/office/word/2010/wordprocessingInk" xmlns:wne="http://schemas.microsoft.com/office/word/2006/wordml" xmlns:wps="http://schemas.microsoft.com/office/word/2010/wordprocessingShape" mc:Ignorable="w14">
+  <w:body>
+    <w:p>
+      <w:pPr>
+        <w:pStyle w:val="Title"/>
+      </w:pPr>
+      <w:r>
+        <w:t>Complete Document</w:t>
+      </w:r>
+    </w:p>
+    <w:p>
+      <w:r>
+        <w:t>Generated with Uniword Builder API</w:t>
+      </w:r>
+    </w:p>
+    <w:p>
+      <w:r>
+        <w:t>March 2026</w:t>
+      </w:r>
+    </w:p>
+    <w:p>
+      <w:r>
+        <w:br w:type="page"/>
+      </w:r>
+    </w:p>
+    <w:p>
+      <w:r>
+        <w:t>Table of Contents</w:t>
+      </w:r>
+    </w:p>
+    <w:p>
+      <w:fldChar w:fldCharType="begin"/>
+      <w:fldChar w:fldCharType="separate"/>
+      <w:fldChar w:fldCharType="end"/>
+      <w:instrText>
+        <w:text> TOC \o "1-3" \h \z \u </w:text>
+      </w:instrText>
+    </w:p>
+    <w:p>
+      <w:r>
+        <w:br w:type="page"/>
+      </w:r>
+    </w:p>
+    <w:p>
+      <w:pPr>
+        <w:pStyle w:val="Heading1"/>
+      </w:pPr>
+      <w:r>
+        <w:t>1. Introduction</w:t>
+      </w:r>
+    </w:p>
+    <w:p>
+      <w:r>
+        <w:t xml:space="preserve">This document demonstrates the complete Uniword Builder API, </w:t>
+      </w:r>
+      <w:r>
+        <w:t xml:space="preserve">including headers, footers, tables, charts, bibliography, </w:t>
+      </w:r>
+      <w:r>
+        <w:t>hyperlinks, and multiple sections.</w:t>
+      </w:r>
+    </w:p>
+    <w:p>
+      <w:r>
+        <w:t xml:space="preserve">The Uniword library provides a comprehensive Ruby API for </w:t>
+      </w:r>
+      <w:r>
+        <w:t>creating and manipulating OOXML (Office Open XML) documents.</w:t>
+      </w:r>
+    </w:p>
+    <w:p>
+      <w:pPr>
+        <w:numPr>
+          <w:numId w:val="1"/>
+          <w:ilvl w:val="0"/>
+        </w:numPr>
+      </w:pPr>
+      <w:r>
+        <w:t>Paragraph and text formatting</w:t>
+      </w:r>
+    </w:p>
+    <w:p>
+      <w:pPr>
+        <w:numPr>
+          <w:numId w:val="1"/>
+          <w:ilvl w:val="0"/>
+        </w:numPr>
+      </w:pPr>
+      <w:r>
+        <w:t>Tables with styled cells</w:t>
+      </w:r>
+    </w:p>
+    <w:p>
+      <w:pPr>
+        <w:numPr>
+          <w:numId w:val="1"/>
+          <w:ilvl w:val="0"/>
+        </w:numPr>
+      </w:pPr>
+      <w:r>
+        <w:t>Charts (bar, line, pie)</w:t>
+      </w:r>
+    </w:p>
+    <w:p>
+      <w:pPr>
+        <w:numPr>
+          <w:numId w:val="1"/>
+          <w:ilvl w:val="0"/>
+        </w:numPr>
+      </w:pPr>
+      <w:r>
+        <w:t>bibliography and citations</w:t>
+      </w:r>
+    </w:p>
+    <w:p>
+      <w:pPr>
+        <w:numPr>
+          <w:numId w:val="1"/>
+          <w:ilvl w:val="0"/>
+        </w:numPr>
+      </w:pPr>
+      <w:r>
+        <w:t>Headers and footers</w:t>
+      </w:r>
+    </w:p>
+    <w:p>
+      <w:pPr>
+        <w:numPr>
+          <w:numId w:val="1"/>
+          <w:ilvl w:val="0"/>
+        </w:numPr>
+      </w:pPr>
+      <w:r>
+        <w:t>Table of contents</w:t>
+      </w:r>
+    </w:p>
+    <w:p>
+      <w:r>
+        <w:br w:type="page"/>
+      </w:r>
+    </w:p>
+    <w:p>
+      <w:pPr>
+        <w:pStyle w:val="Heading1"/>
+      </w:pPr>
+      <w:r>
+        <w:t>2. Data Analysis</w:t>
+      </w:r>
+    </w:p>
+    <w:p>
+      <w:pPr>
+        <w:pStyle w:val="Heading2"/>
+      </w:pPr>
+      <w:r>
+        <w:t>2.1 Sales Performance</w:t>
+      </w:r>
+    </w:p>
+    <w:p>
+      <w:r>
+        <w:t>The following table shows quarterly sales data:</w:t>
+      </w:r>
+    </w:p>
+    <w:p>
+      <w:pPr>
+        <w:pStyle w:val="Heading2"/>
+      </w:pPr>
+      <w:r>
+        <w:t>2.2 Revenue Chart</w:t>
+      </w:r>
+    </w:p>
+    <w:p>
+      <w:r>
+        <w:drawing>
+          <wp:inline>
+            <wp:extent wp:cx="5486400" wp:cy="3200400"/>
+            <wp:effectExtent/>
+            <wp:docPr wp:id="197067036" wp:name="Chart 968767"/>
+            <graphic xmlns="http://schemas.openxmlformats.org/drawingml/2006/main">
+              <graphicData uri="http://schemas.openxmlformats.org/drawingml/2006/chart">
+                <chart xmlns="http://schemas.openxmlformats.org/drawingml/2006/chart" c:id="rIdChart1"/>
+              </graphicData>
+            </graphic>
+          </wp:inline>
+        </w:drawing>
+      </w:r>
+    </w:p>
+    <w:p>
+      <w:pPr>
+        <w:pStyle w:val="Heading2"/>
+      </w:pPr>
+      <w:r>
+        <w:t>2.3 Trend Analysis</w:t>
+      </w:r>
+    </w:p>
+    <w:p>
+      <w:r>
+        <w:drawing>
+          <wp:inline>
+            <wp:extent wp:cx="5486400" wp:cy="3200400"/>
+            <wp:effectExtent/>
+            <wp:docPr wp:id="709394631" wp:name="Chart 928545"/>
+            <graphic xmlns="http://schemas.openxmlformats.org/drawingml/2006/main">
+              <graphicData uri="http://schemas.openxmlformats.org/drawingml/2006/chart">
+                <chart xmlns="http://schemas.openxmlformats.org/drawingml/2006/chart" c:id="rIdChart2"/>
+              </graphicData>
+            </graphic>
+          </wp:inline>
+        </w:drawing>
+      </w:r>
+    </w:p>
+    <w:p>
+      <w:r>
+        <w:br w:type="page"/>
+      </w:r>
+    </w:p>
+    <w:p>
+      <w:pPr>
+        <w:pStyle w:val="Heading1"/>
+      </w:pPr>
+      <w:r>
+        <w:t>3. References</w:t>
+      </w:r>
+    </w:p>
+    <w:p>
+      <w:r>
+        <w:t>This document references the following sources:</w:t>
+      </w:r>
+    </w:p>
+    <w:p>
+      <w:sdt>
+        <w:sdtPr>
+          <w:id w:val="1"/>
+          <w:bibliography/>
+          <w:docPartObj>
+            <w:docPartGallery w:val="Bibliographies"/>
+            <w:docPartUnique/>
+          </w:docPartObj>
+        </w:sdtPr>
+      </w:sdt>
+    </w:p>
+    <w:tbl>
+      <w:tr>
+        <w:tc>
+          <w:tcPr>
+            <w:shd w:val="clear" w:color="FFFFFF" w:fill="4472C4"/>
+          </w:tcPr>
+          <w:p>
+            <w:r>
+              <w:t>Quarter</w:t>
+            </w:r>
+          </w:p>
+        </w:tc>
+        <w:tc>
+          <w:tcPr>
+            <w:shd w:val="clear" w:color="FFFFFF" w:fill="4472C4"/>
+          </w:tcPr>
+          <w:p>
+            <w:r>
+              <w:t>Revenue</w:t>
+            </w:r>
+          </w:p>
+        </w:tc>
+        <w:tc>
+          <w:tcPr>
+            <w:shd w:val="clear" w:color="FFFFFF" w:fill="4472C4"/>
+          </w:tcPr>
+          <w:p>
+            <w:r>
+              <w:t>Growth</w:t>
+            </w:r>
+          </w:p>
+        </w:tc>
+      </w:tr>
+      <w:tr>
+        <w:tc>
+          <w:p>
+            <w:r>
+              <w:t>Q1</w:t>
+            </w:r>
+          </w:p>
+        </w:tc>
+        <w:tc>
+          <w:p>
+            <w:r>
+              <w:t>$1,200,000</w:t>
+            </w:r>
+          </w:p>
+        </w:tc>
+        <w:tc>
+          <w:p>
+            <w:r>
+              <w:t>+12%</w:t>
+            </w:r>
+          </w:p>
+        </w:tc>
+      </w:tr>
+      <w:tr>
+        <w:tc>
+          <w:p>
+            <w:r>
+              <w:t>Q2</w:t>
+            </w:r>
+          </w:p>
+        </w:tc>
+        <w:tc>
+          <w:p>
+            <w:r>
+              <w:t>$1,450,000</w:t>
+            </w:r>
+          </w:p>
+        </w:tc>
+        <w:tc>
+          <w:p>
+            <w:r>
+              <w:t>+20.8%</w:t>
+            </w:r>
+          </w:p>
+        </w:tc>
+      </w:tr>
+      <w:tr>
+        <w:tc>
+          <w:p>
+            <w:r>
+              <w:t>Q3</w:t>
+            </w:r>
+          </w:p>
+        </w:tc>
+        <w:tc>
+          <w:p>
+            <w:r>
+              <w:t>$1,380,000</w:t>
+            </w:r>
+          </w:p>
+        </w:tc>
+        <w:tc>
+          <w:p>
+            <w:r>
+              <w:t>-4.8%</w:t>
+            </w:r>
+          </w:p>
+        </w:tc>
+      </w:tr>
+      <w:tr>
+        <w:tc>
+          <w:p>
+            <w:r>
+              <w:t>Q4</w:t>
+            </w:r>
+          </w:p>
+        </w:tc>
+        <w:tc>
+          <w:p>
+            <w:r>
+              <w:t>$1,620,000</w:t>
+            </w:r>
+          </w:p>
+        </w:tc>
+        <w:tc>
+          <w:p>
+            <w:r>
+              <w:t>+17.4%</w:t>
+            </w:r>
+          </w:p>
+        </w:tc>
+      </w:tr>
+    </w:tbl>
+    <w:sectPr>
+      <w:pgSz w:w="12240" w:h="15840"/>
+      <w:pgMar w:top="1440" w:bottom="1440" w:left="1440" w:right="1440" w:header="720" w:footer="720" w:gutter="0"/>
+      <w:cols w:space="720"/>
+      <w:headerReference w:type="default" r:id="rIdHeader1"/>
+      <w:footerReference w:type="default" r:id="rIdFooter1"/>
+      <w:docGrid w:linePitch="360"/>
+    </w:sectPr>
+  </w:body>
+</w:document>
 </file>
 
 <file path=word/footer1.xml><?xml version="1.0" encoding="utf-8"?>
@@ -122,7 +497,77 @@
 </file>
 
 <file path=word/sources.xml><?xml version="1.0" encoding="UTF-8" standalone="yes"?>
-<Sources xmlns="http://schemas.openxmlformats.org/officeDocument/2006/bibliography" b:SelectedStyle="APA"><Source><SourceType>Book</SourceType><Tag>Smith2024</Tag><Author><NameList><Person><First>John</First><Last>Smith</Last></Person><Person><First>Jane</First><Last>Doe</Last></Person></NameList></Author><Title>Data Analysis best Practices</Title><Year>2024</Year><Publisher>Academic Press</Publisher><City>New York</City><RefOrder>1</RefOrder></Source><Source><SourceType>JournalArticle</SourceType><Tag>Johnson2023</Tag><Author><NameList><Person><First>Robert</First><Last>Johnson</Last></Person></NameList></Author><Title>Modern Sales Techniques</Title><Year>2023</Year><Publisher>Harvard business Review</Publisher><Pages>45-60</Pages><Volume>101</Volume><Issue>3</Issue><RefOrder>2</RefOrder></Source><Source><SourceType>InternetSite</SourceType><Tag>OOXML2024</Tag><Title>Office Open XML Specification</Title><Year>2024</Year><URL>https://www.ecma-international.org/publications-and-standards/standards/ecma-376/</URL><RefOrder>3</RefOrder></Source><Source><SourceType>ConferenceProceedings</SourceType><Tag>Lee2023</Tag><Author><NameList><Person><First>Sarah</First><Last>Lee</Last></Person><Person><First>Michael</First><Last>Chen</Last></Person></NameList></Author><Title>Machine Learning for Sales Forecasting</Title><Year>2023</Year><Publisher>NeurIPS Conference</Publisher><City>New Orleans</City><RefOrder>4</RefOrder></Source></Sources>
+<Sources xmlns="http://schemas.openxmlformats.org/officeDocument/2006/bibliography" b:SelectedStyle="APA">
+  <Source>
+    <SourceType>Book</SourceType>
+    <Tag>Smith2024</Tag>
+    <Author>
+      <NameList>
+        <Person>
+          <First>John</First>
+          <Last>Smith</Last>
+        </Person>
+        <Person>
+          <First>Jane</First>
+          <Last>Doe</Last>
+        </Person>
+      </NameList>
+    </Author>
+    <Title>Data Analysis best Practices</Title>
+    <Year>2024</Year>
+    <Publisher>Academic Press</Publisher>
+    <City>New York</City>
+    <RefOrder>1</RefOrder>
+  </Source>
+  <Source>
+    <SourceType>JournalArticle</SourceType>
+    <Tag>Johnson2023</Tag>
+    <Author>
+      <NameList>
+        <Person>
+          <First>Robert</First>
+          <Last>Johnson</Last>
+        </Person>
+      </NameList>
+    </Author>
+    <Title>Modern Sales Techniques</Title>
+    <Year>2023</Year>
+    <Publisher>Harvard business Review</Publisher>
+    <Pages>45-60</Pages>
+    <Volume>101</Volume>
+    <Issue>3</Issue>
+    <RefOrder>2</RefOrder>
+  </Source>
+  <Source>
+    <SourceType>InternetSite</SourceType>
+    <Tag>OOXML2024</Tag>
+    <Title>Office Open XML Specification</Title>
+    <Year>2024</Year>
+    <URL>https://www.ecma-international.org/publications-and-standards/standards/ecma-376/</URL>
+    <RefOrder>3</RefOrder>
+  </Source>
+  <Source>
+    <SourceType>ConferenceProceedings</SourceType>
+    <Tag>Lee2023</Tag>
+    <Author>
+      <NameList>
+        <Person>
+          <First>Sarah</First>
+          <Last>Lee</Last>
+        </Person>
+        <Person>
+          <First>Michael</First>
+          <Last>Chen</Last>
+        </Person>
+      </NameList>
+    </Author>
+    <Title>Machine Learning for Sales Forecasting</Title>
+    <Year>2023</Year>
+    <Publisher>NeurIPS Conference</Publisher>
+    <City>New Orleans</City>
+    <RefOrder>4</RefOrder>
+  </Source>
+</Sources>
 </file>
 
 <file path=word/styles.xml><?xml version="1.0" encoding="utf-8"?>

--- a/spec/examples/generated/complete_document.docx
+++ b/spec/examples/generated/complete_document.docx
@@ -176,7 +176,7 @@
           <wp:inline>
             <wp:extent wp:cx="5486400" wp:cy="3200400"/>
             <wp:effectExtent/>
-            <wp:docPr wp:id="197067036" wp:name="Chart 968767"/>
+            <wp:docPr wp:id="347343784" wp:name="Chart bar"/>
             <graphic xmlns="http://schemas.openxmlformats.org/drawingml/2006/main">
               <graphicData uri="http://schemas.openxmlformats.org/drawingml/2006/chart">
                 <chart xmlns="http://schemas.openxmlformats.org/drawingml/2006/chart" c:id="rIdChart1"/>
@@ -200,7 +200,7 @@
           <wp:inline>
             <wp:extent wp:cx="5486400" wp:cy="3200400"/>
             <wp:effectExtent/>
-            <wp:docPr wp:id="709394631" wp:name="Chart 928545"/>
+            <wp:docPr wp:id="263562126" wp:name="Chart line"/>
             <graphic xmlns="http://schemas.openxmlformats.org/drawingml/2006/main">
               <graphicData uri="http://schemas.openxmlformats.org/drawingml/2006/chart">
                 <chart xmlns="http://schemas.openxmlformats.org/drawingml/2006/chart" c:id="rIdChart2"/>

--- a/spec/examples/generated/complete_document.docx
+++ b/spec/examples/generated/complete_document.docx
@@ -1,6 +1,6 @@
 
 <file path=word/document.xml><?xml version="1.0" encoding="UTF-8" standalone="yes"?>
-<w:document xmlns:w="http://schemas.openxmlformats.org/wordprocessingml/2006/main" xmlns:wpc="http://schemas.microsoft.com/office/word/2010/wordprocessingCanvas" xmlns:cx="http://schemas.microsoft.com/office/drawing/2014/chartex" xmlns:cx1="http://schemas.microsoft.com/office/drawing/2015/9/8/chartex" xmlns:cx2="http://schemas.microsoft.com/office/drawing/2015/10/21/chartex" xmlns:cx3="http://schemas.microsoft.com/office/drawing/2016/5/9/chartex" xmlns:cx4="http://schemas.microsoft.com/office/drawing/2016/5/10/chartex" xmlns:cx5="http://schemas.microsoft.com/office/drawing/2016/5/11/chartex" xmlns:cx6="http://schemas.microsoft.com/office/drawing/2016/5/12/chartex" xmlns:cx7="http://schemas.microsoft.com/office/drawing/2016/5/13/chartex" xmlns:cx8="http://schemas.microsoft.com/office/drawing/2016/5/14/chartex" xmlns:mc="http://schemas.openxmlformats.org/markup-compatibility/2006" xmlns:aink="http://schemas.microsoft.com/office/drawing/2016/ink" xmlns:am3d="http://schemas.microsoft.com/office/drawing/2017/model3d" xmlns:o="urn:schemas-microsoft-com:office:office" xmlns:oel="http://schemas.microsoft.com/office/2019/extlst" xmlns:r="http://schemas.openxmlformats.org/officeDocument/2006/relationships" xmlns:m="http://schemas.openxmlformats.org/officeDocument/2006/math" xmlns:v="urn:schemas-microsoft-com:vml" xmlns:wp14="http://schemas.microsoft.com/office/word/2010/wordprocessingDrawing" xmlns:wp="http://schemas.openxmlformats.org/drawingml/2006/wordprocessingDrawing" xmlns:w10="urn:schemas-microsoft-com:office:word" xmlns:w14="http://schemas.microsoft.com/office/word/2010/wordml" xmlns:w15="http://schemas.microsoft.com/office/word/2012/wordml" xmlns:w16cex="http://schemas.microsoft.com/office/word/2018/wordml/cex" xmlns:w16cid="http://schemas.microsoft.com/office/word/2016/wordml/cid" xmlns:w16="http://schemas.microsoft.com/office/word/2018/wordml" xmlns:w16du="http://schemas.microsoft.com/office/word/2023/wordml/word16du" xmlns:w16sdtdh="http://schemas.microsoft.com/office/word/2020/wordml/sdtdatahash" xmlns:w16sdtfl="http://schemas.microsoft.com/office/word/2024/wordml/sdtformatlock" xmlns:w16se="http://schemas.microsoft.com/office/word/2015/wordml/symex" xmlns:wpg="http://schemas.microsoft.com/office/word/2010/wordprocessingGroup" xmlns:wpi="http://schemas.microsoft.com/office/word/2010/wordprocessingInk" xmlns:wne="http://schemas.microsoft.com/office/word/2006/wordml" xmlns:wps="http://schemas.microsoft.com/office/word/2010/wordprocessingShape" mc:Ignorable="w14">
+<w:document xmlns:w="http://schemas.openxmlformats.org/wordprocessingml/2006/main" xmlns:wpc="http://schemas.microsoft.com/office/word/2010/wordprocessingCanvas" xmlns:cx="http://schemas.microsoft.com/office/drawing/2014/chartex" xmlns:cx1="http://schemas.microsoft.com/office/drawing/2015/9/8/chartex" xmlns:cx2="http://schemas.microsoft.com/office/drawing/2015/10/21/chartex" xmlns:cx3="http://schemas.microsoft.com/office/drawing/2016/5/9/chartex" xmlns:cx4="http://schemas.microsoft.com/office/drawing/2016/5/10/chartex" xmlns:cx5="http://schemas.microsoft.com/office/drawing/2016/5/11/chartex" xmlns:cx6="http://schemas.microsoft.com/office/drawing/2016/5/12/chartex" xmlns:cx7="http://schemas.microsoft.com/office/drawing/2016/5/13/chartex" xmlns:cx8="http://schemas.microsoft.com/office/drawing/2016/5/14/chartex" xmlns:mc="http://schemas.openxmlformats.org/markup-compatibility/2006" xmlns:aink="http://schemas.microsoft.com/office/drawing/2016/ink" xmlns:am3d="http://schemas.microsoft.com/office/drawing/2017/model3d" xmlns:o="urn:schemas-microsoft-com:office:office" xmlns:oel="http://schemas.microsoft.com/office/2019/extlst" xmlns:r="http://schemas.openxmlformats.org/officeDocument/2006/relationships" xmlns:m="http://schemas.openxmlformats.org/officeDocument/2006/math" xmlns:v="urn:schemas-microsoft-com:vml" xmlns:wp14="http://schemas.microsoft.com/office/word/2010/wordprocessingDrawing" xmlns:wp="http://schemas.openxmlformats.org/drawingml/2006/wordprocessingDrawing" xmlns:w10="urn:schemas-microsoft-com:office:word" xmlns:w14="http://schemas.microsoft.com/office/word/2010/wordml" xmlns:w15="http://schemas.microsoft.com/office/word/2012/wordml" xmlns:w16cex="http://schemas.microsoft.com/office/word/2018/wordml/cex" xmlns:w16cid="http://schemas.microsoft.com/office/word/2016/wordml/cid" xmlns:w16="http://schemas.microsoft.com/office/word/2018/wordml" xmlns:w16du="http://schemas.microsoft.com/office/word/2023/wordml/word16du" xmlns:w16sdtdh="http://schemas.microsoft.com/office/word/2020/wordml/sdtdatahash" xmlns:w16sdtfl="http://schemas.microsoft.com/office/word/2024/wordml/sdtformatlock" xmlns:w16se="http://schemas.microsoft.com/office/word/2015/wordml/symex" xmlns:wpg="http://schemas.microsoft.com/office/word/2010/wordprocessingGroup" xmlns:wpi="http://schemas.microsoft.com/office/word/2010/wordprocessingInk" xmlns:wne="http://schemas.microsoft.com/office/word/2006/wordml" xmlns:wps="http://schemas.microsoft.com/office/word/2010/wordprocessingShape" mc:Ignorable="w14 w15 w16se w16cid w16 w16cex w16du w16sdtdh w16sdtfl wp14">
   <w:body>
     <w:p>
       <w:pPr>
@@ -73,8 +73,8 @@
     <w:p>
       <w:pPr>
         <w:numPr>
+          <w:ilvl w:val="0"/>
           <w:numId w:val="1"/>
-          <w:ilvl w:val="0"/>
         </w:numPr>
       </w:pPr>
       <w:r>
@@ -84,8 +84,8 @@
     <w:p>
       <w:pPr>
         <w:numPr>
+          <w:ilvl w:val="0"/>
           <w:numId w:val="1"/>
-          <w:ilvl w:val="0"/>
         </w:numPr>
       </w:pPr>
       <w:r>
@@ -95,8 +95,8 @@
     <w:p>
       <w:pPr>
         <w:numPr>
+          <w:ilvl w:val="0"/>
           <w:numId w:val="1"/>
-          <w:ilvl w:val="0"/>
         </w:numPr>
       </w:pPr>
       <w:r>
@@ -106,8 +106,8 @@
     <w:p>
       <w:pPr>
         <w:numPr>
+          <w:ilvl w:val="0"/>
           <w:numId w:val="1"/>
-          <w:ilvl w:val="0"/>
         </w:numPr>
       </w:pPr>
       <w:r>
@@ -117,8 +117,8 @@
     <w:p>
       <w:pPr>
         <w:numPr>
+          <w:ilvl w:val="0"/>
           <w:numId w:val="1"/>
-          <w:ilvl w:val="0"/>
         </w:numPr>
       </w:pPr>
       <w:r>
@@ -128,8 +128,8 @@
     <w:p>
       <w:pPr>
         <w:numPr>
+          <w:ilvl w:val="0"/>
           <w:numId w:val="1"/>
-          <w:ilvl w:val="0"/>
         </w:numPr>
       </w:pPr>
       <w:r>
@@ -241,9 +241,19 @@
       </w:sdt>
     </w:p>
     <w:tbl>
+      <w:tblPr>
+        <w:tblW w:w="0" w:type="auto"/>
+        <w:tblLook w:val="04A0" w:firstRow="1" w:lastRow="0" w:firstColumn="1" w:lastColumn="0" w:noHBand="0" w:noVBand="1"/>
+      </w:tblPr>
+      <w:tblGrid>
+        <w:gridCol/>
+        <w:gridCol/>
+        <w:gridCol/>
+      </w:tblGrid>
       <w:tr>
         <w:tc>
           <w:tcPr>
+            <w:tcW w:w="0" w:type="auto"/>
             <w:shd w:val="clear" w:color="FFFFFF" w:fill="4472C4"/>
           </w:tcPr>
           <w:p>
@@ -254,6 +264,7 @@
         </w:tc>
         <w:tc>
           <w:tcPr>
+            <w:tcW w:w="0" w:type="auto"/>
             <w:shd w:val="clear" w:color="FFFFFF" w:fill="4472C4"/>
           </w:tcPr>
           <w:p>
@@ -264,6 +275,7 @@
         </w:tc>
         <w:tc>
           <w:tcPr>
+            <w:tcW w:w="0" w:type="auto"/>
             <w:shd w:val="clear" w:color="FFFFFF" w:fill="4472C4"/>
           </w:tcPr>
           <w:p>
@@ -275,6 +287,9 @@
       </w:tr>
       <w:tr>
         <w:tc>
+          <w:tcPr>
+            <w:tcW w:w="0" w:type="auto"/>
+          </w:tcPr>
           <w:p>
             <w:r>
               <w:t>Q1</w:t>
@@ -282,6 +297,9 @@
           </w:p>
         </w:tc>
         <w:tc>
+          <w:tcPr>
+            <w:tcW w:w="0" w:type="auto"/>
+          </w:tcPr>
           <w:p>
             <w:r>
               <w:t>$1,200,000</w:t>
@@ -289,6 +307,9 @@
           </w:p>
         </w:tc>
         <w:tc>
+          <w:tcPr>
+            <w:tcW w:w="0" w:type="auto"/>
+          </w:tcPr>
           <w:p>
             <w:r>
               <w:t>+12%</w:t>
@@ -298,6 +319,9 @@
       </w:tr>
       <w:tr>
         <w:tc>
+          <w:tcPr>
+            <w:tcW w:w="0" w:type="auto"/>
+          </w:tcPr>
           <w:p>
             <w:r>
               <w:t>Q2</w:t>
@@ -305,6 +329,9 @@
           </w:p>
         </w:tc>
         <w:tc>
+          <w:tcPr>
+            <w:tcW w:w="0" w:type="auto"/>
+          </w:tcPr>
           <w:p>
             <w:r>
               <w:t>$1,450,000</w:t>
@@ -312,6 +339,9 @@
           </w:p>
         </w:tc>
         <w:tc>
+          <w:tcPr>
+            <w:tcW w:w="0" w:type="auto"/>
+          </w:tcPr>
           <w:p>
             <w:r>
               <w:t>+20.8%</w:t>
@@ -321,6 +351,9 @@
       </w:tr>
       <w:tr>
         <w:tc>
+          <w:tcPr>
+            <w:tcW w:w="0" w:type="auto"/>
+          </w:tcPr>
           <w:p>
             <w:r>
               <w:t>Q3</w:t>
@@ -328,6 +361,9 @@
           </w:p>
         </w:tc>
         <w:tc>
+          <w:tcPr>
+            <w:tcW w:w="0" w:type="auto"/>
+          </w:tcPr>
           <w:p>
             <w:r>
               <w:t>$1,380,000</w:t>
@@ -335,6 +371,9 @@
           </w:p>
         </w:tc>
         <w:tc>
+          <w:tcPr>
+            <w:tcW w:w="0" w:type="auto"/>
+          </w:tcPr>
           <w:p>
             <w:r>
               <w:t>-4.8%</w:t>
@@ -344,6 +383,9 @@
       </w:tr>
       <w:tr>
         <w:tc>
+          <w:tcPr>
+            <w:tcW w:w="0" w:type="auto"/>
+          </w:tcPr>
           <w:p>
             <w:r>
               <w:t>Q4</w:t>
@@ -351,6 +393,9 @@
           </w:p>
         </w:tc>
         <w:tc>
+          <w:tcPr>
+            <w:tcW w:w="0" w:type="auto"/>
+          </w:tcPr>
           <w:p>
             <w:r>
               <w:t>$1,620,000</w:t>
@@ -358,6 +403,9 @@
           </w:p>
         </w:tc>
         <w:tc>
+          <w:tcPr>
+            <w:tcW w:w="0" w:type="auto"/>
+          </w:tcPr>
           <w:p>
             <w:r>
               <w:t>+17.4%</w:t>
@@ -367,11 +415,11 @@
       </w:tr>
     </w:tbl>
     <w:sectPr>
+      <w:headerReference w:type="default" r:id="rIdHeader1"/>
+      <w:footerReference w:type="default" r:id="rIdFooter1"/>
       <w:pgSz w:w="12240" w:h="15840"/>
       <w:pgMar w:top="1440" w:bottom="1440" w:left="1440" w:right="1440" w:header="720" w:footer="720" w:gutter="0"/>
       <w:cols w:space="720"/>
-      <w:headerReference w:type="default" r:id="rIdHeader1"/>
-      <w:footerReference w:type="default" r:id="rIdFooter1"/>
       <w:docGrid w:linePitch="360"/>
     </w:sectPr>
   </w:body>
@@ -379,7 +427,7 @@
 </file>
 
 <file path=word/footer1.xml><?xml version="1.0" encoding="utf-8"?>
-<w:ftr xmlns:w="http://schemas.openxmlformats.org/wordprocessingml/2006/main">
+<w:ftr xmlns:w="http://schemas.openxmlformats.org/wordprocessingml/2006/main" xmlns:wpc="http://schemas.microsoft.com/office/word/2010/wordprocessingCanvas" xmlns:cx="http://schemas.microsoft.com/office/drawing/2014/chartex" xmlns:cx1="http://schemas.microsoft.com/office/drawing/2015/9/8/chartex" xmlns:cx2="http://schemas.microsoft.com/office/drawing/2015/10/21/chartex" xmlns:cx3="http://schemas.microsoft.com/office/drawing/2016/5/9/chartex" xmlns:cx4="http://schemas.microsoft.com/office/drawing/2016/5/10/chartex" xmlns:cx5="http://schemas.microsoft.com/office/drawing/2016/5/11/chartex" xmlns:cx6="http://schemas.microsoft.com/office/drawing/2016/5/12/chartex" xmlns:cx7="http://schemas.microsoft.com/office/drawing/2016/5/13/chartex" xmlns:cx8="http://schemas.microsoft.com/office/drawing/2016/5/14/chartex" xmlns:mc="http://schemas.openxmlformats.org/markup-compatibility/2006" xmlns:aink="http://schemas.microsoft.com/office/drawing/2016/ink" xmlns:am3d="http://schemas.microsoft.com/office/drawing/2017/model3d" xmlns:o="urn:schemas-microsoft-com:office:office" xmlns:oel="http://schemas.microsoft.com/office/2019/extlst" xmlns:r="http://schemas.openxmlformats.org/officeDocument/2006/relationships" xmlns:m="http://schemas.openxmlformats.org/officeDocument/2006/math" xmlns:v="urn:schemas-microsoft-com:vml" xmlns:wp14="http://schemas.microsoft.com/office/word/2010/wordprocessingDrawing" xmlns:wp="http://schemas.openxmlformats.org/drawingml/2006/wordprocessingDrawing" xmlns:w10="urn:schemas-microsoft-com:office:word" xmlns:w14="http://schemas.microsoft.com/office/word/2010/wordml" xmlns:w15="http://schemas.microsoft.com/office/word/2012/wordml" xmlns:w16cex="http://schemas.microsoft.com/office/word/2018/wordml/cex" xmlns:w16cid="http://schemas.microsoft.com/office/word/2016/wordml/cid" xmlns:w16="http://schemas.microsoft.com/office/word/2018/wordml" xmlns:w16du="http://schemas.microsoft.com/office/word/2023/wordml/word16du" xmlns:w16sdtdh="http://schemas.microsoft.com/office/word/2020/wordml/sdtdatahash" xmlns:w16sdtfl="http://schemas.microsoft.com/office/word/2024/wordml/sdtformatlock" xmlns:w16se="http://schemas.microsoft.com/office/word/2015/wordml/symex" xmlns:wpg="http://schemas.microsoft.com/office/word/2010/wordprocessingGroup" xmlns:wpi="http://schemas.microsoft.com/office/word/2010/wordprocessingInk" xmlns:wne="http://schemas.microsoft.com/office/word/2006/wordml" xmlns:wps="http://schemas.microsoft.com/office/word/2010/wordprocessingShape" mc:Ignorable="w14 w15 w16se w16cid w16 w16cex w16du w16sdtdh w16sdtfl wp14">
   <w:p>
     <w:r>
       <w:t xml:space="preserve">Page </w:t>
@@ -410,7 +458,7 @@
 </file>
 
 <file path=word/header1.xml><?xml version="1.0" encoding="utf-8"?>
-<w:hdr xmlns:w="http://schemas.openxmlformats.org/wordprocessingml/2006/main">
+<w:hdr xmlns:w="http://schemas.openxmlformats.org/wordprocessingml/2006/main" xmlns:wpc="http://schemas.microsoft.com/office/word/2010/wordprocessingCanvas" xmlns:cx="http://schemas.microsoft.com/office/drawing/2014/chartex" xmlns:cx1="http://schemas.microsoft.com/office/drawing/2015/9/8/chartex" xmlns:cx2="http://schemas.microsoft.com/office/drawing/2015/10/21/chartex" xmlns:cx3="http://schemas.microsoft.com/office/drawing/2016/5/9/chartex" xmlns:cx4="http://schemas.microsoft.com/office/drawing/2016/5/10/chartex" xmlns:cx5="http://schemas.microsoft.com/office/drawing/2016/5/11/chartex" xmlns:cx6="http://schemas.microsoft.com/office/drawing/2016/5/12/chartex" xmlns:cx7="http://schemas.microsoft.com/office/drawing/2016/5/13/chartex" xmlns:cx8="http://schemas.microsoft.com/office/drawing/2016/5/14/chartex" xmlns:mc="http://schemas.openxmlformats.org/markup-compatibility/2006" xmlns:aink="http://schemas.microsoft.com/office/drawing/2016/ink" xmlns:am3d="http://schemas.microsoft.com/office/drawing/2017/model3d" xmlns:o="urn:schemas-microsoft-com:office:office" xmlns:oel="http://schemas.microsoft.com/office/2019/extlst" xmlns:r="http://schemas.openxmlformats.org/officeDocument/2006/relationships" xmlns:m="http://schemas.openxmlformats.org/officeDocument/2006/math" xmlns:v="urn:schemas-microsoft-com:vml" xmlns:wp14="http://schemas.microsoft.com/office/word/2010/wordprocessingDrawing" xmlns:wp="http://schemas.openxmlformats.org/drawingml/2006/wordprocessingDrawing" xmlns:w10="urn:schemas-microsoft-com:office:word" xmlns:w14="http://schemas.microsoft.com/office/word/2010/wordml" xmlns:w15="http://schemas.microsoft.com/office/word/2012/wordml" xmlns:w16cex="http://schemas.microsoft.com/office/word/2018/wordml/cex" xmlns:w16cid="http://schemas.microsoft.com/office/word/2016/wordml/cid" xmlns:w16="http://schemas.microsoft.com/office/word/2018/wordml" xmlns:w16du="http://schemas.microsoft.com/office/word/2023/wordml/word16du" xmlns:w16sdtdh="http://schemas.microsoft.com/office/word/2020/wordml/sdtdatahash" xmlns:w16sdtfl="http://schemas.microsoft.com/office/word/2024/wordml/sdtformatlock" xmlns:w16se="http://schemas.microsoft.com/office/word/2015/wordml/symex" xmlns:wpg="http://schemas.microsoft.com/office/word/2010/wordprocessingGroup" xmlns:wpi="http://schemas.microsoft.com/office/word/2010/wordprocessingInk" xmlns:wne="http://schemas.microsoft.com/office/word/2006/wordml" xmlns:wps="http://schemas.microsoft.com/office/word/2010/wordprocessingShape" mc:Ignorable="w14 w15 w16se w16cid w16 w16cex w16du w16sdtdh w16sdtfl wp14">
   <w:p>
     <w:r>
       <w:rPr>
@@ -490,7 +538,7 @@
       <w:ind w:left="6480" w:hanging="360"/>
     </w:lvl>
   </w:abstractNum>
-  <w:num w:numId="1">
+  <w:num w:numId="1" w16cid:durableId="112397614">
     <w:abstractNumId w:val="0"/>
   </w:num>
 </w:numbering>
@@ -571,7 +619,7 @@
 </file>
 
 <file path=word/styles.xml><?xml version="1.0" encoding="utf-8"?>
-<w:styles xmlns:w="http://schemas.openxmlformats.org/wordprocessingml/2006/main" xmlns:mc="http://schemas.openxmlformats.org/markup-compatibility/2006" xmlns:r="http://schemas.openxmlformats.org/officeDocument/2006/relationships" xmlns:w14="http://schemas.microsoft.com/office/word/2010/wordml" xmlns:w15="http://schemas.microsoft.com/office/word/2012/wordml" xmlns:wp14="http://schemas.microsoft.com/office/word/2010/wordprocessingDrawing" xmlns:w16cex="http://schemas.microsoft.com/office/word/2018/wordml/cex" xmlns:w16cid="http://schemas.microsoft.com/office/word/2016/wordml/cid" xmlns:w16="http://schemas.microsoft.com/office/word/2018/wordml" xmlns:w16du="http://schemas.microsoft.com/office/word/2023/wordml/word16du" xmlns:w16sdtdh="http://schemas.microsoft.com/office/word/2020/wordml/sdtdatahash" xmlns:w16sdtfl="http://schemas.microsoft.com/office/word/2024/wordml/sdtformatlock" xmlns:w16se="http://schemas.microsoft.com/office/word/2015/wordml/symex">
+<w:styles xmlns:w="http://schemas.openxmlformats.org/wordprocessingml/2006/main" xmlns:mc="http://schemas.openxmlformats.org/markup-compatibility/2006" xmlns:r="http://schemas.openxmlformats.org/officeDocument/2006/relationships" xmlns:w14="http://schemas.microsoft.com/office/word/2010/wordml" xmlns:w15="http://schemas.microsoft.com/office/word/2012/wordml" xmlns:wp14="http://schemas.microsoft.com/office/word/2010/wordprocessingDrawing" xmlns:w16cex="http://schemas.microsoft.com/office/word/2018/wordml/cex" xmlns:w16cid="http://schemas.microsoft.com/office/word/2016/wordml/cid" xmlns:w16="http://schemas.microsoft.com/office/word/2018/wordml" xmlns:w16du="http://schemas.microsoft.com/office/word/2023/wordml/word16du" xmlns:w16sdtdh="http://schemas.microsoft.com/office/word/2020/wordml/sdtdatahash" xmlns:w16sdtfl="http://schemas.microsoft.com/office/word/2024/wordml/sdtformatlock" xmlns:w16se="http://schemas.microsoft.com/office/word/2015/wordml/symex" mc:Ignorable="w14 w15 w16se w16cid w16 w16cex w16du w16sdtdh w16sdtfl">
   <w:docDefaults>
     <w:rPrDefault>
       <w:rPr>
@@ -973,6 +1021,7 @@
   </w:style>
   <w:style w:type="character" w:styleId="DefaultParagraphFont" w:default="1">
     <w:name w:val="Default Paragraph Font"/>
+    <w:semiHidden/>
   </w:style>
   <w:style w:type="paragraph" w:styleId="Heading1">
     <w:name w:val="Heading 1"/>

--- a/spec/examples/generated/complete_document.docx
+++ b/spec/examples/generated/complete_document.docx
@@ -1,433 +1,10 @@
 
-<file path=word/document.xml><?xml version="1.0" encoding="UTF-8" standalone="yes"?>
-<w:document xmlns:w="http://schemas.openxmlformats.org/wordprocessingml/2006/main" xmlns:wpc="http://schemas.microsoft.com/office/word/2010/wordprocessingCanvas" xmlns:cx="http://schemas.microsoft.com/office/drawing/2014/chartex" xmlns:cx1="http://schemas.microsoft.com/office/drawing/2015/9/8/chartex" xmlns:cx2="http://schemas.microsoft.com/office/drawing/2015/10/21/chartex" xmlns:cx3="http://schemas.microsoft.com/office/drawing/2016/5/9/chartex" xmlns:cx4="http://schemas.microsoft.com/office/drawing/2016/5/10/chartex" xmlns:cx5="http://schemas.microsoft.com/office/drawing/2016/5/11/chartex" xmlns:cx6="http://schemas.microsoft.com/office/drawing/2016/5/12/chartex" xmlns:cx7="http://schemas.microsoft.com/office/drawing/2016/5/13/chartex" xmlns:cx8="http://schemas.microsoft.com/office/drawing/2016/5/14/chartex" xmlns:mc="http://schemas.openxmlformats.org/markup-compatibility/2006" xmlns:aink="http://schemas.microsoft.com/office/drawing/2016/ink" xmlns:am3d="http://schemas.microsoft.com/office/drawing/2017/model3d" xmlns:o="urn:schemas-microsoft-com:office:office" xmlns:oel="http://schemas.microsoft.com/office/2019/extlst" xmlns:r="http://schemas.openxmlformats.org/officeDocument/2006/relationships" xmlns:m="http://schemas.openxmlformats.org/officeDocument/2006/math" xmlns:v="urn:schemas-microsoft-com:vml" xmlns:wp14="http://schemas.microsoft.com/office/word/2010/wordprocessingDrawing" xmlns:wp="http://schemas.openxmlformats.org/drawingml/2006/wordprocessingDrawing" xmlns:w10="urn:schemas-microsoft-com:office:word" xmlns:w14="http://schemas.microsoft.com/office/word/2010/wordml" xmlns:w15="http://schemas.microsoft.com/office/word/2012/wordml" xmlns:w16cex="http://schemas.microsoft.com/office/word/2018/wordml/cex" xmlns:w16cid="http://schemas.microsoft.com/office/word/2016/wordml/cid" xmlns:w16="http://schemas.microsoft.com/office/word/2018/wordml" xmlns:w16du="http://schemas.microsoft.com/office/word/2023/wordml/word16du" xmlns:w16sdtdh="http://schemas.microsoft.com/office/word/2020/wordml/sdtdatahash" xmlns:w16sdtfl="http://schemas.microsoft.com/office/word/2024/wordml/sdtformatlock" xmlns:w16se="http://schemas.microsoft.com/office/word/2015/wordml/symex" xmlns:wpg="http://schemas.microsoft.com/office/word/2010/wordprocessingGroup" xmlns:wpi="http://schemas.microsoft.com/office/word/2010/wordprocessingInk" xmlns:wne="http://schemas.microsoft.com/office/word/2006/wordml" xmlns:wps="http://schemas.microsoft.com/office/word/2010/wordprocessingShape" mc:Ignorable="w14 w15 w16se w16cid w16 w16cex w16du w16sdtdh w16sdtfl wp14">
-  <w:body>
-    <w:p>
-      <w:pPr>
-        <w:pStyle w:val="Title"/>
-      </w:pPr>
-      <w:r>
-        <w:t>Complete Document</w:t>
-      </w:r>
-    </w:p>
-    <w:p>
-      <w:r>
-        <w:t>Generated with Uniword Builder API</w:t>
-      </w:r>
-    </w:p>
-    <w:p>
-      <w:r>
-        <w:t>March 2026</w:t>
-      </w:r>
-    </w:p>
-    <w:p>
-      <w:r>
-        <w:br w:type="page"/>
-      </w:r>
-    </w:p>
-    <w:p>
-      <w:r>
-        <w:t>Table of Contents</w:t>
-      </w:r>
-    </w:p>
-    <w:p>
-      <w:fldChar w:fldCharType="begin"/>
-      <w:fldChar w:fldCharType="separate"/>
-      <w:fldChar w:fldCharType="end"/>
-      <w:instrText>
-        <w:text> TOC \o "1-3" \h \z \u </w:text>
-      </w:instrText>
-    </w:p>
-    <w:p>
-      <w:r>
-        <w:br w:type="page"/>
-      </w:r>
-    </w:p>
-    <w:p>
-      <w:pPr>
-        <w:pStyle w:val="Heading1"/>
-      </w:pPr>
-      <w:r>
-        <w:t>1. Introduction</w:t>
-      </w:r>
-    </w:p>
-    <w:p>
-      <w:r>
-        <w:t xml:space="preserve">This document demonstrates the complete Uniword Builder API, </w:t>
-      </w:r>
-      <w:r>
-        <w:t xml:space="preserve">including headers, footers, tables, charts, bibliography, </w:t>
-      </w:r>
-      <w:r>
-        <w:t>hyperlinks, and multiple sections.</w:t>
-      </w:r>
-    </w:p>
-    <w:p>
-      <w:r>
-        <w:t xml:space="preserve">The Uniword library provides a comprehensive Ruby API for </w:t>
-      </w:r>
-      <w:r>
-        <w:t>creating and manipulating OOXML (Office Open XML) documents.</w:t>
-      </w:r>
-    </w:p>
-    <w:p>
-      <w:pPr>
-        <w:numPr>
-          <w:ilvl w:val="0"/>
-          <w:numId w:val="1"/>
-        </w:numPr>
-      </w:pPr>
-      <w:r>
-        <w:t>Paragraph and text formatting</w:t>
-      </w:r>
-    </w:p>
-    <w:p>
-      <w:pPr>
-        <w:numPr>
-          <w:ilvl w:val="0"/>
-          <w:numId w:val="1"/>
-        </w:numPr>
-      </w:pPr>
-      <w:r>
-        <w:t>Tables with styled cells</w:t>
-      </w:r>
-    </w:p>
-    <w:p>
-      <w:pPr>
-        <w:numPr>
-          <w:ilvl w:val="0"/>
-          <w:numId w:val="1"/>
-        </w:numPr>
-      </w:pPr>
-      <w:r>
-        <w:t>Charts (bar, line, pie)</w:t>
-      </w:r>
-    </w:p>
-    <w:p>
-      <w:pPr>
-        <w:numPr>
-          <w:ilvl w:val="0"/>
-          <w:numId w:val="1"/>
-        </w:numPr>
-      </w:pPr>
-      <w:r>
-        <w:t>bibliography and citations</w:t>
-      </w:r>
-    </w:p>
-    <w:p>
-      <w:pPr>
-        <w:numPr>
-          <w:ilvl w:val="0"/>
-          <w:numId w:val="1"/>
-        </w:numPr>
-      </w:pPr>
-      <w:r>
-        <w:t>Headers and footers</w:t>
-      </w:r>
-    </w:p>
-    <w:p>
-      <w:pPr>
-        <w:numPr>
-          <w:ilvl w:val="0"/>
-          <w:numId w:val="1"/>
-        </w:numPr>
-      </w:pPr>
-      <w:r>
-        <w:t>Table of contents</w:t>
-      </w:r>
-    </w:p>
-    <w:p>
-      <w:r>
-        <w:br w:type="page"/>
-      </w:r>
-    </w:p>
-    <w:p>
-      <w:pPr>
-        <w:pStyle w:val="Heading1"/>
-      </w:pPr>
-      <w:r>
-        <w:t>2. Data Analysis</w:t>
-      </w:r>
-    </w:p>
-    <w:p>
-      <w:pPr>
-        <w:pStyle w:val="Heading2"/>
-      </w:pPr>
-      <w:r>
-        <w:t>2.1 Sales Performance</w:t>
-      </w:r>
-    </w:p>
-    <w:p>
-      <w:r>
-        <w:t>The following table shows quarterly sales data:</w:t>
-      </w:r>
-    </w:p>
-    <w:p>
-      <w:pPr>
-        <w:pStyle w:val="Heading2"/>
-      </w:pPr>
-      <w:r>
-        <w:t>2.2 Revenue Chart</w:t>
-      </w:r>
-    </w:p>
-    <w:p>
-      <w:r>
-        <w:drawing>
-          <wp:inline>
-            <wp:extent wp:cx="5486400" wp:cy="3200400"/>
-            <wp:effectExtent/>
-            <wp:docPr wp:id="347343784" wp:name="Chart bar"/>
-            <graphic xmlns="http://schemas.openxmlformats.org/drawingml/2006/main">
-              <graphicData uri="http://schemas.openxmlformats.org/drawingml/2006/chart">
-                <chart xmlns="http://schemas.openxmlformats.org/drawingml/2006/chart" c:id="rIdChart1"/>
-              </graphicData>
-            </graphic>
-          </wp:inline>
-        </w:drawing>
-      </w:r>
-    </w:p>
-    <w:p>
-      <w:pPr>
-        <w:pStyle w:val="Heading2"/>
-      </w:pPr>
-      <w:r>
-        <w:t>2.3 Trend Analysis</w:t>
-      </w:r>
-    </w:p>
-    <w:p>
-      <w:r>
-        <w:drawing>
-          <wp:inline>
-            <wp:extent wp:cx="5486400" wp:cy="3200400"/>
-            <wp:effectExtent/>
-            <wp:docPr wp:id="263562126" wp:name="Chart line"/>
-            <graphic xmlns="http://schemas.openxmlformats.org/drawingml/2006/main">
-              <graphicData uri="http://schemas.openxmlformats.org/drawingml/2006/chart">
-                <chart xmlns="http://schemas.openxmlformats.org/drawingml/2006/chart" c:id="rIdChart2"/>
-              </graphicData>
-            </graphic>
-          </wp:inline>
-        </w:drawing>
-      </w:r>
-    </w:p>
-    <w:p>
-      <w:r>
-        <w:br w:type="page"/>
-      </w:r>
-    </w:p>
-    <w:p>
-      <w:pPr>
-        <w:pStyle w:val="Heading1"/>
-      </w:pPr>
-      <w:r>
-        <w:t>3. References</w:t>
-      </w:r>
-    </w:p>
-    <w:p>
-      <w:r>
-        <w:t>This document references the following sources:</w:t>
-      </w:r>
-    </w:p>
-    <w:p>
-      <w:sdt>
-        <w:sdtPr>
-          <w:id w:val="1"/>
-          <w:bibliography/>
-          <w:docPartObj>
-            <w:docPartGallery w:val="Bibliographies"/>
-            <w:docPartUnique/>
-          </w:docPartObj>
-        </w:sdtPr>
-      </w:sdt>
-    </w:p>
-    <w:tbl>
-      <w:tblPr>
-        <w:tblW w:w="0" w:type="auto"/>
-        <w:tblLook w:val="04A0" w:firstRow="1" w:lastRow="0" w:firstColumn="1" w:lastColumn="0" w:noHBand="0" w:noVBand="1"/>
-      </w:tblPr>
-      <w:tblGrid>
-        <w:gridCol/>
-        <w:gridCol/>
-        <w:gridCol/>
-      </w:tblGrid>
-      <w:tr>
-        <w:tc>
-          <w:tcPr>
-            <w:tcW w:w="0" w:type="auto"/>
-            <w:shd w:val="clear" w:color="FFFFFF" w:fill="4472C4"/>
-          </w:tcPr>
-          <w:p>
-            <w:r>
-              <w:t>Quarter</w:t>
-            </w:r>
-          </w:p>
-        </w:tc>
-        <w:tc>
-          <w:tcPr>
-            <w:tcW w:w="0" w:type="auto"/>
-            <w:shd w:val="clear" w:color="FFFFFF" w:fill="4472C4"/>
-          </w:tcPr>
-          <w:p>
-            <w:r>
-              <w:t>Revenue</w:t>
-            </w:r>
-          </w:p>
-        </w:tc>
-        <w:tc>
-          <w:tcPr>
-            <w:tcW w:w="0" w:type="auto"/>
-            <w:shd w:val="clear" w:color="FFFFFF" w:fill="4472C4"/>
-          </w:tcPr>
-          <w:p>
-            <w:r>
-              <w:t>Growth</w:t>
-            </w:r>
-          </w:p>
-        </w:tc>
-      </w:tr>
-      <w:tr>
-        <w:tc>
-          <w:tcPr>
-            <w:tcW w:w="0" w:type="auto"/>
-          </w:tcPr>
-          <w:p>
-            <w:r>
-              <w:t>Q1</w:t>
-            </w:r>
-          </w:p>
-        </w:tc>
-        <w:tc>
-          <w:tcPr>
-            <w:tcW w:w="0" w:type="auto"/>
-          </w:tcPr>
-          <w:p>
-            <w:r>
-              <w:t>$1,200,000</w:t>
-            </w:r>
-          </w:p>
-        </w:tc>
-        <w:tc>
-          <w:tcPr>
-            <w:tcW w:w="0" w:type="auto"/>
-          </w:tcPr>
-          <w:p>
-            <w:r>
-              <w:t>+12%</w:t>
-            </w:r>
-          </w:p>
-        </w:tc>
-      </w:tr>
-      <w:tr>
-        <w:tc>
-          <w:tcPr>
-            <w:tcW w:w="0" w:type="auto"/>
-          </w:tcPr>
-          <w:p>
-            <w:r>
-              <w:t>Q2</w:t>
-            </w:r>
-          </w:p>
-        </w:tc>
-        <w:tc>
-          <w:tcPr>
-            <w:tcW w:w="0" w:type="auto"/>
-          </w:tcPr>
-          <w:p>
-            <w:r>
-              <w:t>$1,450,000</w:t>
-            </w:r>
-          </w:p>
-        </w:tc>
-        <w:tc>
-          <w:tcPr>
-            <w:tcW w:w="0" w:type="auto"/>
-          </w:tcPr>
-          <w:p>
-            <w:r>
-              <w:t>+20.8%</w:t>
-            </w:r>
-          </w:p>
-        </w:tc>
-      </w:tr>
-      <w:tr>
-        <w:tc>
-          <w:tcPr>
-            <w:tcW w:w="0" w:type="auto"/>
-          </w:tcPr>
-          <w:p>
-            <w:r>
-              <w:t>Q3</w:t>
-            </w:r>
-          </w:p>
-        </w:tc>
-        <w:tc>
-          <w:tcPr>
-            <w:tcW w:w="0" w:type="auto"/>
-          </w:tcPr>
-          <w:p>
-            <w:r>
-              <w:t>$1,380,000</w:t>
-            </w:r>
-          </w:p>
-        </w:tc>
-        <w:tc>
-          <w:tcPr>
-            <w:tcW w:w="0" w:type="auto"/>
-          </w:tcPr>
-          <w:p>
-            <w:r>
-              <w:t>-4.8%</w:t>
-            </w:r>
-          </w:p>
-        </w:tc>
-      </w:tr>
-      <w:tr>
-        <w:tc>
-          <w:tcPr>
-            <w:tcW w:w="0" w:type="auto"/>
-          </w:tcPr>
-          <w:p>
-            <w:r>
-              <w:t>Q4</w:t>
-            </w:r>
-          </w:p>
-        </w:tc>
-        <w:tc>
-          <w:tcPr>
-            <w:tcW w:w="0" w:type="auto"/>
-          </w:tcPr>
-          <w:p>
-            <w:r>
-              <w:t>$1,620,000</w:t>
-            </w:r>
-          </w:p>
-        </w:tc>
-        <w:tc>
-          <w:tcPr>
-            <w:tcW w:w="0" w:type="auto"/>
-          </w:tcPr>
-          <w:p>
-            <w:r>
-              <w:t>+17.4%</w:t>
-            </w:r>
-          </w:p>
-        </w:tc>
-      </w:tr>
-    </w:tbl>
-    <w:sectPr>
-      <w:headerReference w:type="default" r:id="rIdHeader1"/>
-      <w:footerReference w:type="default" r:id="rIdFooter1"/>
-      <w:pgSz w:w="12240" w:h="15840"/>
-      <w:pgMar w:top="1440" w:bottom="1440" w:left="1440" w:right="1440" w:header="720" w:footer="720" w:gutter="0"/>
-      <w:cols w:space="720"/>
-      <w:docGrid w:linePitch="360"/>
-    </w:sectPr>
-  </w:body>
-</w:document>
+<file path=word/document.xml><?xml version="1.0" encoding="UTF-8" standalone="yes"?>
+<w:document xmlns:w="http://schemas.openxmlformats.org/wordprocessingml/2006/main" xmlns:wpc="http://schemas.microsoft.com/office/word/2010/wordprocessingCanvas" xmlns:cx="http://schemas.microsoft.com/office/drawing/2014/chartex" xmlns:cx1="http://schemas.microsoft.com/office/drawing/2015/9/8/chartex" xmlns:cx2="http://schemas.microsoft.com/office/drawing/2015/10/21/chartex" xmlns:cx3="http://schemas.microsoft.com/office/drawing/2016/5/9/chartex" xmlns:cx4="http://schemas.microsoft.com/office/drawing/2016/5/10/chartex" xmlns:cx5="http://schemas.microsoft.com/office/drawing/2016/5/11/chartex" xmlns:cx6="http://schemas.microsoft.com/office/drawing/2016/5/12/chartex" xmlns:cx7="http://schemas.microsoft.com/office/drawing/2016/5/13/chartex" xmlns:cx8="http://schemas.microsoft.com/office/drawing/2016/5/14/chartex" xmlns:mc="http://schemas.openxmlformats.org/markup-compatibility/2006" xmlns:aink="http://schemas.microsoft.com/office/drawing/2016/ink" xmlns:am3d="http://schemas.microsoft.com/office/drawing/2017/model3d" xmlns:o="urn:schemas-microsoft-com:office:office" xmlns:oel="http://schemas.microsoft.com/office/2019/extlst" xmlns:r="http://schemas.openxmlformats.org/officeDocument/2006/relationships" xmlns:m="http://schemas.openxmlformats.org/officeDocument/2006/math" xmlns:v="urn:schemas-microsoft-com:vml" xmlns:wp14="http://schemas.microsoft.com/office/word/2010/wordprocessingDrawing" xmlns:wp="http://schemas.openxmlformats.org/drawingml/2006/wordprocessingDrawing" xmlns:w10="urn:schemas-microsoft-com:office:word" xmlns:w14="http://schemas.microsoft.com/office/word/2010/wordml" xmlns:w15="http://schemas.microsoft.com/office/word/2012/wordml" xmlns:w16cex="http://schemas.microsoft.com/office/word/2018/wordml/cex" xmlns:w16cid="http://schemas.microsoft.com/office/word/2016/wordml/cid" xmlns:w16="http://schemas.microsoft.com/office/word/2018/wordml" xmlns:w16du="http://schemas.microsoft.com/office/word/2023/wordml/word16du" xmlns:w16sdtdh="http://schemas.microsoft.com/office/word/2020/wordml/sdtdatahash" xmlns:w16sdtfl="http://schemas.microsoft.com/office/word/2024/wordml/sdtformatlock" xmlns:w16se="http://schemas.microsoft.com/office/word/2015/wordml/symex" xmlns:wpg="http://schemas.microsoft.com/office/word/2010/wordprocessingGroup" xmlns:wpi="http://schemas.microsoft.com/office/word/2010/wordprocessingInk" xmlns:wne="http://schemas.microsoft.com/office/word/2006/wordml" xmlns:wps="http://schemas.microsoft.com/office/word/2010/wordprocessingShape" mc:Ignorable="w14 w15 w16 w16cex w16cid w16du w16sdtdh w16sdtfl w16se wp14"><w:body><w:p><w:pPr/><w:r><w:t>Complete Document</w:t></w:r></w:p><w:p><w:r><w:t>Generated with Uniword Builder API</w:t></w:r></w:p><w:p><w:r><w:t>March 2026</w:t></w:r></w:p><w:p><w:r><w:br w:type="page"/></w:r></w:p><w:p><w:r><w:t>Table of Contents</w:t></w:r></w:p><w:p><w:fldChar w:fldCharType="begin"/><w:fldChar w:fldCharType="separate"/><w:fldChar w:fldCharType="end"/><w:instrText><w:text> TOC \o "1-3" \h \z \u </w:text></w:instrText></w:p><w:p><w:r><w:br w:type="page"/></w:r></w:p><w:p><w:pPr><w:pStyle w:val="Heading1"/></w:pPr><w:r><w:t>1. Introduction</w:t></w:r></w:p><w:p><w:r><w:t>This document demonstrates the complete Uniword Builder API, including headers, footers, tables, charts, bibliography, hyperlinks, and multiple sections.</w:t></w:r></w:p><w:p><w:r><w:t>The Uniword library provides a comprehensive Ruby API for creating and manipulating OOXML (Office Open XML) documents.</w:t></w:r></w:p><w:p><w:pPr><w:numPr><w:ilvl w:val="0"/><w:numId w:val="1"/></w:numPr></w:pPr><w:r><w:t>Paragraph and text formatting</w:t></w:r></w:p><w:p><w:pPr><w:numPr><w:ilvl w:val="0"/><w:numId w:val="1"/></w:numPr></w:pPr><w:r><w:t>Tables with styled cells</w:t></w:r></w:p><w:p><w:pPr><w:numPr><w:ilvl w:val="0"/><w:numId w:val="1"/></w:numPr></w:pPr><w:r><w:t>Charts (bar, line, pie)</w:t></w:r></w:p><w:p><w:pPr><w:numPr><w:ilvl w:val="0"/><w:numId w:val="1"/></w:numPr></w:pPr><w:r><w:t>bibliography and citations</w:t></w:r></w:p><w:p><w:pPr><w:numPr><w:ilvl w:val="0"/><w:numId w:val="1"/></w:numPr></w:pPr><w:r><w:t>Headers and footers</w:t></w:r></w:p><w:p><w:pPr><w:numPr><w:ilvl w:val="0"/><w:numId w:val="1"/></w:numPr></w:pPr><w:r><w:t>Table of contents</w:t></w:r></w:p><w:p><w:r><w:br w:type="page"/></w:r></w:p><w:p><w:pPr><w:pStyle w:val="Heading1"/></w:pPr><w:r><w:t>2. Data Analysis</w:t></w:r></w:p><w:p><w:pPr><w:pStyle w:val="Heading2"/></w:pPr><w:r><w:t>2.1 Sales Performance</w:t></w:r></w:p><w:p><w:r><w:t>The following table shows quarterly sales data:</w:t></w:r></w:p><w:p><w:pPr><w:pStyle w:val="Heading2"/></w:pPr><w:r><w:t>2.2 Revenue Chart</w:t></w:r></w:p><w:p><w:r><w:drawing><wp:inline><wp:extent wp:cx="5486400" wp:cy="3200400"/><wp:effectExtent/><wp:docPr wp:id="347343784" wp:name="Chart bar"/><graphic xmlns="http://schemas.openxmlformats.org/drawingml/2006/main"><graphicData uri="http://schemas.openxmlformats.org/drawingml/2006/chart"><chart xmlns="http://schemas.openxmlformats.org/drawingml/2006/chart" c:id="rIdChart1"/></graphicData></graphic></wp:inline></w:drawing></w:r></w:p><w:p><w:pPr><w:pStyle w:val="Heading2"/></w:pPr><w:r><w:t>2.3 Trend Analysis</w:t></w:r></w:p><w:p><w:r><w:drawing><wp:inline><wp:extent wp:cx="5486400" wp:cy="3200400"/><wp:effectExtent/><wp:docPr wp:id="263562126" wp:name="Chart line"/><graphic xmlns="http://schemas.openxmlformats.org/drawingml/2006/main"><graphicData uri="http://schemas.openxmlformats.org/drawingml/2006/chart"><chart xmlns="http://schemas.openxmlformats.org/drawingml/2006/chart" c:id="rIdChart2"/></graphicData></graphic></wp:inline></w:drawing></w:r></w:p><w:p><w:r><w:br w:type="page"/></w:r></w:p><w:p><w:pPr><w:pStyle w:val="Heading1"/></w:pPr><w:r><w:t>3. References</w:t></w:r></w:p><w:p><w:r><w:t>This document references the following sources:</w:t></w:r></w:p><w:p><w:sdt><w:sdtPr><w:id w:val="1"/><w:bibliography/><w:docPartObj><w:docPartGallery w:val="Bibliographies"/><w:docPartUnique/></w:docPartObj></w:sdtPr></w:sdt></w:p><w:tbl><w:tblPr><w:tblW w:w="0" w:type="auto"/><w:tblLook w:val="04A0" w:firstRow="1" w:lastRow="0" w:firstColumn="1" w:lastColumn="0" w:noHBand="0" w:noVBand="1"/></w:tblPr><w:tblGrid><w:gridCol/><w:gridCol/><w:gridCol/></w:tblGrid><w:tr><w:tc><w:tcPr><w:tcW w:w="0" w:type="auto"/><w:shd w:val="clear" w:color="FFFFFF" w:fill="4472C4"/></w:tcPr><w:p><w:r><w:t>Quarter</w:t></w:r></w:p></w:tc><w:tc><w:tcPr><w:tcW w:w="0" w:type="auto"/><w:shd w:val="clear" w:color="FFFFFF" w:fill="4472C4"/></w:tcPr><w:p><w:r><w:t>Revenue</w:t></w:r></w:p></w:tc><w:tc><w:tcPr><w:tcW w:w="0" w:type="auto"/><w:shd w:val="clear" w:color="FFFFFF" w:fill="4472C4"/></w:tcPr><w:p><w:r><w:t>Growth</w:t></w:r></w:p></w:tc></w:tr><w:tr><w:tc><w:tcPr><w:tcW w:w="0" w:type="auto"/></w:tcPr><w:p><w:r><w:t>Q1</w:t></w:r></w:p></w:tc><w:tc><w:tcPr><w:tcW w:w="0" w:type="auto"/></w:tcPr><w:p><w:r><w:t>$1,200,000</w:t></w:r></w:p></w:tc><w:tc><w:tcPr><w:tcW w:w="0" w:type="auto"/></w:tcPr><w:p><w:r><w:t>+12%</w:t></w:r></w:p></w:tc></w:tr><w:tr><w:tc><w:tcPr><w:tcW w:w="0" w:type="auto"/></w:tcPr><w:p><w:r><w:t>Q2</w:t></w:r></w:p></w:tc><w:tc><w:tcPr><w:tcW w:w="0" w:type="auto"/></w:tcPr><w:p><w:r><w:t>$1,450,000</w:t></w:r></w:p></w:tc><w:tc><w:tcPr><w:tcW w:w="0" w:type="auto"/></w:tcPr><w:p><w:r><w:t>+20.8%</w:t></w:r></w:p></w:tc></w:tr><w:tr><w:tc><w:tcPr><w:tcW w:w="0" w:type="auto"/></w:tcPr><w:p><w:r><w:t>Q3</w:t></w:r></w:p></w:tc><w:tc><w:tcPr><w:tcW w:w="0" w:type="auto"/></w:tcPr><w:p><w:r><w:t>$1,380,000</w:t></w:r></w:p></w:tc><w:tc><w:tcPr><w:tcW w:w="0" w:type="auto"/></w:tcPr><w:p><w:r><w:t>-4.8%</w:t></w:r></w:p></w:tc></w:tr><w:tr><w:tc><w:tcPr><w:tcW w:w="0" w:type="auto"/></w:tcPr><w:p><w:r><w:t>Q4</w:t></w:r></w:p></w:tc><w:tc><w:tcPr><w:tcW w:w="0" w:type="auto"/></w:tcPr><w:p><w:r><w:t>$1,620,000</w:t></w:r></w:p></w:tc><w:tc><w:tcPr><w:tcW w:w="0" w:type="auto"/></w:tcPr><w:p><w:r><w:t>+17.4%</w:t></w:r></w:p></w:tc></w:tr></w:tbl><w:sectPr><w:headerReference w:type="default" r:id="rId7"/><w:footerReference w:type="default" r:id="rId8"/><w:pgSz w:w="12240" w:h="15840"/><w:pgMar w:top="1440" w:bottom="1440" w:left="1440" w:right="1440" w:header="720" w:footer="720" w:gutter="0"/><w:cols w:space="720"/><w:docGrid w:linePitch="360"/></w:sectPr></w:body></w:document>
 </file>
 
 <file path=word/footer1.xml><?xml version="1.0" encoding="utf-8"?>
-<w:ftr xmlns:w="http://schemas.openxmlformats.org/wordprocessingml/2006/main" xmlns:wpc="http://schemas.microsoft.com/office/word/2010/wordprocessingCanvas" xmlns:cx="http://schemas.microsoft.com/office/drawing/2014/chartex" xmlns:cx1="http://schemas.microsoft.com/office/drawing/2015/9/8/chartex" xmlns:cx2="http://schemas.microsoft.com/office/drawing/2015/10/21/chartex" xmlns:cx3="http://schemas.microsoft.com/office/drawing/2016/5/9/chartex" xmlns:cx4="http://schemas.microsoft.com/office/drawing/2016/5/10/chartex" xmlns:cx5="http://schemas.microsoft.com/office/drawing/2016/5/11/chartex" xmlns:cx6="http://schemas.microsoft.com/office/drawing/2016/5/12/chartex" xmlns:cx7="http://schemas.microsoft.com/office/drawing/2016/5/13/chartex" xmlns:cx8="http://schemas.microsoft.com/office/drawing/2016/5/14/chartex" xmlns:mc="http://schemas.openxmlformats.org/markup-compatibility/2006" xmlns:aink="http://schemas.microsoft.com/office/drawing/2016/ink" xmlns:am3d="http://schemas.microsoft.com/office/drawing/2017/model3d" xmlns:o="urn:schemas-microsoft-com:office:office" xmlns:oel="http://schemas.microsoft.com/office/2019/extlst" xmlns:r="http://schemas.openxmlformats.org/officeDocument/2006/relationships" xmlns:m="http://schemas.openxmlformats.org/officeDocument/2006/math" xmlns:v="urn:schemas-microsoft-com:vml" xmlns:wp14="http://schemas.microsoft.com/office/word/2010/wordprocessingDrawing" xmlns:wp="http://schemas.openxmlformats.org/drawingml/2006/wordprocessingDrawing" xmlns:w10="urn:schemas-microsoft-com:office:word" xmlns:w14="http://schemas.microsoft.com/office/word/2010/wordml" xmlns:w15="http://schemas.microsoft.com/office/word/2012/wordml" xmlns:w16cex="http://schemas.microsoft.com/office/word/2018/wordml/cex" xmlns:w16cid="http://schemas.microsoft.com/office/word/2016/wordml/cid" xmlns:w16="http://schemas.microsoft.com/office/word/2018/wordml" xmlns:w16du="http://schemas.microsoft.com/office/word/2023/wordml/word16du" xmlns:w16sdtdh="http://schemas.microsoft.com/office/word/2020/wordml/sdtdatahash" xmlns:w16sdtfl="http://schemas.microsoft.com/office/word/2024/wordml/sdtformatlock" xmlns:w16se="http://schemas.microsoft.com/office/word/2015/wordml/symex" xmlns:wpg="http://schemas.microsoft.com/office/word/2010/wordprocessingGroup" xmlns:wpi="http://schemas.microsoft.com/office/word/2010/wordprocessingInk" xmlns:wne="http://schemas.microsoft.com/office/word/2006/wordml" xmlns:wps="http://schemas.microsoft.com/office/word/2010/wordprocessingShape" mc:Ignorable="w14 w15 w16se w16cid w16 w16cex w16du w16sdtdh w16sdtfl wp14">
+<w:ftr xmlns:w="http://schemas.openxmlformats.org/wordprocessingml/2006/main" xmlns:wpc="http://schemas.microsoft.com/office/word/2010/wordprocessingCanvas" xmlns:cx="http://schemas.microsoft.com/office/drawing/2014/chartex" xmlns:cx1="http://schemas.microsoft.com/office/drawing/2015/9/8/chartex" xmlns:cx2="http://schemas.microsoft.com/office/drawing/2015/10/21/chartex" xmlns:cx3="http://schemas.microsoft.com/office/drawing/2016/5/9/chartex" xmlns:cx4="http://schemas.microsoft.com/office/drawing/2016/5/10/chartex" xmlns:cx5="http://schemas.microsoft.com/office/drawing/2016/5/11/chartex" xmlns:cx6="http://schemas.microsoft.com/office/drawing/2016/5/12/chartex" xmlns:cx7="http://schemas.microsoft.com/office/drawing/2016/5/13/chartex" xmlns:cx8="http://schemas.microsoft.com/office/drawing/2016/5/14/chartex" xmlns:mc="http://schemas.openxmlformats.org/markup-compatibility/2006" xmlns:aink="http://schemas.microsoft.com/office/drawing/2016/ink" xmlns:am3d="http://schemas.microsoft.com/office/drawing/2017/model3d" xmlns:o="urn:schemas-microsoft-com:office:office" xmlns:oel="http://schemas.microsoft.com/office/2019/extlst" xmlns:r="http://schemas.openxmlformats.org/officeDocument/2006/relationships" xmlns:m="http://schemas.openxmlformats.org/officeDocument/2006/math" xmlns:v="urn:schemas-microsoft-com:vml" xmlns:wp14="http://schemas.microsoft.com/office/word/2010/wordprocessingDrawing" xmlns:wp="http://schemas.openxmlformats.org/drawingml/2006/wordprocessingDrawing" xmlns:w10="urn:schemas-microsoft-com:office:word" xmlns:w14="http://schemas.microsoft.com/office/word/2010/wordml" xmlns:w15="http://schemas.microsoft.com/office/word/2012/wordml" xmlns:w16cex="http://schemas.microsoft.com/office/word/2018/wordml/cex" xmlns:w16cid="http://schemas.microsoft.com/office/word/2016/wordml/cid" xmlns:w16="http://schemas.microsoft.com/office/word/2018/wordml" xmlns:w16du="http://schemas.microsoft.com/office/word/2023/wordml/word16du" xmlns:w16sdtdh="http://schemas.microsoft.com/office/word/2020/wordml/sdtdatahash" xmlns:w16sdtfl="http://schemas.microsoft.com/office/word/2024/wordml/sdtformatlock" xmlns:w16se="http://schemas.microsoft.com/office/word/2015/wordml/symex" xmlns:wpg="http://schemas.microsoft.com/office/word/2010/wordprocessingGroup" xmlns:wpi="http://schemas.microsoft.com/office/word/2010/wordprocessingInk" xmlns:wne="http://schemas.microsoft.com/office/word/2006/wordml" xmlns:wps="http://schemas.microsoft.com/office/word/2010/wordprocessingShape" mc:Ignorable="w14 w15 w16 w16cex w16cid w16du w16sdtdh w16sdtfl w16se wp14">
   <w:p>
     <w:r>
       <w:t xml:space="preserve">Page </w:t>
@@ -458,7 +35,7 @@
 </file>
 
 <file path=word/header1.xml><?xml version="1.0" encoding="utf-8"?>
-<w:hdr xmlns:w="http://schemas.openxmlformats.org/wordprocessingml/2006/main" xmlns:wpc="http://schemas.microsoft.com/office/word/2010/wordprocessingCanvas" xmlns:cx="http://schemas.microsoft.com/office/drawing/2014/chartex" xmlns:cx1="http://schemas.microsoft.com/office/drawing/2015/9/8/chartex" xmlns:cx2="http://schemas.microsoft.com/office/drawing/2015/10/21/chartex" xmlns:cx3="http://schemas.microsoft.com/office/drawing/2016/5/9/chartex" xmlns:cx4="http://schemas.microsoft.com/office/drawing/2016/5/10/chartex" xmlns:cx5="http://schemas.microsoft.com/office/drawing/2016/5/11/chartex" xmlns:cx6="http://schemas.microsoft.com/office/drawing/2016/5/12/chartex" xmlns:cx7="http://schemas.microsoft.com/office/drawing/2016/5/13/chartex" xmlns:cx8="http://schemas.microsoft.com/office/drawing/2016/5/14/chartex" xmlns:mc="http://schemas.openxmlformats.org/markup-compatibility/2006" xmlns:aink="http://schemas.microsoft.com/office/drawing/2016/ink" xmlns:am3d="http://schemas.microsoft.com/office/drawing/2017/model3d" xmlns:o="urn:schemas-microsoft-com:office:office" xmlns:oel="http://schemas.microsoft.com/office/2019/extlst" xmlns:r="http://schemas.openxmlformats.org/officeDocument/2006/relationships" xmlns:m="http://schemas.openxmlformats.org/officeDocument/2006/math" xmlns:v="urn:schemas-microsoft-com:vml" xmlns:wp14="http://schemas.microsoft.com/office/word/2010/wordprocessingDrawing" xmlns:wp="http://schemas.openxmlformats.org/drawingml/2006/wordprocessingDrawing" xmlns:w10="urn:schemas-microsoft-com:office:word" xmlns:w14="http://schemas.microsoft.com/office/word/2010/wordml" xmlns:w15="http://schemas.microsoft.com/office/word/2012/wordml" xmlns:w16cex="http://schemas.microsoft.com/office/word/2018/wordml/cex" xmlns:w16cid="http://schemas.microsoft.com/office/word/2016/wordml/cid" xmlns:w16="http://schemas.microsoft.com/office/word/2018/wordml" xmlns:w16du="http://schemas.microsoft.com/office/word/2023/wordml/word16du" xmlns:w16sdtdh="http://schemas.microsoft.com/office/word/2020/wordml/sdtdatahash" xmlns:w16sdtfl="http://schemas.microsoft.com/office/word/2024/wordml/sdtformatlock" xmlns:w16se="http://schemas.microsoft.com/office/word/2015/wordml/symex" xmlns:wpg="http://schemas.microsoft.com/office/word/2010/wordprocessingGroup" xmlns:wpi="http://schemas.microsoft.com/office/word/2010/wordprocessingInk" xmlns:wne="http://schemas.microsoft.com/office/word/2006/wordml" xmlns:wps="http://schemas.microsoft.com/office/word/2010/wordprocessingShape" mc:Ignorable="w14 w15 w16se w16cid w16 w16cex w16du w16sdtdh w16sdtfl wp14">
+<w:hdr xmlns:w="http://schemas.openxmlformats.org/wordprocessingml/2006/main" xmlns:wpc="http://schemas.microsoft.com/office/word/2010/wordprocessingCanvas" xmlns:cx="http://schemas.microsoft.com/office/drawing/2014/chartex" xmlns:cx1="http://schemas.microsoft.com/office/drawing/2015/9/8/chartex" xmlns:cx2="http://schemas.microsoft.com/office/drawing/2015/10/21/chartex" xmlns:cx3="http://schemas.microsoft.com/office/drawing/2016/5/9/chartex" xmlns:cx4="http://schemas.microsoft.com/office/drawing/2016/5/10/chartex" xmlns:cx5="http://schemas.microsoft.com/office/drawing/2016/5/11/chartex" xmlns:cx6="http://schemas.microsoft.com/office/drawing/2016/5/12/chartex" xmlns:cx7="http://schemas.microsoft.com/office/drawing/2016/5/13/chartex" xmlns:cx8="http://schemas.microsoft.com/office/drawing/2016/5/14/chartex" xmlns:mc="http://schemas.openxmlformats.org/markup-compatibility/2006" xmlns:aink="http://schemas.microsoft.com/office/drawing/2016/ink" xmlns:am3d="http://schemas.microsoft.com/office/drawing/2017/model3d" xmlns:o="urn:schemas-microsoft-com:office:office" xmlns:oel="http://schemas.microsoft.com/office/2019/extlst" xmlns:r="http://schemas.openxmlformats.org/officeDocument/2006/relationships" xmlns:m="http://schemas.openxmlformats.org/officeDocument/2006/math" xmlns:v="urn:schemas-microsoft-com:vml" xmlns:wp14="http://schemas.microsoft.com/office/word/2010/wordprocessingDrawing" xmlns:wp="http://schemas.openxmlformats.org/drawingml/2006/wordprocessingDrawing" xmlns:w10="urn:schemas-microsoft-com:office:word" xmlns:w14="http://schemas.microsoft.com/office/word/2010/wordml" xmlns:w15="http://schemas.microsoft.com/office/word/2012/wordml" xmlns:w16cex="http://schemas.microsoft.com/office/word/2018/wordml/cex" xmlns:w16cid="http://schemas.microsoft.com/office/word/2016/wordml/cid" xmlns:w16="http://schemas.microsoft.com/office/word/2018/wordml" xmlns:w16du="http://schemas.microsoft.com/office/word/2023/wordml/word16du" xmlns:w16sdtdh="http://schemas.microsoft.com/office/word/2020/wordml/sdtdatahash" xmlns:w16sdtfl="http://schemas.microsoft.com/office/word/2024/wordml/sdtformatlock" xmlns:w16se="http://schemas.microsoft.com/office/word/2015/wordml/symex" xmlns:wpg="http://schemas.microsoft.com/office/word/2010/wordprocessingGroup" xmlns:wpi="http://schemas.microsoft.com/office/word/2010/wordprocessingInk" xmlns:wne="http://schemas.microsoft.com/office/word/2006/wordml" xmlns:wps="http://schemas.microsoft.com/office/word/2010/wordprocessingShape" mc:Ignorable="w14 w15 w16 w16cex w16cid w16du w16sdtdh w16sdtfl w16se wp14">
   <w:p>
     <w:r>
       <w:rPr>
@@ -481,7 +58,7 @@
 </file>
 
 <file path=word/numbering.xml><?xml version="1.0" encoding="utf-8"?>
-<w:numbering xmlns:w="http://schemas.openxmlformats.org/wordprocessingml/2006/main" xmlns:mc="http://schemas.openxmlformats.org/markup-compatibility/2006" xmlns:w14="http://schemas.microsoft.com/office/word/2010/wordml" xmlns:w15="http://schemas.microsoft.com/office/word/2012/wordml" xmlns:w16se="http://schemas.microsoft.com/office/word/2015/wordml/symex" xmlns:w16cid="http://schemas.microsoft.com/office/word/2016/wordml/cid" xmlns:w16="http://schemas.microsoft.com/office/word/2018/wordml" xmlns:w16cex="http://schemas.microsoft.com/office/word/2018/wordml/cex" xmlns:w16sdtdh="http://schemas.microsoft.com/office/word/2020/wordml/sdtdatahash" xmlns:w16sdtfl="http://schemas.microsoft.com/office/word/2024/wordml/sdtformatlock" xmlns:w16du="http://schemas.microsoft.com/office/word/2023/wordml/word16du" xmlns:wp14="http://schemas.microsoft.com/office/word/2010/wordprocessingDrawing">
+<w:numbering xmlns:w="http://schemas.openxmlformats.org/wordprocessingml/2006/main" xmlns:mc="http://schemas.openxmlformats.org/markup-compatibility/2006" xmlns:w14="http://schemas.microsoft.com/office/word/2010/wordml" xmlns:w15="http://schemas.microsoft.com/office/word/2012/wordml" xmlns:w16se="http://schemas.microsoft.com/office/word/2015/wordml/symex" xmlns:w16cid="http://schemas.microsoft.com/office/word/2016/wordml/cid" xmlns:w16="http://schemas.microsoft.com/office/word/2018/wordml" xmlns:w16cex="http://schemas.microsoft.com/office/word/2018/wordml/cex" xmlns:w16sdtdh="http://schemas.microsoft.com/office/word/2020/wordml/sdtdatahash" xmlns:w16sdtfl="http://schemas.microsoft.com/office/word/2024/wordml/sdtformatlock" xmlns:w16du="http://schemas.microsoft.com/office/word/2023/wordml/word16du" xmlns:wp14="http://schemas.microsoft.com/office/word/2010/wordprocessingDrawing" mc:Ignorable="w14 w15 w16 w16cex w16cid w16du w16sdtdh w16sdtfl w16se wp14">
   <w:abstractNum w:abstractNumId="0">
     <w:lvl w:ilvl="0">
       <w:start w:val="1"/>
@@ -538,88 +115,18 @@
       <w:ind w:left="6480" w:hanging="360"/>
     </w:lvl>
   </w:abstractNum>
-  <w:num w:numId="1" w16cid:durableId="112397614">
+  <w:num w:numId="1" w16cid:durableId="706186813">
     <w:abstractNumId w:val="0"/>
   </w:num>
 </w:numbering>
 </file>
 
-<file path=word/sources.xml><?xml version="1.0" encoding="UTF-8" standalone="yes"?>
-<Sources xmlns="http://schemas.openxmlformats.org/officeDocument/2006/bibliography" b:SelectedStyle="APA">
-  <Source>
-    <SourceType>Book</SourceType>
-    <Tag>Smith2024</Tag>
-    <Author>
-      <NameList>
-        <Person>
-          <First>John</First>
-          <Last>Smith</Last>
-        </Person>
-        <Person>
-          <First>Jane</First>
-          <Last>Doe</Last>
-        </Person>
-      </NameList>
-    </Author>
-    <Title>Data Analysis best Practices</Title>
-    <Year>2024</Year>
-    <Publisher>Academic Press</Publisher>
-    <City>New York</City>
-    <RefOrder>1</RefOrder>
-  </Source>
-  <Source>
-    <SourceType>JournalArticle</SourceType>
-    <Tag>Johnson2023</Tag>
-    <Author>
-      <NameList>
-        <Person>
-          <First>Robert</First>
-          <Last>Johnson</Last>
-        </Person>
-      </NameList>
-    </Author>
-    <Title>Modern Sales Techniques</Title>
-    <Year>2023</Year>
-    <Publisher>Harvard business Review</Publisher>
-    <Pages>45-60</Pages>
-    <Volume>101</Volume>
-    <Issue>3</Issue>
-    <RefOrder>2</RefOrder>
-  </Source>
-  <Source>
-    <SourceType>InternetSite</SourceType>
-    <Tag>OOXML2024</Tag>
-    <Title>Office Open XML Specification</Title>
-    <Year>2024</Year>
-    <URL>https://www.ecma-international.org/publications-and-standards/standards/ecma-376/</URL>
-    <RefOrder>3</RefOrder>
-  </Source>
-  <Source>
-    <SourceType>ConferenceProceedings</SourceType>
-    <Tag>Lee2023</Tag>
-    <Author>
-      <NameList>
-        <Person>
-          <First>Sarah</First>
-          <Last>Lee</Last>
-        </Person>
-        <Person>
-          <First>Michael</First>
-          <Last>Chen</Last>
-        </Person>
-      </NameList>
-    </Author>
-    <Title>Machine Learning for Sales Forecasting</Title>
-    <Year>2023</Year>
-    <Publisher>NeurIPS Conference</Publisher>
-    <City>New Orleans</City>
-    <RefOrder>4</RefOrder>
-  </Source>
-</Sources>
+<file path=word/sources.xml><?xml version="1.0" encoding="UTF-8" standalone="yes"?>
+<Sources xmlns="http://schemas.openxmlformats.org/officeDocument/2006/bibliography" b:SelectedStyle="APA"><Source><SourceType>Book</SourceType><Tag>Smith2024</Tag><Author><NameList><Person><First>John</First><Last>Smith</Last></Person><Person><First>Jane</First><Last>Doe</Last></Person></NameList></Author><Title>Data Analysis best Practices</Title><Year>2024</Year><Publisher>Academic Press</Publisher><City>New York</City><RefOrder>1</RefOrder></Source><Source><SourceType>JournalArticle</SourceType><Tag>Johnson2023</Tag><Author><NameList><Person><First>Robert</First><Last>Johnson</Last></Person></NameList></Author><Title>Modern Sales Techniques</Title><Year>2023</Year><Publisher>Harvard business Review</Publisher><Pages>45-60</Pages><Volume>101</Volume><Issue>3</Issue><RefOrder>2</RefOrder></Source><Source><SourceType>InternetSite</SourceType><Tag>OOXML2024</Tag><Title>Office Open XML Specification</Title><Year>2024</Year><URL>https://www.ecma-international.org/publications-and-standards/standards/ecma-376/</URL><RefOrder>3</RefOrder></Source><Source><SourceType>ConferenceProceedings</SourceType><Tag>Lee2023</Tag><Author><NameList><Person><First>Sarah</First><Last>Lee</Last></Person><Person><First>Michael</First><Last>Chen</Last></Person></NameList></Author><Title>Machine Learning for Sales Forecasting</Title><Year>2023</Year><Publisher>NeurIPS Conference</Publisher><City>New Orleans</City><RefOrder>4</RefOrder></Source></Sources>
 </file>
 
 <file path=word/styles.xml><?xml version="1.0" encoding="utf-8"?>
-<w:styles xmlns:w="http://schemas.openxmlformats.org/wordprocessingml/2006/main" xmlns:mc="http://schemas.openxmlformats.org/markup-compatibility/2006" xmlns:r="http://schemas.openxmlformats.org/officeDocument/2006/relationships" xmlns:w14="http://schemas.microsoft.com/office/word/2010/wordml" xmlns:w15="http://schemas.microsoft.com/office/word/2012/wordml" xmlns:wp14="http://schemas.microsoft.com/office/word/2010/wordprocessingDrawing" xmlns:w16cex="http://schemas.microsoft.com/office/word/2018/wordml/cex" xmlns:w16cid="http://schemas.microsoft.com/office/word/2016/wordml/cid" xmlns:w16="http://schemas.microsoft.com/office/word/2018/wordml" xmlns:w16du="http://schemas.microsoft.com/office/word/2023/wordml/word16du" xmlns:w16sdtdh="http://schemas.microsoft.com/office/word/2020/wordml/sdtdatahash" xmlns:w16sdtfl="http://schemas.microsoft.com/office/word/2024/wordml/sdtformatlock" xmlns:w16se="http://schemas.microsoft.com/office/word/2015/wordml/symex" mc:Ignorable="w14 w15 w16se w16cid w16 w16cex w16du w16sdtdh w16sdtfl">
+<w:styles xmlns:w="http://schemas.openxmlformats.org/wordprocessingml/2006/main" xmlns:mc="http://schemas.openxmlformats.org/markup-compatibility/2006" xmlns:r="http://schemas.openxmlformats.org/officeDocument/2006/relationships" xmlns:w14="http://schemas.microsoft.com/office/word/2010/wordml" xmlns:w15="http://schemas.microsoft.com/office/word/2012/wordml" xmlns:wp14="http://schemas.microsoft.com/office/word/2010/wordprocessingDrawing" xmlns:w16cex="http://schemas.microsoft.com/office/word/2018/wordml/cex" xmlns:w16cid="http://schemas.microsoft.com/office/word/2016/wordml/cid" xmlns:w16="http://schemas.microsoft.com/office/word/2018/wordml" xmlns:w16du="http://schemas.microsoft.com/office/word/2023/wordml/word16du" xmlns:w16sdtdh="http://schemas.microsoft.com/office/word/2020/wordml/sdtdatahash" xmlns:w16sdtfl="http://schemas.microsoft.com/office/word/2024/wordml/sdtformatlock" xmlns:w16se="http://schemas.microsoft.com/office/word/2015/wordml/symex" mc:Ignorable="w14 w15 w16 w16cex w16cid w16du w16sdtdh w16sdtfl w16se">
   <w:docDefaults>
     <w:rPrDefault>
       <w:rPr>

--- a/spec/examples/generated/complete_document.docx
+++ b/spec/examples/generated/complete_document.docx
@@ -1,5 +1,6 @@
 
-<file path=word/document.xml><?xml version="1.0" encoding="UTF-8" standalone="yes"?>
+<file path=word/document.xml><?xml version="1.0" encoding="UTF-8" standalone="yes"?>
+
 <w:document xmlns:w="http://schemas.openxmlformats.org/wordprocessingml/2006/main" xmlns:wpc="http://schemas.microsoft.com/office/word/2010/wordprocessingCanvas" xmlns:cx="http://schemas.microsoft.com/office/drawing/2014/chartex" xmlns:cx1="http://schemas.microsoft.com/office/drawing/2015/9/8/chartex" xmlns:cx2="http://schemas.microsoft.com/office/drawing/2015/10/21/chartex" xmlns:cx3="http://schemas.microsoft.com/office/drawing/2016/5/9/chartex" xmlns:cx4="http://schemas.microsoft.com/office/drawing/2016/5/10/chartex" xmlns:cx5="http://schemas.microsoft.com/office/drawing/2016/5/11/chartex" xmlns:cx6="http://schemas.microsoft.com/office/drawing/2016/5/12/chartex" xmlns:cx7="http://schemas.microsoft.com/office/drawing/2016/5/13/chartex" xmlns:cx8="http://schemas.microsoft.com/office/drawing/2016/5/14/chartex" xmlns:mc="http://schemas.openxmlformats.org/markup-compatibility/2006" xmlns:aink="http://schemas.microsoft.com/office/drawing/2016/ink" xmlns:am3d="http://schemas.microsoft.com/office/drawing/2017/model3d" xmlns:o="urn:schemas-microsoft-com:office:office" xmlns:oel="http://schemas.microsoft.com/office/2019/extlst" xmlns:r="http://schemas.openxmlformats.org/officeDocument/2006/relationships" xmlns:m="http://schemas.openxmlformats.org/officeDocument/2006/math" xmlns:v="urn:schemas-microsoft-com:vml" xmlns:wp14="http://schemas.microsoft.com/office/word/2010/wordprocessingDrawing" xmlns:wp="http://schemas.openxmlformats.org/drawingml/2006/wordprocessingDrawing" xmlns:w10="urn:schemas-microsoft-com:office:word" xmlns:w14="http://schemas.microsoft.com/office/word/2010/wordml" xmlns:w15="http://schemas.microsoft.com/office/word/2012/wordml" xmlns:w16cex="http://schemas.microsoft.com/office/word/2018/wordml/cex" xmlns:w16cid="http://schemas.microsoft.com/office/word/2016/wordml/cid" xmlns:w16="http://schemas.microsoft.com/office/word/2018/wordml" xmlns:w16du="http://schemas.microsoft.com/office/word/2023/wordml/word16du" xmlns:w16sdtdh="http://schemas.microsoft.com/office/word/2020/wordml/sdtdatahash" xmlns:w16sdtfl="http://schemas.microsoft.com/office/word/2024/wordml/sdtformatlock" xmlns:w16se="http://schemas.microsoft.com/office/word/2015/wordml/symex" xmlns:wpg="http://schemas.microsoft.com/office/word/2010/wordprocessingGroup" xmlns:wpi="http://schemas.microsoft.com/office/word/2010/wordprocessingInk" xmlns:wne="http://schemas.microsoft.com/office/word/2006/wordml" xmlns:wps="http://schemas.microsoft.com/office/word/2010/wordprocessingShape" mc:Ignorable="w14 w15 w16 w16cex w16cid w16du w16sdtdh w16sdtfl w16se wp14"><w:body><w:p><w:pPr/><w:r><w:t>Complete Document</w:t></w:r></w:p><w:p><w:r><w:t>Generated with Uniword Builder API</w:t></w:r></w:p><w:p><w:r><w:t>March 2026</w:t></w:r></w:p><w:p><w:r><w:br w:type="page"/></w:r></w:p><w:p><w:r><w:t>Table of Contents</w:t></w:r></w:p><w:p><w:fldChar w:fldCharType="begin"/><w:fldChar w:fldCharType="separate"/><w:fldChar w:fldCharType="end"/><w:instrText><w:text> TOC \o "1-3" \h \z \u </w:text></w:instrText></w:p><w:p><w:r><w:br w:type="page"/></w:r></w:p><w:p><w:pPr><w:pStyle w:val="Heading1"/></w:pPr><w:r><w:t>1. Introduction</w:t></w:r></w:p><w:p><w:r><w:t>This document demonstrates the complete Uniword Builder API, including headers, footers, tables, charts, bibliography, hyperlinks, and multiple sections.</w:t></w:r></w:p><w:p><w:r><w:t>The Uniword library provides a comprehensive Ruby API for creating and manipulating OOXML (Office Open XML) documents.</w:t></w:r></w:p><w:p><w:pPr><w:numPr><w:ilvl w:val="0"/><w:numId w:val="1"/></w:numPr></w:pPr><w:r><w:t>Paragraph and text formatting</w:t></w:r></w:p><w:p><w:pPr><w:numPr><w:ilvl w:val="0"/><w:numId w:val="1"/></w:numPr></w:pPr><w:r><w:t>Tables with styled cells</w:t></w:r></w:p><w:p><w:pPr><w:numPr><w:ilvl w:val="0"/><w:numId w:val="1"/></w:numPr></w:pPr><w:r><w:t>Charts (bar, line, pie)</w:t></w:r></w:p><w:p><w:pPr><w:numPr><w:ilvl w:val="0"/><w:numId w:val="1"/></w:numPr></w:pPr><w:r><w:t>bibliography and citations</w:t></w:r></w:p><w:p><w:pPr><w:numPr><w:ilvl w:val="0"/><w:numId w:val="1"/></w:numPr></w:pPr><w:r><w:t>Headers and footers</w:t></w:r></w:p><w:p><w:pPr><w:numPr><w:ilvl w:val="0"/><w:numId w:val="1"/></w:numPr></w:pPr><w:r><w:t>Table of contents</w:t></w:r></w:p><w:p><w:r><w:br w:type="page"/></w:r></w:p><w:p><w:pPr><w:pStyle w:val="Heading1"/></w:pPr><w:r><w:t>2. Data Analysis</w:t></w:r></w:p><w:p><w:pPr><w:pStyle w:val="Heading2"/></w:pPr><w:r><w:t>2.1 Sales Performance</w:t></w:r></w:p><w:p><w:r><w:t>The following table shows quarterly sales data:</w:t></w:r></w:p><w:p><w:pPr><w:pStyle w:val="Heading2"/></w:pPr><w:r><w:t>2.2 Revenue Chart</w:t></w:r></w:p><w:p><w:r><w:drawing><wp:inline><wp:extent wp:cx="5486400" wp:cy="3200400"/><wp:effectExtent/><wp:docPr wp:id="347343784" wp:name="Chart bar"/><graphic xmlns="http://schemas.openxmlformats.org/drawingml/2006/main"><graphicData uri="http://schemas.openxmlformats.org/drawingml/2006/chart"><chart xmlns="http://schemas.openxmlformats.org/drawingml/2006/chart" c:id="rIdChart1"/></graphicData></graphic></wp:inline></w:drawing></w:r></w:p><w:p><w:pPr><w:pStyle w:val="Heading2"/></w:pPr><w:r><w:t>2.3 Trend Analysis</w:t></w:r></w:p><w:p><w:r><w:drawing><wp:inline><wp:extent wp:cx="5486400" wp:cy="3200400"/><wp:effectExtent/><wp:docPr wp:id="263562126" wp:name="Chart line"/><graphic xmlns="http://schemas.openxmlformats.org/drawingml/2006/main"><graphicData uri="http://schemas.openxmlformats.org/drawingml/2006/chart"><chart xmlns="http://schemas.openxmlformats.org/drawingml/2006/chart" c:id="rIdChart2"/></graphicData></graphic></wp:inline></w:drawing></w:r></w:p><w:p><w:r><w:br w:type="page"/></w:r></w:p><w:p><w:pPr><w:pStyle w:val="Heading1"/></w:pPr><w:r><w:t>3. References</w:t></w:r></w:p><w:p><w:r><w:t>This document references the following sources:</w:t></w:r></w:p><w:p><w:sdt><w:sdtPr><w:id w:val="1"/><w:bibliography/><w:docPartObj><w:docPartGallery w:val="Bibliographies"/><w:docPartUnique/></w:docPartObj></w:sdtPr></w:sdt></w:p><w:tbl><w:tblPr><w:tblW w:w="0" w:type="auto"/><w:tblLook w:val="04A0" w:firstRow="1" w:lastRow="0" w:firstColumn="1" w:lastColumn="0" w:noHBand="0" w:noVBand="1"/></w:tblPr><w:tblGrid><w:gridCol/><w:gridCol/><w:gridCol/></w:tblGrid><w:tr><w:tc><w:tcPr><w:tcW w:w="0" w:type="auto"/><w:shd w:val="clear" w:color="FFFFFF" w:fill="4472C4"/></w:tcPr><w:p><w:r><w:t>Quarter</w:t></w:r></w:p></w:tc><w:tc><w:tcPr><w:tcW w:w="0" w:type="auto"/><w:shd w:val="clear" w:color="FFFFFF" w:fill="4472C4"/></w:tcPr><w:p><w:r><w:t>Revenue</w:t></w:r></w:p></w:tc><w:tc><w:tcPr><w:tcW w:w="0" w:type="auto"/><w:shd w:val="clear" w:color="FFFFFF" w:fill="4472C4"/></w:tcPr><w:p><w:r><w:t>Growth</w:t></w:r></w:p></w:tc></w:tr><w:tr><w:tc><w:tcPr><w:tcW w:w="0" w:type="auto"/></w:tcPr><w:p><w:r><w:t>Q1</w:t></w:r></w:p></w:tc><w:tc><w:tcPr><w:tcW w:w="0" w:type="auto"/></w:tcPr><w:p><w:r><w:t>$1,200,000</w:t></w:r></w:p></w:tc><w:tc><w:tcPr><w:tcW w:w="0" w:type="auto"/></w:tcPr><w:p><w:r><w:t>+12%</w:t></w:r></w:p></w:tc></w:tr><w:tr><w:tc><w:tcPr><w:tcW w:w="0" w:type="auto"/></w:tcPr><w:p><w:r><w:t>Q2</w:t></w:r></w:p></w:tc><w:tc><w:tcPr><w:tcW w:w="0" w:type="auto"/></w:tcPr><w:p><w:r><w:t>$1,450,000</w:t></w:r></w:p></w:tc><w:tc><w:tcPr><w:tcW w:w="0" w:type="auto"/></w:tcPr><w:p><w:r><w:t>+20.8%</w:t></w:r></w:p></w:tc></w:tr><w:tr><w:tc><w:tcPr><w:tcW w:w="0" w:type="auto"/></w:tcPr><w:p><w:r><w:t>Q3</w:t></w:r></w:p></w:tc><w:tc><w:tcPr><w:tcW w:w="0" w:type="auto"/></w:tcPr><w:p><w:r><w:t>$1,380,000</w:t></w:r></w:p></w:tc><w:tc><w:tcPr><w:tcW w:w="0" w:type="auto"/></w:tcPr><w:p><w:r><w:t>-4.8%</w:t></w:r></w:p></w:tc></w:tr><w:tr><w:tc><w:tcPr><w:tcW w:w="0" w:type="auto"/></w:tcPr><w:p><w:r><w:t>Q4</w:t></w:r></w:p></w:tc><w:tc><w:tcPr><w:tcW w:w="0" w:type="auto"/></w:tcPr><w:p><w:r><w:t>$1,620,000</w:t></w:r></w:p></w:tc><w:tc><w:tcPr><w:tcW w:w="0" w:type="auto"/></w:tcPr><w:p><w:r><w:t>+17.4%</w:t></w:r></w:p></w:tc></w:tr></w:tbl><w:sectPr><w:headerReference w:type="default" r:id="rId7"/><w:footerReference w:type="default" r:id="rId8"/><w:pgSz w:w="12240" w:h="15840"/><w:pgMar w:top="1440" w:bottom="1440" w:left="1440" w:right="1440" w:header="720" w:footer="720" w:gutter="0"/><w:cols w:space="720"/><w:docGrid w:linePitch="360"/></w:sectPr></w:body></w:document>
 </file>
 
@@ -121,7 +122,8 @@
 </w:numbering>
 </file>
 
-<file path=word/sources.xml><?xml version="1.0" encoding="UTF-8" standalone="yes"?>
+<file path=word/sources.xml><?xml version="1.0" encoding="UTF-8" standalone="yes"?>
+
 <Sources xmlns="http://schemas.openxmlformats.org/officeDocument/2006/bibliography" b:SelectedStyle="APA"><Source><SourceType>Book</SourceType><Tag>Smith2024</Tag><Author><NameList><Person><First>John</First><Last>Smith</Last></Person><Person><First>Jane</First><Last>Doe</Last></Person></NameList></Author><Title>Data Analysis best Practices</Title><Year>2024</Year><Publisher>Academic Press</Publisher><City>New York</City><RefOrder>1</RefOrder></Source><Source><SourceType>JournalArticle</SourceType><Tag>Johnson2023</Tag><Author><NameList><Person><First>Robert</First><Last>Johnson</Last></Person></NameList></Author><Title>Modern Sales Techniques</Title><Year>2023</Year><Publisher>Harvard business Review</Publisher><Pages>45-60</Pages><Volume>101</Volume><Issue>3</Issue><RefOrder>2</RefOrder></Source><Source><SourceType>InternetSite</SourceType><Tag>OOXML2024</Tag><Title>Office Open XML Specification</Title><Year>2024</Year><URL>https://www.ecma-international.org/publications-and-standards/standards/ecma-376/</URL><RefOrder>3</RefOrder></Source><Source><SourceType>ConferenceProceedings</SourceType><Tag>Lee2023</Tag><Author><NameList><Person><First>Sarah</First><Last>Lee</Last></Person><Person><First>Michael</First><Last>Chen</Last></Person></NameList></Author><Title>Machine Learning for Sales Forecasting</Title><Year>2023</Year><Publisher>NeurIPS Conference</Publisher><City>New Orleans</City><RefOrder>4</RefOrder></Source></Sources>
 </file>
 

--- a/spec/examples/generated/complete_document.docx
+++ b/spec/examples/generated/complete_document.docx
@@ -1,11 +1,11 @@
 
 <file path=word/document.xml><?xml version="1.0" encoding="UTF-8" standalone="yes"?>
 
-<w:document xmlns:w="http://schemas.openxmlformats.org/wordprocessingml/2006/main" xmlns:wpc="http://schemas.microsoft.com/office/word/2010/wordprocessingCanvas" xmlns:cx="http://schemas.microsoft.com/office/drawing/2014/chartex" xmlns:cx1="http://schemas.microsoft.com/office/drawing/2015/9/8/chartex" xmlns:cx2="http://schemas.microsoft.com/office/drawing/2015/10/21/chartex" xmlns:cx3="http://schemas.microsoft.com/office/drawing/2016/5/9/chartex" xmlns:cx4="http://schemas.microsoft.com/office/drawing/2016/5/10/chartex" xmlns:cx5="http://schemas.microsoft.com/office/drawing/2016/5/11/chartex" xmlns:cx6="http://schemas.microsoft.com/office/drawing/2016/5/12/chartex" xmlns:cx7="http://schemas.microsoft.com/office/drawing/2016/5/13/chartex" xmlns:cx8="http://schemas.microsoft.com/office/drawing/2016/5/14/chartex" xmlns:mc="http://schemas.openxmlformats.org/markup-compatibility/2006" xmlns:aink="http://schemas.microsoft.com/office/drawing/2016/ink" xmlns:am3d="http://schemas.microsoft.com/office/drawing/2017/model3d" xmlns:o="urn:schemas-microsoft-com:office:office" xmlns:oel="http://schemas.microsoft.com/office/2019/extlst" xmlns:r="http://schemas.openxmlformats.org/officeDocument/2006/relationships" xmlns:m="http://schemas.openxmlformats.org/officeDocument/2006/math" xmlns:v="urn:schemas-microsoft-com:vml" xmlns:wp14="http://schemas.microsoft.com/office/word/2010/wordprocessingDrawing" xmlns:wp="http://schemas.openxmlformats.org/drawingml/2006/wordprocessingDrawing" xmlns:w10="urn:schemas-microsoft-com:office:word" xmlns:w14="http://schemas.microsoft.com/office/word/2010/wordml" xmlns:w15="http://schemas.microsoft.com/office/word/2012/wordml" xmlns:w16cex="http://schemas.microsoft.com/office/word/2018/wordml/cex" xmlns:w16cid="http://schemas.microsoft.com/office/word/2016/wordml/cid" xmlns:w16="http://schemas.microsoft.com/office/word/2018/wordml" xmlns:w16du="http://schemas.microsoft.com/office/word/2023/wordml/word16du" xmlns:w16sdtdh="http://schemas.microsoft.com/office/word/2020/wordml/sdtdatahash" xmlns:w16sdtfl="http://schemas.microsoft.com/office/word/2024/wordml/sdtformatlock" xmlns:w16se="http://schemas.microsoft.com/office/word/2015/wordml/symex" xmlns:wpg="http://schemas.microsoft.com/office/word/2010/wordprocessingGroup" xmlns:wpi="http://schemas.microsoft.com/office/word/2010/wordprocessingInk" xmlns:wne="http://schemas.microsoft.com/office/word/2006/wordml" xmlns:wps="http://schemas.microsoft.com/office/word/2010/wordprocessingShape" mc:Ignorable="w14 w15 w16 w16cex w16cid w16du w16sdtdh w16sdtfl w16se wp14"><w:body><w:p><w:pPr/><w:r><w:t>Complete Document</w:t></w:r></w:p><w:p><w:r><w:t>Generated with Uniword Builder API</w:t></w:r></w:p><w:p><w:r><w:t>March 2026</w:t></w:r></w:p><w:p><w:r><w:br w:type="page"/></w:r></w:p><w:p><w:r><w:t>Table of Contents</w:t></w:r></w:p><w:p><w:fldChar w:fldCharType="begin"/><w:fldChar w:fldCharType="separate"/><w:fldChar w:fldCharType="end"/><w:instrText><w:text> TOC \o "1-3" \h \z \u </w:text></w:instrText></w:p><w:p><w:r><w:br w:type="page"/></w:r></w:p><w:p><w:pPr><w:pStyle w:val="Heading1"/></w:pPr><w:r><w:t>1. Introduction</w:t></w:r></w:p><w:p><w:r><w:t>This document demonstrates the complete Uniword Builder API, including headers, footers, tables, charts, bibliography, hyperlinks, and multiple sections.</w:t></w:r></w:p><w:p><w:r><w:t>The Uniword library provides a comprehensive Ruby API for creating and manipulating OOXML (Office Open XML) documents.</w:t></w:r></w:p><w:p><w:pPr><w:numPr><w:ilvl w:val="0"/><w:numId w:val="1"/></w:numPr></w:pPr><w:r><w:t>Paragraph and text formatting</w:t></w:r></w:p><w:p><w:pPr><w:numPr><w:ilvl w:val="0"/><w:numId w:val="1"/></w:numPr></w:pPr><w:r><w:t>Tables with styled cells</w:t></w:r></w:p><w:p><w:pPr><w:numPr><w:ilvl w:val="0"/><w:numId w:val="1"/></w:numPr></w:pPr><w:r><w:t>Charts (bar, line, pie)</w:t></w:r></w:p><w:p><w:pPr><w:numPr><w:ilvl w:val="0"/><w:numId w:val="1"/></w:numPr></w:pPr><w:r><w:t>bibliography and citations</w:t></w:r></w:p><w:p><w:pPr><w:numPr><w:ilvl w:val="0"/><w:numId w:val="1"/></w:numPr></w:pPr><w:r><w:t>Headers and footers</w:t></w:r></w:p><w:p><w:pPr><w:numPr><w:ilvl w:val="0"/><w:numId w:val="1"/></w:numPr></w:pPr><w:r><w:t>Table of contents</w:t></w:r></w:p><w:p><w:r><w:br w:type="page"/></w:r></w:p><w:p><w:pPr><w:pStyle w:val="Heading1"/></w:pPr><w:r><w:t>2. Data Analysis</w:t></w:r></w:p><w:p><w:pPr><w:pStyle w:val="Heading2"/></w:pPr><w:r><w:t>2.1 Sales Performance</w:t></w:r></w:p><w:p><w:r><w:t>The following table shows quarterly sales data:</w:t></w:r></w:p><w:p><w:pPr><w:pStyle w:val="Heading2"/></w:pPr><w:r><w:t>2.2 Revenue Chart</w:t></w:r></w:p><w:p><w:r><w:drawing><wp:inline><wp:extent wp:cx="5486400" wp:cy="3200400"/><wp:effectExtent/><wp:docPr wp:id="347343784" wp:name="Chart bar"/><graphic xmlns="http://schemas.openxmlformats.org/drawingml/2006/main"><graphicData uri="http://schemas.openxmlformats.org/drawingml/2006/chart"><chart xmlns="http://schemas.openxmlformats.org/drawingml/2006/chart" c:id="rIdChart1"/></graphicData></graphic></wp:inline></w:drawing></w:r></w:p><w:p><w:pPr><w:pStyle w:val="Heading2"/></w:pPr><w:r><w:t>2.3 Trend Analysis</w:t></w:r></w:p><w:p><w:r><w:drawing><wp:inline><wp:extent wp:cx="5486400" wp:cy="3200400"/><wp:effectExtent/><wp:docPr wp:id="263562126" wp:name="Chart line"/><graphic xmlns="http://schemas.openxmlformats.org/drawingml/2006/main"><graphicData uri="http://schemas.openxmlformats.org/drawingml/2006/chart"><chart xmlns="http://schemas.openxmlformats.org/drawingml/2006/chart" c:id="rIdChart2"/></graphicData></graphic></wp:inline></w:drawing></w:r></w:p><w:p><w:r><w:br w:type="page"/></w:r></w:p><w:p><w:pPr><w:pStyle w:val="Heading1"/></w:pPr><w:r><w:t>3. References</w:t></w:r></w:p><w:p><w:r><w:t>This document references the following sources:</w:t></w:r></w:p><w:p><w:sdt><w:sdtPr><w:id w:val="1"/><w:bibliography/><w:docPartObj><w:docPartGallery w:val="Bibliographies"/><w:docPartUnique/></w:docPartObj></w:sdtPr></w:sdt></w:p><w:tbl><w:tblPr><w:tblW w:w="0" w:type="auto"/><w:tblLook w:val="04A0" w:firstRow="1" w:lastRow="0" w:firstColumn="1" w:lastColumn="0" w:noHBand="0" w:noVBand="1"/></w:tblPr><w:tblGrid><w:gridCol/><w:gridCol/><w:gridCol/></w:tblGrid><w:tr><w:tc><w:tcPr><w:tcW w:w="0" w:type="auto"/><w:shd w:val="clear" w:color="FFFFFF" w:fill="4472C4"/></w:tcPr><w:p><w:r><w:t>Quarter</w:t></w:r></w:p></w:tc><w:tc><w:tcPr><w:tcW w:w="0" w:type="auto"/><w:shd w:val="clear" w:color="FFFFFF" w:fill="4472C4"/></w:tcPr><w:p><w:r><w:t>Revenue</w:t></w:r></w:p></w:tc><w:tc><w:tcPr><w:tcW w:w="0" w:type="auto"/><w:shd w:val="clear" w:color="FFFFFF" w:fill="4472C4"/></w:tcPr><w:p><w:r><w:t>Growth</w:t></w:r></w:p></w:tc></w:tr><w:tr><w:tc><w:tcPr><w:tcW w:w="0" w:type="auto"/></w:tcPr><w:p><w:r><w:t>Q1</w:t></w:r></w:p></w:tc><w:tc><w:tcPr><w:tcW w:w="0" w:type="auto"/></w:tcPr><w:p><w:r><w:t>$1,200,000</w:t></w:r></w:p></w:tc><w:tc><w:tcPr><w:tcW w:w="0" w:type="auto"/></w:tcPr><w:p><w:r><w:t>+12%</w:t></w:r></w:p></w:tc></w:tr><w:tr><w:tc><w:tcPr><w:tcW w:w="0" w:type="auto"/></w:tcPr><w:p><w:r><w:t>Q2</w:t></w:r></w:p></w:tc><w:tc><w:tcPr><w:tcW w:w="0" w:type="auto"/></w:tcPr><w:p><w:r><w:t>$1,450,000</w:t></w:r></w:p></w:tc><w:tc><w:tcPr><w:tcW w:w="0" w:type="auto"/></w:tcPr><w:p><w:r><w:t>+20.8%</w:t></w:r></w:p></w:tc></w:tr><w:tr><w:tc><w:tcPr><w:tcW w:w="0" w:type="auto"/></w:tcPr><w:p><w:r><w:t>Q3</w:t></w:r></w:p></w:tc><w:tc><w:tcPr><w:tcW w:w="0" w:type="auto"/></w:tcPr><w:p><w:r><w:t>$1,380,000</w:t></w:r></w:p></w:tc><w:tc><w:tcPr><w:tcW w:w="0" w:type="auto"/></w:tcPr><w:p><w:r><w:t>-4.8%</w:t></w:r></w:p></w:tc></w:tr><w:tr><w:tc><w:tcPr><w:tcW w:w="0" w:type="auto"/></w:tcPr><w:p><w:r><w:t>Q4</w:t></w:r></w:p></w:tc><w:tc><w:tcPr><w:tcW w:w="0" w:type="auto"/></w:tcPr><w:p><w:r><w:t>$1,620,000</w:t></w:r></w:p></w:tc><w:tc><w:tcPr><w:tcW w:w="0" w:type="auto"/></w:tcPr><w:p><w:r><w:t>+17.4%</w:t></w:r></w:p></w:tc></w:tr></w:tbl><w:sectPr><w:headerReference w:type="default" r:id="rId7"/><w:footerReference w:type="default" r:id="rId8"/><w:pgSz w:w="12240" w:h="15840"/><w:pgMar w:top="1440" w:bottom="1440" w:left="1440" w:right="1440" w:header="720" w:footer="720" w:gutter="0"/><w:cols w:space="720"/><w:docGrid w:linePitch="360"/></w:sectPr></w:body></w:document>
+<w:document xmlns:aink="http://schemas.microsoft.com/office/drawing/2016/ink" xmlns:am3d="http://schemas.microsoft.com/office/drawing/2017/model3d" xmlns:cx="http://schemas.microsoft.com/office/drawing/2014/chartex" xmlns:cx1="http://schemas.microsoft.com/office/drawing/2015/9/8/chartex" xmlns:cx2="http://schemas.microsoft.com/office/drawing/2015/10/21/chartex" xmlns:cx3="http://schemas.microsoft.com/office/drawing/2016/5/9/chartex" xmlns:cx4="http://schemas.microsoft.com/office/drawing/2016/5/10/chartex" xmlns:cx5="http://schemas.microsoft.com/office/drawing/2016/5/11/chartex" xmlns:cx6="http://schemas.microsoft.com/office/drawing/2016/5/12/chartex" xmlns:cx7="http://schemas.microsoft.com/office/drawing/2016/5/13/chartex" xmlns:cx8="http://schemas.microsoft.com/office/drawing/2016/5/14/chartex" xmlns:m="http://schemas.openxmlformats.org/officeDocument/2006/math" xmlns:mc="http://schemas.openxmlformats.org/markup-compatibility/2006" xmlns:o="urn:schemas-microsoft-com:office:office" xmlns:oel="http://schemas.microsoft.com/office/2019/extlst" xmlns:r="http://schemas.openxmlformats.org/officeDocument/2006/relationships" xmlns:v="urn:schemas-microsoft-com:vml" xmlns:w="http://schemas.openxmlformats.org/wordprocessingml/2006/main" xmlns:w10="urn:schemas-microsoft-com:office:word" xmlns:w14="http://schemas.microsoft.com/office/word/2010/wordml" xmlns:w15="http://schemas.microsoft.com/office/word/2012/wordml" xmlns:w16="http://schemas.microsoft.com/office/word/2018/wordml" xmlns:w16cex="http://schemas.microsoft.com/office/word/2018/wordml/cex" xmlns:w16cid="http://schemas.microsoft.com/office/word/2016/wordml/cid" xmlns:w16du="http://schemas.microsoft.com/office/word/2023/wordml/word16du" xmlns:w16sdtdh="http://schemas.microsoft.com/office/word/2020/wordml/sdtdatahash" xmlns:w16sdtfl="http://schemas.microsoft.com/office/word/2024/wordml/sdtformatlock" xmlns:w16se="http://schemas.microsoft.com/office/word/2015/wordml/symex" xmlns:wne="http://schemas.microsoft.com/office/word/2006/wordml" xmlns:wp="http://schemas.openxmlformats.org/drawingml/2006/wordprocessingDrawing" xmlns:wp14="http://schemas.microsoft.com/office/word/2010/wordprocessingDrawing" xmlns:wpc="http://schemas.microsoft.com/office/word/2010/wordprocessingCanvas" xmlns:wpg="http://schemas.microsoft.com/office/word/2010/wordprocessingGroup" xmlns:wpi="http://schemas.microsoft.com/office/word/2010/wordprocessingInk" xmlns:wps="http://schemas.microsoft.com/office/word/2010/wordprocessingShape" mc:Ignorable="w14 w15 w16 w16cex w16cid w16du w16sdtdh w16sdtfl w16se wp14"><w:body><w:p><w:pPr/><w:r><w:t>Complete Document</w:t></w:r></w:p><w:p><w:r><w:t>Generated with Uniword Builder API</w:t></w:r></w:p><w:p><w:r><w:t>March 2026</w:t></w:r></w:p><w:p><w:r><w:br w:type="page"/></w:r></w:p><w:p><w:r><w:t>Table of Contents</w:t></w:r></w:p><w:p><w:fldChar w:fldCharType="begin"/><w:fldChar w:fldCharType="separate"/><w:fldChar w:fldCharType="end"/><w:instrText><w:text> TOC \o "1-3" \h \z \u </w:text></w:instrText></w:p><w:p><w:r><w:br w:type="page"/></w:r></w:p><w:p><w:pPr><w:pStyle w:val="Heading1"/></w:pPr><w:r><w:t>1. Introduction</w:t></w:r></w:p><w:p><w:r><w:t>This document demonstrates the complete Uniword Builder API, including headers, footers, tables, charts, bibliography, hyperlinks, and multiple sections.</w:t></w:r></w:p><w:p><w:r><w:t>The Uniword library provides a comprehensive Ruby API for creating and manipulating OOXML (Office Open XML) documents.</w:t></w:r></w:p><w:p><w:pPr><w:numPr><w:ilvl w:val="0"/><w:numId w:val="1"/></w:numPr></w:pPr><w:r><w:t>Paragraph and text formatting</w:t></w:r></w:p><w:p><w:pPr><w:numPr><w:ilvl w:val="0"/><w:numId w:val="1"/></w:numPr></w:pPr><w:r><w:t>Tables with styled cells</w:t></w:r></w:p><w:p><w:pPr><w:numPr><w:ilvl w:val="0"/><w:numId w:val="1"/></w:numPr></w:pPr><w:r><w:t>Charts (bar, line, pie)</w:t></w:r></w:p><w:p><w:pPr><w:numPr><w:ilvl w:val="0"/><w:numId w:val="1"/></w:numPr></w:pPr><w:r><w:t>bibliography and citations</w:t></w:r></w:p><w:p><w:pPr><w:numPr><w:ilvl w:val="0"/><w:numId w:val="1"/></w:numPr></w:pPr><w:r><w:t>Headers and footers</w:t></w:r></w:p><w:p><w:pPr><w:numPr><w:ilvl w:val="0"/><w:numId w:val="1"/></w:numPr></w:pPr><w:r><w:t>Table of contents</w:t></w:r></w:p><w:p><w:r><w:br w:type="page"/></w:r></w:p><w:p><w:pPr><w:pStyle w:val="Heading1"/></w:pPr><w:r><w:t>2. Data Analysis</w:t></w:r></w:p><w:p><w:pPr><w:pStyle w:val="Heading2"/></w:pPr><w:r><w:t>2.1 Sales Performance</w:t></w:r></w:p><w:p><w:r><w:t>The following table shows quarterly sales data:</w:t></w:r></w:p><w:p><w:pPr><w:pStyle w:val="Heading2"/></w:pPr><w:r><w:t>2.2 Revenue Chart</w:t></w:r></w:p><w:p><w:r><w:drawing><wp:inline><wp:extent wp:cx="5486400" wp:cy="3200400"/><wp:effectExtent/><wp:docPr wp:id="347343784" wp:name="Chart bar"/><graphic xmlns="http://schemas.openxmlformats.org/drawingml/2006/main"><graphicData uri="http://schemas.openxmlformats.org/drawingml/2006/chart"><chart xmlns="http://schemas.openxmlformats.org/drawingml/2006/chart" c:id="rIdChart1"/></graphicData></graphic></wp:inline></w:drawing></w:r></w:p><w:p><w:pPr><w:pStyle w:val="Heading2"/></w:pPr><w:r><w:t>2.3 Trend Analysis</w:t></w:r></w:p><w:p><w:r><w:drawing><wp:inline><wp:extent wp:cx="5486400" wp:cy="3200400"/><wp:effectExtent/><wp:docPr wp:id="263562126" wp:name="Chart line"/><graphic xmlns="http://schemas.openxmlformats.org/drawingml/2006/main"><graphicData uri="http://schemas.openxmlformats.org/drawingml/2006/chart"><chart xmlns="http://schemas.openxmlformats.org/drawingml/2006/chart" c:id="rIdChart2"/></graphicData></graphic></wp:inline></w:drawing></w:r></w:p><w:p><w:r><w:br w:type="page"/></w:r></w:p><w:p><w:pPr><w:pStyle w:val="Heading1"/></w:pPr><w:r><w:t>3. References</w:t></w:r></w:p><w:p><w:r><w:t>This document references the following sources:</w:t></w:r></w:p><w:p><w:sdt><w:sdtPr><w:id w:val="1"/><w:bibliography/><w:docPartObj><w:docPartGallery w:val="Bibliographies"/><w:docPartUnique/></w:docPartObj></w:sdtPr></w:sdt></w:p><w:tbl><w:tblPr><w:tblW w:w="0" w:type="auto"/><w:tblLook w:val="04A0" w:firstRow="1" w:lastRow="0" w:firstColumn="1" w:lastColumn="0" w:noHBand="0" w:noVBand="1"/></w:tblPr><w:tblGrid><w:gridCol/><w:gridCol/><w:gridCol/></w:tblGrid><w:tr><w:tc><w:tcPr><w:tcW w:w="0" w:type="auto"/><w:shd w:val="clear" w:color="FFFFFF" w:fill="4472C4"/></w:tcPr><w:p><w:r><w:t>Quarter</w:t></w:r></w:p></w:tc><w:tc><w:tcPr><w:tcW w:w="0" w:type="auto"/><w:shd w:val="clear" w:color="FFFFFF" w:fill="4472C4"/></w:tcPr><w:p><w:r><w:t>Revenue</w:t></w:r></w:p></w:tc><w:tc><w:tcPr><w:tcW w:w="0" w:type="auto"/><w:shd w:val="clear" w:color="FFFFFF" w:fill="4472C4"/></w:tcPr><w:p><w:r><w:t>Growth</w:t></w:r></w:p></w:tc></w:tr><w:tr><w:tc><w:tcPr><w:tcW w:w="0" w:type="auto"/></w:tcPr><w:p><w:r><w:t>Q1</w:t></w:r></w:p></w:tc><w:tc><w:tcPr><w:tcW w:w="0" w:type="auto"/></w:tcPr><w:p><w:r><w:t>$1,200,000</w:t></w:r></w:p></w:tc><w:tc><w:tcPr><w:tcW w:w="0" w:type="auto"/></w:tcPr><w:p><w:r><w:t>+12%</w:t></w:r></w:p></w:tc></w:tr><w:tr><w:tc><w:tcPr><w:tcW w:w="0" w:type="auto"/></w:tcPr><w:p><w:r><w:t>Q2</w:t></w:r></w:p></w:tc><w:tc><w:tcPr><w:tcW w:w="0" w:type="auto"/></w:tcPr><w:p><w:r><w:t>$1,450,000</w:t></w:r></w:p></w:tc><w:tc><w:tcPr><w:tcW w:w="0" w:type="auto"/></w:tcPr><w:p><w:r><w:t>+20.8%</w:t></w:r></w:p></w:tc></w:tr><w:tr><w:tc><w:tcPr><w:tcW w:w="0" w:type="auto"/></w:tcPr><w:p><w:r><w:t>Q3</w:t></w:r></w:p></w:tc><w:tc><w:tcPr><w:tcW w:w="0" w:type="auto"/></w:tcPr><w:p><w:r><w:t>$1,380,000</w:t></w:r></w:p></w:tc><w:tc><w:tcPr><w:tcW w:w="0" w:type="auto"/></w:tcPr><w:p><w:r><w:t>-4.8%</w:t></w:r></w:p></w:tc></w:tr><w:tr><w:tc><w:tcPr><w:tcW w:w="0" w:type="auto"/></w:tcPr><w:p><w:r><w:t>Q4</w:t></w:r></w:p></w:tc><w:tc><w:tcPr><w:tcW w:w="0" w:type="auto"/></w:tcPr><w:p><w:r><w:t>$1,620,000</w:t></w:r></w:p></w:tc><w:tc><w:tcPr><w:tcW w:w="0" w:type="auto"/></w:tcPr><w:p><w:r><w:t>+17.4%</w:t></w:r></w:p></w:tc></w:tr></w:tbl><w:sectPr><w:headerReference w:type="default" r:id="rId7"/><w:footerReference w:type="default" r:id="rId8"/><w:pgSz w:w="12240" w:h="15840"/><w:pgMar w:top="1440" w:bottom="1440" w:left="1440" w:right="1440" w:header="720" w:footer="720" w:gutter="0"/><w:cols w:space="720"/><w:docGrid w:linePitch="360"/></w:sectPr></w:body></w:document>
 </file>
 
 <file path=word/footer1.xml><?xml version="1.0" encoding="utf-8"?>
-<w:ftr xmlns:w="http://schemas.openxmlformats.org/wordprocessingml/2006/main" xmlns:wpc="http://schemas.microsoft.com/office/word/2010/wordprocessingCanvas" xmlns:cx="http://schemas.microsoft.com/office/drawing/2014/chartex" xmlns:cx1="http://schemas.microsoft.com/office/drawing/2015/9/8/chartex" xmlns:cx2="http://schemas.microsoft.com/office/drawing/2015/10/21/chartex" xmlns:cx3="http://schemas.microsoft.com/office/drawing/2016/5/9/chartex" xmlns:cx4="http://schemas.microsoft.com/office/drawing/2016/5/10/chartex" xmlns:cx5="http://schemas.microsoft.com/office/drawing/2016/5/11/chartex" xmlns:cx6="http://schemas.microsoft.com/office/drawing/2016/5/12/chartex" xmlns:cx7="http://schemas.microsoft.com/office/drawing/2016/5/13/chartex" xmlns:cx8="http://schemas.microsoft.com/office/drawing/2016/5/14/chartex" xmlns:mc="http://schemas.openxmlformats.org/markup-compatibility/2006" xmlns:aink="http://schemas.microsoft.com/office/drawing/2016/ink" xmlns:am3d="http://schemas.microsoft.com/office/drawing/2017/model3d" xmlns:o="urn:schemas-microsoft-com:office:office" xmlns:oel="http://schemas.microsoft.com/office/2019/extlst" xmlns:r="http://schemas.openxmlformats.org/officeDocument/2006/relationships" xmlns:m="http://schemas.openxmlformats.org/officeDocument/2006/math" xmlns:v="urn:schemas-microsoft-com:vml" xmlns:wp14="http://schemas.microsoft.com/office/word/2010/wordprocessingDrawing" xmlns:wp="http://schemas.openxmlformats.org/drawingml/2006/wordprocessingDrawing" xmlns:w10="urn:schemas-microsoft-com:office:word" xmlns:w14="http://schemas.microsoft.com/office/word/2010/wordml" xmlns:w15="http://schemas.microsoft.com/office/word/2012/wordml" xmlns:w16cex="http://schemas.microsoft.com/office/word/2018/wordml/cex" xmlns:w16cid="http://schemas.microsoft.com/office/word/2016/wordml/cid" xmlns:w16="http://schemas.microsoft.com/office/word/2018/wordml" xmlns:w16du="http://schemas.microsoft.com/office/word/2023/wordml/word16du" xmlns:w16sdtdh="http://schemas.microsoft.com/office/word/2020/wordml/sdtdatahash" xmlns:w16sdtfl="http://schemas.microsoft.com/office/word/2024/wordml/sdtformatlock" xmlns:w16se="http://schemas.microsoft.com/office/word/2015/wordml/symex" xmlns:wpg="http://schemas.microsoft.com/office/word/2010/wordprocessingGroup" xmlns:wpi="http://schemas.microsoft.com/office/word/2010/wordprocessingInk" xmlns:wne="http://schemas.microsoft.com/office/word/2006/wordml" xmlns:wps="http://schemas.microsoft.com/office/word/2010/wordprocessingShape" mc:Ignorable="w14 w15 w16 w16cex w16cid w16du w16sdtdh w16sdtfl w16se wp14">
+<w:ftr xmlns:aink="http://schemas.microsoft.com/office/drawing/2016/ink" xmlns:am3d="http://schemas.microsoft.com/office/drawing/2017/model3d" xmlns:cx="http://schemas.microsoft.com/office/drawing/2014/chartex" xmlns:cx1="http://schemas.microsoft.com/office/drawing/2015/9/8/chartex" xmlns:cx2="http://schemas.microsoft.com/office/drawing/2015/10/21/chartex" xmlns:cx3="http://schemas.microsoft.com/office/drawing/2016/5/9/chartex" xmlns:cx4="http://schemas.microsoft.com/office/drawing/2016/5/10/chartex" xmlns:cx5="http://schemas.microsoft.com/office/drawing/2016/5/11/chartex" xmlns:cx6="http://schemas.microsoft.com/office/drawing/2016/5/12/chartex" xmlns:cx7="http://schemas.microsoft.com/office/drawing/2016/5/13/chartex" xmlns:cx8="http://schemas.microsoft.com/office/drawing/2016/5/14/chartex" xmlns:m="http://schemas.openxmlformats.org/officeDocument/2006/math" xmlns:mc="http://schemas.openxmlformats.org/markup-compatibility/2006" xmlns:o="urn:schemas-microsoft-com:office:office" xmlns:oel="http://schemas.microsoft.com/office/2019/extlst" xmlns:r="http://schemas.openxmlformats.org/officeDocument/2006/relationships" xmlns:v="urn:schemas-microsoft-com:vml" xmlns:w="http://schemas.openxmlformats.org/wordprocessingml/2006/main" xmlns:w10="urn:schemas-microsoft-com:office:word" xmlns:w14="http://schemas.microsoft.com/office/word/2010/wordml" xmlns:w15="http://schemas.microsoft.com/office/word/2012/wordml" xmlns:w16="http://schemas.microsoft.com/office/word/2018/wordml" xmlns:w16cex="http://schemas.microsoft.com/office/word/2018/wordml/cex" xmlns:w16cid="http://schemas.microsoft.com/office/word/2016/wordml/cid" xmlns:w16du="http://schemas.microsoft.com/office/word/2023/wordml/word16du" xmlns:w16sdtdh="http://schemas.microsoft.com/office/word/2020/wordml/sdtdatahash" xmlns:w16sdtfl="http://schemas.microsoft.com/office/word/2024/wordml/sdtformatlock" xmlns:w16se="http://schemas.microsoft.com/office/word/2015/wordml/symex" xmlns:wne="http://schemas.microsoft.com/office/word/2006/wordml" xmlns:wp="http://schemas.openxmlformats.org/drawingml/2006/wordprocessingDrawing" xmlns:wp14="http://schemas.microsoft.com/office/word/2010/wordprocessingDrawing" xmlns:wpc="http://schemas.microsoft.com/office/word/2010/wordprocessingCanvas" xmlns:wpg="http://schemas.microsoft.com/office/word/2010/wordprocessingGroup" xmlns:wpi="http://schemas.microsoft.com/office/word/2010/wordprocessingInk" xmlns:wps="http://schemas.microsoft.com/office/word/2010/wordprocessingShape" mc:Ignorable="w14 w15 w16 w16cex w16cid w16du w16sdtdh w16sdtfl w16se wp14">
   <w:p>
     <w:r>
       <w:t xml:space="preserve">Page </w:t>
@@ -36,7 +36,7 @@
 </file>
 
 <file path=word/header1.xml><?xml version="1.0" encoding="utf-8"?>
-<w:hdr xmlns:w="http://schemas.openxmlformats.org/wordprocessingml/2006/main" xmlns:wpc="http://schemas.microsoft.com/office/word/2010/wordprocessingCanvas" xmlns:cx="http://schemas.microsoft.com/office/drawing/2014/chartex" xmlns:cx1="http://schemas.microsoft.com/office/drawing/2015/9/8/chartex" xmlns:cx2="http://schemas.microsoft.com/office/drawing/2015/10/21/chartex" xmlns:cx3="http://schemas.microsoft.com/office/drawing/2016/5/9/chartex" xmlns:cx4="http://schemas.microsoft.com/office/drawing/2016/5/10/chartex" xmlns:cx5="http://schemas.microsoft.com/office/drawing/2016/5/11/chartex" xmlns:cx6="http://schemas.microsoft.com/office/drawing/2016/5/12/chartex" xmlns:cx7="http://schemas.microsoft.com/office/drawing/2016/5/13/chartex" xmlns:cx8="http://schemas.microsoft.com/office/drawing/2016/5/14/chartex" xmlns:mc="http://schemas.openxmlformats.org/markup-compatibility/2006" xmlns:aink="http://schemas.microsoft.com/office/drawing/2016/ink" xmlns:am3d="http://schemas.microsoft.com/office/drawing/2017/model3d" xmlns:o="urn:schemas-microsoft-com:office:office" xmlns:oel="http://schemas.microsoft.com/office/2019/extlst" xmlns:r="http://schemas.openxmlformats.org/officeDocument/2006/relationships" xmlns:m="http://schemas.openxmlformats.org/officeDocument/2006/math" xmlns:v="urn:schemas-microsoft-com:vml" xmlns:wp14="http://schemas.microsoft.com/office/word/2010/wordprocessingDrawing" xmlns:wp="http://schemas.openxmlformats.org/drawingml/2006/wordprocessingDrawing" xmlns:w10="urn:schemas-microsoft-com:office:word" xmlns:w14="http://schemas.microsoft.com/office/word/2010/wordml" xmlns:w15="http://schemas.microsoft.com/office/word/2012/wordml" xmlns:w16cex="http://schemas.microsoft.com/office/word/2018/wordml/cex" xmlns:w16cid="http://schemas.microsoft.com/office/word/2016/wordml/cid" xmlns:w16="http://schemas.microsoft.com/office/word/2018/wordml" xmlns:w16du="http://schemas.microsoft.com/office/word/2023/wordml/word16du" xmlns:w16sdtdh="http://schemas.microsoft.com/office/word/2020/wordml/sdtdatahash" xmlns:w16sdtfl="http://schemas.microsoft.com/office/word/2024/wordml/sdtformatlock" xmlns:w16se="http://schemas.microsoft.com/office/word/2015/wordml/symex" xmlns:wpg="http://schemas.microsoft.com/office/word/2010/wordprocessingGroup" xmlns:wpi="http://schemas.microsoft.com/office/word/2010/wordprocessingInk" xmlns:wne="http://schemas.microsoft.com/office/word/2006/wordml" xmlns:wps="http://schemas.microsoft.com/office/word/2010/wordprocessingShape" mc:Ignorable="w14 w15 w16 w16cex w16cid w16du w16sdtdh w16sdtfl w16se wp14">
+<w:hdr xmlns:aink="http://schemas.microsoft.com/office/drawing/2016/ink" xmlns:am3d="http://schemas.microsoft.com/office/drawing/2017/model3d" xmlns:cx="http://schemas.microsoft.com/office/drawing/2014/chartex" xmlns:cx1="http://schemas.microsoft.com/office/drawing/2015/9/8/chartex" xmlns:cx2="http://schemas.microsoft.com/office/drawing/2015/10/21/chartex" xmlns:cx3="http://schemas.microsoft.com/office/drawing/2016/5/9/chartex" xmlns:cx4="http://schemas.microsoft.com/office/drawing/2016/5/10/chartex" xmlns:cx5="http://schemas.microsoft.com/office/drawing/2016/5/11/chartex" xmlns:cx6="http://schemas.microsoft.com/office/drawing/2016/5/12/chartex" xmlns:cx7="http://schemas.microsoft.com/office/drawing/2016/5/13/chartex" xmlns:cx8="http://schemas.microsoft.com/office/drawing/2016/5/14/chartex" xmlns:m="http://schemas.openxmlformats.org/officeDocument/2006/math" xmlns:mc="http://schemas.openxmlformats.org/markup-compatibility/2006" xmlns:o="urn:schemas-microsoft-com:office:office" xmlns:oel="http://schemas.microsoft.com/office/2019/extlst" xmlns:r="http://schemas.openxmlformats.org/officeDocument/2006/relationships" xmlns:v="urn:schemas-microsoft-com:vml" xmlns:w="http://schemas.openxmlformats.org/wordprocessingml/2006/main" xmlns:w10="urn:schemas-microsoft-com:office:word" xmlns:w14="http://schemas.microsoft.com/office/word/2010/wordml" xmlns:w15="http://schemas.microsoft.com/office/word/2012/wordml" xmlns:w16="http://schemas.microsoft.com/office/word/2018/wordml" xmlns:w16cex="http://schemas.microsoft.com/office/word/2018/wordml/cex" xmlns:w16cid="http://schemas.microsoft.com/office/word/2016/wordml/cid" xmlns:w16du="http://schemas.microsoft.com/office/word/2023/wordml/word16du" xmlns:w16sdtdh="http://schemas.microsoft.com/office/word/2020/wordml/sdtdatahash" xmlns:w16sdtfl="http://schemas.microsoft.com/office/word/2024/wordml/sdtformatlock" xmlns:w16se="http://schemas.microsoft.com/office/word/2015/wordml/symex" xmlns:wne="http://schemas.microsoft.com/office/word/2006/wordml" xmlns:wp="http://schemas.openxmlformats.org/drawingml/2006/wordprocessingDrawing" xmlns:wp14="http://schemas.microsoft.com/office/word/2010/wordprocessingDrawing" xmlns:wpc="http://schemas.microsoft.com/office/word/2010/wordprocessingCanvas" xmlns:wpg="http://schemas.microsoft.com/office/word/2010/wordprocessingGroup" xmlns:wpi="http://schemas.microsoft.com/office/word/2010/wordprocessingInk" xmlns:wps="http://schemas.microsoft.com/office/word/2010/wordprocessingShape" mc:Ignorable="w14 w15 w16 w16cex w16cid w16du w16sdtdh w16sdtfl w16se wp14">
   <w:p>
     <w:r>
       <w:rPr>
@@ -59,7 +59,7 @@
 </file>
 
 <file path=word/numbering.xml><?xml version="1.0" encoding="utf-8"?>
-<w:numbering xmlns:w="http://schemas.openxmlformats.org/wordprocessingml/2006/main" xmlns:mc="http://schemas.openxmlformats.org/markup-compatibility/2006" xmlns:w14="http://schemas.microsoft.com/office/word/2010/wordml" xmlns:w15="http://schemas.microsoft.com/office/word/2012/wordml" xmlns:w16se="http://schemas.microsoft.com/office/word/2015/wordml/symex" xmlns:w16cid="http://schemas.microsoft.com/office/word/2016/wordml/cid" xmlns:w16="http://schemas.microsoft.com/office/word/2018/wordml" xmlns:w16cex="http://schemas.microsoft.com/office/word/2018/wordml/cex" xmlns:w16sdtdh="http://schemas.microsoft.com/office/word/2020/wordml/sdtdatahash" xmlns:w16sdtfl="http://schemas.microsoft.com/office/word/2024/wordml/sdtformatlock" xmlns:w16du="http://schemas.microsoft.com/office/word/2023/wordml/word16du" xmlns:wp14="http://schemas.microsoft.com/office/word/2010/wordprocessingDrawing" mc:Ignorable="w14 w15 w16 w16cex w16cid w16du w16sdtdh w16sdtfl w16se wp14">
+<w:numbering xmlns:mc="http://schemas.openxmlformats.org/markup-compatibility/2006" xmlns:w="http://schemas.openxmlformats.org/wordprocessingml/2006/main" xmlns:w14="http://schemas.microsoft.com/office/word/2010/wordml" xmlns:w15="http://schemas.microsoft.com/office/word/2012/wordml" xmlns:w16="http://schemas.microsoft.com/office/word/2018/wordml" xmlns:w16cex="http://schemas.microsoft.com/office/word/2018/wordml/cex" xmlns:w16cid="http://schemas.microsoft.com/office/word/2016/wordml/cid" xmlns:w16du="http://schemas.microsoft.com/office/word/2023/wordml/word16du" xmlns:w16sdtdh="http://schemas.microsoft.com/office/word/2020/wordml/sdtdatahash" xmlns:w16sdtfl="http://schemas.microsoft.com/office/word/2024/wordml/sdtformatlock" xmlns:w16se="http://schemas.microsoft.com/office/word/2015/wordml/symex" xmlns:wp14="http://schemas.microsoft.com/office/word/2010/wordprocessingDrawing" mc:Ignorable="w14 w15 w16 w16cex w16cid w16du w16sdtdh w16sdtfl w16se wp14">
   <w:abstractNum w:abstractNumId="0">
     <w:lvl w:ilvl="0">
       <w:start w:val="1"/>
@@ -128,7 +128,7 @@
 </file>
 
 <file path=word/styles.xml><?xml version="1.0" encoding="utf-8"?>
-<w:styles xmlns:w="http://schemas.openxmlformats.org/wordprocessingml/2006/main" xmlns:mc="http://schemas.openxmlformats.org/markup-compatibility/2006" xmlns:r="http://schemas.openxmlformats.org/officeDocument/2006/relationships" xmlns:w14="http://schemas.microsoft.com/office/word/2010/wordml" xmlns:w15="http://schemas.microsoft.com/office/word/2012/wordml" xmlns:wp14="http://schemas.microsoft.com/office/word/2010/wordprocessingDrawing" xmlns:w16cex="http://schemas.microsoft.com/office/word/2018/wordml/cex" xmlns:w16cid="http://schemas.microsoft.com/office/word/2016/wordml/cid" xmlns:w16="http://schemas.microsoft.com/office/word/2018/wordml" xmlns:w16du="http://schemas.microsoft.com/office/word/2023/wordml/word16du" xmlns:w16sdtdh="http://schemas.microsoft.com/office/word/2020/wordml/sdtdatahash" xmlns:w16sdtfl="http://schemas.microsoft.com/office/word/2024/wordml/sdtformatlock" xmlns:w16se="http://schemas.microsoft.com/office/word/2015/wordml/symex" mc:Ignorable="w14 w15 w16 w16cex w16cid w16du w16sdtdh w16sdtfl w16se">
+<w:styles xmlns:mc="http://schemas.openxmlformats.org/markup-compatibility/2006" xmlns:r="http://schemas.openxmlformats.org/officeDocument/2006/relationships" xmlns:w="http://schemas.openxmlformats.org/wordprocessingml/2006/main" xmlns:w14="http://schemas.microsoft.com/office/word/2010/wordml" xmlns:w15="http://schemas.microsoft.com/office/word/2012/wordml" xmlns:w16="http://schemas.microsoft.com/office/word/2018/wordml" xmlns:w16cex="http://schemas.microsoft.com/office/word/2018/wordml/cex" xmlns:w16cid="http://schemas.microsoft.com/office/word/2016/wordml/cid" xmlns:w16du="http://schemas.microsoft.com/office/word/2023/wordml/word16du" xmlns:w16sdtdh="http://schemas.microsoft.com/office/word/2020/wordml/sdtdatahash" xmlns:w16sdtfl="http://schemas.microsoft.com/office/word/2024/wordml/sdtformatlock" xmlns:w16se="http://schemas.microsoft.com/office/word/2015/wordml/symex" xmlns:wp14="http://schemas.microsoft.com/office/word/2010/wordprocessingDrawing" mc:Ignorable="w14 w15 w16 w16cex w16cid w16du w16sdtdh w16sdtfl w16se">
   <w:docDefaults>
     <w:rPrDefault>
       <w:rPr>

--- a/spec/examples/generated/complete_document.docx
+++ b/spec/examples/generated/complete_document.docx
@@ -1,7 +1,7 @@
 
-<file path=word/document.xml><?xml version="1.0" encoding="UTF-8" standalone="yes"?>
-
-<w:document xmlns:aink="http://schemas.microsoft.com/office/drawing/2016/ink" xmlns:am3d="http://schemas.microsoft.com/office/drawing/2017/model3d" xmlns:cx="http://schemas.microsoft.com/office/drawing/2014/chartex" xmlns:cx1="http://schemas.microsoft.com/office/drawing/2015/9/8/chartex" xmlns:cx2="http://schemas.microsoft.com/office/drawing/2015/10/21/chartex" xmlns:cx3="http://schemas.microsoft.com/office/drawing/2016/5/9/chartex" xmlns:cx4="http://schemas.microsoft.com/office/drawing/2016/5/10/chartex" xmlns:cx5="http://schemas.microsoft.com/office/drawing/2016/5/11/chartex" xmlns:cx6="http://schemas.microsoft.com/office/drawing/2016/5/12/chartex" xmlns:cx7="http://schemas.microsoft.com/office/drawing/2016/5/13/chartex" xmlns:cx8="http://schemas.microsoft.com/office/drawing/2016/5/14/chartex" xmlns:m="http://schemas.openxmlformats.org/officeDocument/2006/math" xmlns:mc="http://schemas.openxmlformats.org/markup-compatibility/2006" xmlns:o="urn:schemas-microsoft-com:office:office" xmlns:oel="http://schemas.microsoft.com/office/2019/extlst" xmlns:r="http://schemas.openxmlformats.org/officeDocument/2006/relationships" xmlns:v="urn:schemas-microsoft-com:vml" xmlns:w="http://schemas.openxmlformats.org/wordprocessingml/2006/main" xmlns:w10="urn:schemas-microsoft-com:office:word" xmlns:w14="http://schemas.microsoft.com/office/word/2010/wordml" xmlns:w15="http://schemas.microsoft.com/office/word/2012/wordml" xmlns:w16="http://schemas.microsoft.com/office/word/2018/wordml" xmlns:w16cex="http://schemas.microsoft.com/office/word/2018/wordml/cex" xmlns:w16cid="http://schemas.microsoft.com/office/word/2016/wordml/cid" xmlns:w16du="http://schemas.microsoft.com/office/word/2023/wordml/word16du" xmlns:w16sdtdh="http://schemas.microsoft.com/office/word/2020/wordml/sdtdatahash" xmlns:w16sdtfl="http://schemas.microsoft.com/office/word/2024/wordml/sdtformatlock" xmlns:w16se="http://schemas.microsoft.com/office/word/2015/wordml/symex" xmlns:wne="http://schemas.microsoft.com/office/word/2006/wordml" xmlns:wp="http://schemas.openxmlformats.org/drawingml/2006/wordprocessingDrawing" xmlns:wp14="http://schemas.microsoft.com/office/word/2010/wordprocessingDrawing" xmlns:wpc="http://schemas.microsoft.com/office/word/2010/wordprocessingCanvas" xmlns:wpg="http://schemas.microsoft.com/office/word/2010/wordprocessingGroup" xmlns:wpi="http://schemas.microsoft.com/office/word/2010/wordprocessingInk" xmlns:wps="http://schemas.microsoft.com/office/word/2010/wordprocessingShape" mc:Ignorable="w14 w15 w16 w16cex w16cid w16du w16sdtdh w16sdtfl w16se wp14"><w:body><w:p><w:pPr/><w:r><w:t>Complete Document</w:t></w:r></w:p><w:p><w:r><w:t>Generated with Uniword Builder API</w:t></w:r></w:p><w:p><w:r><w:t>March 2026</w:t></w:r></w:p><w:p><w:r><w:br w:type="page"/></w:r></w:p><w:p><w:r><w:t>Table of Contents</w:t></w:r></w:p><w:p><w:fldChar w:fldCharType="begin"/><w:fldChar w:fldCharType="separate"/><w:fldChar w:fldCharType="end"/><w:instrText><w:text> TOC \o "1-3" \h \z \u </w:text></w:instrText></w:p><w:p><w:r><w:br w:type="page"/></w:r></w:p><w:p><w:pPr><w:pStyle w:val="Heading1"/></w:pPr><w:r><w:t>1. Introduction</w:t></w:r></w:p><w:p><w:r><w:t>This document demonstrates the complete Uniword Builder API, including headers, footers, tables, charts, bibliography, hyperlinks, and multiple sections.</w:t></w:r></w:p><w:p><w:r><w:t>The Uniword library provides a comprehensive Ruby API for creating and manipulating OOXML (Office Open XML) documents.</w:t></w:r></w:p><w:p><w:pPr><w:numPr><w:ilvl w:val="0"/><w:numId w:val="1"/></w:numPr></w:pPr><w:r><w:t>Paragraph and text formatting</w:t></w:r></w:p><w:p><w:pPr><w:numPr><w:ilvl w:val="0"/><w:numId w:val="1"/></w:numPr></w:pPr><w:r><w:t>Tables with styled cells</w:t></w:r></w:p><w:p><w:pPr><w:numPr><w:ilvl w:val="0"/><w:numId w:val="1"/></w:numPr></w:pPr><w:r><w:t>Charts (bar, line, pie)</w:t></w:r></w:p><w:p><w:pPr><w:numPr><w:ilvl w:val="0"/><w:numId w:val="1"/></w:numPr></w:pPr><w:r><w:t>bibliography and citations</w:t></w:r></w:p><w:p><w:pPr><w:numPr><w:ilvl w:val="0"/><w:numId w:val="1"/></w:numPr></w:pPr><w:r><w:t>Headers and footers</w:t></w:r></w:p><w:p><w:pPr><w:numPr><w:ilvl w:val="0"/><w:numId w:val="1"/></w:numPr></w:pPr><w:r><w:t>Table of contents</w:t></w:r></w:p><w:p><w:r><w:br w:type="page"/></w:r></w:p><w:p><w:pPr><w:pStyle w:val="Heading1"/></w:pPr><w:r><w:t>2. Data Analysis</w:t></w:r></w:p><w:p><w:pPr><w:pStyle w:val="Heading2"/></w:pPr><w:r><w:t>2.1 Sales Performance</w:t></w:r></w:p><w:p><w:r><w:t>The following table shows quarterly sales data:</w:t></w:r></w:p><w:p><w:pPr><w:pStyle w:val="Heading2"/></w:pPr><w:r><w:t>2.2 Revenue Chart</w:t></w:r></w:p><w:p><w:r><w:drawing><wp:inline><wp:extent wp:cx="5486400" wp:cy="3200400"/><wp:effectExtent/><wp:docPr wp:id="347343784" wp:name="Chart bar"/><graphic xmlns="http://schemas.openxmlformats.org/drawingml/2006/main"><graphicData uri="http://schemas.openxmlformats.org/drawingml/2006/chart"><chart xmlns="http://schemas.openxmlformats.org/drawingml/2006/chart" c:id="rIdChart1"/></graphicData></graphic></wp:inline></w:drawing></w:r></w:p><w:p><w:pPr><w:pStyle w:val="Heading2"/></w:pPr><w:r><w:t>2.3 Trend Analysis</w:t></w:r></w:p><w:p><w:r><w:drawing><wp:inline><wp:extent wp:cx="5486400" wp:cy="3200400"/><wp:effectExtent/><wp:docPr wp:id="263562126" wp:name="Chart line"/><graphic xmlns="http://schemas.openxmlformats.org/drawingml/2006/main"><graphicData uri="http://schemas.openxmlformats.org/drawingml/2006/chart"><chart xmlns="http://schemas.openxmlformats.org/drawingml/2006/chart" c:id="rIdChart2"/></graphicData></graphic></wp:inline></w:drawing></w:r></w:p><w:p><w:r><w:br w:type="page"/></w:r></w:p><w:p><w:pPr><w:pStyle w:val="Heading1"/></w:pPr><w:r><w:t>3. References</w:t></w:r></w:p><w:p><w:r><w:t>This document references the following sources:</w:t></w:r></w:p><w:p><w:sdt><w:sdtPr><w:id w:val="1"/><w:bibliography/><w:docPartObj><w:docPartGallery w:val="Bibliographies"/><w:docPartUnique/></w:docPartObj></w:sdtPr></w:sdt></w:p><w:tbl><w:tblPr><w:tblW w:w="0" w:type="auto"/><w:tblLook w:val="04A0" w:firstRow="1" w:lastRow="0" w:firstColumn="1" w:lastColumn="0" w:noHBand="0" w:noVBand="1"/></w:tblPr><w:tblGrid><w:gridCol/><w:gridCol/><w:gridCol/></w:tblGrid><w:tr><w:tc><w:tcPr><w:tcW w:w="0" w:type="auto"/><w:shd w:val="clear" w:color="FFFFFF" w:fill="4472C4"/></w:tcPr><w:p><w:r><w:t>Quarter</w:t></w:r></w:p></w:tc><w:tc><w:tcPr><w:tcW w:w="0" w:type="auto"/><w:shd w:val="clear" w:color="FFFFFF" w:fill="4472C4"/></w:tcPr><w:p><w:r><w:t>Revenue</w:t></w:r></w:p></w:tc><w:tc><w:tcPr><w:tcW w:w="0" w:type="auto"/><w:shd w:val="clear" w:color="FFFFFF" w:fill="4472C4"/></w:tcPr><w:p><w:r><w:t>Growth</w:t></w:r></w:p></w:tc></w:tr><w:tr><w:tc><w:tcPr><w:tcW w:w="0" w:type="auto"/></w:tcPr><w:p><w:r><w:t>Q1</w:t></w:r></w:p></w:tc><w:tc><w:tcPr><w:tcW w:w="0" w:type="auto"/></w:tcPr><w:p><w:r><w:t>$1,200,000</w:t></w:r></w:p></w:tc><w:tc><w:tcPr><w:tcW w:w="0" w:type="auto"/></w:tcPr><w:p><w:r><w:t>+12%</w:t></w:r></w:p></w:tc></w:tr><w:tr><w:tc><w:tcPr><w:tcW w:w="0" w:type="auto"/></w:tcPr><w:p><w:r><w:t>Q2</w:t></w:r></w:p></w:tc><w:tc><w:tcPr><w:tcW w:w="0" w:type="auto"/></w:tcPr><w:p><w:r><w:t>$1,450,000</w:t></w:r></w:p></w:tc><w:tc><w:tcPr><w:tcW w:w="0" w:type="auto"/></w:tcPr><w:p><w:r><w:t>+20.8%</w:t></w:r></w:p></w:tc></w:tr><w:tr><w:tc><w:tcPr><w:tcW w:w="0" w:type="auto"/></w:tcPr><w:p><w:r><w:t>Q3</w:t></w:r></w:p></w:tc><w:tc><w:tcPr><w:tcW w:w="0" w:type="auto"/></w:tcPr><w:p><w:r><w:t>$1,380,000</w:t></w:r></w:p></w:tc><w:tc><w:tcPr><w:tcW w:w="0" w:type="auto"/></w:tcPr><w:p><w:r><w:t>-4.8%</w:t></w:r></w:p></w:tc></w:tr><w:tr><w:tc><w:tcPr><w:tcW w:w="0" w:type="auto"/></w:tcPr><w:p><w:r><w:t>Q4</w:t></w:r></w:p></w:tc><w:tc><w:tcPr><w:tcW w:w="0" w:type="auto"/></w:tcPr><w:p><w:r><w:t>$1,620,000</w:t></w:r></w:p></w:tc><w:tc><w:tcPr><w:tcW w:w="0" w:type="auto"/></w:tcPr><w:p><w:r><w:t>+17.4%</w:t></w:r></w:p></w:tc></w:tr></w:tbl><w:sectPr><w:headerReference w:type="default" r:id="rId7"/><w:footerReference w:type="default" r:id="rId8"/><w:pgSz w:w="12240" w:h="15840"/><w:pgMar w:top="1440" w:bottom="1440" w:left="1440" w:right="1440" w:header="720" w:footer="720" w:gutter="0"/><w:cols w:space="720"/><w:docGrid w:linePitch="360"/></w:sectPr></w:body></w:document>
+<file path=word/document.xml><?xml version="1.0" encoding="UTF-8"?>
+<w:document xmlns:aink="http://schemas.microsoft.com/office/drawing/2016/ink" xmlns:am3d="http://schemas.microsoft.com/office/drawing/2017/model3d" xmlns:cx="http://schemas.microsoft.com/office/drawing/2014/chartex" xmlns:cx1="http://schemas.microsoft.com/office/drawing/2015/9/8/chartex" xmlns:cx2="http://schemas.microsoft.com/office/drawing/2015/10/21/chartex" xmlns:cx3="http://schemas.microsoft.com/office/drawing/2016/5/9/chartex" xmlns:cx4="http://schemas.microsoft.com/office/drawing/2016/5/10/chartex" xmlns:cx5="http://schemas.microsoft.com/office/drawing/2016/5/11/chartex" xmlns:cx6="http://schemas.microsoft.com/office/drawing/2016/5/12/chartex" xmlns:cx7="http://schemas.microsoft.com/office/drawing/2016/5/13/chartex" xmlns:cx8="http://schemas.microsoft.com/office/drawing/2016/5/14/chartex" xmlns:m="http://schemas.openxmlformats.org/officeDocument/2006/math" xmlns:mc="http://schemas.openxmlformats.org/markup-compatibility/2006" xmlns:o="urn:schemas-microsoft-com:office:office" xmlns:oel="http://schemas.microsoft.com/office/2019/extlst" xmlns:r="http://schemas.openxmlformats.org/officeDocument/2006/relationships" xmlns:v="urn:schemas-microsoft-com:vml" xmlns:w="http://schemas.openxmlformats.org/wordprocessingml/2006/main" xmlns:w10="urn:schemas-microsoft-com:office:word" xmlns:w14="http://schemas.microsoft.com/office/word/2010/wordml" xmlns:w15="http://schemas.microsoft.com/office/word/2012/wordml" xmlns:w16="http://schemas.microsoft.com/office/word/2018/wordml" xmlns:w16cex="http://schemas.microsoft.com/office/word/2018/wordml/cex" xmlns:w16cid="http://schemas.microsoft.com/office/word/2016/wordml/cid" xmlns:w16du="http://schemas.microsoft.com/office/word/2023/wordml/word16du" xmlns:w16sdtdh="http://schemas.microsoft.com/office/word/2020/wordml/sdtdatahash" xmlns:w16sdtfl="http://schemas.microsoft.com/office/word/2024/wordml/sdtformatlock" xmlns:w16se="http://schemas.microsoft.com/office/word/2015/wordml/symex" xmlns:wne="http://schemas.microsoft.com/office/word/2006/wordml" xmlns:wp="http://schemas.openxmlformats.org/drawingml/2006/wordprocessingDrawing" xmlns:wp14="http://schemas.microsoft.com/office/word/2010/wordprocessingDrawing" xmlns:wpc="http://schemas.microsoft.com/office/word/2010/wordprocessingCanvas" xmlns:wpg="http://schemas.microsoft.com/office/word/2010/wordprocessingGroup" xmlns:wpi="http://schemas.microsoft.com/office/word/2010/wordprocessingInk" xmlns:wps="http://schemas.microsoft.com/office/word/2010/wordprocessingShape" mc:Ignorable="w14 w15 w16 w16cex w16cid w16du w16sdtdh w16sdtfl w16se wp14"><w:body><w:p><w:pPr/><w:r><w:t>Complete Document</w:t></w:r></w:p><w:p><w:r><w:t>Generated with Uniword Builder API</w:t></w:r></w:p><w:p><w:r><w:t>March 2026</w:t></w:r></w:p><w:p><w:r><w:br w:type="page"/></w:r></w:p><w:p><w:r><w:t>Table of Contents</w:t></w:r></w:p><w:p><w:fldChar w:fldCharType="begin"/><w:fldChar w:fldCharType="separate"/><w:fldChar w:fldCharType="end"/><w:instrText> TOC \o "1-3" \h \z \u </w:instrText></w:p><w:p><w:r><w:br w:type="page"/></w:r></w:p><w:p><w:pPr><w:pStyle w:val="Heading1"/></w:pPr><w:r><w:t>1. Introduction</w:t></w:r></w:p><w:p><w:r><w:t xml:space="preserve">This document demonstrates the complete Uniword Builder API, </w:t></w:r><w:r><w:t xml:space="preserve">including headers, footers, tables, charts, bibliography, </w:t></w:r><w:r><w:t>hyperlinks, and multiple sections.</w:t></w:r></w:p><w:p><w:r><w:t xml:space="preserve">The Uniword library provides a comprehensive Ruby API for </w:t></w:r><w:r><w:t>creating and manipulating OOXML (Office Open XML) documents.</w:t></w:r></w:p><w:p><w:pPr><w:numPr><w:ilvl w:val="0"/><w:numId w:val="1"/></w:numPr></w:pPr><w:r><w:t>Paragraph and text formatting</w:t></w:r></w:p><w:p><w:pPr><w:numPr><w:ilvl w:val="0"/><w:numId w:val="1"/></w:numPr></w:pPr><w:r><w:t>Tables with styled cells</w:t></w:r></w:p><w:p><w:pPr><w:numPr><w:ilvl w:val="0"/><w:numId w:val="1"/></w:numPr></w:pPr><w:r><w:t>Charts (bar, line, pie)</w:t></w:r></w:p><w:p><w:pPr><w:numPr><w:ilvl w:val="0"/><w:numId w:val="1"/></w:numPr></w:pPr><w:r><w:t>bibliography and citations</w:t></w:r></w:p><w:p><w:pPr><w:numPr><w:ilvl w:val="0"/><w:numId w:val="1"/></w:numPr></w:pPr><w:r><w:t>Headers and footers</w:t></w:r></w:p><w:p><w:pPr><w:numPr><w:ilvl w:val="0"/><w:numId w:val="1"/></w:numPr></w:pPr><w:r><w:t>Table of contents</w:t></w:r></w:p><w:p><w:r><w:br w:type="page"/></w:r></w:p><w:p><w:pPr><w:pStyle w:val="Heading1"/></w:pPr><w:r><w:t>2. Data Analysis</w:t></w:r></w:p><w:p><w:pPr><w:pStyle w:val="Heading2"/></w:pPr><w:r><w:t>2.1 Sales Performance</w:t></w:r></w:p><w:p><w:r><w:t>The following table shows quarterly sales data:</w:t></w:r></w:p><w:tbl><w:tblPr><w:tblW w:w="0" w:type="auto"/><w:tblLook w:val="04A0" w:firstRow="1" w:lastRow="0" w:firstColumn="1" w:lastColumn="0" w:noHBand="0" w:noVBand="1"/></w:tblPr><w:tblGrid><w:gridCol/><w:gridCol/><w:gridCol/></w:tblGrid><w:tr><w:tc><w:tcPr><w:tcW w:w="0" w:type="auto"/><w:shd w:val="clear" w:color="FFFFFF" w:fill="4472C4"/></w:tcPr><w:p><w:r><w:t>Quarter</w:t></w:r></w:p></w:tc><w:tc><w:tcPr><w:tcW w:w="0" w:type="auto"/><w:shd w:val="clear" w:color="FFFFFF" w:fill="4472C4"/></w:tcPr><w:p><w:r><w:t>Revenue</w:t></w:r></w:p></w:tc><w:tc><w:tcPr><w:tcW w:w="0" w:type="auto"/><w:shd w:val="clear" w:color="FFFFFF" w:fill="4472C4"/></w:tcPr><w:p><w:r><w:t>Growth</w:t></w:r></w:p></w:tc></w:tr><w:tr><w:tc><w:tcPr><w:tcW w:w="0" w:type="auto"/></w:tcPr><w:p><w:r><w:t>Q1</w:t></w:r></w:p></w:tc><w:tc><w:tcPr><w:tcW w:w="0" w:type="auto"/></w:tcPr><w:p><w:r><w:t>$1,200,000</w:t></w:r></w:p></w:tc><w:tc><w:tcPr><w:tcW w:w="0" w:type="auto"/></w:tcPr><w:p><w:r><w:t>+12%</w:t></w:r></w:p></w:tc></w:tr><w:tr><w:tc><w:tcPr><w:tcW w:w="0" w:type="auto"/></w:tcPr><w:p><w:r><w:t>Q2</w:t></w:r></w:p></w:tc><w:tc><w:tcPr><w:tcW w:w="0" w:type="auto"/></w:tcPr><w:p><w:r><w:t>$1,450,000</w:t></w:r></w:p></w:tc><w:tc><w:tcPr><w:tcW w:w="0" w:type="auto"/></w:tcPr><w:p><w:r><w:t>+20.8%</w:t></w:r></w:p></w:tc></w:tr><w:tr><w:tc><w:tcPr><w:tcW w:w="0" w:type="auto"/></w:tcPr><w:p><w:r><w:t>Q3</w:t></w:r></w:p></w:tc><w:tc><w:tcPr><w:tcW w:w="0" w:type="auto"/></w:tcPr><w:p><w:r><w:t>$1,380,000</w:t></w:r></w:p></w:tc><w:tc><w:tcPr><w:tcW w:w="0" w:type="auto"/></w:tcPr><w:p><w:r><w:t>-4.8%</w:t></w:r></w:p></w:tc></w:tr><w:tr><w:tc><w:tcPr><w:tcW w:w="0" w:type="auto"/></w:tcPr><w:p><w:r><w:t>Q4</w:t></w:r></w:p></w:tc><w:tc><w:tcPr><w:tcW w:w="0" w:type="auto"/></w:tcPr><w:p><w:r><w:t>$1,620,000</w:t></w:r></w:p></w:tc><w:tc><w:tcPr><w:tcW w:w="0" w:type="auto"/></w:tcPr><w:p><w:r><w:t>+17.4%</w:t></w:r></w:p></w:tc></w:tr></w:tbl><w:p><w:pPr><w:pStyle w:val="Heading2"/></w:pPr><w:r><w:t>2.2 Revenue Chart</w:t></w:r></w:p><w:p><w:r><w:drawing><wp:inline><wp:extent cx="5486400" cy="3200400"/><wp:effectExtent/><wp:docPr id="347343784" name="Chart bar"/><graphic xmlns="http://schemas.openxmlformats.org/drawingml/2006/main"><graphicData uri="http://schemas.openxmlformats.org/drawingml/2006/chart"><chart xmlns="http://schemas.openxmlformats.org/drawingml/2006/chart" c:id="rIdChart1"/></graphicData></graphic></wp:inline></w:drawing></w:r></w:p><w:p><w:pPr><w:pStyle w:val="Heading2"/></w:pPr><w:r><w:t>2.3 Trend Analysis</w:t></w:r></w:p><w:p><w:r><w:drawing><wp:inline><wp:extent cx="5486400" cy="3200400"/><wp:effectExtent/><wp:docPr id="263562126" name="Chart line"/><graphic xmlns="http://schemas.openxmlformats.org/drawingml/2006/main"><graphicData uri="http://schemas.openxmlformats.org/drawingml/2006/chart"><chart xmlns="http://schemas.openxmlformats.org/drawingml/2006/chart" c:id="rIdChart2"/></graphicData></graphic></wp:inline></w:drawing></w:r></w:p><w:p><w:r><w:br w:type="page"/></w:r></w:p><w:p><w:pPr><w:pStyle w:val="Heading1"/></w:pPr><w:r><w:t>3. References</w:t></w:r></w:p><w:p><w:r><w:t>This document references the following sources:</w:t></w:r></w:p><w:p><w:sdt><w:sdtPr><w:id w:val="1"/><w:bibliography/><w:docPartObj><w:docPartGallery w:val="Bibliographies"/><w:docPartUnique/></w:docPartObj></w:sdtPr></w:sdt></w:p><w:sectPr><w:headerReference w:type="default" r:id="rId7"/><w:footerReference w:type="default" r:id="rId8"/><w:pgSz w:w="12240" w:h="15840"/><w:pgMar w:top="1440" w:bottom="1440" w:left="1440" w:right="1440" w:header="720" w:footer="720" w:gutter="0"/><w:cols w:space="720"/><w:docGrid w:linePitch="360"/></w:sectPr></w:body></w:document>
+
 </file>
 
 <file path=word/footer1.xml><?xml version="1.0" encoding="utf-8"?>
@@ -12,12 +12,18 @@
     </w:r>
   </w:p>
   <w:p>
-    <w:fldChar w:fldCharType="begin"/>
-    <w:fldChar w:fldCharType="separate"/>
-    <w:fldChar w:fldCharType="end"/>
-    <w:instrText>
-      <w:text> PAGE </w:text>
-    </w:instrText>
+    <w:r>
+      <w:fldChar w:fldCharType="begin"/>
+    </w:r>
+    <w:r>
+      <w:instrText> PAGE </w:instrText>
+    </w:r>
+    <w:r>
+      <w:fldChar w:fldCharType="separate"/>
+    </w:r>
+    <w:r>
+      <w:fldChar w:fldCharType="end"/>
+    </w:r>
   </w:p>
   <w:p>
     <w:r>
@@ -25,12 +31,18 @@
     </w:r>
   </w:p>
   <w:p>
-    <w:fldChar w:fldCharType="begin"/>
-    <w:fldChar w:fldCharType="separate"/>
-    <w:fldChar w:fldCharType="end"/>
-    <w:instrText>
-      <w:text> NUMPAGES </w:text>
-    </w:instrText>
+    <w:r>
+      <w:fldChar w:fldCharType="begin"/>
+    </w:r>
+    <w:r>
+      <w:instrText> NUMPAGES </w:instrText>
+    </w:r>
+    <w:r>
+      <w:fldChar w:fldCharType="separate"/>
+    </w:r>
+    <w:r>
+      <w:fldChar w:fldCharType="end"/>
+    </w:r>
   </w:p>
 </w:ftr>
 </file>
@@ -44,15 +56,6 @@
         <w:color w:val="808080"/>
       </w:rPr>
       <w:t>Complete Document</w:t>
-    </w:r>
-    <w:r>
-      <w:tab/>
-    </w:r>
-    <w:r>
-      <w:rPr>
-        <w:color w:val="FF0000"/>
-      </w:rPr>
-      <w:t>Confidential</w:t>
     </w:r>
   </w:p>
 </w:hdr>
@@ -116,15 +119,15 @@
       <w:ind w:left="6480" w:hanging="360"/>
     </w:lvl>
   </w:abstractNum>
-  <w:num w:numId="1" w16cid:durableId="706186813">
+  <w:num w:numId="1" w16cid:durableId="-618250458">
     <w:abstractNumId w:val="0"/>
   </w:num>
 </w:numbering>
 </file>
 
-<file path=word/sources.xml><?xml version="1.0" encoding="UTF-8" standalone="yes"?>
-
-<Sources xmlns="http://schemas.openxmlformats.org/officeDocument/2006/bibliography" b:SelectedStyle="APA"><Source><SourceType>Book</SourceType><Tag>Smith2024</Tag><Author><NameList><Person><First>John</First><Last>Smith</Last></Person><Person><First>Jane</First><Last>Doe</Last></Person></NameList></Author><Title>Data Analysis best Practices</Title><Year>2024</Year><Publisher>Academic Press</Publisher><City>New York</City><RefOrder>1</RefOrder></Source><Source><SourceType>JournalArticle</SourceType><Tag>Johnson2023</Tag><Author><NameList><Person><First>Robert</First><Last>Johnson</Last></Person></NameList></Author><Title>Modern Sales Techniques</Title><Year>2023</Year><Publisher>Harvard business Review</Publisher><Pages>45-60</Pages><Volume>101</Volume><Issue>3</Issue><RefOrder>2</RefOrder></Source><Source><SourceType>InternetSite</SourceType><Tag>OOXML2024</Tag><Title>Office Open XML Specification</Title><Year>2024</Year><URL>https://www.ecma-international.org/publications-and-standards/standards/ecma-376/</URL><RefOrder>3</RefOrder></Source><Source><SourceType>ConferenceProceedings</SourceType><Tag>Lee2023</Tag><Author><NameList><Person><First>Sarah</First><Last>Lee</Last></Person><Person><First>Michael</First><Last>Chen</Last></Person></NameList></Author><Title>Machine Learning for Sales Forecasting</Title><Year>2023</Year><Publisher>NeurIPS Conference</Publisher><City>New Orleans</City><RefOrder>4</RefOrder></Source></Sources>
+<file path=word/sources.xml><?xml version="1.0" encoding="UTF-8" standalone="yes"?>
+<Sources xmlns="http://schemas.openxmlformats.org/officeDocument/2006/bibliography" b:SelectedStyle="APA"><Source><SourceType>Book</SourceType><Tag>Smith2024</Tag><Author><NameList><Person><First>John</First><Last>Smith</Last></Person><Person><First>Jane</First><Last>Doe</Last></Person></NameList></Author><Title>Data Analysis best Practices</Title><Year>2024</Year><Publisher>Academic Press</Publisher><City>New York</City><RefOrder>1</RefOrder></Source><Source><SourceType>JournalArticle</SourceType><Tag>Johnson2023</Tag><Author><NameList><Person><First>Robert</First><Last>Johnson</Last></Person></NameList></Author><Title>Modern Sales Techniques</Title><Year>2023</Year><Publisher>Harvard business Review</Publisher><Pages>45-60</Pages><Volume>101</Volume><Issue>3</Issue><RefOrder>2</RefOrder></Source><Source><SourceType>InternetSite</SourceType><Tag>OOXML2024</Tag><Title>Office Open XML Specification</Title><Year>2024</Year><URL>https://www.ecma-international.org/publications-and-standards/standards/ecma-376/</URL><RefOrder>3</RefOrder></Source><Source><SourceType>ConferenceProceedings</SourceType><Tag>Lee2023</Tag><Author><NameList><Person><First>Sarah</First><Last>Lee</Last></Person><Person><First>Michael</First><Last>Chen</Last></Person></NameList></Author><Title>Machine Learning for Sales Forecasting</Title><Year>2023</Year><Publisher>NeurIPS Conference</Publisher><City>New Orleans</City><RefOrder>4</RefOrder></Source></Sources>
+
 </file>
 
 <file path=word/styles.xml><?xml version="1.0" encoding="utf-8"?>

--- a/spec/examples/generated/complete_document.docx
+++ b/spec/examples/generated/complete_document.docx
@@ -1,5 +1,5 @@
 
-<file path=word/document.xml><?xml version="1.0" encoding="UTF-8"?>
+<file path=word/document.xml><?xml version="1.0" encoding="UTF-8" standalone="yes"?>
 <w:document xmlns:aink="http://schemas.microsoft.com/office/drawing/2016/ink" xmlns:am3d="http://schemas.microsoft.com/office/drawing/2017/model3d" xmlns:cx="http://schemas.microsoft.com/office/drawing/2014/chartex" xmlns:cx1="http://schemas.microsoft.com/office/drawing/2015/9/8/chartex" xmlns:cx2="http://schemas.microsoft.com/office/drawing/2015/10/21/chartex" xmlns:cx3="http://schemas.microsoft.com/office/drawing/2016/5/9/chartex" xmlns:cx4="http://schemas.microsoft.com/office/drawing/2016/5/10/chartex" xmlns:cx5="http://schemas.microsoft.com/office/drawing/2016/5/11/chartex" xmlns:cx6="http://schemas.microsoft.com/office/drawing/2016/5/12/chartex" xmlns:cx7="http://schemas.microsoft.com/office/drawing/2016/5/13/chartex" xmlns:cx8="http://schemas.microsoft.com/office/drawing/2016/5/14/chartex" xmlns:m="http://schemas.openxmlformats.org/officeDocument/2006/math" xmlns:mc="http://schemas.openxmlformats.org/markup-compatibility/2006" xmlns:o="urn:schemas-microsoft-com:office:office" xmlns:oel="http://schemas.microsoft.com/office/2019/extlst" xmlns:r="http://schemas.openxmlformats.org/officeDocument/2006/relationships" xmlns:v="urn:schemas-microsoft-com:vml" xmlns:w="http://schemas.openxmlformats.org/wordprocessingml/2006/main" xmlns:w10="urn:schemas-microsoft-com:office:word" xmlns:w14="http://schemas.microsoft.com/office/word/2010/wordml" xmlns:w15="http://schemas.microsoft.com/office/word/2012/wordml" xmlns:w16="http://schemas.microsoft.com/office/word/2018/wordml" xmlns:w16cex="http://schemas.microsoft.com/office/word/2018/wordml/cex" xmlns:w16cid="http://schemas.microsoft.com/office/word/2016/wordml/cid" xmlns:w16du="http://schemas.microsoft.com/office/word/2023/wordml/word16du" xmlns:w16sdtdh="http://schemas.microsoft.com/office/word/2020/wordml/sdtdatahash" xmlns:w16sdtfl="http://schemas.microsoft.com/office/word/2024/wordml/sdtformatlock" xmlns:w16se="http://schemas.microsoft.com/office/word/2015/wordml/symex" xmlns:wne="http://schemas.microsoft.com/office/word/2006/wordml" xmlns:wp="http://schemas.openxmlformats.org/drawingml/2006/wordprocessingDrawing" xmlns:wp14="http://schemas.microsoft.com/office/word/2010/wordprocessingDrawing" xmlns:wpc="http://schemas.microsoft.com/office/word/2010/wordprocessingCanvas" xmlns:wpg="http://schemas.microsoft.com/office/word/2010/wordprocessingGroup" xmlns:wpi="http://schemas.microsoft.com/office/word/2010/wordprocessingInk" xmlns:wps="http://schemas.microsoft.com/office/word/2010/wordprocessingShape" mc:Ignorable="w14 w15 w16 w16cex w16cid w16du w16sdtdh w16sdtfl w16se wp14"><w:body><w:p><w:pPr/><w:r><w:t>Complete Document</w:t></w:r></w:p><w:p><w:r><w:t>Generated with Uniword Builder API</w:t></w:r></w:p><w:p><w:r><w:t>March 2026</w:t></w:r></w:p><w:p><w:r><w:br w:type="page"/></w:r></w:p><w:p><w:r><w:t>Table of Contents</w:t></w:r></w:p><w:p><w:fldChar w:fldCharType="begin"/><w:fldChar w:fldCharType="separate"/><w:fldChar w:fldCharType="end"/><w:instrText> TOC \o "1-3" \h \z \u </w:instrText></w:p><w:p><w:r><w:br w:type="page"/></w:r></w:p><w:p><w:pPr><w:pStyle w:val="Heading1"/></w:pPr><w:r><w:t>1. Introduction</w:t></w:r></w:p><w:p><w:r><w:t xml:space="preserve">This document demonstrates the complete Uniword Builder API, </w:t></w:r><w:r><w:t xml:space="preserve">including headers, footers, tables, charts, bibliography, </w:t></w:r><w:r><w:t>hyperlinks, and multiple sections.</w:t></w:r></w:p><w:p><w:r><w:t xml:space="preserve">The Uniword library provides a comprehensive Ruby API for </w:t></w:r><w:r><w:t>creating and manipulating OOXML (Office Open XML) documents.</w:t></w:r></w:p><w:p><w:pPr><w:numPr><w:ilvl w:val="0"/><w:numId w:val="1"/></w:numPr></w:pPr><w:r><w:t>Paragraph and text formatting</w:t></w:r></w:p><w:p><w:pPr><w:numPr><w:ilvl w:val="0"/><w:numId w:val="1"/></w:numPr></w:pPr><w:r><w:t>Tables with styled cells</w:t></w:r></w:p><w:p><w:pPr><w:numPr><w:ilvl w:val="0"/><w:numId w:val="1"/></w:numPr></w:pPr><w:r><w:t>Charts (bar, line, pie)</w:t></w:r></w:p><w:p><w:pPr><w:numPr><w:ilvl w:val="0"/><w:numId w:val="1"/></w:numPr></w:pPr><w:r><w:t>bibliography and citations</w:t></w:r></w:p><w:p><w:pPr><w:numPr><w:ilvl w:val="0"/><w:numId w:val="1"/></w:numPr></w:pPr><w:r><w:t>Headers and footers</w:t></w:r></w:p><w:p><w:pPr><w:numPr><w:ilvl w:val="0"/><w:numId w:val="1"/></w:numPr></w:pPr><w:r><w:t>Table of contents</w:t></w:r></w:p><w:p><w:r><w:br w:type="page"/></w:r></w:p><w:p><w:pPr><w:pStyle w:val="Heading1"/></w:pPr><w:r><w:t>2. Data Analysis</w:t></w:r></w:p><w:p><w:pPr><w:pStyle w:val="Heading2"/></w:pPr><w:r><w:t>2.1 Sales Performance</w:t></w:r></w:p><w:p><w:r><w:t>The following table shows quarterly sales data:</w:t></w:r></w:p><w:tbl><w:tblPr><w:tblW w:w="0" w:type="auto"/><w:tblLook w:val="04A0" w:firstRow="1" w:lastRow="0" w:firstColumn="1" w:lastColumn="0" w:noHBand="0" w:noVBand="1"/></w:tblPr><w:tblGrid><w:gridCol/><w:gridCol/><w:gridCol/></w:tblGrid><w:tr><w:tc><w:tcPr><w:tcW w:w="0" w:type="auto"/><w:shd w:val="clear" w:color="FFFFFF" w:fill="4472C4"/></w:tcPr><w:p><w:r><w:t>Quarter</w:t></w:r></w:p></w:tc><w:tc><w:tcPr><w:tcW w:w="0" w:type="auto"/><w:shd w:val="clear" w:color="FFFFFF" w:fill="4472C4"/></w:tcPr><w:p><w:r><w:t>Revenue</w:t></w:r></w:p></w:tc><w:tc><w:tcPr><w:tcW w:w="0" w:type="auto"/><w:shd w:val="clear" w:color="FFFFFF" w:fill="4472C4"/></w:tcPr><w:p><w:r><w:t>Growth</w:t></w:r></w:p></w:tc></w:tr><w:tr><w:tc><w:tcPr><w:tcW w:w="0" w:type="auto"/></w:tcPr><w:p><w:r><w:t>Q1</w:t></w:r></w:p></w:tc><w:tc><w:tcPr><w:tcW w:w="0" w:type="auto"/></w:tcPr><w:p><w:r><w:t>$1,200,000</w:t></w:r></w:p></w:tc><w:tc><w:tcPr><w:tcW w:w="0" w:type="auto"/></w:tcPr><w:p><w:r><w:t>+12%</w:t></w:r></w:p></w:tc></w:tr><w:tr><w:tc><w:tcPr><w:tcW w:w="0" w:type="auto"/></w:tcPr><w:p><w:r><w:t>Q2</w:t></w:r></w:p></w:tc><w:tc><w:tcPr><w:tcW w:w="0" w:type="auto"/></w:tcPr><w:p><w:r><w:t>$1,450,000</w:t></w:r></w:p></w:tc><w:tc><w:tcPr><w:tcW w:w="0" w:type="auto"/></w:tcPr><w:p><w:r><w:t>+20.8%</w:t></w:r></w:p></w:tc></w:tr><w:tr><w:tc><w:tcPr><w:tcW w:w="0" w:type="auto"/></w:tcPr><w:p><w:r><w:t>Q3</w:t></w:r></w:p></w:tc><w:tc><w:tcPr><w:tcW w:w="0" w:type="auto"/></w:tcPr><w:p><w:r><w:t>$1,380,000</w:t></w:r></w:p></w:tc><w:tc><w:tcPr><w:tcW w:w="0" w:type="auto"/></w:tcPr><w:p><w:r><w:t>-4.8%</w:t></w:r></w:p></w:tc></w:tr><w:tr><w:tc><w:tcPr><w:tcW w:w="0" w:type="auto"/></w:tcPr><w:p><w:r><w:t>Q4</w:t></w:r></w:p></w:tc><w:tc><w:tcPr><w:tcW w:w="0" w:type="auto"/></w:tcPr><w:p><w:r><w:t>$1,620,000</w:t></w:r></w:p></w:tc><w:tc><w:tcPr><w:tcW w:w="0" w:type="auto"/></w:tcPr><w:p><w:r><w:t>+17.4%</w:t></w:r></w:p></w:tc></w:tr></w:tbl><w:p><w:pPr><w:pStyle w:val="Heading2"/></w:pPr><w:r><w:t>2.2 Revenue Chart</w:t></w:r></w:p><w:p><w:r><w:drawing><wp:inline><wp:extent cx="5486400" cy="3200400"/><wp:effectExtent/><wp:docPr id="347343784" name="Chart bar"/><graphic xmlns="http://schemas.openxmlformats.org/drawingml/2006/main"><graphicData uri="http://schemas.openxmlformats.org/drawingml/2006/chart"><chart xmlns="http://schemas.openxmlformats.org/drawingml/2006/chart" c:id="rIdChart1"/></graphicData></graphic></wp:inline></w:drawing></w:r></w:p><w:p><w:pPr><w:pStyle w:val="Heading2"/></w:pPr><w:r><w:t>2.3 Trend Analysis</w:t></w:r></w:p><w:p><w:r><w:drawing><wp:inline><wp:extent cx="5486400" cy="3200400"/><wp:effectExtent/><wp:docPr id="263562126" name="Chart line"/><graphic xmlns="http://schemas.openxmlformats.org/drawingml/2006/main"><graphicData uri="http://schemas.openxmlformats.org/drawingml/2006/chart"><chart xmlns="http://schemas.openxmlformats.org/drawingml/2006/chart" c:id="rIdChart2"/></graphicData></graphic></wp:inline></w:drawing></w:r></w:p><w:p><w:r><w:br w:type="page"/></w:r></w:p><w:p><w:pPr><w:pStyle w:val="Heading1"/></w:pPr><w:r><w:t>3. References</w:t></w:r></w:p><w:p><w:r><w:t>This document references the following sources:</w:t></w:r></w:p><w:p><w:sdt><w:sdtPr><w:id w:val="1"/><w:bibliography/><w:docPartObj><w:docPartGallery w:val="Bibliographies"/><w:docPartUnique/></w:docPartObj></w:sdtPr></w:sdt></w:p><w:sectPr><w:headerReference w:type="default" r:id="rId7"/><w:footerReference w:type="default" r:id="rId8"/><w:pgSz w:w="12240" w:h="15840"/><w:pgMar w:top="1440" w:bottom="1440" w:left="1440" w:right="1440" w:header="720" w:footer="720" w:gutter="0"/><w:cols w:space="720"/><w:docGrid w:linePitch="360"/></w:sectPr></w:body></w:document>
 
 </file>
@@ -136,9 +136,9 @@
     <w:rPrDefault>
       <w:rPr>
         <w:rFonts w:asciiTheme="minorHAnsi" w:eastAsiaTheme="minorEastAsia" w:hAnsiTheme="minorHAnsi" w:cstheme="minorBidi"/>
+        <w:kern w:val="2"/>
         <w:sz w:val="24"/>
         <w:szCs w:val="24"/>
-        <w:kern w:val="2"/>
         <w:lang w:val="en-US" w:eastAsia="zh-CN" w:bidi="ar-SA"/>
         <w14:ligatures w14:val="standardContextual"/>
       </w:rPr>
@@ -547,9 +547,9 @@
     </w:pPr>
     <w:rPr>
       <w:rFonts w:ascii="Calibri Light" w:hAnsi="Calibri Light"/>
-      <w:sz w:val="32"/>
       <w:b/>
       <w:color w:val="2E74B5"/>
+      <w:sz w:val="32"/>
     </w:rPr>
   </w:style>
   <w:style w:type="paragraph" w:styleId="Heading2">
@@ -564,9 +564,9 @@
     </w:pPr>
     <w:rPr>
       <w:rFonts w:ascii="Calibri Light" w:hAnsi="Calibri Light"/>
-      <w:sz w:val="26"/>
       <w:b/>
       <w:color w:val="2E74B5"/>
+      <w:sz w:val="26"/>
     </w:rPr>
   </w:style>
   <w:style w:type="paragraph" w:styleId="Heading3">
@@ -581,9 +581,9 @@
     </w:pPr>
     <w:rPr>
       <w:rFonts w:ascii="Calibri" w:hAnsi="Calibri"/>
-      <w:sz w:val="24"/>
       <w:b/>
       <w:color w:val="1F4E79"/>
+      <w:sz w:val="24"/>
     </w:rPr>
   </w:style>
   <w:style w:type="paragraph" w:styleId="Heading4">
@@ -598,9 +598,9 @@
     </w:pPr>
     <w:rPr>
       <w:rFonts w:ascii="Calibri" w:hAnsi="Calibri"/>
-      <w:sz w:val="22"/>
       <w:b/>
       <w:color w:val="2E74B5"/>
+      <w:sz w:val="22"/>
     </w:rPr>
   </w:style>
   <w:style w:type="paragraph" w:styleId="Heading5">
@@ -615,9 +615,9 @@
     </w:pPr>
     <w:rPr>
       <w:rFonts w:ascii="Calibri" w:hAnsi="Calibri"/>
-      <w:sz w:val="20"/>
       <w:b/>
       <w:color w:val="2E74B5"/>
+      <w:sz w:val="20"/>
     </w:rPr>
   </w:style>
   <w:style w:type="paragraph" w:styleId="Heading6">
@@ -632,9 +632,9 @@
     </w:pPr>
     <w:rPr>
       <w:rFonts w:ascii="Calibri" w:hAnsi="Calibri"/>
-      <w:sz w:val="20"/>
       <w:b/>
       <w:color w:val="1F3763"/>
+      <w:sz w:val="20"/>
     </w:rPr>
   </w:style>
   <w:style w:type="paragraph" w:styleId="Heading7">
@@ -649,9 +649,9 @@
     </w:pPr>
     <w:rPr>
       <w:rFonts w:ascii="Calibri" w:hAnsi="Calibri"/>
-      <w:sz w:val="20"/>
       <w:b/>
       <w:color w:val="2E74B5"/>
+      <w:sz w:val="20"/>
     </w:rPr>
   </w:style>
   <w:style w:type="paragraph" w:styleId="Heading8">
@@ -666,9 +666,9 @@
     </w:pPr>
     <w:rPr>
       <w:rFonts w:ascii="Calibri" w:hAnsi="Calibri"/>
-      <w:sz w:val="20"/>
       <w:b/>
       <w:color w:val="2E74B5"/>
+      <w:sz w:val="20"/>
     </w:rPr>
   </w:style>
   <w:style w:type="paragraph" w:styleId="Heading9">
@@ -683,9 +683,9 @@
     </w:pPr>
     <w:rPr>
       <w:rFonts w:ascii="Calibri" w:hAnsi="Calibri"/>
-      <w:sz w:val="20"/>
       <w:b/>
       <w:color w:val="2E74B5"/>
+      <w:sz w:val="20"/>
     </w:rPr>
   </w:style>
   <w:style w:type="character" w:styleId="Emphasis" w:customStyle="1">
@@ -706,13 +706,13 @@
     <w:semiHidden/>
     <w:unhideWhenUsed/>
     <w:tblPr>
+      <w:tblInd w:w="0" w:type="dxa"/>
       <w:tblCellMar>
         <w:top w:w="0" w:type="dxa"/>
         <w:left w:w="108" w:type="dxa"/>
         <w:bottom w:w="0" w:type="dxa"/>
         <w:right w:w="108" w:type="dxa"/>
       </w:tblCellMar>
-      <w:tblInd w:w="0" w:type="dxa"/>
     </w:tblPr>
   </w:style>
   <w:style w:type="numbering" w:styleId="NoList" w:default="1">
@@ -1148,6 +1148,5 @@
   </a:themeElements>
   <a:objectDefaults/>
   <a:extraClrSchemeLst/>
-  <a:extLst/>
 </a:theme>
 </file>
--- a/spec/examples/generated/complete_document.docx
+++ b/spec/examples/generated/complete_document.docx
@@ -68,55 +68,73 @@
       <w:start w:val="1"/>
       <w:numFmt w:val="decimal"/>
       <w:lvlJc w:val="left"/>
-      <w:ind w:left="720" w:hanging="360"/>
+      <w:pPr>
+        <w:ind w:left="720" w:hanging="360"/>
+      </w:pPr>
     </w:lvl>
     <w:lvl w:ilvl="1">
       <w:start w:val="1"/>
       <w:numFmt w:val="decimal"/>
       <w:lvlJc w:val="left"/>
-      <w:ind w:left="1440" w:hanging="360"/>
+      <w:pPr>
+        <w:ind w:left="1440" w:hanging="360"/>
+      </w:pPr>
     </w:lvl>
     <w:lvl w:ilvl="2">
       <w:start w:val="1"/>
       <w:numFmt w:val="decimal"/>
       <w:lvlJc w:val="left"/>
-      <w:ind w:left="2160" w:hanging="360"/>
+      <w:pPr>
+        <w:ind w:left="2160" w:hanging="360"/>
+      </w:pPr>
     </w:lvl>
     <w:lvl w:ilvl="3">
       <w:start w:val="1"/>
       <w:numFmt w:val="decimal"/>
       <w:lvlJc w:val="left"/>
-      <w:ind w:left="2880" w:hanging="360"/>
+      <w:pPr>
+        <w:ind w:left="2880" w:hanging="360"/>
+      </w:pPr>
     </w:lvl>
     <w:lvl w:ilvl="4">
       <w:start w:val="1"/>
       <w:numFmt w:val="decimal"/>
       <w:lvlJc w:val="left"/>
-      <w:ind w:left="3600" w:hanging="360"/>
+      <w:pPr>
+        <w:ind w:left="3600" w:hanging="360"/>
+      </w:pPr>
     </w:lvl>
     <w:lvl w:ilvl="5">
       <w:start w:val="1"/>
       <w:numFmt w:val="decimal"/>
       <w:lvlJc w:val="left"/>
-      <w:ind w:left="4320" w:hanging="360"/>
+      <w:pPr>
+        <w:ind w:left="4320" w:hanging="360"/>
+      </w:pPr>
     </w:lvl>
     <w:lvl w:ilvl="6">
       <w:start w:val="1"/>
       <w:numFmt w:val="decimal"/>
       <w:lvlJc w:val="left"/>
-      <w:ind w:left="5040" w:hanging="360"/>
+      <w:pPr>
+        <w:ind w:left="5040" w:hanging="360"/>
+      </w:pPr>
     </w:lvl>
     <w:lvl w:ilvl="7">
       <w:start w:val="1"/>
       <w:numFmt w:val="decimal"/>
       <w:lvlJc w:val="left"/>
-      <w:ind w:left="5760" w:hanging="360"/>
+      <w:pPr>
+        <w:ind w:left="5760" w:hanging="360"/>
+      </w:pPr>
     </w:lvl>
     <w:lvl w:ilvl="8">
       <w:start w:val="1"/>
       <w:numFmt w:val="decimal"/>
       <w:lvlJc w:val="left"/>
-      <w:ind w:left="6480" w:hanging="360"/>
+      <w:pPr>
+        <w:ind w:left="6480" w:hanging="360"/>
+      </w:pPr>
     </w:lvl>
   </w:abstractNum>
   <w:num w:numId="1" w16cid:durableId="-618250458">

--- a/spec/examples/generated/complete_document.docx
+++ b/spec/examples/generated/complete_document.docx
@@ -1,6 +1,6 @@
 
 <file path=word/document.xml><?xml version="1.0" encoding="UTF-8" standalone="yes"?>
-<w:document xmlns:aink="http://schemas.microsoft.com/office/drawing/2016/ink" xmlns:am3d="http://schemas.microsoft.com/office/drawing/2017/model3d" xmlns:cx="http://schemas.microsoft.com/office/drawing/2014/chartex" xmlns:cx1="http://schemas.microsoft.com/office/drawing/2015/9/8/chartex" xmlns:cx2="http://schemas.microsoft.com/office/drawing/2015/10/21/chartex" xmlns:cx3="http://schemas.microsoft.com/office/drawing/2016/5/9/chartex" xmlns:cx4="http://schemas.microsoft.com/office/drawing/2016/5/10/chartex" xmlns:cx5="http://schemas.microsoft.com/office/drawing/2016/5/11/chartex" xmlns:cx6="http://schemas.microsoft.com/office/drawing/2016/5/12/chartex" xmlns:cx7="http://schemas.microsoft.com/office/drawing/2016/5/13/chartex" xmlns:cx8="http://schemas.microsoft.com/office/drawing/2016/5/14/chartex" xmlns:m="http://schemas.openxmlformats.org/officeDocument/2006/math" xmlns:mc="http://schemas.openxmlformats.org/markup-compatibility/2006" xmlns:o="urn:schemas-microsoft-com:office:office" xmlns:oel="http://schemas.microsoft.com/office/2019/extlst" xmlns:r="http://schemas.openxmlformats.org/officeDocument/2006/relationships" xmlns:v="urn:schemas-microsoft-com:vml" xmlns:w="http://schemas.openxmlformats.org/wordprocessingml/2006/main" xmlns:w10="urn:schemas-microsoft-com:office:word" xmlns:w14="http://schemas.microsoft.com/office/word/2010/wordml" xmlns:w15="http://schemas.microsoft.com/office/word/2012/wordml" xmlns:w16="http://schemas.microsoft.com/office/word/2018/wordml" xmlns:w16cex="http://schemas.microsoft.com/office/word/2018/wordml/cex" xmlns:w16cid="http://schemas.microsoft.com/office/word/2016/wordml/cid" xmlns:w16du="http://schemas.microsoft.com/office/word/2023/wordml/word16du" xmlns:w16sdtdh="http://schemas.microsoft.com/office/word/2020/wordml/sdtdatahash" xmlns:w16sdtfl="http://schemas.microsoft.com/office/word/2024/wordml/sdtformatlock" xmlns:w16se="http://schemas.microsoft.com/office/word/2015/wordml/symex" xmlns:wne="http://schemas.microsoft.com/office/word/2006/wordml" xmlns:wp="http://schemas.openxmlformats.org/drawingml/2006/wordprocessingDrawing" xmlns:wp14="http://schemas.microsoft.com/office/word/2010/wordprocessingDrawing" xmlns:wpc="http://schemas.microsoft.com/office/word/2010/wordprocessingCanvas" xmlns:wpg="http://schemas.microsoft.com/office/word/2010/wordprocessingGroup" xmlns:wpi="http://schemas.microsoft.com/office/word/2010/wordprocessingInk" xmlns:wps="http://schemas.microsoft.com/office/word/2010/wordprocessingShape" mc:Ignorable="w14 w15 w16 w16cex w16cid w16du w16sdtdh w16sdtfl w16se wp14"><w:body><w:p><w:pPr/><w:r><w:t>Complete Document</w:t></w:r></w:p><w:p><w:r><w:t>Generated with Uniword Builder API</w:t></w:r></w:p><w:p><w:r><w:t>March 2026</w:t></w:r></w:p><w:p><w:r><w:br w:type="page"/></w:r></w:p><w:p><w:r><w:t>Table of Contents</w:t></w:r></w:p><w:p><w:fldChar w:fldCharType="begin"/><w:fldChar w:fldCharType="separate"/><w:fldChar w:fldCharType="end"/><w:instrText> TOC \o "1-3" \h \z \u </w:instrText></w:p><w:p><w:r><w:br w:type="page"/></w:r></w:p><w:p><w:pPr><w:pStyle w:val="Heading1"/></w:pPr><w:r><w:t>1. Introduction</w:t></w:r></w:p><w:p><w:r><w:t xml:space="preserve">This document demonstrates the complete Uniword Builder API, </w:t></w:r><w:r><w:t xml:space="preserve">including headers, footers, tables, charts, bibliography, </w:t></w:r><w:r><w:t>hyperlinks, and multiple sections.</w:t></w:r></w:p><w:p><w:r><w:t xml:space="preserve">The Uniword library provides a comprehensive Ruby API for </w:t></w:r><w:r><w:t>creating and manipulating OOXML (Office Open XML) documents.</w:t></w:r></w:p><w:p><w:pPr><w:numPr><w:ilvl w:val="0"/><w:numId w:val="1"/></w:numPr></w:pPr><w:r><w:t>Paragraph and text formatting</w:t></w:r></w:p><w:p><w:pPr><w:numPr><w:ilvl w:val="0"/><w:numId w:val="1"/></w:numPr></w:pPr><w:r><w:t>Tables with styled cells</w:t></w:r></w:p><w:p><w:pPr><w:numPr><w:ilvl w:val="0"/><w:numId w:val="1"/></w:numPr></w:pPr><w:r><w:t>Charts (bar, line, pie)</w:t></w:r></w:p><w:p><w:pPr><w:numPr><w:ilvl w:val="0"/><w:numId w:val="1"/></w:numPr></w:pPr><w:r><w:t>bibliography and citations</w:t></w:r></w:p><w:p><w:pPr><w:numPr><w:ilvl w:val="0"/><w:numId w:val="1"/></w:numPr></w:pPr><w:r><w:t>Headers and footers</w:t></w:r></w:p><w:p><w:pPr><w:numPr><w:ilvl w:val="0"/><w:numId w:val="1"/></w:numPr></w:pPr><w:r><w:t>Table of contents</w:t></w:r></w:p><w:p><w:r><w:br w:type="page"/></w:r></w:p><w:p><w:pPr><w:pStyle w:val="Heading1"/></w:pPr><w:r><w:t>2. Data Analysis</w:t></w:r></w:p><w:p><w:pPr><w:pStyle w:val="Heading2"/></w:pPr><w:r><w:t>2.1 Sales Performance</w:t></w:r></w:p><w:p><w:r><w:t>The following table shows quarterly sales data:</w:t></w:r></w:p><w:tbl><w:tblPr><w:tblW w:w="0" w:type="auto"/><w:tblLook w:val="04A0" w:firstRow="1" w:lastRow="0" w:firstColumn="1" w:lastColumn="0" w:noHBand="0" w:noVBand="1"/></w:tblPr><w:tblGrid><w:gridCol/><w:gridCol/><w:gridCol/></w:tblGrid><w:tr><w:tc><w:tcPr><w:tcW w:w="0" w:type="auto"/><w:shd w:val="clear" w:color="FFFFFF" w:fill="4472C4"/></w:tcPr><w:p><w:r><w:t>Quarter</w:t></w:r></w:p></w:tc><w:tc><w:tcPr><w:tcW w:w="0" w:type="auto"/><w:shd w:val="clear" w:color="FFFFFF" w:fill="4472C4"/></w:tcPr><w:p><w:r><w:t>Revenue</w:t></w:r></w:p></w:tc><w:tc><w:tcPr><w:tcW w:w="0" w:type="auto"/><w:shd w:val="clear" w:color="FFFFFF" w:fill="4472C4"/></w:tcPr><w:p><w:r><w:t>Growth</w:t></w:r></w:p></w:tc></w:tr><w:tr><w:tc><w:tcPr><w:tcW w:w="0" w:type="auto"/></w:tcPr><w:p><w:r><w:t>Q1</w:t></w:r></w:p></w:tc><w:tc><w:tcPr><w:tcW w:w="0" w:type="auto"/></w:tcPr><w:p><w:r><w:t>$1,200,000</w:t></w:r></w:p></w:tc><w:tc><w:tcPr><w:tcW w:w="0" w:type="auto"/></w:tcPr><w:p><w:r><w:t>+12%</w:t></w:r></w:p></w:tc></w:tr><w:tr><w:tc><w:tcPr><w:tcW w:w="0" w:type="auto"/></w:tcPr><w:p><w:r><w:t>Q2</w:t></w:r></w:p></w:tc><w:tc><w:tcPr><w:tcW w:w="0" w:type="auto"/></w:tcPr><w:p><w:r><w:t>$1,450,000</w:t></w:r></w:p></w:tc><w:tc><w:tcPr><w:tcW w:w="0" w:type="auto"/></w:tcPr><w:p><w:r><w:t>+20.8%</w:t></w:r></w:p></w:tc></w:tr><w:tr><w:tc><w:tcPr><w:tcW w:w="0" w:type="auto"/></w:tcPr><w:p><w:r><w:t>Q3</w:t></w:r></w:p></w:tc><w:tc><w:tcPr><w:tcW w:w="0" w:type="auto"/></w:tcPr><w:p><w:r><w:t>$1,380,000</w:t></w:r></w:p></w:tc><w:tc><w:tcPr><w:tcW w:w="0" w:type="auto"/></w:tcPr><w:p><w:r><w:t>-4.8%</w:t></w:r></w:p></w:tc></w:tr><w:tr><w:tc><w:tcPr><w:tcW w:w="0" w:type="auto"/></w:tcPr><w:p><w:r><w:t>Q4</w:t></w:r></w:p></w:tc><w:tc><w:tcPr><w:tcW w:w="0" w:type="auto"/></w:tcPr><w:p><w:r><w:t>$1,620,000</w:t></w:r></w:p></w:tc><w:tc><w:tcPr><w:tcW w:w="0" w:type="auto"/></w:tcPr><w:p><w:r><w:t>+17.4%</w:t></w:r></w:p></w:tc></w:tr></w:tbl><w:p><w:pPr><w:pStyle w:val="Heading2"/></w:pPr><w:r><w:t>2.2 Revenue Chart</w:t></w:r></w:p><w:p><w:r><w:drawing><wp:inline><wp:extent cx="5486400" cy="3200400"/><wp:effectExtent/><wp:docPr id="347343784" name="Chart bar"/><graphic xmlns="http://schemas.openxmlformats.org/drawingml/2006/main"><graphicData uri="http://schemas.openxmlformats.org/drawingml/2006/chart"><chart xmlns="http://schemas.openxmlformats.org/drawingml/2006/chart" c:id="rIdChart1"/></graphicData></graphic></wp:inline></w:drawing></w:r></w:p><w:p><w:pPr><w:pStyle w:val="Heading2"/></w:pPr><w:r><w:t>2.3 Trend Analysis</w:t></w:r></w:p><w:p><w:r><w:drawing><wp:inline><wp:extent cx="5486400" cy="3200400"/><wp:effectExtent/><wp:docPr id="263562126" name="Chart line"/><graphic xmlns="http://schemas.openxmlformats.org/drawingml/2006/main"><graphicData uri="http://schemas.openxmlformats.org/drawingml/2006/chart"><chart xmlns="http://schemas.openxmlformats.org/drawingml/2006/chart" c:id="rIdChart2"/></graphicData></graphic></wp:inline></w:drawing></w:r></w:p><w:p><w:r><w:br w:type="page"/></w:r></w:p><w:p><w:pPr><w:pStyle w:val="Heading1"/></w:pPr><w:r><w:t>3. References</w:t></w:r></w:p><w:p><w:r><w:t>This document references the following sources:</w:t></w:r></w:p><w:p><w:sdt><w:sdtPr><w:id w:val="1"/><w:bibliography/><w:docPartObj><w:docPartGallery w:val="Bibliographies"/><w:docPartUnique/></w:docPartObj></w:sdtPr></w:sdt></w:p><w:sectPr><w:headerReference w:type="default" r:id="rId7"/><w:footerReference w:type="default" r:id="rId8"/><w:pgSz w:w="12240" w:h="15840"/><w:pgMar w:top="1440" w:bottom="1440" w:left="1440" w:right="1440" w:header="720" w:footer="720" w:gutter="0"/><w:cols w:space="720"/><w:docGrid w:linePitch="360"/></w:sectPr></w:body></w:document>
+<w:document xmlns:aink="http://schemas.microsoft.com/office/drawing/2016/ink" xmlns:am3d="http://schemas.microsoft.com/office/drawing/2017/model3d" xmlns:cx="http://schemas.microsoft.com/office/drawing/2014/chartex" xmlns:cx1="http://schemas.microsoft.com/office/drawing/2015/9/8/chartex" xmlns:cx2="http://schemas.microsoft.com/office/drawing/2015/10/21/chartex" xmlns:cx3="http://schemas.microsoft.com/office/drawing/2016/5/9/chartex" xmlns:cx4="http://schemas.microsoft.com/office/drawing/2016/5/10/chartex" xmlns:cx5="http://schemas.microsoft.com/office/drawing/2016/5/11/chartex" xmlns:cx6="http://schemas.microsoft.com/office/drawing/2016/5/12/chartex" xmlns:cx7="http://schemas.microsoft.com/office/drawing/2016/5/13/chartex" xmlns:cx8="http://schemas.microsoft.com/office/drawing/2016/5/14/chartex" xmlns:m="http://schemas.openxmlformats.org/officeDocument/2006/math" xmlns:mc="http://schemas.openxmlformats.org/markup-compatibility/2006" xmlns:o="urn:schemas-microsoft-com:office:office" xmlns:oel="http://schemas.microsoft.com/office/2019/extlst" xmlns:r="http://schemas.openxmlformats.org/officeDocument/2006/relationships" xmlns:v="urn:schemas-microsoft-com:vml" xmlns:w="http://schemas.openxmlformats.org/wordprocessingml/2006/main" xmlns:w10="urn:schemas-microsoft-com:office:word" xmlns:w14="http://schemas.microsoft.com/office/word/2010/wordml" xmlns:w15="http://schemas.microsoft.com/office/word/2012/wordml" xmlns:w16="http://schemas.microsoft.com/office/word/2018/wordml" xmlns:w16cex="http://schemas.microsoft.com/office/word/2018/wordml/cex" xmlns:w16cid="http://schemas.microsoft.com/office/word/2016/wordml/cid" xmlns:w16du="http://schemas.microsoft.com/office/word/2023/wordml/word16du" xmlns:w16sdtdh="http://schemas.microsoft.com/office/word/2020/wordml/sdtdatahash" xmlns:w16sdtfl="http://schemas.microsoft.com/office/word/2024/wordml/sdtformatlock" xmlns:w16se="http://schemas.microsoft.com/office/word/2015/wordml/symex" xmlns:wne="http://schemas.microsoft.com/office/word/2006/wordml" xmlns:wp="http://schemas.openxmlformats.org/drawingml/2006/wordprocessingDrawing" xmlns:wp14="http://schemas.microsoft.com/office/word/2010/wordprocessingDrawing" xmlns:wpc="http://schemas.microsoft.com/office/word/2010/wordprocessingCanvas" xmlns:wpg="http://schemas.microsoft.com/office/word/2010/wordprocessingGroup" xmlns:wpi="http://schemas.microsoft.com/office/word/2010/wordprocessingInk" xmlns:wps="http://schemas.microsoft.com/office/word/2010/wordprocessingShape" mc:Ignorable="w14 w15 w16 w16cex w16cid w16du w16sdtdh w16sdtfl w16se wp14"><w:body><w:p><w:pPr/><w:r><w:t>Complete Document</w:t></w:r></w:p><w:p><w:r><w:t>Generated with Uniword Builder API</w:t></w:r></w:p><w:p><w:r><w:t>March 2026</w:t></w:r></w:p><w:p><w:r><w:br w:type="page"/></w:r></w:p><w:p><w:r><w:t>Table of Contents</w:t></w:r></w:p><w:p><w:fldChar w:fldCharType="begin"/><w:fldChar w:fldCharType="separate"/><w:fldChar w:fldCharType="end"/><w:instrText> TOC \o "1-3" \h \z \u </w:instrText></w:p><w:p><w:r><w:br w:type="page"/></w:r></w:p><w:p><w:pPr><w:pStyle w:val="Heading1"/></w:pPr><w:r><w:t>1. Introduction</w:t></w:r></w:p><w:p><w:r><w:t xml:space="preserve">This document demonstrates the complete Uniword Builder API, </w:t></w:r><w:r><w:t xml:space="preserve">including headers, footers, tables, charts, bibliography, </w:t></w:r><w:r><w:t>hyperlinks, and multiple sections.</w:t></w:r></w:p><w:p><w:r><w:t xml:space="preserve">The Uniword library provides a comprehensive Ruby API for </w:t></w:r><w:r><w:t>creating and manipulating OOXML (Office Open XML) documents.</w:t></w:r></w:p><w:p><w:pPr><w:numPr><w:ilvl w:val="0"/><w:numId w:val="1"/></w:numPr></w:pPr><w:r><w:t>Paragraph and text formatting</w:t></w:r></w:p><w:p><w:pPr><w:numPr><w:ilvl w:val="0"/><w:numId w:val="1"/></w:numPr></w:pPr><w:r><w:t>Tables with styled cells</w:t></w:r></w:p><w:p><w:pPr><w:numPr><w:ilvl w:val="0"/><w:numId w:val="1"/></w:numPr></w:pPr><w:r><w:t>Charts (bar, line, pie)</w:t></w:r></w:p><w:p><w:pPr><w:numPr><w:ilvl w:val="0"/><w:numId w:val="1"/></w:numPr></w:pPr><w:r><w:t>bibliography and citations</w:t></w:r></w:p><w:p><w:pPr><w:numPr><w:ilvl w:val="0"/><w:numId w:val="1"/></w:numPr></w:pPr><w:r><w:t>Headers and footers</w:t></w:r></w:p><w:p><w:pPr><w:numPr><w:ilvl w:val="0"/><w:numId w:val="1"/></w:numPr></w:pPr><w:r><w:t>Table of contents</w:t></w:r></w:p><w:p><w:r><w:br w:type="page"/></w:r></w:p><w:p><w:pPr><w:pStyle w:val="Heading1"/></w:pPr><w:r><w:t>2. Data Analysis</w:t></w:r></w:p><w:p><w:pPr><w:pStyle w:val="Heading2"/></w:pPr><w:r><w:t>2.1 Sales Performance</w:t></w:r></w:p><w:p><w:r><w:t>The following table shows quarterly sales data:</w:t></w:r></w:p><w:tbl><w:tblPr><w:tblW w:w="0" w:type="auto"/><w:tblLook w:val="04A0" w:firstRow="1" w:lastRow="0" w:firstColumn="1" w:lastColumn="0" w:noHBand="0" w:noVBand="1"/></w:tblPr><w:tblGrid><w:gridCol/><w:gridCol/><w:gridCol/></w:tblGrid><w:tr><w:tc><w:tcPr><w:tcW w:w="0" w:type="auto"/><w:shd w:val="clear" w:color="FFFFFF" w:fill="4472C4"/></w:tcPr><w:p><w:r><w:t>Quarter</w:t></w:r></w:p></w:tc><w:tc><w:tcPr><w:tcW w:w="0" w:type="auto"/><w:shd w:val="clear" w:color="FFFFFF" w:fill="4472C4"/></w:tcPr><w:p><w:r><w:t>Revenue</w:t></w:r></w:p></w:tc><w:tc><w:tcPr><w:tcW w:w="0" w:type="auto"/><w:shd w:val="clear" w:color="FFFFFF" w:fill="4472C4"/></w:tcPr><w:p><w:r><w:t>Growth</w:t></w:r></w:p></w:tc></w:tr><w:tr><w:tc><w:tcPr><w:tcW w:w="0" w:type="auto"/></w:tcPr><w:p><w:r><w:t>Q1</w:t></w:r></w:p></w:tc><w:tc><w:tcPr><w:tcW w:w="0" w:type="auto"/></w:tcPr><w:p><w:r><w:t>$1,200,000</w:t></w:r></w:p></w:tc><w:tc><w:tcPr><w:tcW w:w="0" w:type="auto"/></w:tcPr><w:p><w:r><w:t>+12%</w:t></w:r></w:p></w:tc></w:tr><w:tr><w:tc><w:tcPr><w:tcW w:w="0" w:type="auto"/></w:tcPr><w:p><w:r><w:t>Q2</w:t></w:r></w:p></w:tc><w:tc><w:tcPr><w:tcW w:w="0" w:type="auto"/></w:tcPr><w:p><w:r><w:t>$1,450,000</w:t></w:r></w:p></w:tc><w:tc><w:tcPr><w:tcW w:w="0" w:type="auto"/></w:tcPr><w:p><w:r><w:t>+20.8%</w:t></w:r></w:p></w:tc></w:tr><w:tr><w:tc><w:tcPr><w:tcW w:w="0" w:type="auto"/></w:tcPr><w:p><w:r><w:t>Q3</w:t></w:r></w:p></w:tc><w:tc><w:tcPr><w:tcW w:w="0" w:type="auto"/></w:tcPr><w:p><w:r><w:t>$1,380,000</w:t></w:r></w:p></w:tc><w:tc><w:tcPr><w:tcW w:w="0" w:type="auto"/></w:tcPr><w:p><w:r><w:t>-4.8%</w:t></w:r></w:p></w:tc></w:tr><w:tr><w:tc><w:tcPr><w:tcW w:w="0" w:type="auto"/></w:tcPr><w:p><w:r><w:t>Q4</w:t></w:r></w:p></w:tc><w:tc><w:tcPr><w:tcW w:w="0" w:type="auto"/></w:tcPr><w:p><w:r><w:t>$1,620,000</w:t></w:r></w:p></w:tc><w:tc><w:tcPr><w:tcW w:w="0" w:type="auto"/></w:tcPr><w:p><w:r><w:t>+17.4%</w:t></w:r></w:p></w:tc></w:tr></w:tbl><w:p><w:pPr><w:pStyle w:val="Heading2"/></w:pPr><w:r><w:t>2.2 Revenue Chart</w:t></w:r></w:p><w:p><w:r><w:drawing><wp:inline><wp:extent cx="5486400" cy="3200400"/><wp:effectExtent/><wp:docPr id="811122117" name="Chart bar"/><graphic xmlns="http://schemas.openxmlformats.org/drawingml/2006/main"><graphicData uri="http://schemas.openxmlformats.org/drawingml/2006/chart"><chart xmlns="http://schemas.openxmlformats.org/drawingml/2006/chart" c:id="rId1"/></graphicData></graphic></wp:inline></w:drawing></w:r></w:p><w:p><w:pPr><w:pStyle w:val="Heading2"/></w:pPr><w:r><w:t>2.3 Trend Analysis</w:t></w:r></w:p><w:p><w:r><w:drawing><wp:inline><wp:extent cx="5486400" cy="3200400"/><wp:effectExtent/><wp:docPr id="105388652" name="Chart line"/><graphic xmlns="http://schemas.openxmlformats.org/drawingml/2006/main"><graphicData uri="http://schemas.openxmlformats.org/drawingml/2006/chart"><chart xmlns="http://schemas.openxmlformats.org/drawingml/2006/chart" c:id="rId2"/></graphicData></graphic></wp:inline></w:drawing></w:r></w:p><w:p><w:r><w:br w:type="page"/></w:r></w:p><w:p><w:pPr><w:pStyle w:val="Heading1"/></w:pPr><w:r><w:t>3. References</w:t></w:r></w:p><w:p><w:r><w:t>This document references the following sources:</w:t></w:r></w:p><w:p><w:sdt><w:sdtPr><w:id w:val="1"/><w:bibliography/><w:docPartObj><w:docPartGallery w:val="Bibliographies"/><w:docPartUnique/></w:docPartObj></w:sdtPr></w:sdt></w:p><w:sectPr><w:headerReference w:type="default" r:id="rId7"/><w:footerReference w:type="default" r:id="rId8"/><w:pgSz w:w="12240" w:h="15840"/><w:pgMar w:top="1440" w:bottom="1440" w:left="1440" w:right="1440" w:header="720" w:footer="720" w:gutter="0"/><w:cols w:space="720"/><w:docGrid w:linePitch="360"/></w:sectPr></w:body></w:document>
 
 </file>
 
@@ -551,7 +551,6 @@
   </w:style>
   <w:style w:type="character" w:styleId="DefaultParagraphFont" w:default="1">
     <w:name w:val="Default Paragraph Font"/>
-    <w:semiHidden/>
   </w:style>
   <w:style w:type="paragraph" w:styleId="Heading1">
     <w:name w:val="Heading 1"/>
